--- a/downloads/teacher/ai-1-week-07.docx
+++ b/downloads/teacher/ai-1-week-07.docx
@@ -3005,6 +3005,396 @@
         <w:t>Write a sorter label guide with examples of complete, invalid and unresolved inputs before comparing labels.</w:t>
       </w:r>
     </w:p>
+    <w:p>
+      <w:pPr>
+        <w:pStyle w:val="Heading1"/>
+      </w:pPr>
+      <w:r>
+        <w:t>07. Prepare, teach and assess</w:t>
+      </w:r>
+    </w:p>
+    <w:p>
+      <w:r>
+        <w:t>Teaching target: Apply a category definition using explicit evidence and boundary rules</w:t>
+      </w:r>
+    </w:p>
+    <w:p>
+      <w:r>
+        <w:t>Prepare the labelled worked-case picture, the matching workbook, fictional input cards and a place for individual responses. No paid AI account is required for the paper reasoning activities.</w:t>
+      </w:r>
+    </w:p>
+    <w:tbl>
+      <w:tblPr>
+        <w:tblStyle w:val="LightShading-Accent1"/>
+        <w:tblW w:type="auto" w:w="0"/>
+        <w:tblLook w:firstColumn="1" w:firstRow="1" w:lastColumn="0" w:lastRow="0" w:noHBand="0" w:noVBand="1" w:val="04A0"/>
+      </w:tblPr>
+      <w:tblGrid>
+        <w:gridCol w:w="3408"/>
+        <w:gridCol w:w="3408"/>
+        <w:gridCol w:w="3408"/>
+      </w:tblGrid>
+      <w:tr>
+        <w:trPr>
+          <w:tblHeader/>
+        </w:trPr>
+        <w:tc>
+          <w:tcPr>
+            <w:tcW w:type="dxa" w:w="3408"/>
+          </w:tcPr>
+          <w:p>
+            <w:r>
+              <w:t>Session</w:t>
+            </w:r>
+          </w:p>
+        </w:tc>
+        <w:tc>
+          <w:tcPr>
+            <w:tcW w:type="dxa" w:w="3408"/>
+          </w:tcPr>
+          <w:p>
+            <w:r>
+              <w:t>Plan</w:t>
+            </w:r>
+          </w:p>
+        </w:tc>
+        <w:tc>
+          <w:tcPr>
+            <w:tcW w:type="dxa" w:w="3408"/>
+          </w:tcPr>
+          <w:p>
+            <w:r>
+              <w:t>Resources</w:t>
+            </w:r>
+          </w:p>
+        </w:tc>
+      </w:tr>
+      <w:tr>
+        <w:tc>
+          <w:tcPr>
+            <w:tcW w:type="dxa" w:w="3408"/>
+          </w:tcPr>
+          <w:p>
+            <w:r>
+              <w:t>Session 1 · Understand · 45 min</w:t>
+            </w:r>
+          </w:p>
+        </w:tc>
+        <w:tc>
+          <w:tcPr>
+            <w:tcW w:type="dxa" w:w="3408"/>
+          </w:tcPr>
+          <w:p>
+            <w:r>
+              <w:t>0–7: recall and prerequisite; 7–15: inspect the concrete case and predict; 15–30: teacher models the worked trace; 30–40: learners explain a step using the text and visual; 40–45: check the core idea.</w:t>
+            </w:r>
+          </w:p>
+        </w:tc>
+        <w:tc>
+          <w:tcPr>
+            <w:tcW w:type="dxa" w:w="3408"/>
+          </w:tcPr>
+          <w:p>
+            <w:r>
+              <w:t>Sections 1–6; record the brief recall in the workbook.</w:t>
+            </w:r>
+          </w:p>
+        </w:tc>
+      </w:tr>
+      <w:tr>
+        <w:tc>
+          <w:tcPr>
+            <w:tcW w:type="dxa" w:w="3408"/>
+          </w:tcPr>
+          <w:p>
+            <w:r>
+              <w:t>Session 2 · Practise · 45 min</w:t>
+            </w:r>
+          </w:p>
+        </w:tc>
+        <w:tc>
+          <w:tcPr>
+            <w:tcW w:type="dxa" w:w="3408"/>
+          </w:tcPr>
+          <w:p>
+            <w:r>
+              <w:t>0–5: retrieve the procedure; 5–15: W2 completion practice; 15–23: explain and check with a partner; 23–30: each learner answers the misconception check; 30–40: targeted reteaching or a harder variation; 40–45: prepare the investigation.</w:t>
+            </w:r>
+          </w:p>
+        </w:tc>
+        <w:tc>
+          <w:tcPr>
+            <w:tcW w:type="dxa" w:w="3408"/>
+          </w:tcPr>
+          <w:p>
+            <w:r>
+              <w:t>Sections 7–10; use the matching workbook W2 and misconception check.</w:t>
+            </w:r>
+          </w:p>
+        </w:tc>
+      </w:tr>
+      <w:tr>
+        <w:tc>
+          <w:tcPr>
+            <w:tcW w:type="dxa" w:w="3408"/>
+          </w:tcPr>
+          <w:p>
+            <w:r>
+              <w:t>Session 3 · Investigate and transfer · 45 min</w:t>
+            </w:r>
+          </w:p>
+        </w:tc>
+        <w:tc>
+          <w:tcPr>
+            <w:tcW w:type="dxa" w:w="3408"/>
+          </w:tcPr>
+          <w:p>
+            <w:r>
+              <w:t>0–5: retrieve the decision rule; 5–20: investigate or trace; 20–30: start the independent case; 30–38: connect the project; 38–43: act on feedback; 43–45: plan the return check.</w:t>
+            </w:r>
+          </w:p>
+        </w:tc>
+        <w:tc>
+          <w:tcPr>
+            <w:tcW w:type="dxa" w:w="3408"/>
+          </w:tcPr>
+          <w:p>
+            <w:r>
+              <w:t>Sections 9 and 11–14. Give extra time to finish the full task set; use Section 15 when the week includes a coding lab.</w:t>
+            </w:r>
+          </w:p>
+        </w:tc>
+      </w:tr>
+    </w:tbl>
+    <w:p>
+      <w:r>
+        <w:t>Before class, solve the supported practice: A helper says Label a card ready if it looks nice. Explain why this can lead to inconsistent labels. Replace it with an instruction that another person can apply using the calendar policy, including what to do about a blank field.</w:t>
+      </w:r>
+    </w:p>
+    <w:p>
+      <w:r>
+        <w:t>Reasoned practice answer: Looks nice has no agreed observable criterion and can invite different preferences. A usable replacement checks for a known day outside whole numbers 1 to 30 or a known room other than A/B and labels revise; otherwise any blank or unreadable required field gives review; otherwise label ready. Accept equivalent wording that preserves all criteria and priority.</w:t>
+      </w:r>
+    </w:p>
+    <w:p>
+      <w:r>
+        <w:t>Check every learner before discussion: Use the worked case for Categories and operational labels. Proposed explanation: “A blank is the same as a failing value”. Decide whether this explanation is supported. Point to the step or supplied fact that decides; explain your repair if needed.</w:t>
+      </w:r>
+    </w:p>
+    <w:p>
+      <w:r>
+        <w:t>Misconception repair: Contrast unreadable day with day 0. One is unknown; the other is known to violate the stated range.</w:t>
+      </w:r>
+    </w:p>
+    <w:p>
+      <w:r>
+        <w:t>Support: read the exact case aloud, enlarge the labelled picture, supply input cards and model only the first deciding step. Accept a spoken explanation or drawing; retain the reasoning goal.</w:t>
+      </w:r>
+    </w:p>
+    <w:p>
+      <w:r>
+        <w:t>Extension: Change B’s quantity from 5 to 4; leave colour blank. Require a prediction and a reason before comparing. Expected result: B becomes review. Reason: The known failure is removed, but a required field is still missing.</w:t>
+      </w:r>
+    </w:p>
+    <w:p>
+      <w:r>
+        <w:t>Independent assessment: withhold the reserved answer until the learner has attempted the new case. Record support separately from correctness.</w:t>
+      </w:r>
+    </w:p>
+    <w:tbl>
+      <w:tblPr>
+        <w:tblStyle w:val="LightShading-Accent1"/>
+        <w:tblW w:type="auto" w:w="0"/>
+        <w:tblLook w:firstColumn="1" w:firstRow="1" w:lastColumn="0" w:lastRow="0" w:noHBand="0" w:noVBand="1" w:val="04A0"/>
+      </w:tblPr>
+      <w:tblGrid>
+        <w:gridCol w:w="2556"/>
+        <w:gridCol w:w="2556"/>
+        <w:gridCol w:w="2556"/>
+        <w:gridCol w:w="2556"/>
+      </w:tblGrid>
+      <w:tr>
+        <w:trPr>
+          <w:tblHeader/>
+        </w:trPr>
+        <w:tc>
+          <w:tcPr>
+            <w:tcW w:type="dxa" w:w="2556"/>
+          </w:tcPr>
+          <w:p>
+            <w:r>
+              <w:t>Criterion</w:t>
+            </w:r>
+          </w:p>
+        </w:tc>
+        <w:tc>
+          <w:tcPr>
+            <w:tcW w:type="dxa" w:w="2556"/>
+          </w:tcPr>
+          <w:p>
+            <w:r>
+              <w:t>Not yet</w:t>
+            </w:r>
+          </w:p>
+        </w:tc>
+        <w:tc>
+          <w:tcPr>
+            <w:tcW w:type="dxa" w:w="2556"/>
+          </w:tcPr>
+          <w:p>
+            <w:r>
+              <w:t>With support</w:t>
+            </w:r>
+          </w:p>
+        </w:tc>
+        <w:tc>
+          <w:tcPr>
+            <w:tcW w:type="dxa" w:w="2556"/>
+          </w:tcPr>
+          <w:p>
+            <w:r>
+              <w:t>Independent</w:t>
+            </w:r>
+          </w:p>
+        </w:tc>
+      </w:tr>
+      <w:tr>
+        <w:tc>
+          <w:tcPr>
+            <w:tcW w:type="dxa" w:w="2556"/>
+          </w:tcPr>
+          <w:p>
+            <w:r>
+              <w:t>Explanation</w:t>
+            </w:r>
+          </w:p>
+        </w:tc>
+        <w:tc>
+          <w:tcPr>
+            <w:tcW w:type="dxa" w:w="2556"/>
+          </w:tcPr>
+          <w:p>
+            <w:r>
+              <w:t>Names an answer without a deciding fact</w:t>
+            </w:r>
+          </w:p>
+        </w:tc>
+        <w:tc>
+          <w:tcPr>
+            <w:tcW w:type="dxa" w:w="2556"/>
+          </w:tcPr>
+          <w:p>
+            <w:r>
+              <w:t>Uses a hint to link fact and decision</w:t>
+            </w:r>
+          </w:p>
+        </w:tc>
+        <w:tc>
+          <w:tcPr>
+            <w:tcW w:type="dxa" w:w="2556"/>
+          </w:tcPr>
+          <w:p>
+            <w:r>
+              <w:t>Explains the deciding fact in own words</w:t>
+            </w:r>
+          </w:p>
+        </w:tc>
+      </w:tr>
+      <w:tr>
+        <w:tc>
+          <w:tcPr>
+            <w:tcW w:type="dxa" w:w="2556"/>
+          </w:tcPr>
+          <w:p>
+            <w:r>
+              <w:t>Trace or test</w:t>
+            </w:r>
+          </w:p>
+        </w:tc>
+        <w:tc>
+          <w:tcPr>
+            <w:tcW w:type="dxa" w:w="2556"/>
+          </w:tcPr>
+          <w:p>
+            <w:r>
+              <w:t>Cannot connect input and result</w:t>
+            </w:r>
+          </w:p>
+        </w:tc>
+        <w:tc>
+          <w:tcPr>
+            <w:tcW w:type="dxa" w:w="2556"/>
+          </w:tcPr>
+          <w:p>
+            <w:r>
+              <w:t>Completes steps with prompts</w:t>
+            </w:r>
+          </w:p>
+        </w:tc>
+        <w:tc>
+          <w:tcPr>
+            <w:tcW w:type="dxa" w:w="2556"/>
+          </w:tcPr>
+          <w:p>
+            <w:r>
+              <w:t>Traces or tests a changed case accurately</w:t>
+            </w:r>
+          </w:p>
+        </w:tc>
+      </w:tr>
+      <w:tr>
+        <w:tc>
+          <w:tcPr>
+            <w:tcW w:type="dxa" w:w="2556"/>
+          </w:tcPr>
+          <w:p>
+            <w:r>
+              <w:t>Limits and revision</w:t>
+            </w:r>
+          </w:p>
+        </w:tc>
+        <w:tc>
+          <w:tcPr>
+            <w:tcW w:type="dxa" w:w="2556"/>
+          </w:tcPr>
+          <w:p>
+            <w:r>
+              <w:t>Claims more than evidence supports</w:t>
+            </w:r>
+          </w:p>
+        </w:tc>
+        <w:tc>
+          <w:tcPr>
+            <w:tcW w:type="dxa" w:w="2556"/>
+          </w:tcPr>
+          <w:p>
+            <w:r>
+              <w:t>Names a limit after a prompt</w:t>
+            </w:r>
+          </w:p>
+        </w:tc>
+        <w:tc>
+          <w:tcPr>
+            <w:tcW w:type="dxa" w:w="2556"/>
+          </w:tcPr>
+          <w:p>
+            <w:r>
+              <w:t>States a defensible limit and useful next test</w:t>
+            </w:r>
+          </w:p>
+        </w:tc>
+      </w:tr>
+    </w:tbl>
+    <w:p>
+      <w:r>
+        <w:t>Project checkpoint: Make a transparent first version. Keep a trace of how one input becomes an output; explain the rule or learned component.</w:t>
+      </w:r>
+    </w:p>
+    <w:p>
+      <w:r>
+        <w:t>Use the weekly teacher answer for topic-specific reasoning. A saved progress tick is an activity record; judge mastery from the learner’s explanation and evidence.</w:t>
+      </w:r>
+    </w:p>
     <w:sectPr>
       <w:pgSz w:w="12240" w:h="15840"/>
       <w:pgMar w:top="936" w:right="1008" w:bottom="936" w:left="1008" w:header="720" w:footer="720" w:gutter="0"/>

--- a/downloads/teacher/ai-1-week-07.docx
+++ b/downloads/teacher/ai-1-week-07.docx
@@ -3395,6 +3395,39 @@
         <w:t>Use the weekly teacher answer for topic-specific reasoning. A saved progress tick is an activity record; judge mastery from the learner’s explanation and evidence.</w:t>
       </w:r>
     </w:p>
+    <w:p>
+      <w:pPr>
+        <w:pStyle w:val="Heading1"/>
+      </w:pPr>
+      <w:r>
+        <w:t>08. Use feedback, labs and repair paths</w:t>
+      </w:r>
+    </w:p>
+    <w:p>
+      <w:r>
+        <w:t>Use the two formative questions as supported practice, not as independent mastery scores. Discuss the deciding evidence rather than accepting a guessed selection.</w:t>
+      </w:r>
+    </w:p>
+    <w:p>
+      <w:r>
+        <w:t>The feedback comes from the reviewed public worked case. Do not reveal the separately reserved independent teacher answer until the learner has attempted that case.</w:t>
+      </w:r>
+    </w:p>
+    <w:p>
+      <w:r>
+        <w:t>Ask students to predict before running code. Preserve errors and actual outputs; collect a changed test and an explanation. The branch-boundary and indexing lessons deliberately include failure cases.</w:t>
+      </w:r>
+    </w:p>
+    <w:p>
+      <w:r>
+        <w:t>Use the earlier worked-explanation links to address a specific missing building block, then return to the current question. Adapt this suggestion after observing the learner; it is not an automatic diagnosis.</w:t>
+      </w:r>
+    </w:p>
+    <w:p>
+      <w:r>
+        <w:t>Collect the completed-work portfolio as evidence. Record support separately from correctness, and assess explanation, trace/test and limitations. Progress ticks and quiz selections alone do not establish mastery.</w:t>
+      </w:r>
+    </w:p>
     <w:sectPr>
       <w:pgSz w:w="12240" w:h="15840"/>
       <w:pgMar w:top="936" w:right="1008" w:bottom="936" w:left="1008" w:header="720" w:footer="720" w:gutter="0"/>

--- a/downloads/teacher/ai-1-week-07.docx
+++ b/downloads/teacher/ai-1-week-07.docx
@@ -29,6 +29,11 @@
       </w:r>
     </w:p>
     <w:p>
+      <w:r>
+        <w:t>Prepare Categories and Labels: check the target, prerequisites, resources and adaptable teaching schedule.</w:t>
+      </w:r>
+    </w:p>
+    <w:p>
       <w:pPr>
         <w:pStyle w:val="Heading3"/>
       </w:pPr>
@@ -37,8 +42,38 @@
       </w:r>
     </w:p>
     <w:p>
-      <w:r>
-        <w:t>Primary target: Apply a category definition using explicit evidence and boundary rules</w:t>
+      <w:pPr>
+        <w:spacing w:line="336" w:lineRule="auto" w:after="180"/>
+      </w:pPr>
+      <w:r>
+        <w:rPr>
+          <w:b w:val="0"/>
+        </w:rPr>
+        <w:t xml:space="preserve">Primary target: Apply a </w:t>
+      </w:r>
+      <w:r>
+        <w:rPr>
+          <w:b/>
+        </w:rPr>
+        <w:t>category</w:t>
+      </w:r>
+      <w:r>
+        <w:rPr>
+          <w:b w:val="0"/>
+        </w:rPr>
+        <w:t xml:space="preserve"> definition using explicit </w:t>
+      </w:r>
+      <w:r>
+        <w:rPr>
+          <w:b/>
+        </w:rPr>
+        <w:t>evidence</w:t>
+      </w:r>
+      <w:r>
+        <w:rPr>
+          <w:b w:val="0"/>
+        </w:rPr>
+        <w:t xml:space="preserve"> and boundary rules</w:t>
       </w:r>
     </w:p>
     <w:tbl>
@@ -185,12 +220,47 @@
       </w:tr>
     </w:tbl>
     <w:p>
-      <w:r>
-        <w:t>This is a starting allocation of 135 minutes, not a validated duration. Preserve all named topics. Schedule extra time for connected examples, the full investigation, independent cases and project building. Repeated copies of a case share one recorded attempt; they are not new evidence.</w:t>
-      </w:r>
-    </w:p>
-    <w:p>
-      <w:r>
+      <w:pPr>
+        <w:spacing w:line="336" w:lineRule="auto" w:after="180"/>
+      </w:pPr>
+      <w:r>
+        <w:rPr>
+          <w:b w:val="0"/>
+        </w:rPr>
+        <w:t>This is a starting allocation of 135 minutes, not a validated duration. Preserve all named topics. Schedule extra time for connected examples, the full investigation, independent cases and project building.</w:t>
+      </w:r>
+    </w:p>
+    <w:p>
+      <w:pPr>
+        <w:spacing w:line="336" w:lineRule="auto" w:after="180"/>
+      </w:pPr>
+      <w:r>
+        <w:rPr>
+          <w:b w:val="0"/>
+        </w:rPr>
+        <w:t xml:space="preserve">Repeated copies of a case share one recorded attempt; they are not new </w:t>
+      </w:r>
+      <w:r>
+        <w:rPr>
+          <w:b/>
+        </w:rPr>
+        <w:t>evidence</w:t>
+      </w:r>
+      <w:r>
+        <w:rPr>
+          <w:b w:val="0"/>
+        </w:rPr>
+        <w:t>.</w:t>
+      </w:r>
+    </w:p>
+    <w:p>
+      <w:pPr>
+        <w:spacing w:line="336" w:lineRule="auto" w:after="180"/>
+      </w:pPr>
+      <w:r>
+        <w:rPr>
+          <w:b w:val="0"/>
+        </w:rPr>
         <w:t>Case exposure check: this source example appears in ai-1/7, ai-2/8. Reuse a familiar case for recall or modelling; verify that the case used to assess transfer has not already received feedback.</w:t>
       </w:r>
     </w:p>
@@ -211,17 +281,35 @@
       </w:r>
     </w:p>
     <w:p>
-      <w:r>
+      <w:pPr>
+        <w:spacing w:line="336" w:lineRule="auto" w:after="180"/>
+      </w:pPr>
+      <w:r>
+        <w:rPr>
+          <w:b w:val="0"/>
+        </w:rPr>
         <w:t>Without opening the old lesson, explain one key idea from Sound Becomes a Signal. Give an example and a mistake that the idea helps you avoid.</w:t>
       </w:r>
     </w:p>
     <w:p>
-      <w:r>
+      <w:pPr>
+        <w:spacing w:line="336" w:lineRule="auto" w:after="180"/>
+      </w:pPr>
+      <w:r>
+        <w:rPr>
+          <w:b w:val="0"/>
+        </w:rPr>
         <w:t>Look for: Interpret an ordered sequence of sound-signal samples with a stated time interval</w:t>
       </w:r>
     </w:p>
     <w:p>
-      <w:r>
+      <w:pPr>
+        <w:spacing w:line="336" w:lineRule="auto" w:after="180"/>
+      </w:pPr>
+      <w:r>
+        <w:rPr>
+          <w:b w:val="0"/>
+        </w:rPr>
         <w:t>Reference example, not the only acceptable wording: Five samples, a 2 ms interval, and 8 ms from first to last. Consecutive pairs make gaps 0-2, 2-4, 4-6 and 6-8: four gaps between five samples.</w:t>
       </w:r>
     </w:p>
@@ -234,18 +322,48 @@
       </w:r>
     </w:p>
     <w:p>
-      <w:r>
+      <w:pPr>
+        <w:spacing w:line="336" w:lineRule="auto" w:after="180"/>
+      </w:pPr>
+      <w:r>
+        <w:rPr>
+          <w:b w:val="0"/>
+        </w:rPr>
         <w:t>Without opening the old lesson, explain one key idea from Rules or Learned Patterns?. Give an example and a mistake that the idea helps you avoid.</w:t>
       </w:r>
     </w:p>
     <w:p>
-      <w:r>
+      <w:pPr>
+        <w:spacing w:line="336" w:lineRule="auto" w:after="180"/>
+      </w:pPr>
+      <w:r>
+        <w:rPr>
+          <w:b w:val="0"/>
+        </w:rPr>
         <w:t>Look for: Execute a stated rule including its boundary</w:t>
       </w:r>
     </w:p>
     <w:p>
-      <w:r>
-        <w:t>Reference example, not the only acceptable wording: At least 5 gives narrow, wide, wide. Greater than 5 gives narrow, narrow, wide. Only the equality case changes among these inputs.</w:t>
+      <w:pPr>
+        <w:spacing w:line="336" w:lineRule="auto" w:after="180"/>
+      </w:pPr>
+      <w:r>
+        <w:rPr>
+          <w:b w:val="0"/>
+        </w:rPr>
+        <w:t xml:space="preserve">Reference example, not the only acceptable wording: At least 5 gives narrow, wide, wide. Greater than 5 gives narrow, narrow, wide. Only the equality case changes among these </w:t>
+      </w:r>
+      <w:r>
+        <w:rPr>
+          <w:b/>
+        </w:rPr>
+        <w:t>input</w:t>
+      </w:r>
+      <w:r>
+        <w:rPr>
+          <w:b w:val="0"/>
+        </w:rPr>
+        <w:t>s.</w:t>
       </w:r>
     </w:p>
     <w:p>
@@ -257,22 +375,117 @@
       </w:r>
     </w:p>
     <w:p>
-      <w:r>
+      <w:pPr>
+        <w:spacing w:line="336" w:lineRule="auto" w:after="180"/>
+      </w:pPr>
+      <w:r>
+        <w:rPr>
+          <w:b w:val="0"/>
+        </w:rPr>
         <w:t>Without opening the old lesson, explain one key idea from AI or Not?. Give an example and a mistake that the idea helps you avoid.</w:t>
       </w:r>
     </w:p>
     <w:p>
-      <w:r>
+      <w:pPr>
+        <w:spacing w:line="336" w:lineRule="auto" w:after="180"/>
+      </w:pPr>
+      <w:r>
+        <w:rPr>
+          <w:b w:val="0"/>
+        </w:rPr>
         <w:t>Look for: Distinguish an observed result from an explanation of how it was produced</w:t>
       </w:r>
     </w:p>
     <w:p>
-      <w:r>
-        <w:t>Reference example, not the only acceptable wording: Observations include that the door opened when the visitor approached and that its label says intelligent entrance. A useful question asks whether a written sensor threshold, a model fitted on examples or a person controls opening. The label is an observed marketing claim, not mechanism evidence.</w:t>
-      </w:r>
-    </w:p>
-    <w:p>
-      <w:r>
+      <w:pPr>
+        <w:spacing w:line="336" w:lineRule="auto" w:after="180"/>
+      </w:pPr>
+      <w:r>
+        <w:rPr>
+          <w:b w:val="0"/>
+        </w:rPr>
+        <w:t xml:space="preserve">Reference example, not the only acceptable wording: </w:t>
+      </w:r>
+      <w:r>
+        <w:rPr>
+          <w:b/>
+        </w:rPr>
+        <w:t>Observation</w:t>
+      </w:r>
+      <w:r>
+        <w:rPr>
+          <w:b w:val="0"/>
+        </w:rPr>
+        <w:t xml:space="preserve">s include that the door opened when the visitor approached and that its </w:t>
+      </w:r>
+      <w:r>
+        <w:rPr>
+          <w:b/>
+        </w:rPr>
+        <w:t>label</w:t>
+      </w:r>
+      <w:r>
+        <w:rPr>
+          <w:b w:val="0"/>
+        </w:rPr>
+        <w:t xml:space="preserve"> says intelligent entrance.</w:t>
+      </w:r>
+    </w:p>
+    <w:p>
+      <w:pPr>
+        <w:spacing w:line="336" w:lineRule="auto" w:after="180"/>
+      </w:pPr>
+      <w:r>
+        <w:rPr>
+          <w:b w:val="0"/>
+        </w:rPr>
+        <w:t xml:space="preserve">A useful question asks whether a written sensor threshold, a model fitted on examples or a person controls opening. The </w:t>
+      </w:r>
+      <w:r>
+        <w:rPr>
+          <w:b/>
+        </w:rPr>
+        <w:t>label</w:t>
+      </w:r>
+      <w:r>
+        <w:rPr>
+          <w:b w:val="0"/>
+        </w:rPr>
+        <w:t xml:space="preserve"> is an observed marketing claim, not </w:t>
+      </w:r>
+      <w:r>
+        <w:rPr>
+          <w:b/>
+        </w:rPr>
+        <w:t>mechanism</w:t>
+      </w:r>
+      <w:r>
+        <w:rPr>
+          <w:b w:val="0"/>
+        </w:rPr>
+        <w:t xml:space="preserve"> </w:t>
+      </w:r>
+      <w:r>
+        <w:rPr>
+          <w:b/>
+        </w:rPr>
+        <w:t>evidence</w:t>
+      </w:r>
+      <w:r>
+        <w:rPr>
+          <w:b w:val="0"/>
+        </w:rPr>
+        <w:t>.</w:t>
+      </w:r>
+    </w:p>
+    <w:p>
+      <w:pPr>
+        <w:spacing w:line="336" w:lineRule="auto" w:after="180"/>
+      </w:pPr>
+      <w:r>
+        <w:rPr>
+          <w:b w:val="0"/>
+        </w:rPr>
         <w:t>Use the student module and workbook section with this exact week title. The worked case, independent question and answers below form one aligned lesson sequence.</w:t>
       </w:r>
     </w:p>
@@ -285,8 +498,49 @@
       </w:r>
     </w:p>
     <w:p>
-      <w:r>
-        <w:t>Your dataset labels 'reusable containers'. One team includes a disposable bottle reused once; another excludes it. Give an operational label rule and classify this boundary case under that rule. Explain why a different rule could be defensible.</w:t>
+      <w:pPr>
+        <w:spacing w:line="336" w:lineRule="auto" w:after="180"/>
+      </w:pPr>
+      <w:r>
+        <w:rPr>
+          <w:b w:val="0"/>
+        </w:rPr>
+        <w:t xml:space="preserve">Your dataset </w:t>
+      </w:r>
+      <w:r>
+        <w:rPr>
+          <w:b/>
+        </w:rPr>
+        <w:t>label</w:t>
+      </w:r>
+      <w:r>
+        <w:rPr>
+          <w:b w:val="0"/>
+        </w:rPr>
+        <w:t xml:space="preserve">s 'reusable containers'. One team includes a disposable bottle reused once; another excludes it. Give an operational </w:t>
+      </w:r>
+      <w:r>
+        <w:rPr>
+          <w:b/>
+        </w:rPr>
+        <w:t>label</w:t>
+      </w:r>
+      <w:r>
+        <w:rPr>
+          <w:b w:val="0"/>
+        </w:rPr>
+        <w:t xml:space="preserve"> rule and classify this boundary case under that rule.</w:t>
+      </w:r>
+    </w:p>
+    <w:p>
+      <w:pPr>
+        <w:spacing w:line="336" w:lineRule="auto" w:after="180"/>
+      </w:pPr>
+      <w:r>
+        <w:rPr>
+          <w:b w:val="0"/>
+        </w:rPr>
+        <w:t>Explain why a different rule could be defensible.</w:t>
       </w:r>
     </w:p>
     <w:p>
@@ -298,8 +552,32 @@
       </w:r>
     </w:p>
     <w:p>
-      <w:r>
-        <w:t>Labels are human choices that may overlap or be unclear.</w:t>
+      <w:pPr>
+        <w:spacing w:line="336" w:lineRule="auto" w:after="180"/>
+      </w:pPr>
+      <w:r>
+        <w:rPr>
+          <w:b/>
+        </w:rPr>
+        <w:t>Label</w:t>
+      </w:r>
+      <w:r>
+        <w:rPr>
+          <w:b w:val="0"/>
+        </w:rPr>
+        <w:t xml:space="preserve">s are human choices that may </w:t>
+      </w:r>
+      <w:r>
+        <w:rPr>
+          <w:b/>
+        </w:rPr>
+        <w:t>overlap</w:t>
+      </w:r>
+      <w:r>
+        <w:rPr>
+          <w:b w:val="0"/>
+        </w:rPr>
+        <w:t xml:space="preserve"> or be unclear.</w:t>
       </w:r>
     </w:p>
     <w:tbl>
@@ -435,12 +713,38 @@
       </w:r>
     </w:p>
     <w:p>
-      <w:r>
+      <w:pPr>
+        <w:spacing w:line="336" w:lineRule="auto" w:after="180"/>
+      </w:pPr>
+      <w:r>
+        <w:rPr>
+          <w:b w:val="0"/>
+        </w:rPr>
         <w:t>Use the supplied scenario, student illustrations and blank paper. For numeric work, offer counters or a calculator after learners show the setup. Fictional records are supplied; personal data and paid accounts are unnecessary.</w:t>
       </w:r>
     </w:p>
     <w:p>
-      <w:r>
+      <w:pPr>
+        <w:pStyle w:val="Heading3"/>
+      </w:pPr>
+      <w:r>
+        <w:t>Alternative compact allocation</w:t>
+      </w:r>
+    </w:p>
+    <w:p>
+      <w:r>
+        <w:t>This compact option is not the full-week schedule. Use the main teaching cycle and allow extra sessions for the investigation, independent work and project.</w:t>
+      </w:r>
+    </w:p>
+    <w:p>
+      <w:pPr>
+        <w:spacing w:line="336" w:lineRule="auto" w:after="180"/>
+        <w:shd w:fill="F1F6F8"/>
+      </w:pPr>
+      <w:r>
+        <w:rPr>
+          <w:b w:val="0"/>
+        </w:rPr>
         <w:t>Allow 80 minutes: recall 8; explanation 12; worked demonstration 15; guided practice 20; independent assessment 15; project and reflection 10. Extend the lab into a second session when needed.</w:t>
       </w:r>
     </w:p>
@@ -453,8 +757,72 @@
       </w:r>
     </w:p>
     <w:p>
-      <w:r>
-        <w:t>This lesson establishes labels as task-dependent records produced under a guide. Use fictional event and equipment forms rather than categories about classmates. The three categories deliberately separate known failures from unknown information, with known failure taking priority. A ready label checks a representation; it does not establish truth, quality, safety or permission. Agreement is useful evidence about consistency, but shared mistakes can produce high agreement.</w:t>
+      <w:pPr>
+        <w:spacing w:line="336" w:lineRule="auto" w:after="180"/>
+      </w:pPr>
+      <w:r>
+        <w:rPr>
+          <w:b w:val="0"/>
+        </w:rPr>
+        <w:t xml:space="preserve">This lesson establishes </w:t>
+      </w:r>
+      <w:r>
+        <w:rPr>
+          <w:b/>
+        </w:rPr>
+        <w:t>label</w:t>
+      </w:r>
+      <w:r>
+        <w:rPr>
+          <w:b w:val="0"/>
+        </w:rPr>
+        <w:t>s as task-dependent records produced under a guide. Use fictional event and equipment forms rather than categories about classmates.</w:t>
+      </w:r>
+    </w:p>
+    <w:p>
+      <w:pPr>
+        <w:spacing w:line="336" w:lineRule="auto" w:after="180"/>
+      </w:pPr>
+      <w:r>
+        <w:rPr>
+          <w:b w:val="0"/>
+        </w:rPr>
+        <w:t xml:space="preserve">The three categories deliberately separate known failures from unknown information, with known failure taking priority. A ready </w:t>
+      </w:r>
+      <w:r>
+        <w:rPr>
+          <w:b/>
+        </w:rPr>
+        <w:t>label</w:t>
+      </w:r>
+      <w:r>
+        <w:rPr>
+          <w:b w:val="0"/>
+        </w:rPr>
+        <w:t xml:space="preserve"> checks a representation; it does not establish truth, quality, safety or permission.</w:t>
+      </w:r>
+    </w:p>
+    <w:p>
+      <w:pPr>
+        <w:spacing w:line="336" w:lineRule="auto" w:after="180"/>
+      </w:pPr>
+      <w:r>
+        <w:rPr>
+          <w:b w:val="0"/>
+        </w:rPr>
+        <w:t xml:space="preserve">Agreement is useful </w:t>
+      </w:r>
+      <w:r>
+        <w:rPr>
+          <w:b/>
+        </w:rPr>
+        <w:t>evidence</w:t>
+      </w:r>
+      <w:r>
+        <w:rPr>
+          <w:b w:val="0"/>
+        </w:rPr>
+        <w:t xml:space="preserve"> about consistency, but shared mistakes can produce high agreement.</w:t>
       </w:r>
     </w:p>
     <w:p>
@@ -466,22 +834,70 @@
       </w:r>
     </w:p>
     <w:p>
-      <w:r>
-        <w:t>The missing word is information the representation does not establish. Filling it without evidence adds an assumption; a later stage should preserve the uncertainty or request a check.</w:t>
-      </w:r>
-    </w:p>
-    <w:p>
-      <w:r>
+      <w:pPr>
+        <w:spacing w:line="336" w:lineRule="auto" w:after="180"/>
+      </w:pPr>
+      <w:r>
+        <w:rPr>
+          <w:b w:val="0"/>
+        </w:rPr>
+        <w:t xml:space="preserve">The missing word is information the representation does not establish. Filling it without </w:t>
+      </w:r>
+      <w:r>
+        <w:rPr>
+          <w:b/>
+        </w:rPr>
+        <w:t>evidence</w:t>
+      </w:r>
+      <w:r>
+        <w:rPr>
+          <w:b w:val="0"/>
+        </w:rPr>
+        <w:t xml:space="preserve"> adds an assumption; a later stage should preserve the uncertainty or request a check.</w:t>
+      </w:r>
+    </w:p>
+    <w:p>
+      <w:pPr>
+        <w:spacing w:line="336" w:lineRule="auto" w:after="180"/>
+      </w:pPr>
+      <w:r>
+        <w:rPr>
+          <w:b w:val="0"/>
+        </w:rPr>
         <w:t>Paper calendar cards with the four worked field combinations and the printed policy</w:t>
       </w:r>
     </w:p>
     <w:p>
-      <w:r>
-        <w:t>A second set of cards labelled independently by partners before discussion</w:t>
-      </w:r>
-    </w:p>
-    <w:p>
-      <w:r>
+      <w:pPr>
+        <w:spacing w:line="336" w:lineRule="auto" w:after="180"/>
+      </w:pPr>
+      <w:r>
+        <w:rPr>
+          <w:b w:val="0"/>
+        </w:rPr>
+        <w:t xml:space="preserve">A second set of cards </w:t>
+      </w:r>
+      <w:r>
+        <w:rPr>
+          <w:b/>
+        </w:rPr>
+        <w:t>label</w:t>
+      </w:r>
+      <w:r>
+        <w:rPr>
+          <w:b w:val="0"/>
+        </w:rPr>
+        <w:t>led independently by partners before discussion</w:t>
+      </w:r>
+    </w:p>
+    <w:p>
+      <w:pPr>
+        <w:spacing w:line="336" w:lineRule="auto" w:after="180"/>
+      </w:pPr>
+      <w:r>
+        <w:rPr>
+          <w:b w:val="0"/>
+        </w:rPr>
         <w:t>The equipment-request cases on a separate sheet for independent assessment; no accounts or personal data are required</w:t>
       </w:r>
     </w:p>
@@ -494,12 +910,36 @@
       </w:r>
     </w:p>
     <w:p>
-      <w:r>
-        <w:t>By the end, I can apply a shared labelling policy consistently, including missing information.</w:t>
-      </w:r>
-    </w:p>
-    <w:p>
-      <w:r>
+      <w:pPr>
+        <w:spacing w:line="336" w:lineRule="auto" w:after="180"/>
+      </w:pPr>
+      <w:r>
+        <w:rPr>
+          <w:b w:val="0"/>
+        </w:rPr>
+        <w:t xml:space="preserve">By the end, I can apply a shared </w:t>
+      </w:r>
+      <w:r>
+        <w:rPr>
+          <w:b/>
+        </w:rPr>
+        <w:t>label</w:t>
+      </w:r>
+      <w:r>
+        <w:rPr>
+          <w:b w:val="0"/>
+        </w:rPr>
+        <w:t>ling policy consistently, including missing information.</w:t>
+      </w:r>
+    </w:p>
+    <w:p>
+      <w:pPr>
+        <w:spacing w:line="336" w:lineRule="auto" w:after="180"/>
+      </w:pPr>
+      <w:r>
+        <w:rPr>
+          <w:b w:val="0"/>
+        </w:rPr>
         <w:t>This added worked case illustrates the week’s main idea. Retain all original and connected topics; schedule its practice within the teaching cycle.</w:t>
       </w:r>
     </w:p>
@@ -512,104 +952,601 @@
       </w:r>
     </w:p>
     <w:p>
+      <w:r>
+        <w:t>Model Categories and Labels using the supplied case, labelled mechanism and reasoning. Make the scope of each conclusion explicit.</w:t>
+      </w:r>
+    </w:p>
+    <w:p>
+      <w:pPr>
+        <w:spacing w:line="336" w:lineRule="auto" w:after="180"/>
+      </w:pPr>
+      <w:r>
+        <w:rPr>
+          <w:b w:val="0"/>
+        </w:rPr>
+        <w:t>Follow the information instead of imagining magic inside the machine.</w:t>
+      </w:r>
+    </w:p>
+    <w:p>
       <w:pPr>
         <w:pStyle w:val="Heading3"/>
       </w:pPr>
       <w:r>
-        <w:t>Explain the mechanism</w:t>
-      </w:r>
-    </w:p>
-    <w:p>
-      <w:r>
-        <w:t>Follow the information instead of imagining magic inside the machine.</w:t>
-      </w:r>
-    </w:p>
-    <w:p>
-      <w:r>
-        <w:t>INPUT objects and a purpose for sorting</w:t>
-      </w:r>
-    </w:p>
-    <w:p>
-      <w:r>
-        <w:t>PROCESS people define labels and assign examples</w:t>
-      </w:r>
-    </w:p>
-    <w:p>
-      <w:r>
-        <w:t>OUTPUT category names attached to items</w:t>
-      </w:r>
-    </w:p>
-    <w:p>
-      <w:r>
-        <w:t>CORE IDEA Labels are human choices that may overlap or be unclear.</w:t>
-      </w:r>
-    </w:p>
-    <w:p>
-      <w:r>
-        <w:t>UNDER THE HOOD A label is an operational definition chosen for a task. Categories may be mutually exclusive, multi-label, hierarchical, subjective, or context-dependent. Ambiguity in labels becomes ambiguity in training and evaluation.</w:t>
-      </w:r>
-    </w:p>
-    <w:p>
-      <w:r>
+        <w:t>1. Input — information entering</w:t>
+      </w:r>
+    </w:p>
+    <w:p>
+      <w:pPr>
+        <w:spacing w:line="336" w:lineRule="auto" w:after="180"/>
+        <w:shd w:fill="F4F9FC"/>
+      </w:pPr>
+      <w:r>
+        <w:rPr>
+          <w:b/>
+        </w:rPr>
+        <w:t>INPUT</w:t>
+      </w:r>
+      <w:r>
+        <w:rPr>
+          <w:b w:val="0"/>
+        </w:rPr>
+        <w:t xml:space="preserve"> objects and a purpose for sorting</w:t>
+      </w:r>
+    </w:p>
+    <w:p>
+      <w:pPr>
+        <w:pStyle w:val="Heading3"/>
+      </w:pPr>
+      <w:r>
+        <w:t>2. Process — the deciding step</w:t>
+      </w:r>
+    </w:p>
+    <w:p>
+      <w:pPr>
+        <w:spacing w:line="336" w:lineRule="auto" w:after="180"/>
+        <w:shd w:fill="F4F9FC"/>
+      </w:pPr>
+      <w:r>
+        <w:rPr>
+          <w:b/>
+        </w:rPr>
+        <w:t>PROCESS</w:t>
+      </w:r>
+      <w:r>
+        <w:rPr>
+          <w:b w:val="0"/>
+        </w:rPr>
+        <w:t xml:space="preserve"> people define </w:t>
+      </w:r>
+      <w:r>
+        <w:rPr>
+          <w:b/>
+        </w:rPr>
+        <w:t>label</w:t>
+      </w:r>
+      <w:r>
+        <w:rPr>
+          <w:b w:val="0"/>
+        </w:rPr>
+        <w:t>s and assign examples</w:t>
+      </w:r>
+    </w:p>
+    <w:p>
+      <w:pPr>
+        <w:pStyle w:val="Heading3"/>
+      </w:pPr>
+      <w:r>
+        <w:t>3. Output — the result</w:t>
+      </w:r>
+    </w:p>
+    <w:p>
+      <w:pPr>
+        <w:spacing w:line="336" w:lineRule="auto" w:after="180"/>
+        <w:shd w:fill="F4F9FC"/>
+      </w:pPr>
+      <w:r>
+        <w:rPr>
+          <w:b/>
+        </w:rPr>
+        <w:t>OUTPUT</w:t>
+      </w:r>
+      <w:r>
+        <w:rPr>
+          <w:b w:val="0"/>
+        </w:rPr>
+        <w:t xml:space="preserve"> </w:t>
+      </w:r>
+      <w:r>
+        <w:rPr>
+          <w:b/>
+        </w:rPr>
+        <w:t>category</w:t>
+      </w:r>
+      <w:r>
+        <w:rPr>
+          <w:b w:val="0"/>
+        </w:rPr>
+        <w:t xml:space="preserve"> names attached to items</w:t>
+      </w:r>
+    </w:p>
+    <w:p>
+      <w:pPr>
+        <w:pStyle w:val="Heading3"/>
+      </w:pPr>
+      <w:r>
+        <w:t>Key idea</w:t>
+      </w:r>
+    </w:p>
+    <w:p>
+      <w:pPr>
+        <w:spacing w:line="336" w:lineRule="auto" w:after="180"/>
+        <w:shd w:fill="EDF7F3"/>
+      </w:pPr>
+      <w:r>
+        <w:rPr>
+          <w:b w:val="0"/>
+        </w:rPr>
+        <w:t xml:space="preserve">CORE IDEA </w:t>
+      </w:r>
+      <w:r>
+        <w:rPr>
+          <w:b/>
+        </w:rPr>
+        <w:t>Label</w:t>
+      </w:r>
+      <w:r>
+        <w:rPr>
+          <w:b w:val="0"/>
+        </w:rPr>
+        <w:t xml:space="preserve">s are human choices that may </w:t>
+      </w:r>
+      <w:r>
+        <w:rPr>
+          <w:b/>
+        </w:rPr>
+        <w:t>overlap</w:t>
+      </w:r>
+      <w:r>
+        <w:rPr>
+          <w:b w:val="0"/>
+        </w:rPr>
+        <w:t xml:space="preserve"> or be unclear.</w:t>
+      </w:r>
+    </w:p>
+    <w:p>
+      <w:pPr>
+        <w:pStyle w:val="Heading3"/>
+      </w:pPr>
+      <w:r>
+        <w:t>How the mechanism works</w:t>
+      </w:r>
+    </w:p>
+    <w:p>
+      <w:pPr>
+        <w:spacing w:line="336" w:lineRule="auto" w:after="180"/>
+        <w:shd w:fill="F1F6F8"/>
+      </w:pPr>
+      <w:r>
+        <w:rPr>
+          <w:b w:val="0"/>
+        </w:rPr>
+        <w:t xml:space="preserve">UNDER THE HOOD A </w:t>
+      </w:r>
+      <w:r>
+        <w:rPr>
+          <w:b/>
+        </w:rPr>
+        <w:t>label</w:t>
+      </w:r>
+      <w:r>
+        <w:rPr>
+          <w:b w:val="0"/>
+        </w:rPr>
+        <w:t xml:space="preserve"> is an </w:t>
+      </w:r>
+      <w:r>
+        <w:rPr>
+          <w:b/>
+        </w:rPr>
+        <w:t>operational definition</w:t>
+      </w:r>
+      <w:r>
+        <w:rPr>
+          <w:b w:val="0"/>
+        </w:rPr>
+        <w:t xml:space="preserve"> chosen for a task. Categories may be mutually exclusive, multi-</w:t>
+      </w:r>
+      <w:r>
+        <w:rPr>
+          <w:b/>
+        </w:rPr>
+        <w:t>label</w:t>
+      </w:r>
+      <w:r>
+        <w:rPr>
+          <w:b w:val="0"/>
+        </w:rPr>
+        <w:t>, hierarchical, subjective, or context-dependent.</w:t>
+      </w:r>
+    </w:p>
+    <w:p>
+      <w:pPr>
+        <w:spacing w:line="336" w:lineRule="auto" w:after="180"/>
+        <w:shd w:fill="F1F6F8"/>
+      </w:pPr>
+      <w:r>
+        <w:rPr>
+          <w:b/>
+        </w:rPr>
+        <w:t>Ambiguity</w:t>
+      </w:r>
+      <w:r>
+        <w:rPr>
+          <w:b w:val="0"/>
+        </w:rPr>
+        <w:t xml:space="preserve"> in </w:t>
+      </w:r>
+      <w:r>
+        <w:rPr>
+          <w:b/>
+        </w:rPr>
+        <w:t>label</w:t>
+      </w:r>
+      <w:r>
+        <w:rPr>
+          <w:b w:val="0"/>
+        </w:rPr>
+        <w:t xml:space="preserve">s becomes </w:t>
+      </w:r>
+      <w:r>
+        <w:rPr>
+          <w:b/>
+        </w:rPr>
+        <w:t>ambiguity</w:t>
+      </w:r>
+      <w:r>
+        <w:rPr>
+          <w:b w:val="0"/>
+        </w:rPr>
+        <w:t xml:space="preserve"> in </w:t>
+      </w:r>
+      <w:r>
+        <w:rPr>
+          <w:b/>
+        </w:rPr>
+        <w:t>training</w:t>
+      </w:r>
+      <w:r>
+        <w:rPr>
+          <w:b w:val="0"/>
+        </w:rPr>
+        <w:t xml:space="preserve"> and evaluation.</w:t>
+      </w:r>
+    </w:p>
+    <w:p>
+      <w:pPr>
+        <w:spacing w:line="336" w:lineRule="auto" w:after="180"/>
+      </w:pPr>
+      <w:r>
+        <w:rPr>
+          <w:b w:val="0"/>
+        </w:rPr>
         <w:t>Draw a fresh example with all three stages:</w:t>
       </w:r>
     </w:p>
     <w:p>
-      <w:r>
-        <w:t>Every step connects a claim to observable evidence.</w:t>
-      </w:r>
-    </w:p>
-    <w:p>
-      <w:r>
+      <w:pPr>
+        <w:spacing w:line="336" w:lineRule="auto" w:after="180"/>
+      </w:pPr>
+      <w:r>
+        <w:rPr>
+          <w:b w:val="0"/>
+        </w:rPr>
+        <w:t xml:space="preserve">Every step connects a claim to observable </w:t>
+      </w:r>
+      <w:r>
+        <w:rPr>
+          <w:b/>
+        </w:rPr>
+        <w:t>evidence</w:t>
+      </w:r>
+      <w:r>
+        <w:rPr>
+          <w:b w:val="0"/>
+        </w:rPr>
+        <w:t>.</w:t>
+      </w:r>
+    </w:p>
+    <w:p>
+      <w:pPr>
+        <w:pStyle w:val="Heading3"/>
+      </w:pPr>
+      <w:r>
+        <w:t>The case to investigate</w:t>
+      </w:r>
+    </w:p>
+    <w:p>
+      <w:pPr>
+        <w:spacing w:line="336" w:lineRule="auto" w:after="180"/>
+        <w:shd w:fill="F1F6FC"/>
+      </w:pPr>
+      <w:r>
+        <w:rPr>
+          <w:b w:val="0"/>
+        </w:rPr>
         <w:t>CASE A playground object can be both red and round, a toy and sports equipment, or safe in one situation and unsafe in another.</w:t>
       </w:r>
     </w:p>
     <w:p>
-      <w:r>
+      <w:pPr>
+        <w:pStyle w:val="Heading3"/>
+      </w:pPr>
+      <w:r>
+        <w:t>Step 1</w:t>
+      </w:r>
+    </w:p>
+    <w:p>
+      <w:pPr>
+        <w:spacing w:line="336" w:lineRule="auto" w:after="180"/>
+        <w:shd w:fill="F4F9FC"/>
+      </w:pPr>
+      <w:r>
+        <w:rPr>
+          <w:b w:val="0"/>
+        </w:rPr>
         <w:t>STEP 1 — OBSERVE objects and a purpose for sorting</w:t>
       </w:r>
     </w:p>
     <w:p>
-      <w:r>
-        <w:t>STEP 2 — TRACE people define labels and assign examples</w:t>
-      </w:r>
-    </w:p>
-    <w:p>
-      <w:r>
-        <w:t>STEP 3 — CONCLUDE category names attached to items</w:t>
-      </w:r>
-    </w:p>
-    <w:p>
-      <w:r>
-        <w:t>MODEL REASONING Strong labels include a purpose and a rule for membership. Overlapping objects may need multiple labels or a priority rule. A revised definition should reduce disagreement without pretending every case is simple.</w:t>
-      </w:r>
-    </w:p>
-    <w:p>
-      <w:r>
-        <w:t>DO NOT OVERCLAIM Labels do not exist naturally in the data; people define them for a purpose.</w:t>
-      </w:r>
-    </w:p>
-    <w:p>
-      <w:r>
-        <w:t>What new evidence could change this answer?</w:t>
-      </w:r>
-    </w:p>
-    <w:p>
       <w:pPr>
         <w:pStyle w:val="Heading3"/>
       </w:pPr>
       <w:r>
+        <w:t>Step 2</w:t>
+      </w:r>
+    </w:p>
+    <w:p>
+      <w:pPr>
+        <w:spacing w:line="336" w:lineRule="auto" w:after="180"/>
+        <w:shd w:fill="F4F9FC"/>
+      </w:pPr>
+      <w:r>
+        <w:rPr>
+          <w:b w:val="0"/>
+        </w:rPr>
+        <w:t xml:space="preserve">STEP 2 — TRACE people define </w:t>
+      </w:r>
+      <w:r>
+        <w:rPr>
+          <w:b/>
+        </w:rPr>
+        <w:t>label</w:t>
+      </w:r>
+      <w:r>
+        <w:rPr>
+          <w:b w:val="0"/>
+        </w:rPr>
+        <w:t>s and assign examples</w:t>
+      </w:r>
+    </w:p>
+    <w:p>
+      <w:pPr>
+        <w:pStyle w:val="Heading3"/>
+      </w:pPr>
+      <w:r>
+        <w:t>Step 3</w:t>
+      </w:r>
+    </w:p>
+    <w:p>
+      <w:pPr>
+        <w:spacing w:line="336" w:lineRule="auto" w:after="180"/>
+        <w:shd w:fill="F4F9FC"/>
+      </w:pPr>
+      <w:r>
+        <w:rPr>
+          <w:b w:val="0"/>
+        </w:rPr>
+        <w:t xml:space="preserve">STEP 3 — CONCLUDE </w:t>
+      </w:r>
+      <w:r>
+        <w:rPr>
+          <w:b/>
+        </w:rPr>
+        <w:t>category</w:t>
+      </w:r>
+      <w:r>
+        <w:rPr>
+          <w:b w:val="0"/>
+        </w:rPr>
+        <w:t xml:space="preserve"> names attached to items</w:t>
+      </w:r>
+    </w:p>
+    <w:p>
+      <w:pPr>
+        <w:pStyle w:val="Heading3"/>
+      </w:pPr>
+      <w:r>
+        <w:t>Model answer</w:t>
+      </w:r>
+    </w:p>
+    <w:p>
+      <w:pPr>
+        <w:spacing w:line="336" w:lineRule="auto" w:after="180"/>
+        <w:shd w:fill="F1F6FC"/>
+      </w:pPr>
+      <w:r>
+        <w:rPr>
+          <w:b w:val="0"/>
+        </w:rPr>
+        <w:t xml:space="preserve">MODEL REASONING Strong </w:t>
+      </w:r>
+      <w:r>
+        <w:rPr>
+          <w:b/>
+        </w:rPr>
+        <w:t>label</w:t>
+      </w:r>
+      <w:r>
+        <w:rPr>
+          <w:b w:val="0"/>
+        </w:rPr>
+        <w:t xml:space="preserve">s include a purpose and a rule for membership. </w:t>
+      </w:r>
+      <w:r>
+        <w:rPr>
+          <w:b/>
+        </w:rPr>
+        <w:t>Overlap</w:t>
+      </w:r>
+      <w:r>
+        <w:rPr>
+          <w:b w:val="0"/>
+        </w:rPr>
+        <w:t xml:space="preserve">ping objects may need multiple </w:t>
+      </w:r>
+      <w:r>
+        <w:rPr>
+          <w:b/>
+        </w:rPr>
+        <w:t>label</w:t>
+      </w:r>
+      <w:r>
+        <w:rPr>
+          <w:b w:val="0"/>
+        </w:rPr>
+        <w:t>s or a priority rule.</w:t>
+      </w:r>
+    </w:p>
+    <w:p>
+      <w:pPr>
+        <w:spacing w:line="336" w:lineRule="auto" w:after="180"/>
+        <w:shd w:fill="F1F6FC"/>
+      </w:pPr>
+      <w:r>
+        <w:rPr>
+          <w:b w:val="0"/>
+        </w:rPr>
+        <w:t xml:space="preserve">A revised definition should reduce </w:t>
+      </w:r>
+      <w:r>
+        <w:rPr>
+          <w:b/>
+        </w:rPr>
+        <w:t>disagreement</w:t>
+      </w:r>
+      <w:r>
+        <w:rPr>
+          <w:b w:val="0"/>
+        </w:rPr>
+        <w:t xml:space="preserve"> without pretending every case is simple.</w:t>
+      </w:r>
+    </w:p>
+    <w:p>
+      <w:pPr>
+        <w:pStyle w:val="Heading3"/>
+      </w:pPr>
+      <w:r>
+        <w:t>A claim to avoid</w:t>
+      </w:r>
+    </w:p>
+    <w:p>
+      <w:pPr>
+        <w:spacing w:line="336" w:lineRule="auto" w:after="180"/>
+        <w:shd w:fill="FFF5E6"/>
+      </w:pPr>
+      <w:r>
+        <w:rPr>
+          <w:b w:val="0"/>
+        </w:rPr>
+        <w:t xml:space="preserve">DO NOT OVERCLAIM </w:t>
+      </w:r>
+      <w:r>
+        <w:rPr>
+          <w:b/>
+        </w:rPr>
+        <w:t>Label</w:t>
+      </w:r>
+      <w:r>
+        <w:rPr>
+          <w:b w:val="0"/>
+        </w:rPr>
+        <w:t>s do not exist naturally in the data; people define them for a purpose.</w:t>
+      </w:r>
+    </w:p>
+    <w:p>
+      <w:pPr>
+        <w:spacing w:line="336" w:lineRule="auto" w:after="180"/>
+        <w:shd w:fill="F5F1FB"/>
+      </w:pPr>
+      <w:r>
+        <w:rPr>
+          <w:b w:val="0"/>
+        </w:rPr>
+        <w:t xml:space="preserve">What new </w:t>
+      </w:r>
+      <w:r>
+        <w:rPr>
+          <w:b/>
+        </w:rPr>
+        <w:t>evidence</w:t>
+      </w:r>
+      <w:r>
+        <w:rPr>
+          <w:b w:val="0"/>
+        </w:rPr>
+        <w:t xml:space="preserve"> could change this answer?</w:t>
+      </w:r>
+    </w:p>
+    <w:p>
+      <w:pPr>
+        <w:pStyle w:val="Heading3"/>
+      </w:pPr>
+      <w:r>
         <w:t>Concrete teaching case</w:t>
       </w:r>
     </w:p>
     <w:p>
-      <w:r>
+      <w:pPr>
+        <w:pStyle w:val="Heading3"/>
+      </w:pPr>
+      <w:r>
+        <w:t>The teaching case</w:t>
+      </w:r>
+    </w:p>
+    <w:p>
+      <w:pPr>
+        <w:spacing w:line="336" w:lineRule="auto" w:after="180"/>
+        <w:shd w:fill="F1F6FC"/>
+      </w:pPr>
+      <w:r>
+        <w:rPr>
+          <w:b w:val="0"/>
+        </w:rPr>
         <w:t>Six cards show two circles, two triangles and two squares. Sort by shape.</w:t>
       </w:r>
     </w:p>
     <w:p>
-      <w:r>
-        <w:t>Why can red and blue circles share a label?</w:t>
+      <w:pPr>
+        <w:spacing w:line="336" w:lineRule="auto" w:after="180"/>
+        <w:shd w:fill="F5F1FB"/>
+      </w:pPr>
+      <w:r>
+        <w:rPr>
+          <w:b w:val="0"/>
+        </w:rPr>
+        <w:t xml:space="preserve">Why can red and blue circles share a </w:t>
+      </w:r>
+      <w:r>
+        <w:rPr>
+          <w:b/>
+        </w:rPr>
+        <w:t>label</w:t>
+      </w:r>
+      <w:r>
+        <w:rPr>
+          <w:b w:val="0"/>
+        </w:rPr>
+        <w:t>?</w:t>
       </w:r>
     </w:p>
     <w:p>
@@ -621,41 +1558,275 @@
       </w:r>
     </w:p>
     <w:p>
-      <w:r>
-        <w:t>Both meet the circle definition. Colour does not change the agreed shape label. Apply one definition consistently.</w:t>
-      </w:r>
-    </w:p>
-    <w:p>
       <w:pPr>
         <w:pStyle w:val="Heading3"/>
       </w:pPr>
       <w:r>
+        <w:t>Why the result follows</w:t>
+      </w:r>
+    </w:p>
+    <w:p>
+      <w:pPr>
+        <w:spacing w:line="336" w:lineRule="auto" w:after="180"/>
+        <w:shd w:fill="F1F6FC"/>
+      </w:pPr>
+      <w:r>
+        <w:rPr>
+          <w:b w:val="0"/>
+        </w:rPr>
+        <w:t xml:space="preserve">Both meet the circle definition. Colour does not change the agreed shape </w:t>
+      </w:r>
+      <w:r>
+        <w:rPr>
+          <w:b/>
+        </w:rPr>
+        <w:t>label</w:t>
+      </w:r>
+      <w:r>
+        <w:rPr>
+          <w:b w:val="0"/>
+        </w:rPr>
+        <w:t>. Apply one definition consistently.</w:t>
+      </w:r>
+    </w:p>
+    <w:p>
+      <w:pPr>
+        <w:pStyle w:val="Heading3"/>
+      </w:pPr>
+      <w:r>
         <w:t>Explain the added worked example</w:t>
       </w:r>
     </w:p>
     <w:p>
-      <w:r>
-        <w:t>Two students are sorting fictional event cards for a classroom calendar. Their first instruction is Put the good cards together. Mina calls a colourful card good. Theo calls a plain card good because its room is easy to read. They disagree even though both followed a reasonable interpretation of the word good.</w:t>
-      </w:r>
-    </w:p>
-    <w:p>
-      <w:r>
-        <w:t>A category is useful for a task when people can tell what evidence makes an example belong to it. An operational definition states the observations or checks to perform. For this paper exercise, we will check two printed fields: an event day and a room code. The task is to check the record against a classroom policy, not to judge the quality of the event or the person who wrote it.</w:t>
-      </w:r>
-    </w:p>
-    <w:p>
-      <w:r>
-        <w:t>Labels depend on the definition in use. A model fitted to labels can learn the distinctions those labels encode, including mistakes and inconsistencies. Before asking a model to copy a label, ask whether people have a clear, useful guide for assigning it.</w:t>
-      </w:r>
-    </w:p>
-    <w:p>
-      <w:r>
-        <w:t>Our fictional calendar accepts a whole-number day from 1 through 30, including both endpoints, and exactly one room code, A or B. The month is already fixed for this exercise. A blank or unreadable field counts as unknown. The categories are revise, review and ready. Use the checks in the order shown.</w:t>
-      </w:r>
-    </w:p>
-    <w:p>
-      <w:r>
-        <w:t>Known failure and unknown are different. Day 31 is known and outside the accepted range, so the card needs revision. An unreadable day might be valid or invalid; without another known failure, it needs review. Never silently turn a blank into zero just to make a comparison possible.</w:t>
+      <w:pPr>
+        <w:pStyle w:val="Heading3"/>
+      </w:pPr>
+      <w:r>
+        <w:t>Explain the added worked example · 1</w:t>
+      </w:r>
+    </w:p>
+    <w:p>
+      <w:pPr>
+        <w:spacing w:line="336" w:lineRule="auto" w:after="180"/>
+      </w:pPr>
+      <w:r>
+        <w:rPr>
+          <w:b w:val="0"/>
+        </w:rPr>
+        <w:t>Two students are sorting fictional event cards for a classroom calendar. Their first instruction is Put the good cards together. Mina calls a colourful card good. Theo calls a plain card good because its room is easy to read.</w:t>
+      </w:r>
+    </w:p>
+    <w:p>
+      <w:pPr>
+        <w:spacing w:line="336" w:lineRule="auto" w:after="180"/>
+      </w:pPr>
+      <w:r>
+        <w:rPr>
+          <w:b w:val="0"/>
+        </w:rPr>
+        <w:t>They disagree even though both followed a reasonable interpretation of the word good.</w:t>
+      </w:r>
+    </w:p>
+    <w:p>
+      <w:pPr>
+        <w:pStyle w:val="Heading3"/>
+      </w:pPr>
+      <w:r>
+        <w:t>Explain the added worked example · 2</w:t>
+      </w:r>
+    </w:p>
+    <w:p>
+      <w:pPr>
+        <w:spacing w:line="336" w:lineRule="auto" w:after="180"/>
+      </w:pPr>
+      <w:r>
+        <w:rPr>
+          <w:b w:val="0"/>
+        </w:rPr>
+        <w:t xml:space="preserve">A </w:t>
+      </w:r>
+      <w:r>
+        <w:rPr>
+          <w:b/>
+        </w:rPr>
+        <w:t>category</w:t>
+      </w:r>
+      <w:r>
+        <w:rPr>
+          <w:b w:val="0"/>
+        </w:rPr>
+        <w:t xml:space="preserve"> is useful for a task when people can tell what </w:t>
+      </w:r>
+      <w:r>
+        <w:rPr>
+          <w:b/>
+        </w:rPr>
+        <w:t>evidence</w:t>
+      </w:r>
+      <w:r>
+        <w:rPr>
+          <w:b w:val="0"/>
+        </w:rPr>
+        <w:t xml:space="preserve"> makes an example belong to it. An </w:t>
+      </w:r>
+      <w:r>
+        <w:rPr>
+          <w:b/>
+        </w:rPr>
+        <w:t>operational definition</w:t>
+      </w:r>
+      <w:r>
+        <w:rPr>
+          <w:b w:val="0"/>
+        </w:rPr>
+        <w:t xml:space="preserve"> states the </w:t>
+      </w:r>
+      <w:r>
+        <w:rPr>
+          <w:b/>
+        </w:rPr>
+        <w:t>observation</w:t>
+      </w:r>
+      <w:r>
+        <w:rPr>
+          <w:b w:val="0"/>
+        </w:rPr>
+        <w:t>s or checks to perform.</w:t>
+      </w:r>
+    </w:p>
+    <w:p>
+      <w:pPr>
+        <w:spacing w:line="336" w:lineRule="auto" w:after="180"/>
+      </w:pPr>
+      <w:r>
+        <w:rPr>
+          <w:b w:val="0"/>
+        </w:rPr>
+        <w:t>For this paper exercise, we will check two printed fields: an event day and a room code. The task is to check the record against a classroom policy, not to judge the quality of the event or the person who wrote it.</w:t>
+      </w:r>
+    </w:p>
+    <w:p>
+      <w:pPr>
+        <w:spacing w:line="336" w:lineRule="auto" w:after="180"/>
+      </w:pPr>
+      <w:r>
+        <w:rPr>
+          <w:b/>
+        </w:rPr>
+        <w:t>Label</w:t>
+      </w:r>
+      <w:r>
+        <w:rPr>
+          <w:b w:val="0"/>
+        </w:rPr>
+        <w:t xml:space="preserve">s depend on the definition in use. A model fitted to </w:t>
+      </w:r>
+      <w:r>
+        <w:rPr>
+          <w:b/>
+        </w:rPr>
+        <w:t>label</w:t>
+      </w:r>
+      <w:r>
+        <w:rPr>
+          <w:b w:val="0"/>
+        </w:rPr>
+        <w:t xml:space="preserve">s can learn the distinctions those </w:t>
+      </w:r>
+      <w:r>
+        <w:rPr>
+          <w:b/>
+        </w:rPr>
+        <w:t>label</w:t>
+      </w:r>
+      <w:r>
+        <w:rPr>
+          <w:b w:val="0"/>
+        </w:rPr>
+        <w:t>s encode, including mistakes and inconsistencies.</w:t>
+      </w:r>
+    </w:p>
+    <w:p>
+      <w:pPr>
+        <w:spacing w:line="336" w:lineRule="auto" w:after="180"/>
+      </w:pPr>
+      <w:r>
+        <w:rPr>
+          <w:b w:val="0"/>
+        </w:rPr>
+        <w:t xml:space="preserve">Before asking a model to copy a </w:t>
+      </w:r>
+      <w:r>
+        <w:rPr>
+          <w:b/>
+        </w:rPr>
+        <w:t>label</w:t>
+      </w:r>
+      <w:r>
+        <w:rPr>
+          <w:b w:val="0"/>
+        </w:rPr>
+        <w:t>, ask whether people have a clear, useful guide for assigning it.</w:t>
+      </w:r>
+    </w:p>
+    <w:p>
+      <w:pPr>
+        <w:pStyle w:val="Heading3"/>
+      </w:pPr>
+      <w:r>
+        <w:t>Explain the added worked example · 3</w:t>
+      </w:r>
+    </w:p>
+    <w:p>
+      <w:pPr>
+        <w:spacing w:line="336" w:lineRule="auto" w:after="180"/>
+      </w:pPr>
+      <w:r>
+        <w:rPr>
+          <w:b w:val="0"/>
+        </w:rPr>
+        <w:t>Our fictional calendar accepts a whole-number day from 1 through 30, including both endpoints, and exactly one room code, A or B. The month is already fixed for this exercise. A blank or unreadable field counts as unknown.</w:t>
+      </w:r>
+    </w:p>
+    <w:p>
+      <w:pPr>
+        <w:spacing w:line="336" w:lineRule="auto" w:after="180"/>
+      </w:pPr>
+      <w:r>
+        <w:rPr>
+          <w:b w:val="0"/>
+        </w:rPr>
+        <w:t>The categories are revise, review and ready. Use the checks in the order shown.</w:t>
+      </w:r>
+    </w:p>
+    <w:p>
+      <w:pPr>
+        <w:pStyle w:val="Heading3"/>
+      </w:pPr>
+      <w:r>
+        <w:t>Explain the added worked example · 4</w:t>
+      </w:r>
+    </w:p>
+    <w:p>
+      <w:pPr>
+        <w:spacing w:line="336" w:lineRule="auto" w:after="180"/>
+      </w:pPr>
+      <w:r>
+        <w:rPr>
+          <w:b w:val="0"/>
+        </w:rPr>
+        <w:t>Known failure and unknown are different. Day 31 is known and outside the accepted range, so the card needs revision. An unreadable day might be valid or invalid; without another known failure, it needs review.</w:t>
+      </w:r>
+    </w:p>
+    <w:p>
+      <w:pPr>
+        <w:spacing w:line="336" w:lineRule="auto" w:after="180"/>
+      </w:pPr>
+      <w:r>
+        <w:rPr>
+          <w:b w:val="0"/>
+        </w:rPr>
+        <w:t>Never silently turn a blank into zero just to make a comparison possible.</w:t>
       </w:r>
     </w:p>
     <w:p>
@@ -821,8 +1992,37 @@
       </w:r>
     </w:p>
     <w:p>
-      <w:r>
-        <w:t>Use the complete worked example below before asking learners to complete W2. Reveal a small part, invite a prediction, then explain the deciding step. These teacher notes contain solutions; do not reveal the independent case answer during modelling.</w:t>
+      <w:pPr>
+        <w:spacing w:line="336" w:lineRule="auto" w:after="180"/>
+      </w:pPr>
+      <w:r>
+        <w:rPr>
+          <w:b w:val="0"/>
+        </w:rPr>
+        <w:t xml:space="preserve">Use the complete worked example below before asking learners to complete W2. Reveal a small part, invite a </w:t>
+      </w:r>
+      <w:r>
+        <w:rPr>
+          <w:b/>
+        </w:rPr>
+        <w:t>prediction</w:t>
+      </w:r>
+      <w:r>
+        <w:rPr>
+          <w:b w:val="0"/>
+        </w:rPr>
+        <w:t>, then explain the deciding step.</w:t>
+      </w:r>
+    </w:p>
+    <w:p>
+      <w:pPr>
+        <w:spacing w:line="336" w:lineRule="auto" w:after="180"/>
+      </w:pPr>
+      <w:r>
+        <w:rPr>
+          <w:b w:val="0"/>
+        </w:rPr>
+        <w:t>These teacher notes contain solutions; do not reveal the independent case answer during modelling.</w:t>
       </w:r>
     </w:p>
     <w:tbl>
@@ -840,6 +2040,38 @@
         <w:trPr>
           <w:tblHeader/>
         </w:trPr>
+        <w:tc>
+          <w:tcPr>
+            <w:tcW w:type="dxa" w:w="3408"/>
+          </w:tcPr>
+          <w:p>
+            <w:r>
+              <w:t>Card fields</w:t>
+            </w:r>
+          </w:p>
+        </w:tc>
+        <w:tc>
+          <w:tcPr>
+            <w:tcW w:type="dxa" w:w="3408"/>
+          </w:tcPr>
+          <w:p>
+            <w:r>
+              <w:t>Relevant evidence</w:t>
+            </w:r>
+          </w:p>
+        </w:tc>
+        <w:tc>
+          <w:tcPr>
+            <w:tcW w:type="dxa" w:w="3408"/>
+          </w:tcPr>
+          <w:p>
+            <w:r>
+              <w:t>Label and reason</w:t>
+            </w:r>
+          </w:p>
+        </w:tc>
+      </w:tr>
+      <w:tr>
         <w:tc>
           <w:tcPr>
             <w:tcW w:type="dxa" w:w="3408"/>
@@ -969,13 +2201,47 @@
       </w:tr>
     </w:tbl>
     <w:p>
-      <w:r>
-        <w:t>For the last card, first read only what is known: day 31. Compare it with the allowed range and record a failure. The guide therefore selects revise before the missing-room check. Checking the room later could reveal another problem, but it cannot make day 31 satisfy this policy.</w:t>
-      </w:r>
-    </w:p>
-    <w:p>
-      <w:r>
-        <w:t>A clear explanation cites the particular criterion. Saying It looks wrong is not enough. Write Day 31 exceeds the accepted maximum of 30 instead. That explanation lets another person reproduce the check and challenge it if the recorded value or policy is different.</w:t>
+      <w:pPr>
+        <w:spacing w:line="336" w:lineRule="auto" w:after="180"/>
+      </w:pPr>
+      <w:r>
+        <w:rPr>
+          <w:b w:val="0"/>
+        </w:rPr>
+        <w:t>For the last card, first read only what is known: day 31. Compare it with the allowed range and record a failure. The guide therefore selects revise before the missing-room check.</w:t>
+      </w:r>
+    </w:p>
+    <w:p>
+      <w:pPr>
+        <w:spacing w:line="336" w:lineRule="auto" w:after="180"/>
+      </w:pPr>
+      <w:r>
+        <w:rPr>
+          <w:b w:val="0"/>
+        </w:rPr>
+        <w:t>Checking the room later could reveal another problem, but it cannot make day 31 satisfy this policy.</w:t>
+      </w:r>
+    </w:p>
+    <w:p>
+      <w:pPr>
+        <w:spacing w:line="336" w:lineRule="auto" w:after="180"/>
+      </w:pPr>
+      <w:r>
+        <w:rPr>
+          <w:b w:val="0"/>
+        </w:rPr>
+        <w:t>A clear explanation cites the particular criterion. Saying It looks wrong is not enough. Write Day 31 exceeds the accepted maximum of 30 instead.</w:t>
+      </w:r>
+    </w:p>
+    <w:p>
+      <w:pPr>
+        <w:spacing w:line="336" w:lineRule="auto" w:after="180"/>
+      </w:pPr>
+      <w:r>
+        <w:rPr>
+          <w:b w:val="0"/>
+        </w:rPr>
+        <w:t>That explanation lets another person reproduce the check and challenge it if the recorded value or policy is different.</w:t>
       </w:r>
     </w:p>
     <w:tbl>
@@ -1081,7 +2347,13 @@
       </w:tr>
     </w:tbl>
     <w:p>
-      <w:r>
+      <w:pPr>
+        <w:spacing w:line="336" w:lineRule="auto" w:after="180"/>
+      </w:pPr>
+      <w:r>
+        <w:rPr>
+          <w:b w:val="0"/>
+        </w:rPr>
         <w:t>Use the diagram and verbal explanation together. Ask learners to match a sentence to a specific visual step; do not assign learners fixed visual or auditory learning styles.</w:t>
       </w:r>
     </w:p>
@@ -1094,8 +2366,26 @@
       </w:r>
     </w:p>
     <w:p>
-      <w:r>
-        <w:t>A fictional craft club labels cardboard-order cards ready, review or revise.</w:t>
+      <w:pPr>
+        <w:spacing w:line="336" w:lineRule="auto" w:after="180"/>
+      </w:pPr>
+      <w:r>
+        <w:rPr>
+          <w:b w:val="0"/>
+        </w:rPr>
+        <w:t xml:space="preserve">A fictional craft club </w:t>
+      </w:r>
+      <w:r>
+        <w:rPr>
+          <w:b/>
+        </w:rPr>
+        <w:t>label</w:t>
+      </w:r>
+      <w:r>
+        <w:rPr>
+          <w:b w:val="0"/>
+        </w:rPr>
+        <w:t>s cardboard-order cards ready, review or revise.</w:t>
       </w:r>
     </w:p>
     <w:p>
@@ -1107,12 +2397,42 @@
       </w:r>
     </w:p>
     <w:p>
-      <w:r>
+      <w:pPr>
+        <w:pStyle w:val="Heading3"/>
+      </w:pPr>
+      <w:r>
+        <w:t>Supplied facts</w:t>
+      </w:r>
+    </w:p>
+    <w:p>
+      <w:pPr>
+        <w:spacing w:line="336" w:lineRule="auto" w:after="180"/>
+        <w:shd w:fill="F1F6FC"/>
+      </w:pPr>
+      <w:r>
+        <w:rPr>
+          <w:b w:val="0"/>
+        </w:rPr>
         <w:t>Allowed quantity: whole number 1–4. Required colour: red or blue.</w:t>
       </w:r>
     </w:p>
     <w:p>
-      <w:r>
+      <w:pPr>
+        <w:pStyle w:val="Heading3"/>
+      </w:pPr>
+      <w:r>
+        <w:t>Supplied facts</w:t>
+      </w:r>
+    </w:p>
+    <w:p>
+      <w:pPr>
+        <w:spacing w:line="336" w:lineRule="auto" w:after="180"/>
+        <w:shd w:fill="F1F6FC"/>
+      </w:pPr>
+      <w:r>
+        <w:rPr>
+          <w:b w:val="0"/>
+        </w:rPr>
         <w:t>If any known field fails, revise; otherwise if a required field is blank, review; otherwise ready. Cards A=(4,red), B=(5,blank), C=(2,blank).</w:t>
       </w:r>
     </w:p>
@@ -1298,43 +2618,196 @@
       </w:r>
     </w:p>
     <w:p>
-      <w:r>
-        <w:t>Operational labels specify what a word means for this task. Two labellers using the same priority should agree on these cards. Review describes missing evidence, not a hidden assumption that the card is wrong. Revise is supported by a known failure.</w:t>
-      </w:r>
-    </w:p>
-    <w:p>
       <w:pPr>
         <w:pStyle w:val="Heading3"/>
       </w:pPr>
       <w:r>
+        <w:t>Why the result follows</w:t>
+      </w:r>
+    </w:p>
+    <w:p>
+      <w:pPr>
+        <w:spacing w:line="336" w:lineRule="auto" w:after="180"/>
+        <w:shd w:fill="F1F6FC"/>
+      </w:pPr>
+      <w:r>
+        <w:rPr>
+          <w:b w:val="0"/>
+        </w:rPr>
+        <w:t xml:space="preserve">Operational </w:t>
+      </w:r>
+      <w:r>
+        <w:rPr>
+          <w:b/>
+        </w:rPr>
+        <w:t>label</w:t>
+      </w:r>
+      <w:r>
+        <w:rPr>
+          <w:b w:val="0"/>
+        </w:rPr>
+        <w:t xml:space="preserve">s specify what a word means for this task. Two </w:t>
+      </w:r>
+      <w:r>
+        <w:rPr>
+          <w:b/>
+        </w:rPr>
+        <w:t>label</w:t>
+      </w:r>
+      <w:r>
+        <w:rPr>
+          <w:b w:val="0"/>
+        </w:rPr>
+        <w:t xml:space="preserve">lers using the same priority should agree on these cards. Review describes missing </w:t>
+      </w:r>
+      <w:r>
+        <w:rPr>
+          <w:b/>
+        </w:rPr>
+        <w:t>evidence</w:t>
+      </w:r>
+      <w:r>
+        <w:rPr>
+          <w:b w:val="0"/>
+        </w:rPr>
+        <w:t>, not a hidden assumption that the card is wrong.</w:t>
+      </w:r>
+    </w:p>
+    <w:p>
+      <w:pPr>
+        <w:spacing w:line="336" w:lineRule="auto" w:after="180"/>
+        <w:shd w:fill="F1F6FC"/>
+      </w:pPr>
+      <w:r>
+        <w:rPr>
+          <w:b w:val="0"/>
+        </w:rPr>
+        <w:t>Revise is supported by a known failure.</w:t>
+      </w:r>
+    </w:p>
+    <w:p>
+      <w:pPr>
+        <w:pStyle w:val="Heading3"/>
+      </w:pPr>
+      <w:r>
         <w:t>What this example does not establish</w:t>
       </w:r>
     </w:p>
     <w:p>
-      <w:r>
-        <w:t>Agreement between labellers does not prove this policy is suitable for every school or that labels are objective truths.</w:t>
-      </w:r>
-    </w:p>
-    <w:p>
       <w:pPr>
         <w:pStyle w:val="Heading3"/>
       </w:pPr>
       <w:r>
+        <w:t>Keep the stated limit</w:t>
+      </w:r>
+    </w:p>
+    <w:p>
+      <w:pPr>
+        <w:spacing w:line="336" w:lineRule="auto" w:after="180"/>
+        <w:shd w:fill="FFF5E6"/>
+      </w:pPr>
+      <w:r>
+        <w:rPr>
+          <w:b w:val="0"/>
+        </w:rPr>
+        <w:t xml:space="preserve">Agreement between </w:t>
+      </w:r>
+      <w:r>
+        <w:rPr>
+          <w:b/>
+        </w:rPr>
+        <w:t>label</w:t>
+      </w:r>
+      <w:r>
+        <w:rPr>
+          <w:b w:val="0"/>
+        </w:rPr>
+        <w:t xml:space="preserve">lers does not prove this policy is suitable for every school or that </w:t>
+      </w:r>
+      <w:r>
+        <w:rPr>
+          <w:b/>
+        </w:rPr>
+        <w:t>label</w:t>
+      </w:r>
+      <w:r>
+        <w:rPr>
+          <w:b w:val="0"/>
+        </w:rPr>
+        <w:t>s are objective truths.</w:t>
+      </w:r>
+    </w:p>
+    <w:p>
+      <w:pPr>
+        <w:pStyle w:val="Heading3"/>
+      </w:pPr>
+      <w:r>
         <w:t>Change one thing in the pictured case</w:t>
       </w:r>
     </w:p>
     <w:p>
-      <w:r>
+      <w:pPr>
+        <w:pStyle w:val="Heading3"/>
+      </w:pPr>
+      <w:r>
+        <w:t>Change one thing</w:t>
+      </w:r>
+    </w:p>
+    <w:p>
+      <w:pPr>
+        <w:spacing w:line="336" w:lineRule="auto" w:after="180"/>
+        <w:shd w:fill="F5F1FB"/>
+      </w:pPr>
+      <w:r>
+        <w:rPr>
+          <w:b w:val="0"/>
+        </w:rPr>
         <w:t>Change: Change B’s quantity from 5 to 4; leave colour blank.</w:t>
       </w:r>
     </w:p>
     <w:p>
-      <w:r>
-        <w:t>Prediction: B becomes review.</w:t>
-      </w:r>
-    </w:p>
-    <w:p>
-      <w:r>
+      <w:pPr>
+        <w:pStyle w:val="Heading3"/>
+      </w:pPr>
+      <w:r>
+        <w:t>Predicted result</w:t>
+      </w:r>
+    </w:p>
+    <w:p>
+      <w:pPr>
+        <w:spacing w:line="336" w:lineRule="auto" w:after="180"/>
+        <w:shd w:fill="F1F6FC"/>
+      </w:pPr>
+      <w:r>
+        <w:rPr>
+          <w:b/>
+        </w:rPr>
+        <w:t>Prediction</w:t>
+      </w:r>
+      <w:r>
+        <w:rPr>
+          <w:b w:val="0"/>
+        </w:rPr>
+        <w:t>: B becomes review.</w:t>
+      </w:r>
+    </w:p>
+    <w:p>
+      <w:pPr>
+        <w:pStyle w:val="Heading3"/>
+      </w:pPr>
+      <w:r>
+        <w:t>Why the result follows</w:t>
+      </w:r>
+    </w:p>
+    <w:p>
+      <w:pPr>
+        <w:spacing w:line="336" w:lineRule="auto" w:after="180"/>
+        <w:shd w:fill="F1F6FC"/>
+      </w:pPr>
+      <w:r>
+        <w:rPr>
+          <w:b w:val="0"/>
+        </w:rPr>
         <w:t>Reason: The known failure is removed, but a required field is still missing.</w:t>
       </w:r>
     </w:p>
@@ -1347,8 +2820,57 @@
       </w:r>
     </w:p>
     <w:p>
-      <w:r>
-        <w:t>Cover the result. Ask learners to name the inputs and predict the next step. Uncover one step, connect the icon to the actual procedure, and explain its evidence. Then change the supplied condition and compare. The picture is a representation; it does not document execution of a real AI model.</w:t>
+      <w:pPr>
+        <w:pStyle w:val="Heading3"/>
+      </w:pPr>
+      <w:r>
+        <w:t>Ask while showing the picture · 5</w:t>
+      </w:r>
+    </w:p>
+    <w:p>
+      <w:pPr>
+        <w:spacing w:line="336" w:lineRule="auto" w:after="180"/>
+      </w:pPr>
+      <w:r>
+        <w:rPr>
+          <w:b w:val="0"/>
+        </w:rPr>
+        <w:t xml:space="preserve">Cover the result. Ask learners to name the </w:t>
+      </w:r>
+      <w:r>
+        <w:rPr>
+          <w:b/>
+        </w:rPr>
+        <w:t>input</w:t>
+      </w:r>
+      <w:r>
+        <w:rPr>
+          <w:b w:val="0"/>
+        </w:rPr>
+        <w:t xml:space="preserve">s and predict the next step. Uncover one step, connect the icon to the actual procedure, and explain its </w:t>
+      </w:r>
+      <w:r>
+        <w:rPr>
+          <w:b/>
+        </w:rPr>
+        <w:t>evidence</w:t>
+      </w:r>
+      <w:r>
+        <w:rPr>
+          <w:b w:val="0"/>
+        </w:rPr>
+        <w:t>. Then change the supplied condition and compare.</w:t>
+      </w:r>
+    </w:p>
+    <w:p>
+      <w:pPr>
+        <w:spacing w:line="336" w:lineRule="auto" w:after="180"/>
+      </w:pPr>
+      <w:r>
+        <w:rPr>
+          <w:b w:val="0"/>
+        </w:rPr>
+        <w:t>The picture is a representation; it does not document execution of a real AI model.</w:t>
       </w:r>
     </w:p>
     <w:p>
@@ -1360,11 +2882,16 @@
       </w:r>
     </w:p>
     <w:p>
+      <w:r>
+        <w:t>Demonstrate Categories and Labels, reduce support deliberately and check individual reasoning before discussing answers.</w:t>
+      </w:r>
+    </w:p>
+    <w:p>
       <w:pPr>
         <w:pStyle w:val="Heading3"/>
       </w:pPr>
       <w:r>
-        <w:t>Demonstrate and guide practice</w:t>
+        <w:t>Board sequence</w:t>
       </w:r>
     </w:p>
     <w:p>
@@ -1372,55 +2899,209 @@
         <w:pStyle w:val="Heading3"/>
       </w:pPr>
       <w:r>
-        <w:t>Board sequence</w:t>
-      </w:r>
-    </w:p>
-    <w:p>
-      <w:r>
+        <w:t>1. Put the facts on the board</w:t>
+      </w:r>
+    </w:p>
+    <w:p>
+      <w:pPr>
+        <w:spacing w:line="336" w:lineRule="auto" w:after="180"/>
+        <w:shd w:fill="F4F9FC"/>
+      </w:pPr>
+      <w:r>
+        <w:rPr>
+          <w:b w:val="0"/>
+        </w:rPr>
         <w:t>Write the given facts: Six cards show two circles, two triangles and two squares. Sort by shape.</w:t>
       </w:r>
     </w:p>
     <w:p>
-      <w:r>
-        <w:t>Write the question to explain: Why can red and blue circles share a label?</w:t>
-      </w:r>
-    </w:p>
-    <w:p>
-      <w:r>
-        <w:t>Reveal after predictions: Both meet the circle definition. Colour does not change the agreed shape label. Apply one definition consistently.</w:t>
-      </w:r>
-    </w:p>
-    <w:p>
-      <w:r>
-        <w:t>Keep for an independent attempt: The rule is: fruit has seeds; other objects go in other. Sort an apple, a pencil and a sealed mystery box. Which item needs more evidence, and why?</w:t>
-      </w:r>
-    </w:p>
-    <w:p>
       <w:pPr>
         <w:pStyle w:val="Heading3"/>
       </w:pPr>
       <w:r>
+        <w:t>2. State the decision to explain</w:t>
+      </w:r>
+    </w:p>
+    <w:p>
+      <w:pPr>
+        <w:spacing w:line="336" w:lineRule="auto" w:after="180"/>
+        <w:shd w:fill="F5F1FB"/>
+      </w:pPr>
+      <w:r>
+        <w:rPr>
+          <w:b w:val="0"/>
+        </w:rPr>
+        <w:t xml:space="preserve">Write the question to explain: Why can red and blue circles share a </w:t>
+      </w:r>
+      <w:r>
+        <w:rPr>
+          <w:b/>
+        </w:rPr>
+        <w:t>label</w:t>
+      </w:r>
+      <w:r>
+        <w:rPr>
+          <w:b w:val="0"/>
+        </w:rPr>
+        <w:t>?</w:t>
+      </w:r>
+    </w:p>
+    <w:p>
+      <w:pPr>
+        <w:pStyle w:val="Heading3"/>
+      </w:pPr>
+      <w:r>
+        <w:t>3. Reveal the worked reasoning</w:t>
+      </w:r>
+    </w:p>
+    <w:p>
+      <w:pPr>
+        <w:spacing w:line="336" w:lineRule="auto" w:after="180"/>
+        <w:shd w:fill="F1F6FC"/>
+      </w:pPr>
+      <w:r>
+        <w:rPr>
+          <w:b w:val="0"/>
+        </w:rPr>
+        <w:t xml:space="preserve">Reveal after </w:t>
+      </w:r>
+      <w:r>
+        <w:rPr>
+          <w:b/>
+        </w:rPr>
+        <w:t>prediction</w:t>
+      </w:r>
+      <w:r>
+        <w:rPr>
+          <w:b w:val="0"/>
+        </w:rPr>
+        <w:t xml:space="preserve">s: Both meet the circle definition. Colour does not change the agreed shape </w:t>
+      </w:r>
+      <w:r>
+        <w:rPr>
+          <w:b/>
+        </w:rPr>
+        <w:t>label</w:t>
+      </w:r>
+      <w:r>
+        <w:rPr>
+          <w:b w:val="0"/>
+        </w:rPr>
+        <w:t>. Apply one definition consistently.</w:t>
+      </w:r>
+    </w:p>
+    <w:p>
+      <w:pPr>
+        <w:pStyle w:val="Heading3"/>
+      </w:pPr>
+      <w:r>
+        <w:t>Hold back the independent task</w:t>
+      </w:r>
+    </w:p>
+    <w:p>
+      <w:pPr>
+        <w:spacing w:line="336" w:lineRule="auto" w:after="180"/>
+        <w:shd w:fill="F5F1FB"/>
+      </w:pPr>
+      <w:r>
+        <w:rPr>
+          <w:b w:val="0"/>
+        </w:rPr>
+        <w:t xml:space="preserve">Keep for an independent attempt: The rule is: fruit has seeds; other objects go in other. Sort an apple, a pencil and a sealed mystery box. Which item needs more </w:t>
+      </w:r>
+      <w:r>
+        <w:rPr>
+          <w:b/>
+        </w:rPr>
+        <w:t>evidence</w:t>
+      </w:r>
+      <w:r>
+        <w:rPr>
+          <w:b w:val="0"/>
+        </w:rPr>
+        <w:t>, and why?</w:t>
+      </w:r>
+    </w:p>
+    <w:p>
+      <w:pPr>
+        <w:pStyle w:val="Heading3"/>
+      </w:pPr>
+      <w:r>
         <w:t>Classroom dialogue</w:t>
       </w:r>
     </w:p>
     <w:p>
-      <w:r>
+      <w:pPr>
+        <w:pStyle w:val="Heading3"/>
+      </w:pPr>
+      <w:r>
+        <w:t>Ask the class</w:t>
+      </w:r>
+    </w:p>
+    <w:p>
+      <w:pPr>
+        <w:spacing w:line="336" w:lineRule="auto" w:after="180"/>
+        <w:shd w:fill="F5F1FB"/>
+      </w:pPr>
+      <w:r>
+        <w:rPr>
+          <w:b w:val="0"/>
+        </w:rPr>
         <w:t>Ask: Which facts are given, and which would we have to assume? Learners mark relevant details before discussing answers.</w:t>
       </w:r>
     </w:p>
     <w:p>
-      <w:r>
+      <w:pPr>
+        <w:pStyle w:val="Heading3"/>
+      </w:pPr>
+      <w:r>
+        <w:t>Language to model</w:t>
+      </w:r>
+    </w:p>
+    <w:p>
+      <w:pPr>
+        <w:spacing w:line="336" w:lineRule="auto" w:after="180"/>
+        <w:shd w:fill="F1F6F8"/>
+      </w:pPr>
+      <w:r>
+        <w:rPr>
+          <w:b w:val="0"/>
+        </w:rPr>
         <w:t>Say: Predict first. Show the rule, information path or calculation that would produce the result. A correct guess is not yet an explanation.</w:t>
       </w:r>
     </w:p>
     <w:p>
-      <w:r>
+      <w:pPr>
+        <w:spacing w:line="336" w:lineRule="auto" w:after="180"/>
+      </w:pPr>
+      <w:r>
+        <w:rPr>
+          <w:b w:val="0"/>
+        </w:rPr>
         <w:t>Reveal reasoning one step at a time. Explain why a tempting alternative fails. Write units and denominators for arithmetic, trace conditions for decisions, and identify supporting sources for claims.</w:t>
       </w:r>
     </w:p>
     <w:p>
-      <w:r>
-        <w:t>In pairs, one learner solves while the other checks evidence; exchange roles. Remove the worked answer before independent assessment.</w:t>
+      <w:pPr>
+        <w:spacing w:line="336" w:lineRule="auto" w:after="180"/>
+      </w:pPr>
+      <w:r>
+        <w:rPr>
+          <w:b w:val="0"/>
+        </w:rPr>
+        <w:t xml:space="preserve">In pairs, one learner solves while the other checks </w:t>
+      </w:r>
+      <w:r>
+        <w:rPr>
+          <w:b/>
+        </w:rPr>
+        <w:t>evidence</w:t>
+      </w:r>
+      <w:r>
+        <w:rPr>
+          <w:b w:val="0"/>
+        </w:rPr>
+        <w:t>; exchange roles. Remove the worked answer before independent assessment.</w:t>
       </w:r>
     </w:p>
     <w:p>
@@ -1432,8 +3113,60 @@
       </w:r>
     </w:p>
     <w:p>
-      <w:r>
-        <w:t>Day 0 room A is revise because 0 falls below the accepted minimum of 1; the known day needs correction. Day 18 with a blank room is review because the known day passes and the room is unknown; the missing evidence must be checked. Two people labelling everything ready establishes agreement only. They may share a mistake, ignore the criteria or work from inaccurate records. Correct field checks also do not confirm the event or its permission.</w:t>
+      <w:pPr>
+        <w:spacing w:line="336" w:lineRule="auto" w:after="180"/>
+      </w:pPr>
+      <w:r>
+        <w:rPr>
+          <w:b w:val="0"/>
+        </w:rPr>
+        <w:t>Day 0 room A is revise because 0 falls below the accepted minimum of 1; the known day needs correction.</w:t>
+      </w:r>
+    </w:p>
+    <w:p>
+      <w:pPr>
+        <w:spacing w:line="336" w:lineRule="auto" w:after="180"/>
+      </w:pPr>
+      <w:r>
+        <w:rPr>
+          <w:b w:val="0"/>
+        </w:rPr>
+        <w:t xml:space="preserve">Day 18 with a blank room is review because the known day passes and the room is unknown; the missing </w:t>
+      </w:r>
+      <w:r>
+        <w:rPr>
+          <w:b/>
+        </w:rPr>
+        <w:t>evidence</w:t>
+      </w:r>
+      <w:r>
+        <w:rPr>
+          <w:b w:val="0"/>
+        </w:rPr>
+        <w:t xml:space="preserve"> must be checked. Two people </w:t>
+      </w:r>
+      <w:r>
+        <w:rPr>
+          <w:b/>
+        </w:rPr>
+        <w:t>label</w:t>
+      </w:r>
+      <w:r>
+        <w:rPr>
+          <w:b w:val="0"/>
+        </w:rPr>
+        <w:t>ling everything ready establishes agreement only.</w:t>
+      </w:r>
+    </w:p>
+    <w:p>
+      <w:pPr>
+        <w:spacing w:line="336" w:lineRule="auto" w:after="180"/>
+      </w:pPr>
+      <w:r>
+        <w:rPr>
+          <w:b w:val="0"/>
+        </w:rPr>
+        <w:t>They may share a mistake, ignore the criteria or work from inaccurate records. Correct field checks also do not confirm the event or its permission.</w:t>
       </w:r>
     </w:p>
     <w:p>
@@ -1665,41 +3398,245 @@
       </w:r>
     </w:p>
     <w:p>
-      <w:r>
-        <w:t>Completion task: A helper says Label a card ready if it looks nice. Explain why this can lead to inconsistent labels. Replace it with an instruction that another person can apply using the calendar policy, including what to do about a blank field.</w:t>
-      </w:r>
-    </w:p>
-    <w:p>
-      <w:r>
-        <w:t>Teacher check: Looks nice has no agreed observable criterion and can invite different preferences. A usable replacement checks for a known day outside whole numbers 1 to 30 or a known room other than A/B and labels revise; otherwise any blank or unreadable required field gives review; otherwise label ready. Accept equivalent wording that preserves all criteria and priority.</w:t>
-      </w:r>
-    </w:p>
-    <w:p>
-      <w:r>
-        <w:t>Start by identifying the given inputs together. Leave the intermediate steps blank. If needed, model one step, then withdraw that help on the next step. Move to a full trace only when the partial trace is understood. For partners, alternate explainer and checker; collect a response from every learner before discussion.</w:t>
-      </w:r>
-    </w:p>
-    <w:p>
       <w:pPr>
         <w:pStyle w:val="Heading3"/>
       </w:pPr>
       <w:r>
+        <w:t>Completion practice</w:t>
+      </w:r>
+    </w:p>
+    <w:p>
+      <w:pPr>
+        <w:spacing w:line="336" w:lineRule="auto" w:after="180"/>
+        <w:shd w:fill="F5F1FB"/>
+      </w:pPr>
+      <w:r>
+        <w:rPr>
+          <w:b w:val="0"/>
+        </w:rPr>
+        <w:t xml:space="preserve">Completion task: A helper says </w:t>
+      </w:r>
+      <w:r>
+        <w:rPr>
+          <w:b/>
+        </w:rPr>
+        <w:t>Label</w:t>
+      </w:r>
+      <w:r>
+        <w:rPr>
+          <w:b w:val="0"/>
+        </w:rPr>
+        <w:t xml:space="preserve"> a card ready if it looks nice. Explain why this can lead to inconsistent </w:t>
+      </w:r>
+      <w:r>
+        <w:rPr>
+          <w:b/>
+        </w:rPr>
+        <w:t>label</w:t>
+      </w:r>
+      <w:r>
+        <w:rPr>
+          <w:b w:val="0"/>
+        </w:rPr>
+        <w:t>s.</w:t>
+      </w:r>
+    </w:p>
+    <w:p>
+      <w:pPr>
+        <w:spacing w:line="336" w:lineRule="auto" w:after="180"/>
+        <w:shd w:fill="F5F1FB"/>
+      </w:pPr>
+      <w:r>
+        <w:rPr>
+          <w:b w:val="0"/>
+        </w:rPr>
+        <w:t>Replace it with an instruction that another person can apply using the calendar policy, including what to do about a blank field.</w:t>
+      </w:r>
+    </w:p>
+    <w:p>
+      <w:pPr>
+        <w:pStyle w:val="Heading3"/>
+      </w:pPr>
+      <w:r>
+        <w:t>Reasoning to listen for</w:t>
+      </w:r>
+    </w:p>
+    <w:p>
+      <w:pPr>
+        <w:spacing w:line="336" w:lineRule="auto" w:after="180"/>
+        <w:shd w:fill="F1F6FC"/>
+      </w:pPr>
+      <w:r>
+        <w:rPr>
+          <w:b w:val="0"/>
+        </w:rPr>
+        <w:t>Teacher check: Looks nice has no agreed observable criterion and can invite different preferences.</w:t>
+      </w:r>
+    </w:p>
+    <w:p>
+      <w:pPr>
+        <w:spacing w:line="336" w:lineRule="auto" w:after="180"/>
+        <w:shd w:fill="F1F6FC"/>
+      </w:pPr>
+      <w:r>
+        <w:rPr>
+          <w:b w:val="0"/>
+        </w:rPr>
+        <w:t xml:space="preserve">A usable replacement checks for a known day outside whole numbers 1 to 30 or a known room other than A/B and </w:t>
+      </w:r>
+      <w:r>
+        <w:rPr>
+          <w:b/>
+        </w:rPr>
+        <w:t>label</w:t>
+      </w:r>
+      <w:r>
+        <w:rPr>
+          <w:b w:val="0"/>
+        </w:rPr>
+        <w:t xml:space="preserve">s revise; otherwise any blank or unreadable required field gives review; otherwise </w:t>
+      </w:r>
+      <w:r>
+        <w:rPr>
+          <w:b/>
+        </w:rPr>
+        <w:t>label</w:t>
+      </w:r>
+      <w:r>
+        <w:rPr>
+          <w:b w:val="0"/>
+        </w:rPr>
+        <w:t xml:space="preserve"> ready.</w:t>
+      </w:r>
+    </w:p>
+    <w:p>
+      <w:pPr>
+        <w:spacing w:line="336" w:lineRule="auto" w:after="180"/>
+        <w:shd w:fill="F1F6FC"/>
+      </w:pPr>
+      <w:r>
+        <w:rPr>
+          <w:b w:val="0"/>
+        </w:rPr>
+        <w:t>Accept equivalent wording that preserves all criteria and priority.</w:t>
+      </w:r>
+    </w:p>
+    <w:p>
+      <w:pPr>
+        <w:spacing w:line="336" w:lineRule="auto" w:after="180"/>
+      </w:pPr>
+      <w:r>
+        <w:rPr>
+          <w:b w:val="0"/>
+        </w:rPr>
+        <w:t xml:space="preserve">Start by identifying the given </w:t>
+      </w:r>
+      <w:r>
+        <w:rPr>
+          <w:b/>
+        </w:rPr>
+        <w:t>input</w:t>
+      </w:r>
+      <w:r>
+        <w:rPr>
+          <w:b w:val="0"/>
+        </w:rPr>
+        <w:t>s together. Leave the intermediate steps blank. If needed, model one step, then withdraw that help on the next step. Move to a full trace only when the partial trace is understood.</w:t>
+      </w:r>
+    </w:p>
+    <w:p>
+      <w:pPr>
+        <w:spacing w:line="336" w:lineRule="auto" w:after="180"/>
+      </w:pPr>
+      <w:r>
+        <w:rPr>
+          <w:b w:val="0"/>
+        </w:rPr>
+        <w:t>For partners, alternate explainer and checker; collect a response from every learner before discussion.</w:t>
+      </w:r>
+    </w:p>
+    <w:p>
+      <w:pPr>
+        <w:pStyle w:val="Heading3"/>
+      </w:pPr>
+      <w:r>
         <w:t>Individual reasoning check</w:t>
       </w:r>
     </w:p>
     <w:p>
-      <w:r>
-        <w:t>Use the worked case for Categories and operational labels. Proposed explanation: “A blank is the same as a failing value”. Decide whether this explanation is supported. Point to the step or supplied fact that decides; explain your repair if needed.</w:t>
-      </w:r>
-    </w:p>
-    <w:p>
-      <w:r>
+      <w:pPr>
+        <w:spacing w:line="336" w:lineRule="auto" w:after="180"/>
+      </w:pPr>
+      <w:r>
+        <w:rPr>
+          <w:b w:val="0"/>
+        </w:rPr>
+        <w:t xml:space="preserve">Use the worked case for Categories and operational </w:t>
+      </w:r>
+      <w:r>
+        <w:rPr>
+          <w:b/>
+        </w:rPr>
+        <w:t>label</w:t>
+      </w:r>
+      <w:r>
+        <w:rPr>
+          <w:b w:val="0"/>
+        </w:rPr>
+        <w:t>s. Proposed explanation: “A blank is the same as a failing value”. Decide whether this explanation is supported.</w:t>
+      </w:r>
+    </w:p>
+    <w:p>
+      <w:pPr>
+        <w:spacing w:line="336" w:lineRule="auto" w:after="180"/>
+      </w:pPr>
+      <w:r>
+        <w:rPr>
+          <w:b w:val="0"/>
+        </w:rPr>
+        <w:t>Point to the step or supplied fact that decides; explain your repair if needed.</w:t>
+      </w:r>
+    </w:p>
+    <w:p>
+      <w:pPr>
+        <w:pStyle w:val="Heading3"/>
+      </w:pPr>
+      <w:r>
+        <w:t>Expected repair</w:t>
+      </w:r>
+    </w:p>
+    <w:p>
+      <w:pPr>
+        <w:spacing w:line="336" w:lineRule="auto" w:after="180"/>
+        <w:shd w:fill="F1F6FC"/>
+      </w:pPr>
+      <w:r>
+        <w:rPr>
+          <w:b w:val="0"/>
+        </w:rPr>
         <w:t>Expected correction: Contrast unreadable day with day 0. One is unknown; the other is known to violate the stated range.</w:t>
       </w:r>
     </w:p>
     <w:p>
-      <w:r>
-        <w:t>Collect explanations, not only yes/no votes. If a misunderstanding is common, re-model the relevant step for the class. If it affects a few learners, give a short targeted group explanation while others solve a more demanding variation.</w:t>
+      <w:pPr>
+        <w:spacing w:line="336" w:lineRule="auto" w:after="180"/>
+      </w:pPr>
+      <w:r>
+        <w:rPr>
+          <w:b w:val="0"/>
+        </w:rPr>
+        <w:t>Collect explanations, not only yes/no votes. If a misunderstanding is common, re-model the relevant step for the class.</w:t>
+      </w:r>
+    </w:p>
+    <w:p>
+      <w:pPr>
+        <w:spacing w:line="336" w:lineRule="auto" w:after="180"/>
+      </w:pPr>
+      <w:r>
+        <w:rPr>
+          <w:b w:val="0"/>
+        </w:rPr>
+        <w:t>If it affects a few learners, give a short targeted group explanation while others solve a more demanding variation.</w:t>
       </w:r>
     </w:p>
     <w:p>
@@ -1711,8 +3648,26 @@
       </w:r>
     </w:p>
     <w:p>
-      <w:r>
-        <w:t>Explain why B originally was revise rather than review, then label its changed version.</w:t>
+      <w:pPr>
+        <w:spacing w:line="336" w:lineRule="auto" w:after="180"/>
+      </w:pPr>
+      <w:r>
+        <w:rPr>
+          <w:b w:val="0"/>
+        </w:rPr>
+        <w:t xml:space="preserve">Explain why B originally was revise rather than review, then </w:t>
+      </w:r>
+      <w:r>
+        <w:rPr>
+          <w:b/>
+        </w:rPr>
+        <w:t>label</w:t>
+      </w:r>
+      <w:r>
+        <w:rPr>
+          <w:b w:val="0"/>
+        </w:rPr>
+        <w:t xml:space="preserve"> its changed version.</w:t>
       </w:r>
     </w:p>
     <w:p>
@@ -1724,18 +3679,60 @@
       </w:r>
     </w:p>
     <w:p>
-      <w:r>
+      <w:pPr>
+        <w:spacing w:line="336" w:lineRule="auto" w:after="180"/>
+      </w:pPr>
+      <w:r>
+        <w:rPr>
+          <w:b w:val="0"/>
+        </w:rPr>
         <w:t>Quantity 5 violates the allowed range and failure has priority. With quantity 4 and missing colour, B is review.</w:t>
       </w:r>
     </w:p>
     <w:p>
-      <w:r>
+      <w:pPr>
+        <w:spacing w:line="336" w:lineRule="auto" w:after="180"/>
+      </w:pPr>
+      <w:r>
+        <w:rPr>
+          <w:b w:val="0"/>
+        </w:rPr>
         <w:t>Changed-case reasoning: B becomes review. The known failure is removed, but a required field is still missing.</w:t>
       </w:r>
     </w:p>
     <w:p>
-      <w:r>
-        <w:t>Collect each learner’s explanation before discussion. Use the first missing connection between input, deciding step and result to choose support. This question is worked-case practice, not fresh mastery evidence.</w:t>
+      <w:pPr>
+        <w:spacing w:line="336" w:lineRule="auto" w:after="180"/>
+      </w:pPr>
+      <w:r>
+        <w:rPr>
+          <w:b w:val="0"/>
+        </w:rPr>
+        <w:t xml:space="preserve">Collect each learner’s explanation before discussion. Use the first missing connection between </w:t>
+      </w:r>
+      <w:r>
+        <w:rPr>
+          <w:b/>
+        </w:rPr>
+        <w:t>input</w:t>
+      </w:r>
+      <w:r>
+        <w:rPr>
+          <w:b w:val="0"/>
+        </w:rPr>
+        <w:t xml:space="preserve">, deciding step and result to choose support. This question is worked-case practice, not fresh mastery </w:t>
+      </w:r>
+      <w:r>
+        <w:rPr>
+          <w:b/>
+        </w:rPr>
+        <w:t>evidence</w:t>
+      </w:r>
+      <w:r>
+        <w:rPr>
+          <w:b w:val="0"/>
+        </w:rPr>
+        <w:t>.</w:t>
       </w:r>
     </w:p>
     <w:p>
@@ -1747,45 +3744,186 @@
       </w:r>
     </w:p>
     <w:p>
+      <w:r>
+        <w:t>Run the Categories and Labels investigation and use the first unsupported step to choose a teaching response.</w:t>
+      </w:r>
+    </w:p>
+    <w:p>
+      <w:pPr>
+        <w:spacing w:line="336" w:lineRule="auto" w:after="180"/>
+      </w:pPr>
+      <w:r>
+        <w:rPr>
+          <w:b w:val="0"/>
+        </w:rPr>
+        <w:t xml:space="preserve">Predict first, test honestly, and explain what the </w:t>
+      </w:r>
+      <w:r>
+        <w:rPr>
+          <w:b/>
+        </w:rPr>
+        <w:t>evidence</w:t>
+      </w:r>
+      <w:r>
+        <w:rPr>
+          <w:b w:val="0"/>
+        </w:rPr>
+        <w:t xml:space="preserve"> means.</w:t>
+      </w:r>
+    </w:p>
+    <w:p>
       <w:pPr>
         <w:pStyle w:val="Heading3"/>
       </w:pPr>
       <w:r>
-        <w:t>Run the weekly evidence lab</w:t>
-      </w:r>
-    </w:p>
-    <w:p>
-      <w:r>
-        <w:t>Predict first, test honestly, and explain what the evidence means.</w:t>
-      </w:r>
-    </w:p>
-    <w:p>
-      <w:r>
-        <w:t>State your prediction before the result is known.</w:t>
-      </w:r>
-    </w:p>
-    <w:p>
-      <w:r>
-        <w:t>Complete the task: Design labels for playground objects; challenge ambiguous cards.</w:t>
-      </w:r>
-    </w:p>
-    <w:p>
-      <w:r>
+        <w:t>1. Predict</w:t>
+      </w:r>
+    </w:p>
+    <w:p>
+      <w:pPr>
+        <w:spacing w:line="336" w:lineRule="auto" w:after="180"/>
+        <w:shd w:fill="F4F9FC"/>
+      </w:pPr>
+      <w:r>
+        <w:rPr>
+          <w:b w:val="0"/>
+        </w:rPr>
+        <w:t xml:space="preserve">State your </w:t>
+      </w:r>
+      <w:r>
+        <w:rPr>
+          <w:b/>
+        </w:rPr>
+        <w:t>prediction</w:t>
+      </w:r>
+      <w:r>
+        <w:rPr>
+          <w:b w:val="0"/>
+        </w:rPr>
+        <w:t xml:space="preserve"> before the result is known.</w:t>
+      </w:r>
+    </w:p>
+    <w:p>
+      <w:pPr>
+        <w:pStyle w:val="Heading3"/>
+      </w:pPr>
+      <w:r>
+        <w:t>2. Investigate</w:t>
+      </w:r>
+    </w:p>
+    <w:p>
+      <w:pPr>
+        <w:spacing w:line="336" w:lineRule="auto" w:after="180"/>
+        <w:shd w:fill="F4F9FC"/>
+      </w:pPr>
+      <w:r>
+        <w:rPr>
+          <w:b w:val="0"/>
+        </w:rPr>
+        <w:t xml:space="preserve">Complete the task: Design </w:t>
+      </w:r>
+      <w:r>
+        <w:rPr>
+          <w:b/>
+        </w:rPr>
+        <w:t>label</w:t>
+      </w:r>
+      <w:r>
+        <w:rPr>
+          <w:b w:val="0"/>
+        </w:rPr>
+        <w:t>s for playground objects; challenge ambiguous cards.</w:t>
+      </w:r>
+    </w:p>
+    <w:p>
+      <w:pPr>
+        <w:pStyle w:val="Heading3"/>
+      </w:pPr>
+      <w:r>
+        <w:t>3. Compare cases</w:t>
+      </w:r>
+    </w:p>
+    <w:p>
+      <w:pPr>
+        <w:spacing w:line="336" w:lineRule="auto" w:after="180"/>
+        <w:shd w:fill="F4F9FC"/>
+      </w:pPr>
+      <w:r>
+        <w:rPr>
+          <w:b w:val="0"/>
+        </w:rPr>
         <w:t>Keep a normal case and an edge case clearly separated.</w:t>
       </w:r>
     </w:p>
     <w:p>
-      <w:r>
-        <w:t>Record what happened—even when it does not match your prediction.</w:t>
-      </w:r>
-    </w:p>
-    <w:p>
-      <w:r>
+      <w:pPr>
+        <w:pStyle w:val="Heading3"/>
+      </w:pPr>
+      <w:r>
+        <w:t>4. Record honestly</w:t>
+      </w:r>
+    </w:p>
+    <w:p>
+      <w:pPr>
+        <w:spacing w:line="336" w:lineRule="auto" w:after="180"/>
+        <w:shd w:fill="F4F9FC"/>
+      </w:pPr>
+      <w:r>
+        <w:rPr>
+          <w:b w:val="0"/>
+        </w:rPr>
+        <w:t xml:space="preserve">Record what happened—even when it does not match your </w:t>
+      </w:r>
+      <w:r>
+        <w:rPr>
+          <w:b/>
+        </w:rPr>
+        <w:t>prediction</w:t>
+      </w:r>
+      <w:r>
+        <w:rPr>
+          <w:b w:val="0"/>
+        </w:rPr>
+        <w:t>.</w:t>
+      </w:r>
+    </w:p>
+    <w:p>
+      <w:pPr>
+        <w:pStyle w:val="Heading3"/>
+      </w:pPr>
+      <w:r>
+        <w:t>5. Explain and plan the next test</w:t>
+      </w:r>
+    </w:p>
+    <w:p>
+      <w:pPr>
+        <w:spacing w:line="336" w:lineRule="auto" w:after="180"/>
+        <w:shd w:fill="F4F9FC"/>
+      </w:pPr>
+      <w:r>
+        <w:rPr>
+          <w:b w:val="0"/>
+        </w:rPr>
         <w:t>Explain the result, one limitation, and the next useful test.</w:t>
       </w:r>
     </w:p>
     <w:p>
-      <w:r>
+      <w:pPr>
+        <w:pStyle w:val="Heading3"/>
+      </w:pPr>
+      <w:r>
+        <w:t>Use a fresh case after support</w:t>
+      </w:r>
+    </w:p>
+    <w:p>
+      <w:pPr>
+        <w:spacing w:line="336" w:lineRule="auto" w:after="180"/>
+        <w:shd w:fill="FFF5E6"/>
+      </w:pPr>
+      <w:r>
+        <w:rPr>
+          <w:b w:val="0"/>
+        </w:rPr>
         <w:t>INDEPENDENCE After support is removed, repeat the proof with a fresh case.</w:t>
       </w:r>
     </w:p>
@@ -1798,8 +3936,25 @@
       </w:r>
     </w:p>
     <w:p>
-      <w:r>
-        <w:t>Use the concrete case as the shared normal case and the independent question as a second case. Each pair creates a boundary or missing-information case and predicts its result before testing. Keep the expected result separate from an observed mistake.</w:t>
+      <w:pPr>
+        <w:spacing w:line="336" w:lineRule="auto" w:after="180"/>
+      </w:pPr>
+      <w:r>
+        <w:rPr>
+          <w:b w:val="0"/>
+        </w:rPr>
+        <w:t>Use the concrete case as the shared normal case and the independent question as a second case. Each pair creates a boundary or missing-information case and predicts its result before testing.</w:t>
+      </w:r>
+    </w:p>
+    <w:p>
+      <w:pPr>
+        <w:spacing w:line="336" w:lineRule="auto" w:after="180"/>
+      </w:pPr>
+      <w:r>
+        <w:rPr>
+          <w:b w:val="0"/>
+        </w:rPr>
+        <w:t>Keep the expected result separate from an observed mistake.</w:t>
       </w:r>
     </w:p>
     <w:tbl>
@@ -1957,41 +4112,157 @@
       </w:r>
     </w:p>
     <w:p>
-      <w:r>
-        <w:t>CLAIM TO REPAIR Every object must receive a confident label.</w:t>
-      </w:r>
-    </w:p>
-    <w:p>
-      <w:r>
-        <w:t>For guessing, return to given facts and request a trace. For vocabulary without application, use one example and one non-example. For arithmetic errors, check the setup before the calculation. Finish with a different uncoached case before recording mastery.</w:t>
-      </w:r>
-    </w:p>
-    <w:p>
       <w:pPr>
         <w:pStyle w:val="Heading3"/>
       </w:pPr>
       <w:r>
+        <w:t>Find the unsupported claim</w:t>
+      </w:r>
+    </w:p>
+    <w:p>
+      <w:pPr>
+        <w:spacing w:line="336" w:lineRule="auto" w:after="180"/>
+        <w:shd w:fill="F5F1FB"/>
+      </w:pPr>
+      <w:r>
+        <w:rPr>
+          <w:b w:val="0"/>
+        </w:rPr>
+        <w:t xml:space="preserve">CLAIM TO REPAIR Every object must receive a confident </w:t>
+      </w:r>
+      <w:r>
+        <w:rPr>
+          <w:b/>
+        </w:rPr>
+        <w:t>label</w:t>
+      </w:r>
+      <w:r>
+        <w:rPr>
+          <w:b w:val="0"/>
+        </w:rPr>
+        <w:t>.</w:t>
+      </w:r>
+    </w:p>
+    <w:p>
+      <w:pPr>
+        <w:spacing w:line="336" w:lineRule="auto" w:after="180"/>
+      </w:pPr>
+      <w:r>
+        <w:rPr>
+          <w:b w:val="0"/>
+        </w:rPr>
+        <w:t>For guessing, return to given facts and request a trace. For vocabulary without application, use one example and one non-example. For arithmetic errors, check the setup before the calculation.</w:t>
+      </w:r>
+    </w:p>
+    <w:p>
+      <w:pPr>
+        <w:spacing w:line="336" w:lineRule="auto" w:after="180"/>
+      </w:pPr>
+      <w:r>
+        <w:rPr>
+          <w:b w:val="0"/>
+        </w:rPr>
+        <w:t>Finish with a different uncoached case before recording mastery.</w:t>
+      </w:r>
+    </w:p>
+    <w:p>
+      <w:pPr>
+        <w:pStyle w:val="Heading3"/>
+      </w:pPr>
+      <w:r>
         <w:t>Address these additional misconceptions</w:t>
       </w:r>
     </w:p>
     <w:p>
-      <w:r>
+      <w:pPr>
+        <w:spacing w:line="336" w:lineRule="auto" w:after="180"/>
+      </w:pPr>
+      <w:r>
+        <w:rPr>
+          <w:b w:val="0"/>
+        </w:rPr>
         <w:t>A blank is the same as a failing value: Contrast unreadable day with day 0. One is unknown; the other is known to violate the stated range.</w:t>
       </w:r>
     </w:p>
     <w:p>
-      <w:r>
+      <w:pPr>
+        <w:spacing w:line="336" w:lineRule="auto" w:after="180"/>
+      </w:pPr>
+      <w:r>
+        <w:rPr>
+          <w:b w:val="0"/>
+        </w:rPr>
         <w:t>Review must win whenever any field is missing: Trace the guide in order for day 31 with a blank room. The known failure already selects revise under this policy.</w:t>
       </w:r>
     </w:p>
     <w:p>
-      <w:r>
-        <w:t>Agreement proves the labels are true: Give two annotators the same mistaken exclusive-boundary interpretation. Their agreement can coexist with incorrect labels.</w:t>
-      </w:r>
-    </w:p>
-    <w:p>
-      <w:r>
-        <w:t>A category describes the whole person or event: Return to the task scope. Ready checks two printed fields under one policy, not the worth of a person or the reality of an event.</w:t>
+      <w:pPr>
+        <w:spacing w:line="336" w:lineRule="auto" w:after="180"/>
+      </w:pPr>
+      <w:r>
+        <w:rPr>
+          <w:b w:val="0"/>
+        </w:rPr>
+        <w:t xml:space="preserve">Agreement proves the </w:t>
+      </w:r>
+      <w:r>
+        <w:rPr>
+          <w:b/>
+        </w:rPr>
+        <w:t>label</w:t>
+      </w:r>
+      <w:r>
+        <w:rPr>
+          <w:b w:val="0"/>
+        </w:rPr>
+        <w:t xml:space="preserve">s are true: Give two </w:t>
+      </w:r>
+      <w:r>
+        <w:rPr>
+          <w:b/>
+        </w:rPr>
+        <w:t>annotator</w:t>
+      </w:r>
+      <w:r>
+        <w:rPr>
+          <w:b w:val="0"/>
+        </w:rPr>
+        <w:t xml:space="preserve">s the same mistaken exclusive-boundary interpretation. Their agreement can coexist with incorrect </w:t>
+      </w:r>
+      <w:r>
+        <w:rPr>
+          <w:b/>
+        </w:rPr>
+        <w:t>label</w:t>
+      </w:r>
+      <w:r>
+        <w:rPr>
+          <w:b w:val="0"/>
+        </w:rPr>
+        <w:t>s.</w:t>
+      </w:r>
+    </w:p>
+    <w:p>
+      <w:pPr>
+        <w:spacing w:line="336" w:lineRule="auto" w:after="180"/>
+      </w:pPr>
+      <w:r>
+        <w:rPr>
+          <w:b w:val="0"/>
+        </w:rPr>
+        <w:t xml:space="preserve">A </w:t>
+      </w:r>
+      <w:r>
+        <w:rPr>
+          <w:b/>
+        </w:rPr>
+        <w:t>category</w:t>
+      </w:r>
+      <w:r>
+        <w:rPr>
+          <w:b w:val="0"/>
+        </w:rPr>
+        <w:t xml:space="preserve"> describes the whole person or event: Return to the task scope. Ready checks two printed fields under one policy, not the worth of a person or the reality of an event.</w:t>
       </w:r>
     </w:p>
     <w:p>
@@ -2149,8 +4420,25 @@
       </w:tr>
     </w:tbl>
     <w:p>
-      <w:r>
-        <w:t>Offer an oral explanation, drawing, enlarged visual or fewer examples when that removes a reading/writing barrier. Keep the same reasoning goal. Stretch secure learners by changing a boundary or assumption and asking them to defend the effect, not simply by assigning more of the same questions.</w:t>
+      <w:pPr>
+        <w:spacing w:line="336" w:lineRule="auto" w:after="180"/>
+      </w:pPr>
+      <w:r>
+        <w:rPr>
+          <w:b w:val="0"/>
+        </w:rPr>
+        <w:t>Offer an oral explanation, drawing, enlarged visual or fewer examples when that removes a reading/writing barrier. Keep the same reasoning goal.</w:t>
+      </w:r>
+    </w:p>
+    <w:p>
+      <w:pPr>
+        <w:spacing w:line="336" w:lineRule="auto" w:after="180"/>
+      </w:pPr>
+      <w:r>
+        <w:rPr>
+          <w:b w:val="0"/>
+        </w:rPr>
+        <w:t>Stretch secure learners by changing a boundary or assumption and asking them to defend the effect, not simply by assigning more of the same questions.</w:t>
       </w:r>
     </w:p>
     <w:p>
@@ -2162,11 +4450,16 @@
       </w:r>
     </w:p>
     <w:p>
+      <w:r>
+        <w:t>Use the Categories and Labels questions, teacher keys and criteria after the relevant attempts. Previously discussed cases are practice; protect the separately selected independent task.</w:t>
+      </w:r>
+    </w:p>
+    <w:p>
       <w:pPr>
         <w:pStyle w:val="Heading3"/>
       </w:pPr>
       <w:r>
-        <w:t>Assess and explain the answers</w:t>
+        <w:t>Worked case answer</w:t>
       </w:r>
     </w:p>
     <w:p>
@@ -2174,12 +4467,31 @@
         <w:pStyle w:val="Heading3"/>
       </w:pPr>
       <w:r>
-        <w:t>Worked case answer</w:t>
-      </w:r>
-    </w:p>
-    <w:p>
-      <w:r>
-        <w:t>Both meet the circle definition. Colour does not change the agreed shape label. Apply one definition consistently.</w:t>
+        <w:t>Teacher key · Worked case answer</w:t>
+      </w:r>
+    </w:p>
+    <w:p>
+      <w:pPr>
+        <w:spacing w:line="336" w:lineRule="auto" w:after="180"/>
+        <w:shd w:fill="F1F6FC"/>
+      </w:pPr>
+      <w:r>
+        <w:rPr>
+          <w:b w:val="0"/>
+        </w:rPr>
+        <w:t xml:space="preserve">Both meet the circle definition. Colour does not change the agreed shape </w:t>
+      </w:r>
+      <w:r>
+        <w:rPr>
+          <w:b/>
+        </w:rPr>
+        <w:t>label</w:t>
+      </w:r>
+      <w:r>
+        <w:rPr>
+          <w:b w:val="0"/>
+        </w:rPr>
+        <w:t>. Apply one definition consistently.</w:t>
       </w:r>
     </w:p>
     <w:p>
@@ -2191,21 +4503,87 @@
       </w:r>
     </w:p>
     <w:p>
-      <w:r>
-        <w:t>The rule is: fruit has seeds; other objects go in other. Sort an apple, a pencil and a sealed mystery box. Which item needs more evidence, and why?</w:t>
-      </w:r>
-    </w:p>
-    <w:p>
       <w:pPr>
         <w:pStyle w:val="Heading3"/>
       </w:pPr>
       <w:r>
+        <w:t>Independent question · withhold the key</w:t>
+      </w:r>
+    </w:p>
+    <w:p>
+      <w:pPr>
+        <w:spacing w:line="336" w:lineRule="auto" w:after="180"/>
+        <w:shd w:fill="F5F1FB"/>
+      </w:pPr>
+      <w:r>
+        <w:rPr>
+          <w:b w:val="0"/>
+        </w:rPr>
+        <w:t xml:space="preserve">The rule is: fruit has seeds; other objects go in other. Sort an apple, a pencil and a sealed mystery box. Which item needs more </w:t>
+      </w:r>
+      <w:r>
+        <w:rPr>
+          <w:b/>
+        </w:rPr>
+        <w:t>evidence</w:t>
+      </w:r>
+      <w:r>
+        <w:rPr>
+          <w:b w:val="0"/>
+        </w:rPr>
+        <w:t>, and why?</w:t>
+      </w:r>
+    </w:p>
+    <w:p>
+      <w:pPr>
+        <w:pStyle w:val="Heading3"/>
+      </w:pPr>
+      <w:r>
         <w:t>Expected independent answer</w:t>
       </w:r>
     </w:p>
     <w:p>
-      <w:r>
-        <w:t>Apple is fruit and pencil is other under the supplied rule. The sealed box needs more information about its contents; the label cannot be justified from the box alone.</w:t>
+      <w:pPr>
+        <w:pStyle w:val="Heading3"/>
+      </w:pPr>
+      <w:r>
+        <w:t>Teacher key · Expected independent answer</w:t>
+      </w:r>
+    </w:p>
+    <w:p>
+      <w:pPr>
+        <w:spacing w:line="336" w:lineRule="auto" w:after="180"/>
+        <w:shd w:fill="F1F6FC"/>
+      </w:pPr>
+      <w:r>
+        <w:rPr>
+          <w:b w:val="0"/>
+        </w:rPr>
+        <w:t xml:space="preserve">Apple is fruit and pencil is other under the supplied rule. The sealed box needs </w:t>
+      </w:r>
+      <w:r>
+        <w:rPr>
+          <w:b/>
+        </w:rPr>
+        <w:t>more information</w:t>
+      </w:r>
+      <w:r>
+        <w:rPr>
+          <w:b w:val="0"/>
+        </w:rPr>
+        <w:t xml:space="preserve"> about its contents; the </w:t>
+      </w:r>
+      <w:r>
+        <w:rPr>
+          <w:b/>
+        </w:rPr>
+        <w:t>label</w:t>
+      </w:r>
+      <w:r>
+        <w:rPr>
+          <w:b w:val="0"/>
+        </w:rPr>
+        <w:t xml:space="preserve"> cannot be justified from the box alone.</w:t>
       </w:r>
     </w:p>
     <w:p>
@@ -2443,8 +4821,25 @@
       </w:tr>
     </w:tbl>
     <w:p>
-      <w:r>
-        <w:t>Use 6/8 as a classroom checkpoint, with 2 required for both Result and Reasoning. This is a proposed teaching rule, not a validated certification threshold. Do not count a coached answer as independent mastery; correct unsafe or unsupported claims regardless of total.</w:t>
+      <w:pPr>
+        <w:spacing w:line="336" w:lineRule="auto" w:after="180"/>
+      </w:pPr>
+      <w:r>
+        <w:rPr>
+          <w:b w:val="0"/>
+        </w:rPr>
+        <w:t>Use 6/8 as a classroom checkpoint, with 2 required for both Result and Reasoning. This is a proposed teaching rule, not a validated certification threshold.</w:t>
+      </w:r>
+    </w:p>
+    <w:p>
+      <w:pPr>
+        <w:spacing w:line="336" w:lineRule="auto" w:after="180"/>
+      </w:pPr>
+      <w:r>
+        <w:rPr>
+          <w:b w:val="0"/>
+        </w:rPr>
+        <w:t>Do not count a coached answer as independent mastery; correct unsafe or unsupported claims regardless of total.</w:t>
       </w:r>
     </w:p>
     <w:p>
@@ -2456,8 +4851,38 @@
       </w:r>
     </w:p>
     <w:p>
-      <w:r>
-        <w:t>Ask the learner to find the evidence that challenges this claim: “Every object must receive a confident label.” Keep the first attempt and an uncoached retry separate.</w:t>
+      <w:pPr>
+        <w:spacing w:line="336" w:lineRule="auto" w:after="180"/>
+      </w:pPr>
+      <w:r>
+        <w:rPr>
+          <w:b w:val="0"/>
+        </w:rPr>
+        <w:t xml:space="preserve">Ask the learner to find the </w:t>
+      </w:r>
+      <w:r>
+        <w:rPr>
+          <w:b/>
+        </w:rPr>
+        <w:t>evidence</w:t>
+      </w:r>
+      <w:r>
+        <w:rPr>
+          <w:b w:val="0"/>
+        </w:rPr>
+        <w:t xml:space="preserve"> that challenges this claim: “Every object must receive a confident </w:t>
+      </w:r>
+      <w:r>
+        <w:rPr>
+          <w:b/>
+        </w:rPr>
+        <w:t>label</w:t>
+      </w:r>
+      <w:r>
+        <w:rPr>
+          <w:b w:val="0"/>
+        </w:rPr>
+        <w:t>.” Keep the first attempt and an uncoached retry separate.</w:t>
       </w:r>
     </w:p>
     <w:p>
@@ -2469,15 +4894,54 @@
       </w:r>
     </w:p>
     <w:p>
-      <w:r>
-        <w:t>One defensible rule is 'designed by its maker for repeated use', which excludes the disposable bottle. Another is 'used more than once', which includes it. State which task the labels serve, use one rule consistently and record unresolved cases; neither team should silently change definitions.</w:t>
-      </w:r>
-    </w:p>
-    <w:p>
       <w:pPr>
         <w:pStyle w:val="Heading3"/>
       </w:pPr>
       <w:r>
+        <w:t>Teacher key · Original transfer answer</w:t>
+      </w:r>
+    </w:p>
+    <w:p>
+      <w:pPr>
+        <w:spacing w:line="336" w:lineRule="auto" w:after="180"/>
+        <w:shd w:fill="F1F6FC"/>
+      </w:pPr>
+      <w:r>
+        <w:rPr>
+          <w:b w:val="0"/>
+        </w:rPr>
+        <w:t>One defensible rule is 'designed by its maker for repeated use', which excludes the disposable bottle. Another is 'used more than once', which includes it.</w:t>
+      </w:r>
+    </w:p>
+    <w:p>
+      <w:pPr>
+        <w:spacing w:line="336" w:lineRule="auto" w:after="180"/>
+        <w:shd w:fill="F1F6FC"/>
+      </w:pPr>
+      <w:r>
+        <w:rPr>
+          <w:b w:val="0"/>
+        </w:rPr>
+        <w:t xml:space="preserve">State which task the </w:t>
+      </w:r>
+      <w:r>
+        <w:rPr>
+          <w:b/>
+        </w:rPr>
+        <w:t>label</w:t>
+      </w:r>
+      <w:r>
+        <w:rPr>
+          <w:b w:val="0"/>
+        </w:rPr>
+        <w:t>s serve, use one rule consistently and record unresolved cases; neither team should silently change definitions.</w:t>
+      </w:r>
+    </w:p>
+    <w:p>
+      <w:pPr>
+        <w:pStyle w:val="Heading3"/>
+      </w:pPr>
+      <w:r>
         <w:t>Explanations for the additional workbook examples</w:t>
       </w:r>
     </w:p>
@@ -2490,111 +4954,777 @@
       </w:r>
     </w:p>
     <w:p>
-      <w:r>
-        <w:t>The calendar policy accepts whole-number days 1 through 30 inclusive and a room code A or B. Check known failures first, then unknown fields, then readiness. Label these cards and give evidence: day 30 room B; day 31 room A; day 14 room unreadable; day 31 room unreadable.</w:t>
-      </w:r>
-    </w:p>
-    <w:p>
-      <w:r>
-        <w:t>In order: ready because both known fields pass; revise because 31 exceeds 30; review because the known day passes but the room is unknown; revise because the known day failure has priority over the unknown room. Equality at 30 is accepted.</w:t>
-      </w:r>
-    </w:p>
-    <w:p>
       <w:pPr>
         <w:pStyle w:val="Heading3"/>
       </w:pPr>
       <w:r>
+        <w:t>Workbook question · W1</w:t>
+      </w:r>
+    </w:p>
+    <w:p>
+      <w:pPr>
+        <w:spacing w:line="336" w:lineRule="auto" w:after="180"/>
+        <w:shd w:fill="F5F1FB"/>
+      </w:pPr>
+      <w:r>
+        <w:rPr>
+          <w:b w:val="0"/>
+        </w:rPr>
+        <w:t>The calendar policy accepts whole-number days 1 through 30 inclusive and a room code A or B. Check known failures first, then unknown fields, then readiness.</w:t>
+      </w:r>
+    </w:p>
+    <w:p>
+      <w:pPr>
+        <w:spacing w:line="336" w:lineRule="auto" w:after="180"/>
+        <w:shd w:fill="F5F1FB"/>
+      </w:pPr>
+      <w:r>
+        <w:rPr>
+          <w:b/>
+        </w:rPr>
+        <w:t>Label</w:t>
+      </w:r>
+      <w:r>
+        <w:rPr>
+          <w:b w:val="0"/>
+        </w:rPr>
+        <w:t xml:space="preserve"> these cards and give </w:t>
+      </w:r>
+      <w:r>
+        <w:rPr>
+          <w:b/>
+        </w:rPr>
+        <w:t>evidence</w:t>
+      </w:r>
+      <w:r>
+        <w:rPr>
+          <w:b w:val="0"/>
+        </w:rPr>
+        <w:t>: day 30 room B; day 31 room A; day 14 room unreadable; day 31 room unreadable.</w:t>
+      </w:r>
+    </w:p>
+    <w:p>
+      <w:pPr>
+        <w:pStyle w:val="Heading3"/>
+      </w:pPr>
+      <w:r>
+        <w:t>Teacher reasoning · W1</w:t>
+      </w:r>
+    </w:p>
+    <w:p>
+      <w:pPr>
+        <w:spacing w:line="336" w:lineRule="auto" w:after="180"/>
+        <w:shd w:fill="F1F6FC"/>
+      </w:pPr>
+      <w:r>
+        <w:rPr>
+          <w:b w:val="0"/>
+        </w:rPr>
+        <w:t>In order: ready because both known fields pass; revise because 31 exceeds 30; review because the known day passes but the room is unknown; revise because the known day failure has priority over the unknown room.</w:t>
+      </w:r>
+    </w:p>
+    <w:p>
+      <w:pPr>
+        <w:spacing w:line="336" w:lineRule="auto" w:after="180"/>
+        <w:shd w:fill="F1F6FC"/>
+      </w:pPr>
+      <w:r>
+        <w:rPr>
+          <w:b w:val="0"/>
+        </w:rPr>
+        <w:t>Equality at 30 is accepted.</w:t>
+      </w:r>
+    </w:p>
+    <w:p>
+      <w:pPr>
+        <w:pStyle w:val="Heading3"/>
+      </w:pPr>
+      <w:r>
         <w:t>W2 Replace a vague instruction</w:t>
       </w:r>
     </w:p>
     <w:p>
-      <w:r>
-        <w:t>A helper says Label a card ready if it looks nice. Explain why this can lead to inconsistent labels. Replace it with an instruction that another person can apply using the calendar policy, including what to do about a blank field.</w:t>
-      </w:r>
-    </w:p>
-    <w:p>
-      <w:r>
-        <w:t>Looks nice has no agreed observable criterion and can invite different preferences. A usable replacement checks for a known day outside whole numbers 1 to 30 or a known room other than A/B and labels revise; otherwise any blank or unreadable required field gives review; otherwise label ready. Accept equivalent wording that preserves all criteria and priority.</w:t>
-      </w:r>
-    </w:p>
-    <w:p>
       <w:pPr>
         <w:pStyle w:val="Heading3"/>
       </w:pPr>
       <w:r>
+        <w:t>Workbook question · W2</w:t>
+      </w:r>
+    </w:p>
+    <w:p>
+      <w:pPr>
+        <w:spacing w:line="336" w:lineRule="auto" w:after="180"/>
+        <w:shd w:fill="F5F1FB"/>
+      </w:pPr>
+      <w:r>
+        <w:rPr>
+          <w:b w:val="0"/>
+        </w:rPr>
+        <w:t xml:space="preserve">A helper says </w:t>
+      </w:r>
+      <w:r>
+        <w:rPr>
+          <w:b/>
+        </w:rPr>
+        <w:t>Label</w:t>
+      </w:r>
+      <w:r>
+        <w:rPr>
+          <w:b w:val="0"/>
+        </w:rPr>
+        <w:t xml:space="preserve"> a card ready if it looks nice. Explain why this can lead to inconsistent </w:t>
+      </w:r>
+      <w:r>
+        <w:rPr>
+          <w:b/>
+        </w:rPr>
+        <w:t>label</w:t>
+      </w:r>
+      <w:r>
+        <w:rPr>
+          <w:b w:val="0"/>
+        </w:rPr>
+        <w:t>s.</w:t>
+      </w:r>
+    </w:p>
+    <w:p>
+      <w:pPr>
+        <w:spacing w:line="336" w:lineRule="auto" w:after="180"/>
+        <w:shd w:fill="F5F1FB"/>
+      </w:pPr>
+      <w:r>
+        <w:rPr>
+          <w:b w:val="0"/>
+        </w:rPr>
+        <w:t>Replace it with an instruction that another person can apply using the calendar policy, including what to do about a blank field.</w:t>
+      </w:r>
+    </w:p>
+    <w:p>
+      <w:pPr>
+        <w:pStyle w:val="Heading3"/>
+      </w:pPr>
+      <w:r>
+        <w:t>Teacher reasoning · W2</w:t>
+      </w:r>
+    </w:p>
+    <w:p>
+      <w:pPr>
+        <w:spacing w:line="336" w:lineRule="auto" w:after="180"/>
+        <w:shd w:fill="F1F6FC"/>
+      </w:pPr>
+      <w:r>
+        <w:rPr>
+          <w:b w:val="0"/>
+        </w:rPr>
+        <w:t>Looks nice has no agreed observable criterion and can invite different preferences.</w:t>
+      </w:r>
+    </w:p>
+    <w:p>
+      <w:pPr>
+        <w:spacing w:line="336" w:lineRule="auto" w:after="180"/>
+        <w:shd w:fill="F1F6FC"/>
+      </w:pPr>
+      <w:r>
+        <w:rPr>
+          <w:b w:val="0"/>
+        </w:rPr>
+        <w:t xml:space="preserve">A usable replacement checks for a known day outside whole numbers 1 to 30 or a known room other than A/B and </w:t>
+      </w:r>
+      <w:r>
+        <w:rPr>
+          <w:b/>
+        </w:rPr>
+        <w:t>label</w:t>
+      </w:r>
+      <w:r>
+        <w:rPr>
+          <w:b w:val="0"/>
+        </w:rPr>
+        <w:t xml:space="preserve">s revise; otherwise any blank or unreadable required field gives review; otherwise </w:t>
+      </w:r>
+      <w:r>
+        <w:rPr>
+          <w:b/>
+        </w:rPr>
+        <w:t>label</w:t>
+      </w:r>
+      <w:r>
+        <w:rPr>
+          <w:b w:val="0"/>
+        </w:rPr>
+        <w:t xml:space="preserve"> ready.</w:t>
+      </w:r>
+    </w:p>
+    <w:p>
+      <w:pPr>
+        <w:spacing w:line="336" w:lineRule="auto" w:after="180"/>
+        <w:shd w:fill="F1F6FC"/>
+      </w:pPr>
+      <w:r>
+        <w:rPr>
+          <w:b w:val="0"/>
+        </w:rPr>
+        <w:t>Accept equivalent wording that preserves all criteria and priority.</w:t>
+      </w:r>
+    </w:p>
+    <w:p>
+      <w:pPr>
+        <w:pStyle w:val="Heading3"/>
+      </w:pPr>
+      <w:r>
         <w:t>W3 Count and investigate disagreement</w:t>
       </w:r>
     </w:p>
     <w:p>
-      <w:r>
-        <w:t>For the same four cards, Mina records ready, revise, review, ready. Theo records ready, review, review, revise. How many positions agree? Identify the disagreements. Can you decide which annotator is correct from these label lists alone? Explain what else you need.</w:t>
-      </w:r>
-    </w:p>
-    <w:p>
-      <w:r>
-        <w:t>Positions 1 and 3 agree, so there are two agreements out of four. Positions 2 and 4 disagree. The lists alone do not show which labels are correct; inspect the corresponding card fields and the guide version, then compare each explanation with the criteria. Agreement at positions 1 and 3 does not itself prove correctness.</w:t>
-      </w:r>
-    </w:p>
-    <w:p>
       <w:pPr>
         <w:pStyle w:val="Heading3"/>
       </w:pPr>
       <w:r>
+        <w:t>Workbook question · W3</w:t>
+      </w:r>
+    </w:p>
+    <w:p>
+      <w:pPr>
+        <w:spacing w:line="336" w:lineRule="auto" w:after="180"/>
+        <w:shd w:fill="F5F1FB"/>
+      </w:pPr>
+      <w:r>
+        <w:rPr>
+          <w:b w:val="0"/>
+        </w:rPr>
+        <w:t xml:space="preserve">For the same four cards, Mina records ready, revise, review, ready. Theo records ready, review, review, revise. How many positions agree? Identify the </w:t>
+      </w:r>
+      <w:r>
+        <w:rPr>
+          <w:b/>
+        </w:rPr>
+        <w:t>disagreement</w:t>
+      </w:r>
+      <w:r>
+        <w:rPr>
+          <w:b w:val="0"/>
+        </w:rPr>
+        <w:t>s.</w:t>
+      </w:r>
+    </w:p>
+    <w:p>
+      <w:pPr>
+        <w:spacing w:line="336" w:lineRule="auto" w:after="180"/>
+        <w:shd w:fill="F5F1FB"/>
+      </w:pPr>
+      <w:r>
+        <w:rPr>
+          <w:b w:val="0"/>
+        </w:rPr>
+        <w:t xml:space="preserve">Can you decide which </w:t>
+      </w:r>
+      <w:r>
+        <w:rPr>
+          <w:b/>
+        </w:rPr>
+        <w:t>annotator</w:t>
+      </w:r>
+      <w:r>
+        <w:rPr>
+          <w:b w:val="0"/>
+        </w:rPr>
+        <w:t xml:space="preserve"> is correct from these </w:t>
+      </w:r>
+      <w:r>
+        <w:rPr>
+          <w:b/>
+        </w:rPr>
+        <w:t>label</w:t>
+      </w:r>
+      <w:r>
+        <w:rPr>
+          <w:b w:val="0"/>
+        </w:rPr>
+        <w:t xml:space="preserve"> lists alone? Explain what else you need.</w:t>
+      </w:r>
+    </w:p>
+    <w:p>
+      <w:pPr>
+        <w:pStyle w:val="Heading3"/>
+      </w:pPr>
+      <w:r>
+        <w:t>Teacher reasoning · W3</w:t>
+      </w:r>
+    </w:p>
+    <w:p>
+      <w:pPr>
+        <w:spacing w:line="336" w:lineRule="auto" w:after="180"/>
+        <w:shd w:fill="F1F6FC"/>
+      </w:pPr>
+      <w:r>
+        <w:rPr>
+          <w:b w:val="0"/>
+        </w:rPr>
+        <w:t>Positions 1 and 3 agree, so there are two agreements out of four. Positions 2 and 4 disagree.</w:t>
+      </w:r>
+    </w:p>
+    <w:p>
+      <w:pPr>
+        <w:spacing w:line="336" w:lineRule="auto" w:after="180"/>
+        <w:shd w:fill="F1F6FC"/>
+      </w:pPr>
+      <w:r>
+        <w:rPr>
+          <w:b w:val="0"/>
+        </w:rPr>
+        <w:t xml:space="preserve">The lists alone do not show which </w:t>
+      </w:r>
+      <w:r>
+        <w:rPr>
+          <w:b/>
+        </w:rPr>
+        <w:t>label</w:t>
+      </w:r>
+      <w:r>
+        <w:rPr>
+          <w:b w:val="0"/>
+        </w:rPr>
+        <w:t>s are correct; inspect the corresponding card fields and the guide version, then compare each explanation with the criteria.</w:t>
+      </w:r>
+    </w:p>
+    <w:p>
+      <w:pPr>
+        <w:spacing w:line="336" w:lineRule="auto" w:after="180"/>
+        <w:shd w:fill="F1F6FC"/>
+      </w:pPr>
+      <w:r>
+        <w:rPr>
+          <w:b w:val="0"/>
+        </w:rPr>
+        <w:t>Agreement at positions 1 and 3 does not itself prove correctness.</w:t>
+      </w:r>
+    </w:p>
+    <w:p>
+      <w:pPr>
+        <w:pStyle w:val="Heading3"/>
+      </w:pPr>
+      <w:r>
         <w:t>W4 Transfer the method to a new record</w:t>
       </w:r>
     </w:p>
     <w:p>
-      <w:r>
-        <w:t>A fictional equipment-request form accepts a whole-number borrowing duration of 1 through 7 days inclusive and one item code X or Y. Label revise if any known field fails; otherwise label review if a field is blank or unreadable; otherwise label ready. Classify these forms and justify each: 7 days X; 8 days Y; unreadable duration X; 8 days blank code. Explain whether ready alone grants permission to borrow.</w:t>
-      </w:r>
-    </w:p>
-    <w:p>
-      <w:r>
-        <w:t>7 days X is ready: both pass, including the endpoint. 8 days Y is revise: duration exceeds 7. Unreadable duration X is review: no known failure but duration is unknown. 8 days blank code is revise: the known duration failure has priority. Ready only means the printed fields satisfy this policy; borrowing still requires the actual availability and authorisation process.</w:t>
-      </w:r>
-    </w:p>
-    <w:p>
       <w:pPr>
         <w:pStyle w:val="Heading3"/>
       </w:pPr>
       <w:r>
+        <w:t>Workbook question · W4</w:t>
+      </w:r>
+    </w:p>
+    <w:p>
+      <w:pPr>
+        <w:spacing w:line="336" w:lineRule="auto" w:after="180"/>
+        <w:shd w:fill="F5F1FB"/>
+      </w:pPr>
+      <w:r>
+        <w:rPr>
+          <w:b w:val="0"/>
+        </w:rPr>
+        <w:t>A fictional equipment-request form accepts a whole-number borrowing duration of 1 through 7 days inclusive and one item code X or Y.</w:t>
+      </w:r>
+    </w:p>
+    <w:p>
+      <w:pPr>
+        <w:spacing w:line="336" w:lineRule="auto" w:after="180"/>
+        <w:shd w:fill="F5F1FB"/>
+      </w:pPr>
+      <w:r>
+        <w:rPr>
+          <w:b/>
+        </w:rPr>
+        <w:t>Label</w:t>
+      </w:r>
+      <w:r>
+        <w:rPr>
+          <w:b w:val="0"/>
+        </w:rPr>
+        <w:t xml:space="preserve"> revise if any known field fails; otherwise </w:t>
+      </w:r>
+      <w:r>
+        <w:rPr>
+          <w:b/>
+        </w:rPr>
+        <w:t>label</w:t>
+      </w:r>
+      <w:r>
+        <w:rPr>
+          <w:b w:val="0"/>
+        </w:rPr>
+        <w:t xml:space="preserve"> review if a field is blank or unreadable; otherwise </w:t>
+      </w:r>
+      <w:r>
+        <w:rPr>
+          <w:b/>
+        </w:rPr>
+        <w:t>label</w:t>
+      </w:r>
+      <w:r>
+        <w:rPr>
+          <w:b w:val="0"/>
+        </w:rPr>
+        <w:t xml:space="preserve"> ready. Classify these forms and justify each: 7 days X; 8 days Y; unreadable duration X; 8 days blank code.</w:t>
+      </w:r>
+    </w:p>
+    <w:p>
+      <w:pPr>
+        <w:spacing w:line="336" w:lineRule="auto" w:after="180"/>
+        <w:shd w:fill="F5F1FB"/>
+      </w:pPr>
+      <w:r>
+        <w:rPr>
+          <w:b w:val="0"/>
+        </w:rPr>
+        <w:t>Explain whether ready alone grants permission to borrow.</w:t>
+      </w:r>
+    </w:p>
+    <w:p>
+      <w:pPr>
+        <w:pStyle w:val="Heading3"/>
+      </w:pPr>
+      <w:r>
+        <w:t>Teacher reasoning · W4</w:t>
+      </w:r>
+    </w:p>
+    <w:p>
+      <w:pPr>
+        <w:spacing w:line="336" w:lineRule="auto" w:after="180"/>
+        <w:shd w:fill="F1F6FC"/>
+      </w:pPr>
+      <w:r>
+        <w:rPr>
+          <w:b w:val="0"/>
+        </w:rPr>
+        <w:t>7 days X is ready: both pass, including the endpoint. 8 days Y is revise: duration exceeds 7.</w:t>
+      </w:r>
+    </w:p>
+    <w:p>
+      <w:pPr>
+        <w:spacing w:line="336" w:lineRule="auto" w:after="180"/>
+        <w:shd w:fill="F1F6FC"/>
+      </w:pPr>
+      <w:r>
+        <w:rPr>
+          <w:b w:val="0"/>
+        </w:rPr>
+        <w:t>Unreadable duration X is review: no known failure but duration is unknown. 8 days blank code is revise: the known duration failure has priority.</w:t>
+      </w:r>
+    </w:p>
+    <w:p>
+      <w:pPr>
+        <w:spacing w:line="336" w:lineRule="auto" w:after="180"/>
+        <w:shd w:fill="F1F6FC"/>
+      </w:pPr>
+      <w:r>
+        <w:rPr>
+          <w:b w:val="0"/>
+        </w:rPr>
+        <w:t xml:space="preserve">Ready only means the printed fields satisfy this policy; borrowing still requires the actual availability and authorisation </w:t>
+      </w:r>
+      <w:r>
+        <w:rPr>
+          <w:b/>
+        </w:rPr>
+        <w:t>process</w:t>
+      </w:r>
+      <w:r>
+        <w:rPr>
+          <w:b w:val="0"/>
+        </w:rPr>
+        <w:t>.</w:t>
+      </w:r>
+    </w:p>
+    <w:p>
+      <w:pPr>
+        <w:pStyle w:val="Heading3"/>
+      </w:pPr>
+      <w:r>
         <w:t>W5 Keep a policy change visible</w:t>
       </w:r>
     </w:p>
     <w:p>
-      <w:r>
-        <w:t>Version 1 accepts calendar days 1 through 30. Version 2 accepts days 1 through 31. A card says day 31 room A. State its label under each version. Explain why mixing the two labels without recording the version could create a misleading training dataset.</w:t>
-      </w:r>
-    </w:p>
-    <w:p>
-      <w:r>
-        <w:t>Under Version 1 the card is revise; under Version 2 it is ready. Both can be correct relative to their different policies. If the version is omitted, identical printed fields appear to have conflicting targets without explanation. Record which policy produced each label and review or relabel consistently for the intended task; do not erase the history.</w:t>
-      </w:r>
-    </w:p>
-    <w:p>
       <w:pPr>
         <w:pStyle w:val="Heading3"/>
       </w:pPr>
       <w:r>
+        <w:t>Workbook question · W5</w:t>
+      </w:r>
+    </w:p>
+    <w:p>
+      <w:pPr>
+        <w:spacing w:line="336" w:lineRule="auto" w:after="180"/>
+        <w:shd w:fill="F5F1FB"/>
+      </w:pPr>
+      <w:r>
+        <w:rPr>
+          <w:b w:val="0"/>
+        </w:rPr>
+        <w:t xml:space="preserve">Version 1 accepts calendar days 1 through 30. Version 2 accepts days 1 through 31. A card says day 31 room A. State its </w:t>
+      </w:r>
+      <w:r>
+        <w:rPr>
+          <w:b/>
+        </w:rPr>
+        <w:t>label</w:t>
+      </w:r>
+      <w:r>
+        <w:rPr>
+          <w:b w:val="0"/>
+        </w:rPr>
+        <w:t xml:space="preserve"> under each version.</w:t>
+      </w:r>
+    </w:p>
+    <w:p>
+      <w:pPr>
+        <w:spacing w:line="336" w:lineRule="auto" w:after="180"/>
+        <w:shd w:fill="F5F1FB"/>
+      </w:pPr>
+      <w:r>
+        <w:rPr>
+          <w:b w:val="0"/>
+        </w:rPr>
+        <w:t xml:space="preserve">Explain why mixing the two </w:t>
+      </w:r>
+      <w:r>
+        <w:rPr>
+          <w:b/>
+        </w:rPr>
+        <w:t>label</w:t>
+      </w:r>
+      <w:r>
+        <w:rPr>
+          <w:b w:val="0"/>
+        </w:rPr>
+        <w:t xml:space="preserve">s without recording the version could create a misleading </w:t>
+      </w:r>
+      <w:r>
+        <w:rPr>
+          <w:b/>
+        </w:rPr>
+        <w:t>training</w:t>
+      </w:r>
+      <w:r>
+        <w:rPr>
+          <w:b w:val="0"/>
+        </w:rPr>
+        <w:t xml:space="preserve"> dataset.</w:t>
+      </w:r>
+    </w:p>
+    <w:p>
+      <w:pPr>
+        <w:pStyle w:val="Heading3"/>
+      </w:pPr>
+      <w:r>
+        <w:t>Teacher reasoning · W5</w:t>
+      </w:r>
+    </w:p>
+    <w:p>
+      <w:pPr>
+        <w:spacing w:line="336" w:lineRule="auto" w:after="180"/>
+        <w:shd w:fill="F1F6FC"/>
+      </w:pPr>
+      <w:r>
+        <w:rPr>
+          <w:b w:val="0"/>
+        </w:rPr>
+        <w:t>Under Version 1 the card is revise; under Version 2 it is ready. Both can be correct relative to their different policies.</w:t>
+      </w:r>
+    </w:p>
+    <w:p>
+      <w:pPr>
+        <w:spacing w:line="336" w:lineRule="auto" w:after="180"/>
+        <w:shd w:fill="F1F6FC"/>
+      </w:pPr>
+      <w:r>
+        <w:rPr>
+          <w:b w:val="0"/>
+        </w:rPr>
+        <w:t>If the version is omitted, identical printed fields appear to have conflicting targets without explanation.</w:t>
+      </w:r>
+    </w:p>
+    <w:p>
+      <w:pPr>
+        <w:spacing w:line="336" w:lineRule="auto" w:after="180"/>
+        <w:shd w:fill="F1F6FC"/>
+      </w:pPr>
+      <w:r>
+        <w:rPr>
+          <w:b w:val="0"/>
+        </w:rPr>
+        <w:t xml:space="preserve">Record which policy produced each </w:t>
+      </w:r>
+      <w:r>
+        <w:rPr>
+          <w:b/>
+        </w:rPr>
+        <w:t>label</w:t>
+      </w:r>
+      <w:r>
+        <w:rPr>
+          <w:b w:val="0"/>
+        </w:rPr>
+        <w:t xml:space="preserve"> and review or re</w:t>
+      </w:r>
+      <w:r>
+        <w:rPr>
+          <w:b/>
+        </w:rPr>
+        <w:t>label</w:t>
+      </w:r>
+      <w:r>
+        <w:rPr>
+          <w:b w:val="0"/>
+        </w:rPr>
+        <w:t xml:space="preserve"> consistently for the intended task; do not erase the history.</w:t>
+      </w:r>
+    </w:p>
+    <w:p>
+      <w:pPr>
+        <w:pStyle w:val="Heading3"/>
+      </w:pPr>
+      <w:r>
         <w:t>Assess independent transfer</w:t>
       </w:r>
     </w:p>
     <w:p>
-      <w:r>
-        <w:t>Selected case: A fictional equipment-request form accepts a whole-number borrowing duration of 1 through 7 days inclusive and one item code X or Y. Label revise if any known field fails; otherwise label review if a field is blank or unreadable; otherwise label ready. Classify these forms and justify each: 7 days X; 8 days Y; unreadable duration X; 8 days blank code. Explain whether ready alone grants permission to borrow.</w:t>
-      </w:r>
-    </w:p>
-    <w:p>
       <w:pPr>
         <w:pStyle w:val="Heading3"/>
       </w:pPr>
       <w:r>
+        <w:t>Independent question · withhold the key</w:t>
+      </w:r>
+    </w:p>
+    <w:p>
+      <w:pPr>
+        <w:spacing w:line="336" w:lineRule="auto" w:after="180"/>
+        <w:shd w:fill="F5F1FB"/>
+      </w:pPr>
+      <w:r>
+        <w:rPr>
+          <w:b w:val="0"/>
+        </w:rPr>
+        <w:t>Selected case: A fictional equipment-request form accepts a whole-number borrowing duration of 1 through 7 days inclusive and one item code X or Y.</w:t>
+      </w:r>
+    </w:p>
+    <w:p>
+      <w:pPr>
+        <w:spacing w:line="336" w:lineRule="auto" w:after="180"/>
+        <w:shd w:fill="F5F1FB"/>
+      </w:pPr>
+      <w:r>
+        <w:rPr>
+          <w:b/>
+        </w:rPr>
+        <w:t>Label</w:t>
+      </w:r>
+      <w:r>
+        <w:rPr>
+          <w:b w:val="0"/>
+        </w:rPr>
+        <w:t xml:space="preserve"> revise if any known field fails; otherwise </w:t>
+      </w:r>
+      <w:r>
+        <w:rPr>
+          <w:b/>
+        </w:rPr>
+        <w:t>label</w:t>
+      </w:r>
+      <w:r>
+        <w:rPr>
+          <w:b w:val="0"/>
+        </w:rPr>
+        <w:t xml:space="preserve"> review if a field is blank or unreadable; otherwise </w:t>
+      </w:r>
+      <w:r>
+        <w:rPr>
+          <w:b/>
+        </w:rPr>
+        <w:t>label</w:t>
+      </w:r>
+      <w:r>
+        <w:rPr>
+          <w:b w:val="0"/>
+        </w:rPr>
+        <w:t xml:space="preserve"> ready. Classify these forms and justify each: 7 days X; 8 days Y; unreadable duration X; 8 days blank code.</w:t>
+      </w:r>
+    </w:p>
+    <w:p>
+      <w:pPr>
+        <w:spacing w:line="336" w:lineRule="auto" w:after="180"/>
+        <w:shd w:fill="F5F1FB"/>
+      </w:pPr>
+      <w:r>
+        <w:rPr>
+          <w:b w:val="0"/>
+        </w:rPr>
+        <w:t>Explain whether ready alone grants permission to borrow.</w:t>
+      </w:r>
+    </w:p>
+    <w:p>
+      <w:pPr>
+        <w:pStyle w:val="Heading3"/>
+      </w:pPr>
+      <w:r>
         <w:t>Selected case answer</w:t>
       </w:r>
     </w:p>
     <w:p>
-      <w:r>
-        <w:t>7 days X is ready: both pass, including the endpoint. 8 days Y is revise: duration exceeds 7. Unreadable duration X is review: no known failure but duration is unknown. 8 days blank code is revise: the known duration failure has priority. Ready only means the printed fields satisfy this policy; borrowing still requires the actual availability and authorisation process.</w:t>
+      <w:pPr>
+        <w:pStyle w:val="Heading3"/>
+      </w:pPr>
+      <w:r>
+        <w:t>Teacher key · Selected case answer</w:t>
+      </w:r>
+    </w:p>
+    <w:p>
+      <w:pPr>
+        <w:spacing w:line="336" w:lineRule="auto" w:after="180"/>
+        <w:shd w:fill="F1F6FC"/>
+      </w:pPr>
+      <w:r>
+        <w:rPr>
+          <w:b w:val="0"/>
+        </w:rPr>
+        <w:t>7 days X is ready: both pass, including the endpoint. 8 days Y is revise: duration exceeds 7.</w:t>
+      </w:r>
+    </w:p>
+    <w:p>
+      <w:pPr>
+        <w:spacing w:line="336" w:lineRule="auto" w:after="180"/>
+        <w:shd w:fill="F1F6FC"/>
+      </w:pPr>
+      <w:r>
+        <w:rPr>
+          <w:b w:val="0"/>
+        </w:rPr>
+        <w:t>Unreadable duration X is review: no known failure but duration is unknown. 8 days blank code is revise: the known duration failure has priority.</w:t>
+      </w:r>
+    </w:p>
+    <w:p>
+      <w:pPr>
+        <w:spacing w:line="336" w:lineRule="auto" w:after="180"/>
+        <w:shd w:fill="F1F6FC"/>
+      </w:pPr>
+      <w:r>
+        <w:rPr>
+          <w:b w:val="0"/>
+        </w:rPr>
+        <w:t xml:space="preserve">Ready only means the printed fields satisfy this policy; borrowing still requires the actual availability and authorisation </w:t>
+      </w:r>
+      <w:r>
+        <w:rPr>
+          <w:b/>
+        </w:rPr>
+        <w:t>process</w:t>
+      </w:r>
+      <w:r>
+        <w:rPr>
+          <w:b w:val="0"/>
+        </w:rPr>
+        <w:t>.</w:t>
       </w:r>
     </w:p>
     <w:tbl>
@@ -2700,21 +5830,77 @@
       </w:tr>
     </w:tbl>
     <w:p>
-      <w:r>
-        <w:t>Record each dimension as not yet, with support, or independent. Accept a valid alternative procedure with a defensible trace. Do not penalise an honestly recorded model failure if the learner correctly explains its evidence and limits.</w:t>
-      </w:r>
-    </w:p>
-    <w:p>
       <w:pPr>
         <w:pStyle w:val="Heading3"/>
       </w:pPr>
       <w:r>
+        <w:t>Teacher key · Selected case answer</w:t>
+      </w:r>
+    </w:p>
+    <w:p>
+      <w:pPr>
+        <w:spacing w:line="336" w:lineRule="auto" w:after="180"/>
+        <w:shd w:fill="F1F6FC"/>
+      </w:pPr>
+      <w:r>
+        <w:rPr>
+          <w:b w:val="0"/>
+        </w:rPr>
+        <w:t>Record each dimension as not yet, with support, or independent. Accept a valid alternative procedure with a defensible trace.</w:t>
+      </w:r>
+    </w:p>
+    <w:p>
+      <w:pPr>
+        <w:spacing w:line="336" w:lineRule="auto" w:after="180"/>
+        <w:shd w:fill="F1F6FC"/>
+      </w:pPr>
+      <w:r>
+        <w:rPr>
+          <w:b w:val="0"/>
+        </w:rPr>
+        <w:t xml:space="preserve">Do not penalise an honestly recorded model failure if the learner correctly explains its </w:t>
+      </w:r>
+      <w:r>
+        <w:rPr>
+          <w:b/>
+        </w:rPr>
+        <w:t>evidence</w:t>
+      </w:r>
+      <w:r>
+        <w:rPr>
+          <w:b w:val="0"/>
+        </w:rPr>
+        <w:t xml:space="preserve"> and limits.</w:t>
+      </w:r>
+    </w:p>
+    <w:p>
+      <w:pPr>
+        <w:pStyle w:val="Heading3"/>
+      </w:pPr>
+      <w:r>
         <w:t>Feedback that the learner uses</w:t>
       </w:r>
     </w:p>
     <w:p>
-      <w:r>
-        <w:t>Name the earliest unsupported step and give one action to repair it. Have the learner make that repair now and explain why. Then assess the relevant skill on a fresh, fully specified case. Confirm it was not previously practised with feedback; solve and check the new case before assigning it. A follow-up design prompt is a starting brief, not automatically an equivalent test.</w:t>
+      <w:pPr>
+        <w:spacing w:line="336" w:lineRule="auto" w:after="180"/>
+      </w:pPr>
+      <w:r>
+        <w:rPr>
+          <w:b w:val="0"/>
+        </w:rPr>
+        <w:t>Name the earliest unsupported step and give one action to repair it. Have the learner make that repair now and explain why. Then assess the relevant skill on a fresh, fully specified case.</w:t>
+      </w:r>
+    </w:p>
+    <w:p>
+      <w:pPr>
+        <w:spacing w:line="336" w:lineRule="auto" w:after="180"/>
+      </w:pPr>
+      <w:r>
+        <w:rPr>
+          <w:b w:val="0"/>
+        </w:rPr>
+        <w:t>Confirm it was not previously practised with feedback; solve and check the new case before assigning it. A follow-up design prompt is a starting brief, not automatically an equivalent test.</w:t>
       </w:r>
     </w:p>
     <w:p>
@@ -2726,11 +5912,74 @@
       </w:r>
     </w:p>
     <w:p>
+      <w:r>
+        <w:t>Connect Categories and Labels to Helpful Classroom Sorter, adapt support and plan a later changed-case check.</w:t>
+      </w:r>
+    </w:p>
+    <w:p>
       <w:pPr>
         <w:pStyle w:val="Heading3"/>
       </w:pPr>
       <w:r>
-        <w:t>Connect and extend learning</w:t>
+        <w:t>Helpful Classroom Sorter</w:t>
+      </w:r>
+    </w:p>
+    <w:p>
+      <w:pPr>
+        <w:spacing w:line="336" w:lineRule="auto" w:after="180"/>
+      </w:pPr>
+      <w:r>
+        <w:rPr>
+          <w:b w:val="0"/>
+        </w:rPr>
+        <w:t xml:space="preserve">Define the Classroom Sorter's bin </w:t>
+      </w:r>
+      <w:r>
+        <w:rPr>
+          <w:b/>
+        </w:rPr>
+        <w:t>label</w:t>
+      </w:r>
+      <w:r>
+        <w:rPr>
+          <w:b w:val="0"/>
+        </w:rPr>
+        <w:t>s and write how to handle objects that reasonably fit more than one bin.</w:t>
+      </w:r>
+    </w:p>
+    <w:p>
+      <w:pPr>
+        <w:spacing w:line="336" w:lineRule="auto" w:after="180"/>
+      </w:pPr>
+      <w:r>
+        <w:rPr>
+          <w:b w:val="0"/>
+        </w:rPr>
+        <w:t xml:space="preserve">Keep the decision, </w:t>
+      </w:r>
+      <w:r>
+        <w:rPr>
+          <w:b/>
+        </w:rPr>
+        <w:t>input</w:t>
+      </w:r>
+      <w:r>
+        <w:rPr>
+          <w:b w:val="0"/>
+        </w:rPr>
+        <w:t xml:space="preserve">, result, explanation and remaining limitation in the project </w:t>
+      </w:r>
+      <w:r>
+        <w:rPr>
+          <w:b/>
+        </w:rPr>
+        <w:t>evidence</w:t>
+      </w:r>
+      <w:r>
+        <w:rPr>
+          <w:b w:val="0"/>
+        </w:rPr>
+        <w:t xml:space="preserve"> record. Retrieve this record next week rather than restarting the project.</w:t>
       </w:r>
     </w:p>
     <w:p>
@@ -2738,17 +5987,54 @@
         <w:pStyle w:val="Heading3"/>
       </w:pPr>
       <w:r>
-        <w:t>Helpful Classroom Sorter</w:t>
-      </w:r>
-    </w:p>
-    <w:p>
-      <w:r>
-        <w:t>Define the Classroom Sorter's bin labels and write how to handle objects that reasonably fit more than one bin.</w:t>
-      </w:r>
-    </w:p>
-    <w:p>
-      <w:r>
-        <w:t>Keep the decision, input, result, explanation and remaining limitation in the project evidence record. Retrieve this record next week rather than restarting the project.</w:t>
+        <w:t>Support and stretch</w:t>
+      </w:r>
+    </w:p>
+    <w:p>
+      <w:pPr>
+        <w:spacing w:line="336" w:lineRule="auto" w:after="180"/>
+      </w:pPr>
+      <w:r>
+        <w:rPr>
+          <w:b w:val="0"/>
+        </w:rPr>
+        <w:t xml:space="preserve">Use physical cards, spoken explanations and a three-stage drawing. Read aloud without giving the answer. Stretch: compare two </w:t>
+      </w:r>
+      <w:r>
+        <w:rPr>
+          <w:b/>
+        </w:rPr>
+        <w:t>mechanism</w:t>
+      </w:r>
+      <w:r>
+        <w:rPr>
+          <w:b w:val="0"/>
+        </w:rPr>
+        <w:t xml:space="preserve">s with the same visible </w:t>
+      </w:r>
+      <w:r>
+        <w:rPr>
+          <w:b/>
+        </w:rPr>
+        <w:t>output</w:t>
+      </w:r>
+      <w:r>
+        <w:rPr>
+          <w:b w:val="0"/>
+        </w:rPr>
+        <w:t xml:space="preserve"> and explain what </w:t>
+      </w:r>
+      <w:r>
+        <w:rPr>
+          <w:b/>
+        </w:rPr>
+        <w:t>evidence</w:t>
+      </w:r>
+      <w:r>
+        <w:rPr>
+          <w:b w:val="0"/>
+        </w:rPr>
+        <w:t xml:space="preserve"> distinguishes them.</w:t>
       </w:r>
     </w:p>
     <w:p>
@@ -2756,12 +6042,30 @@
         <w:pStyle w:val="Heading3"/>
       </w:pPr>
       <w:r>
-        <w:t>Support and stretch</w:t>
-      </w:r>
-    </w:p>
-    <w:p>
-      <w:r>
-        <w:t>Use physical cards, spoken explanations and a three-stage drawing. Read aloud without giving the answer. Stretch: compare two mechanisms with the same visible output and explain what evidence distinguishes them.</w:t>
+        <w:t>Exit reflection</w:t>
+      </w:r>
+    </w:p>
+    <w:p>
+      <w:pPr>
+        <w:spacing w:line="336" w:lineRule="auto" w:after="180"/>
+      </w:pPr>
+      <w:r>
+        <w:rPr>
+          <w:b w:val="0"/>
+        </w:rPr>
+        <w:t xml:space="preserve">Ask for one decision the learner can now justify and one situation requiring more </w:t>
+      </w:r>
+      <w:r>
+        <w:rPr>
+          <w:b/>
+        </w:rPr>
+        <w:t>evidence</w:t>
+      </w:r>
+      <w:r>
+        <w:rPr>
+          <w:b w:val="0"/>
+        </w:rPr>
+        <w:t xml:space="preserve"> or human review. Confidence ratings are separate from correct independent performance.</w:t>
       </w:r>
     </w:p>
     <w:p>
@@ -2769,12 +6073,30 @@
         <w:pStyle w:val="Heading3"/>
       </w:pPr>
       <w:r>
-        <w:t>Exit reflection</w:t>
-      </w:r>
-    </w:p>
-    <w:p>
-      <w:r>
-        <w:t>Ask for one decision the learner can now justify and one situation requiring more evidence or human review. Confidence ratings are separate from correct independent performance.</w:t>
+        <w:t>Bridge to the next week</w:t>
+      </w:r>
+    </w:p>
+    <w:p>
+      <w:pPr>
+        <w:spacing w:line="336" w:lineRule="auto" w:after="180"/>
+      </w:pPr>
+      <w:r>
+        <w:rPr>
+          <w:b w:val="0"/>
+        </w:rPr>
+        <w:t xml:space="preserve">Next: Week 8: Features: Useful Clues. Retrieve today’s </w:t>
+      </w:r>
+      <w:r>
+        <w:rPr>
+          <w:b/>
+        </w:rPr>
+        <w:t>evidence</w:t>
+      </w:r>
+      <w:r>
+        <w:rPr>
+          <w:b w:val="0"/>
+        </w:rPr>
+        <w:t xml:space="preserve"> and identify what carries forward and what is new.</w:t>
       </w:r>
     </w:p>
     <w:p>
@@ -2782,12 +6104,134 @@
         <w:pStyle w:val="Heading3"/>
       </w:pPr>
       <w:r>
-        <w:t>Bridge to the next week</w:t>
-      </w:r>
-    </w:p>
-    <w:p>
-      <w:r>
-        <w:t>Next: Week 8: Features: Useful Clues. Retrieve today’s evidence and identify what carries forward and what is new.</w:t>
+        <w:t>Support and fresh reassessment</w:t>
+      </w:r>
+    </w:p>
+    <w:p>
+      <w:pPr>
+        <w:spacing w:line="336" w:lineRule="auto" w:after="180"/>
+      </w:pPr>
+      <w:r>
+        <w:rPr>
+          <w:b w:val="0"/>
+        </w:rPr>
+        <w:t>Provide a three-step checklist and highlight known versus unreadable fields using words as well as colour. Let learners explain orally while pointing to the criterion.</w:t>
+      </w:r>
+    </w:p>
+    <w:p>
+      <w:pPr>
+        <w:spacing w:line="336" w:lineRule="auto" w:after="180"/>
+      </w:pPr>
+      <w:r>
+        <w:rPr>
+          <w:b w:val="0"/>
+        </w:rPr>
+        <w:t xml:space="preserve">Extension: ask how a different priority policy would </w:t>
+      </w:r>
+      <w:r>
+        <w:rPr>
+          <w:b/>
+        </w:rPr>
+        <w:t>label</w:t>
+      </w:r>
+      <w:r>
+        <w:rPr>
+          <w:b w:val="0"/>
+        </w:rPr>
+        <w:t xml:space="preserve"> mixed cases, and why that change must be documented rather than silently merged into the old </w:t>
+      </w:r>
+      <w:r>
+        <w:rPr>
+          <w:b/>
+        </w:rPr>
+        <w:t>label</w:t>
+      </w:r>
+      <w:r>
+        <w:rPr>
+          <w:b w:val="0"/>
+        </w:rPr>
+        <w:t>s.</w:t>
+      </w:r>
+    </w:p>
+    <w:p>
+      <w:pPr>
+        <w:spacing w:line="336" w:lineRule="auto" w:after="180"/>
+      </w:pPr>
+      <w:r>
+        <w:rPr>
+          <w:b w:val="0"/>
+        </w:rPr>
+        <w:t xml:space="preserve">W4 is secure when all four </w:t>
+      </w:r>
+      <w:r>
+        <w:rPr>
+          <w:b/>
+        </w:rPr>
+        <w:t>label</w:t>
+      </w:r>
+      <w:r>
+        <w:rPr>
+          <w:b w:val="0"/>
+        </w:rPr>
+        <w:t xml:space="preserve">s follow the new range and codes, the reasons cite the relevant </w:t>
+      </w:r>
+      <w:r>
+        <w:rPr>
+          <w:b/>
+        </w:rPr>
+        <w:t>evidence</w:t>
+      </w:r>
+      <w:r>
+        <w:rPr>
+          <w:b w:val="0"/>
+        </w:rPr>
+        <w:t>, the mixed failure/unknown case respects priority, and ready is not treated as authorisation.</w:t>
+      </w:r>
+    </w:p>
+    <w:p>
+      <w:pPr>
+        <w:spacing w:line="336" w:lineRule="auto" w:after="180"/>
+      </w:pPr>
+      <w:r>
+        <w:rPr>
+          <w:b w:val="0"/>
+        </w:rPr>
+        <w:t xml:space="preserve">If only the </w:t>
+      </w:r>
+      <w:r>
+        <w:rPr>
+          <w:b/>
+        </w:rPr>
+        <w:t>label</w:t>
+      </w:r>
+      <w:r>
+        <w:rPr>
+          <w:b w:val="0"/>
+        </w:rPr>
+        <w:t>s are correct, ask for the reasoning before recording mastery. After support, use new forms with a different maximum and codes for an uncoached retry.</w:t>
+      </w:r>
+    </w:p>
+    <w:p>
+      <w:pPr>
+        <w:spacing w:line="336" w:lineRule="auto" w:after="180"/>
+      </w:pPr>
+      <w:r>
+        <w:rPr>
+          <w:b w:val="0"/>
+        </w:rPr>
+        <w:t xml:space="preserve">Week 8 examines features: which recorded properties retain the distinctions a task needs, and which attractive-looking </w:t>
+      </w:r>
+      <w:r>
+        <w:rPr>
+          <w:b/>
+        </w:rPr>
+        <w:t>input</w:t>
+      </w:r>
+      <w:r>
+        <w:rPr>
+          <w:b w:val="0"/>
+        </w:rPr>
+        <w:t>s add little useful information.</w:t>
       </w:r>
     </w:p>
     <w:p>
@@ -2795,40 +6239,40 @@
         <w:pStyle w:val="Heading3"/>
       </w:pPr>
       <w:r>
-        <w:t>Support and fresh reassessment</w:t>
-      </w:r>
-    </w:p>
-    <w:p>
-      <w:r>
-        <w:t>Provide a three-step checklist and highlight known versus unreadable fields using words as well as colour. Let learners explain orally while pointing to the criterion. Extension: ask how a different priority policy would label mixed cases, and why that change must be documented rather than silently merged into the old labels.</w:t>
-      </w:r>
-    </w:p>
-    <w:p>
-      <w:r>
-        <w:t>W4 is secure when all four labels follow the new range and codes, the reasons cite the relevant evidence, the mixed failure/unknown case respects priority, and ready is not treated as authorisation. If only the labels are correct, ask for the reasoning before recording mastery. After support, use new forms with a different maximum and codes for an uncoached retry.</w:t>
-      </w:r>
-    </w:p>
-    <w:p>
-      <w:r>
-        <w:t>Week 8 examines features: which recorded properties retain the distinctions a task needs, and which attractive-looking inputs add little useful information.</w:t>
-      </w:r>
-    </w:p>
-    <w:p>
-      <w:pPr>
-        <w:pStyle w:val="Heading3"/>
-      </w:pPr>
-      <w:r>
         <w:t>Plan the delayed return</w:t>
       </w:r>
     </w:p>
     <w:p>
-      <w:r>
+      <w:pPr>
+        <w:spacing w:line="336" w:lineRule="auto" w:after="180"/>
+      </w:pPr>
+      <w:r>
+        <w:rPr>
+          <w:b w:val="0"/>
+        </w:rPr>
         <w:t>Suggested return points in this level: ai-1/8, ai-1/10, ai-1/13. Use actual classroom dates, adjusting for holidays and gaps. One, three and six teaching weeks are scheduling choices, not a claimed optimal spacing.</w:t>
       </w:r>
     </w:p>
     <w:p>
-      <w:r>
-        <w:t>At a delayed check, ask for the idea from memory and a changed application. Compare with the earlier independent response and record support used. For a new level, revisit the previous capstone before checking the new prerequisites.</w:t>
+      <w:pPr>
+        <w:spacing w:line="336" w:lineRule="auto" w:after="180"/>
+      </w:pPr>
+      <w:r>
+        <w:rPr>
+          <w:b w:val="0"/>
+        </w:rPr>
+        <w:t>At a delayed check, ask for the idea from memory and a changed application. Compare with the earlier independent response and record support used.</w:t>
+      </w:r>
+    </w:p>
+    <w:p>
+      <w:pPr>
+        <w:spacing w:line="336" w:lineRule="auto" w:after="180"/>
+      </w:pPr>
+      <w:r>
+        <w:rPr>
+          <w:b w:val="0"/>
+        </w:rPr>
+        <w:t>For a new level, revisit the previous capstone before checking the new prerequisites.</w:t>
       </w:r>
     </w:p>
     <w:tbl>
@@ -2988,8 +6432,26 @@
       </w:tr>
     </w:tbl>
     <w:p>
-      <w:r>
-        <w:t>Use the evidence to choose reteaching or the next step. A completed page, confidence rating or attractive project does not by itself demonstrate understanding.</w:t>
+      <w:pPr>
+        <w:spacing w:line="336" w:lineRule="auto" w:after="180"/>
+      </w:pPr>
+      <w:r>
+        <w:rPr>
+          <w:b w:val="0"/>
+        </w:rPr>
+        <w:t xml:space="preserve">Use the </w:t>
+      </w:r>
+      <w:r>
+        <w:rPr>
+          <w:b/>
+        </w:rPr>
+        <w:t>evidence</w:t>
+      </w:r>
+      <w:r>
+        <w:rPr>
+          <w:b w:val="0"/>
+        </w:rPr>
+        <w:t xml:space="preserve"> to choose reteaching or the next step. A completed page, confidence rating or attractive project does not by itself demonstrate understanding.</w:t>
       </w:r>
     </w:p>
     <w:p>
@@ -3001,8 +6463,50 @@
       </w:r>
     </w:p>
     <w:p>
-      <w:r>
-        <w:t>Write a sorter label guide with examples of complete, invalid and unresolved inputs before comparing labels.</w:t>
+      <w:pPr>
+        <w:spacing w:line="336" w:lineRule="auto" w:after="180"/>
+      </w:pPr>
+      <w:r>
+        <w:rPr>
+          <w:b w:val="0"/>
+        </w:rPr>
+        <w:t xml:space="preserve">Write a sorter </w:t>
+      </w:r>
+      <w:r>
+        <w:rPr>
+          <w:b/>
+        </w:rPr>
+        <w:t>label</w:t>
+      </w:r>
+      <w:r>
+        <w:rPr>
+          <w:b w:val="0"/>
+        </w:rPr>
+        <w:t xml:space="preserve"> guide with examples of complete, invalid and unresolved </w:t>
+      </w:r>
+      <w:r>
+        <w:rPr>
+          <w:b/>
+        </w:rPr>
+        <w:t>input</w:t>
+      </w:r>
+      <w:r>
+        <w:rPr>
+          <w:b w:val="0"/>
+        </w:rPr>
+        <w:t xml:space="preserve">s before comparing </w:t>
+      </w:r>
+      <w:r>
+        <w:rPr>
+          <w:b/>
+        </w:rPr>
+        <w:t>label</w:t>
+      </w:r>
+      <w:r>
+        <w:rPr>
+          <w:b w:val="0"/>
+        </w:rPr>
+        <w:t>s.</w:t>
       </w:r>
     </w:p>
     <w:p>
@@ -3015,12 +6519,86 @@
     </w:p>
     <w:p>
       <w:r>
-        <w:t>Teaching target: Apply a category definition using explicit evidence and boundary rules</w:t>
-      </w:r>
-    </w:p>
-    <w:p>
-      <w:r>
-        <w:t>Prepare the labelled worked-case picture, the matching workbook, fictional input cards and a place for individual responses. No paid AI account is required for the paper reasoning activities.</w:t>
+        <w:t>Use this preparation summary alongside the detailed Categories and Labels lesson; it is a checklist rather than a replacement for the full sequence.</w:t>
+      </w:r>
+    </w:p>
+    <w:p>
+      <w:pPr>
+        <w:pStyle w:val="Heading3"/>
+      </w:pPr>
+      <w:r>
+        <w:t>Teaching target</w:t>
+      </w:r>
+    </w:p>
+    <w:p>
+      <w:pPr>
+        <w:spacing w:line="336" w:lineRule="auto" w:after="180"/>
+        <w:shd w:fill="EDF7F3"/>
+      </w:pPr>
+      <w:r>
+        <w:rPr>
+          <w:b w:val="0"/>
+        </w:rPr>
+        <w:t xml:space="preserve">Teaching target: Apply a </w:t>
+      </w:r>
+      <w:r>
+        <w:rPr>
+          <w:b/>
+        </w:rPr>
+        <w:t>category</w:t>
+      </w:r>
+      <w:r>
+        <w:rPr>
+          <w:b w:val="0"/>
+        </w:rPr>
+        <w:t xml:space="preserve"> definition using explicit </w:t>
+      </w:r>
+      <w:r>
+        <w:rPr>
+          <w:b/>
+        </w:rPr>
+        <w:t>evidence</w:t>
+      </w:r>
+      <w:r>
+        <w:rPr>
+          <w:b w:val="0"/>
+        </w:rPr>
+        <w:t xml:space="preserve"> and boundary rules</w:t>
+      </w:r>
+    </w:p>
+    <w:p>
+      <w:pPr>
+        <w:spacing w:line="336" w:lineRule="auto" w:after="180"/>
+      </w:pPr>
+      <w:r>
+        <w:rPr>
+          <w:b w:val="0"/>
+        </w:rPr>
+        <w:t xml:space="preserve">Prepare the </w:t>
+      </w:r>
+      <w:r>
+        <w:rPr>
+          <w:b/>
+        </w:rPr>
+        <w:t>label</w:t>
+      </w:r>
+      <w:r>
+        <w:rPr>
+          <w:b w:val="0"/>
+        </w:rPr>
+        <w:t xml:space="preserve">led worked-case picture, the matching workbook, fictional </w:t>
+      </w:r>
+      <w:r>
+        <w:rPr>
+          <w:b/>
+        </w:rPr>
+        <w:t>input</w:t>
+      </w:r>
+      <w:r>
+        <w:rPr>
+          <w:b w:val="0"/>
+        </w:rPr>
+        <w:t xml:space="preserve"> cards and a place for individual responses. No paid AI account is required for the paper reasoning activities.</w:t>
       </w:r>
     </w:p>
     <w:tbl>
@@ -3167,37 +6745,278 @@
       </w:tr>
     </w:tbl>
     <w:p>
-      <w:r>
-        <w:t>Before class, solve the supported practice: A helper says Label a card ready if it looks nice. Explain why this can lead to inconsistent labels. Replace it with an instruction that another person can apply using the calendar policy, including what to do about a blank field.</w:t>
-      </w:r>
-    </w:p>
-    <w:p>
-      <w:r>
-        <w:t>Reasoned practice answer: Looks nice has no agreed observable criterion and can invite different preferences. A usable replacement checks for a known day outside whole numbers 1 to 30 or a known room other than A/B and labels revise; otherwise any blank or unreadable required field gives review; otherwise label ready. Accept equivalent wording that preserves all criteria and priority.</w:t>
-      </w:r>
-    </w:p>
-    <w:p>
-      <w:r>
-        <w:t>Check every learner before discussion: Use the worked case for Categories and operational labels. Proposed explanation: “A blank is the same as a failing value”. Decide whether this explanation is supported. Point to the step or supplied fact that decides; explain your repair if needed.</w:t>
-      </w:r>
-    </w:p>
-    <w:p>
-      <w:r>
+      <w:pPr>
+        <w:spacing w:line="336" w:lineRule="auto" w:after="180"/>
+      </w:pPr>
+      <w:r>
+        <w:rPr>
+          <w:b w:val="0"/>
+        </w:rPr>
+        <w:t xml:space="preserve">Before class, solve the supported practice: A helper says </w:t>
+      </w:r>
+      <w:r>
+        <w:rPr>
+          <w:b/>
+        </w:rPr>
+        <w:t>Label</w:t>
+      </w:r>
+      <w:r>
+        <w:rPr>
+          <w:b w:val="0"/>
+        </w:rPr>
+        <w:t xml:space="preserve"> a card ready if it looks nice. Explain why this can lead to inconsistent </w:t>
+      </w:r>
+      <w:r>
+        <w:rPr>
+          <w:b/>
+        </w:rPr>
+        <w:t>label</w:t>
+      </w:r>
+      <w:r>
+        <w:rPr>
+          <w:b w:val="0"/>
+        </w:rPr>
+        <w:t>s.</w:t>
+      </w:r>
+    </w:p>
+    <w:p>
+      <w:pPr>
+        <w:spacing w:line="336" w:lineRule="auto" w:after="180"/>
+      </w:pPr>
+      <w:r>
+        <w:rPr>
+          <w:b w:val="0"/>
+        </w:rPr>
+        <w:t>Replace it with an instruction that another person can apply using the calendar policy, including what to do about a blank field.</w:t>
+      </w:r>
+    </w:p>
+    <w:p>
+      <w:pPr>
+        <w:pStyle w:val="Heading3"/>
+      </w:pPr>
+      <w:r>
+        <w:t>Supported practice answer</w:t>
+      </w:r>
+    </w:p>
+    <w:p>
+      <w:pPr>
+        <w:spacing w:line="336" w:lineRule="auto" w:after="180"/>
+        <w:shd w:fill="F1F6FC"/>
+      </w:pPr>
+      <w:r>
+        <w:rPr>
+          <w:b w:val="0"/>
+        </w:rPr>
+        <w:t>Reasoned practice answer: Looks nice has no agreed observable criterion and can invite different preferences.</w:t>
+      </w:r>
+    </w:p>
+    <w:p>
+      <w:pPr>
+        <w:spacing w:line="336" w:lineRule="auto" w:after="180"/>
+        <w:shd w:fill="F1F6FC"/>
+      </w:pPr>
+      <w:r>
+        <w:rPr>
+          <w:b w:val="0"/>
+        </w:rPr>
+        <w:t xml:space="preserve">A usable replacement checks for a known day outside whole numbers 1 to 30 or a known room other than A/B and </w:t>
+      </w:r>
+      <w:r>
+        <w:rPr>
+          <w:b/>
+        </w:rPr>
+        <w:t>label</w:t>
+      </w:r>
+      <w:r>
+        <w:rPr>
+          <w:b w:val="0"/>
+        </w:rPr>
+        <w:t xml:space="preserve">s revise; otherwise any blank or unreadable required field gives review; otherwise </w:t>
+      </w:r>
+      <w:r>
+        <w:rPr>
+          <w:b/>
+        </w:rPr>
+        <w:t>label</w:t>
+      </w:r>
+      <w:r>
+        <w:rPr>
+          <w:b w:val="0"/>
+        </w:rPr>
+        <w:t xml:space="preserve"> ready.</w:t>
+      </w:r>
+    </w:p>
+    <w:p>
+      <w:pPr>
+        <w:spacing w:line="336" w:lineRule="auto" w:after="180"/>
+        <w:shd w:fill="F1F6FC"/>
+      </w:pPr>
+      <w:r>
+        <w:rPr>
+          <w:b w:val="0"/>
+        </w:rPr>
+        <w:t>Accept equivalent wording that preserves all criteria and priority.</w:t>
+      </w:r>
+    </w:p>
+    <w:p>
+      <w:pPr>
+        <w:spacing w:line="336" w:lineRule="auto" w:after="180"/>
+      </w:pPr>
+      <w:r>
+        <w:rPr>
+          <w:b w:val="0"/>
+        </w:rPr>
+        <w:t xml:space="preserve">Check every learner before discussion: Use the worked case for Categories and operational </w:t>
+      </w:r>
+      <w:r>
+        <w:rPr>
+          <w:b/>
+        </w:rPr>
+        <w:t>label</w:t>
+      </w:r>
+      <w:r>
+        <w:rPr>
+          <w:b w:val="0"/>
+        </w:rPr>
+        <w:t>s. Proposed explanation: “A blank is the same as a failing value”. Decide whether this explanation is supported.</w:t>
+      </w:r>
+    </w:p>
+    <w:p>
+      <w:pPr>
+        <w:spacing w:line="336" w:lineRule="auto" w:after="180"/>
+      </w:pPr>
+      <w:r>
+        <w:rPr>
+          <w:b w:val="0"/>
+        </w:rPr>
+        <w:t>Point to the step or supplied fact that decides; explain your repair if needed.</w:t>
+      </w:r>
+    </w:p>
+    <w:p>
+      <w:pPr>
+        <w:pStyle w:val="Heading3"/>
+      </w:pPr>
+      <w:r>
+        <w:t>Repair the misconception</w:t>
+      </w:r>
+    </w:p>
+    <w:p>
+      <w:pPr>
+        <w:spacing w:line="336" w:lineRule="auto" w:after="180"/>
+        <w:shd w:fill="FFF5E6"/>
+      </w:pPr>
+      <w:r>
+        <w:rPr>
+          <w:b w:val="0"/>
+        </w:rPr>
         <w:t>Misconception repair: Contrast unreadable day with day 0. One is unknown; the other is known to violate the stated range.</w:t>
       </w:r>
     </w:p>
     <w:p>
-      <w:r>
-        <w:t>Support: read the exact case aloud, enlarge the labelled picture, supply input cards and model only the first deciding step. Accept a spoken explanation or drawing; retain the reasoning goal.</w:t>
-      </w:r>
-    </w:p>
-    <w:p>
-      <w:r>
-        <w:t>Extension: Change B’s quantity from 5 to 4; leave colour blank. Require a prediction and a reason before comparing. Expected result: B becomes review. Reason: The known failure is removed, but a required field is still missing.</w:t>
-      </w:r>
-    </w:p>
-    <w:p>
-      <w:r>
+      <w:pPr>
+        <w:pStyle w:val="Heading3"/>
+      </w:pPr>
+      <w:r>
+        <w:t>Support without giving away the answer</w:t>
+      </w:r>
+    </w:p>
+    <w:p>
+      <w:pPr>
+        <w:spacing w:line="336" w:lineRule="auto" w:after="180"/>
+        <w:shd w:fill="F1F6F8"/>
+      </w:pPr>
+      <w:r>
+        <w:rPr>
+          <w:b w:val="0"/>
+        </w:rPr>
+        <w:t xml:space="preserve">Support: read the exact case aloud, enlarge the </w:t>
+      </w:r>
+      <w:r>
+        <w:rPr>
+          <w:b/>
+        </w:rPr>
+        <w:t>label</w:t>
+      </w:r>
+      <w:r>
+        <w:rPr>
+          <w:b w:val="0"/>
+        </w:rPr>
+        <w:t xml:space="preserve">led picture, supply </w:t>
+      </w:r>
+      <w:r>
+        <w:rPr>
+          <w:b/>
+        </w:rPr>
+        <w:t>input</w:t>
+      </w:r>
+      <w:r>
+        <w:rPr>
+          <w:b w:val="0"/>
+        </w:rPr>
+        <w:t xml:space="preserve"> cards and model only the first deciding step. Accept a spoken explanation or drawing; retain the reasoning goal.</w:t>
+      </w:r>
+    </w:p>
+    <w:p>
+      <w:pPr>
+        <w:pStyle w:val="Heading3"/>
+      </w:pPr>
+      <w:r>
+        <w:t>Extend the reasoning</w:t>
+      </w:r>
+    </w:p>
+    <w:p>
+      <w:pPr>
+        <w:spacing w:line="336" w:lineRule="auto" w:after="180"/>
+        <w:shd w:fill="F5F1FB"/>
+      </w:pPr>
+      <w:r>
+        <w:rPr>
+          <w:b w:val="0"/>
+        </w:rPr>
+        <w:t xml:space="preserve">Extension: Change B’s quantity from 5 to 4; leave colour blank. Require a </w:t>
+      </w:r>
+      <w:r>
+        <w:rPr>
+          <w:b/>
+        </w:rPr>
+        <w:t>prediction</w:t>
+      </w:r>
+      <w:r>
+        <w:rPr>
+          <w:b w:val="0"/>
+        </w:rPr>
+        <w:t xml:space="preserve"> and a reason before comparing. Expected result: B becomes review.</w:t>
+      </w:r>
+    </w:p>
+    <w:p>
+      <w:pPr>
+        <w:spacing w:line="336" w:lineRule="auto" w:after="180"/>
+        <w:shd w:fill="F5F1FB"/>
+      </w:pPr>
+      <w:r>
+        <w:rPr>
+          <w:b w:val="0"/>
+        </w:rPr>
+        <w:t>Reason: The known failure is removed, but a required field is still missing.</w:t>
+      </w:r>
+    </w:p>
+    <w:p>
+      <w:pPr>
+        <w:pStyle w:val="Heading3"/>
+      </w:pPr>
+      <w:r>
+        <w:t>Protect the independent attempt</w:t>
+      </w:r>
+    </w:p>
+    <w:p>
+      <w:pPr>
+        <w:spacing w:line="336" w:lineRule="auto" w:after="180"/>
+        <w:shd w:fill="FFF5E6"/>
+      </w:pPr>
+      <w:r>
+        <w:rPr>
+          <w:b w:val="0"/>
+        </w:rPr>
         <w:t>Independent assessment: withhold the reserved answer until the learner has attempted the new case. Record support separately from correctness.</w:t>
       </w:r>
     </w:p>
@@ -3386,13 +7205,70 @@
       </w:tr>
     </w:tbl>
     <w:p>
-      <w:r>
-        <w:t>Project checkpoint: Make a transparent first version. Keep a trace of how one input becomes an output; explain the rule or learned component.</w:t>
-      </w:r>
-    </w:p>
-    <w:p>
-      <w:r>
-        <w:t>Use the weekly teacher answer for topic-specific reasoning. A saved progress tick is an activity record; judge mastery from the learner’s explanation and evidence.</w:t>
+      <w:pPr>
+        <w:pStyle w:val="Heading3"/>
+      </w:pPr>
+      <w:r>
+        <w:t>Project checkpoint</w:t>
+      </w:r>
+    </w:p>
+    <w:p>
+      <w:pPr>
+        <w:spacing w:line="336" w:lineRule="auto" w:after="180"/>
+        <w:shd w:fill="EDF7F3"/>
+      </w:pPr>
+      <w:r>
+        <w:rPr>
+          <w:b w:val="0"/>
+        </w:rPr>
+        <w:t xml:space="preserve">Project checkpoint: Make a transparent first version. Keep a trace of how one </w:t>
+      </w:r>
+      <w:r>
+        <w:rPr>
+          <w:b/>
+        </w:rPr>
+        <w:t>input</w:t>
+      </w:r>
+      <w:r>
+        <w:rPr>
+          <w:b w:val="0"/>
+        </w:rPr>
+        <w:t xml:space="preserve"> becomes an </w:t>
+      </w:r>
+      <w:r>
+        <w:rPr>
+          <w:b/>
+        </w:rPr>
+        <w:t>output</w:t>
+      </w:r>
+      <w:r>
+        <w:rPr>
+          <w:b w:val="0"/>
+        </w:rPr>
+        <w:t>; explain the rule or learned component.</w:t>
+      </w:r>
+    </w:p>
+    <w:p>
+      <w:pPr>
+        <w:spacing w:line="336" w:lineRule="auto" w:after="180"/>
+      </w:pPr>
+      <w:r>
+        <w:rPr>
+          <w:b w:val="0"/>
+        </w:rPr>
+        <w:t xml:space="preserve">Use the weekly teacher answer for topic-specific reasoning. A saved progress tick is an activity record; judge mastery from the learner’s explanation and </w:t>
+      </w:r>
+      <w:r>
+        <w:rPr>
+          <w:b/>
+        </w:rPr>
+        <w:t>evidence</w:t>
+      </w:r>
+      <w:r>
+        <w:rPr>
+          <w:b w:val="0"/>
+        </w:rPr>
+        <w:t>.</w:t>
       </w:r>
     </w:p>
     <w:p>
@@ -3405,27 +7281,1084 @@
     </w:p>
     <w:p>
       <w:r>
-        <w:t>Use the two formative questions as supported practice, not as independent mastery scores. Discuss the deciding evidence rather than accepting a guessed selection.</w:t>
-      </w:r>
-    </w:p>
-    <w:p>
-      <w:r>
+        <w:t>Use feedback, earlier review and portfolios purposefully. Apply the coding routine only when this lesson has an executable lab.</w:t>
+      </w:r>
+    </w:p>
+    <w:p>
+      <w:pPr>
+        <w:spacing w:line="336" w:lineRule="auto" w:after="180"/>
+      </w:pPr>
+      <w:r>
+        <w:rPr>
+          <w:b w:val="0"/>
+        </w:rPr>
+        <w:t xml:space="preserve">Use the two formative questions as supported practice, not as independent mastery scores. Discuss the deciding </w:t>
+      </w:r>
+      <w:r>
+        <w:rPr>
+          <w:b/>
+        </w:rPr>
+        <w:t>evidence</w:t>
+      </w:r>
+      <w:r>
+        <w:rPr>
+          <w:b w:val="0"/>
+        </w:rPr>
+        <w:t xml:space="preserve"> rather than accepting a guessed selection.</w:t>
+      </w:r>
+    </w:p>
+    <w:p>
+      <w:pPr>
+        <w:spacing w:line="336" w:lineRule="auto" w:after="180"/>
+      </w:pPr>
+      <w:r>
+        <w:rPr>
+          <w:b w:val="0"/>
+        </w:rPr>
         <w:t>The feedback comes from the reviewed public worked case. Do not reveal the separately reserved independent teacher answer until the learner has attempted that case.</w:t>
       </w:r>
     </w:p>
     <w:p>
-      <w:r>
-        <w:t>Ask students to predict before running code. Preserve errors and actual outputs; collect a changed test and an explanation. The branch-boundary and indexing lessons deliberately include failure cases.</w:t>
-      </w:r>
-    </w:p>
-    <w:p>
-      <w:r>
+      <w:pPr>
+        <w:pStyle w:val="Heading3"/>
+      </w:pPr>
+      <w:r>
+        <w:t>For later coding lessons</w:t>
+      </w:r>
+    </w:p>
+    <w:p>
+      <w:r>
+        <w:t>This week has no code block. Use this routine when a later lesson includes an executable lab.</w:t>
+      </w:r>
+    </w:p>
+    <w:p>
+      <w:pPr>
+        <w:spacing w:line="336" w:lineRule="auto" w:after="180"/>
+        <w:shd w:fill="F1F6F8"/>
+      </w:pPr>
+      <w:r>
+        <w:rPr>
+          <w:b w:val="0"/>
+        </w:rPr>
+        <w:t xml:space="preserve">Ask students to predict before running code. Preserve errors and actual </w:t>
+      </w:r>
+      <w:r>
+        <w:rPr>
+          <w:b/>
+        </w:rPr>
+        <w:t>output</w:t>
+      </w:r>
+      <w:r>
+        <w:rPr>
+          <w:b w:val="0"/>
+        </w:rPr>
+        <w:t>s; collect a changed test and an explanation. The branch-boundary and indexing lessons deliberately include failure cases.</w:t>
+      </w:r>
+    </w:p>
+    <w:p>
+      <w:pPr>
+        <w:spacing w:line="336" w:lineRule="auto" w:after="180"/>
+      </w:pPr>
+      <w:r>
+        <w:rPr>
+          <w:b w:val="0"/>
+        </w:rPr>
         <w:t>Use the earlier worked-explanation links to address a specific missing building block, then return to the current question. Adapt this suggestion after observing the learner; it is not an automatic diagnosis.</w:t>
       </w:r>
     </w:p>
     <w:p>
-      <w:r>
-        <w:t>Collect the completed-work portfolio as evidence. Record support separately from correctness, and assess explanation, trace/test and limitations. Progress ticks and quiz selections alone do not establish mastery.</w:t>
+      <w:pPr>
+        <w:spacing w:line="336" w:lineRule="auto" w:after="180"/>
+      </w:pPr>
+      <w:r>
+        <w:rPr>
+          <w:b w:val="0"/>
+        </w:rPr>
+        <w:t xml:space="preserve">Collect the completed-work portfolio as </w:t>
+      </w:r>
+      <w:r>
+        <w:rPr>
+          <w:b/>
+        </w:rPr>
+        <w:t>evidence</w:t>
+      </w:r>
+      <w:r>
+        <w:rPr>
+          <w:b w:val="0"/>
+        </w:rPr>
+        <w:t>. Record support separately from correctness, and assess explanation, trace/test and limitations. Progress ticks and quiz selections alone do not establish mastery.</w:t>
+      </w:r>
+    </w:p>
+    <w:p>
+      <w:pPr>
+        <w:pStyle w:val="Heading1"/>
+      </w:pPr>
+      <w:r>
+        <w:t>09. Visual concept journey</w:t>
+      </w:r>
+    </w:p>
+    <w:p>
+      <w:r>
+        <w:t>Show one Categories and Labels graphic at a time, request a prediction and discuss its trace before the independent assessment.</w:t>
+      </w:r>
+    </w:p>
+    <w:p>
+      <w:pPr>
+        <w:spacing w:line="336" w:lineRule="auto" w:after="180"/>
+      </w:pPr>
+      <w:r>
+        <w:rPr>
+          <w:b w:val="0"/>
+        </w:rPr>
+        <w:t xml:space="preserve">Use one picture at a time. Hide a worked result before asking for a </w:t>
+      </w:r>
+      <w:r>
+        <w:rPr>
+          <w:b/>
+        </w:rPr>
+        <w:t>prediction</w:t>
+      </w:r>
+      <w:r>
+        <w:rPr>
+          <w:b w:val="0"/>
+        </w:rPr>
+        <w:t>, then reveal it for feedback. These are supported teaching cases; retain the separate independent assessment for a fresh first attempt.</w:t>
+      </w:r>
+    </w:p>
+    <w:p>
+      <w:pPr>
+        <w:pStyle w:val="Heading3"/>
+      </w:pPr>
+      <w:r>
+        <w:t>01. Categories and Labels: the case</w:t>
+      </w:r>
+    </w:p>
+    <w:p>
+      <w:r>
+        <w:drawing>
+          <wp:inline xmlns:a="http://schemas.openxmlformats.org/drawingml/2006/main" xmlns:pic="http://schemas.openxmlformats.org/drawingml/2006/picture">
+            <wp:extent cx="5486400" cy="2990088"/>
+            <wp:docPr id="2" name="Picture 2" descr="A fictional craft club labels cardboard-order cards ready, review or revise. Supplied facts: Allowed quantity: whole number 1–4. Required colour: red or blue. If any known field fails, revise; otherwise if a required field is blank, review; otherwise ready. Cards A=(4,red), B=(5,blank), C=(2,blank)."/>
+            <wp:cNvGraphicFramePr>
+              <a:graphicFrameLocks noChangeAspect="1"/>
+            </wp:cNvGraphicFramePr>
+            <a:graphic>
+              <a:graphicData uri="http://schemas.openxmlformats.org/drawingml/2006/picture">
+                <pic:pic>
+                  <pic:nvPicPr>
+                    <pic:cNvPr id="0" name="academy-story-ai-1-7-01.png"/>
+                    <pic:cNvPicPr/>
+                  </pic:nvPicPr>
+                  <pic:blipFill>
+                    <a:blip r:embed="rId10"/>
+                    <a:stretch>
+                      <a:fillRect/>
+                    </a:stretch>
+                  </pic:blipFill>
+                  <pic:spPr>
+                    <a:xfrm>
+                      <a:off x="0" y="0"/>
+                      <a:ext cx="5486400" cy="2990088"/>
+                    </a:xfrm>
+                    <a:prstGeom prst="rect"/>
+                  </pic:spPr>
+                </pic:pic>
+              </a:graphicData>
+            </a:graphic>
+          </wp:inline>
+        </w:drawing>
+      </w:r>
+    </w:p>
+    <w:p>
+      <w:pPr>
+        <w:spacing w:line="336" w:lineRule="auto" w:after="180"/>
+      </w:pPr>
+      <w:r>
+        <w:rPr>
+          <w:b w:val="0"/>
+        </w:rPr>
+        <w:t xml:space="preserve">A fictional craft club </w:t>
+      </w:r>
+      <w:r>
+        <w:rPr>
+          <w:b/>
+        </w:rPr>
+        <w:t>label</w:t>
+      </w:r>
+      <w:r>
+        <w:rPr>
+          <w:b w:val="0"/>
+        </w:rPr>
+        <w:t>s cardboard-order cards ready, review or revise. Supplied facts: Allowed quantity: whole number 1–4. Required colour: red or blue.</w:t>
+      </w:r>
+    </w:p>
+    <w:p>
+      <w:pPr>
+        <w:spacing w:line="336" w:lineRule="auto" w:after="180"/>
+      </w:pPr>
+      <w:r>
+        <w:rPr>
+          <w:b w:val="0"/>
+        </w:rPr>
+        <w:t>If any known field fails, revise; otherwise if a required field is blank, review; otherwise ready. Cards A=(4,red), B=(5,blank), C=(2,blank).</w:t>
+      </w:r>
+    </w:p>
+    <w:p>
+      <w:pPr>
+        <w:spacing w:line="336" w:lineRule="auto" w:after="180"/>
+        <w:shd w:fill="F5F1FB"/>
+      </w:pPr>
+      <w:r>
+        <w:rPr>
+          <w:b w:val="0"/>
+        </w:rPr>
+        <w:t>Point to the given fact that matters most. Explain why it matters.</w:t>
+      </w:r>
+    </w:p>
+    <w:p>
+      <w:pPr>
+        <w:pStyle w:val="Heading3"/>
+      </w:pPr>
+      <w:r>
+        <w:t>Discuss while showing the picture</w:t>
+      </w:r>
+    </w:p>
+    <w:p>
+      <w:pPr>
+        <w:spacing w:line="336" w:lineRule="auto" w:after="180"/>
+        <w:shd w:fill="F1F6F8"/>
+      </w:pPr>
+      <w:r>
+        <w:rPr>
+          <w:b w:val="0"/>
+        </w:rPr>
+        <w:t xml:space="preserve">Teacher prompt: Point to the given fact that matters most. Explain why it matters. Ask learners to describe one </w:t>
+      </w:r>
+      <w:r>
+        <w:rPr>
+          <w:b/>
+        </w:rPr>
+        <w:t>label</w:t>
+      </w:r>
+      <w:r>
+        <w:rPr>
+          <w:b w:val="0"/>
+        </w:rPr>
+        <w:t xml:space="preserve"> or arrow in ordinary words. Use the adjacent transcript if the image is difficult to see.</w:t>
+      </w:r>
+    </w:p>
+    <w:p>
+      <w:pPr>
+        <w:pStyle w:val="Heading3"/>
+      </w:pPr>
+      <w:r>
+        <w:t>02. Follow the deciding steps</w:t>
+      </w:r>
+    </w:p>
+    <w:p>
+      <w:r>
+        <w:drawing>
+          <wp:inline xmlns:a="http://schemas.openxmlformats.org/drawingml/2006/main" xmlns:pic="http://schemas.openxmlformats.org/drawingml/2006/picture">
+            <wp:extent cx="5486400" cy="4005072"/>
+            <wp:docPr id="3" name="Picture 3" descr="Read policy: Check known invalid fields before checking missing ones. → Card A: 4 is allowed and red is allowed: ready. → Card B: 5 is outside 1–4: revise, even though colour is missing. → Card C: 2 is valid but colour is blank: review."/>
+            <wp:cNvGraphicFramePr>
+              <a:graphicFrameLocks noChangeAspect="1"/>
+            </wp:cNvGraphicFramePr>
+            <a:graphic>
+              <a:graphicData uri="http://schemas.openxmlformats.org/drawingml/2006/picture">
+                <pic:pic>
+                  <pic:nvPicPr>
+                    <pic:cNvPr id="0" name="academy-story-ai-1-7-02.png"/>
+                    <pic:cNvPicPr/>
+                  </pic:nvPicPr>
+                  <pic:blipFill>
+                    <a:blip r:embed="rId11"/>
+                    <a:stretch>
+                      <a:fillRect/>
+                    </a:stretch>
+                  </pic:blipFill>
+                  <pic:spPr>
+                    <a:xfrm>
+                      <a:off x="0" y="0"/>
+                      <a:ext cx="5486400" cy="4005072"/>
+                    </a:xfrm>
+                    <a:prstGeom prst="rect"/>
+                  </pic:spPr>
+                </pic:pic>
+              </a:graphicData>
+            </a:graphic>
+          </wp:inline>
+        </w:drawing>
+      </w:r>
+    </w:p>
+    <w:p>
+      <w:pPr>
+        <w:spacing w:line="336" w:lineRule="auto" w:after="180"/>
+      </w:pPr>
+      <w:r>
+        <w:rPr>
+          <w:b w:val="0"/>
+        </w:rPr>
+        <w:t>Read policy: Check known invalid fields before checking missing ones. → Card A: 4 is allowed and red is allowed: ready. → Card B: 5 is outside 1–4: revise, even though colour is missing. → Card C: 2 is valid but colour is blank: review.</w:t>
+      </w:r>
+    </w:p>
+    <w:p>
+      <w:pPr>
+        <w:spacing w:line="336" w:lineRule="auto" w:after="180"/>
+        <w:shd w:fill="F5F1FB"/>
+      </w:pPr>
+      <w:r>
+        <w:rPr>
+          <w:b w:val="0"/>
+        </w:rPr>
+        <w:t xml:space="preserve">Point to each numbered stage and explain which recorded </w:t>
+      </w:r>
+      <w:r>
+        <w:rPr>
+          <w:b/>
+        </w:rPr>
+        <w:t>input</w:t>
+      </w:r>
+      <w:r>
+        <w:rPr>
+          <w:b w:val="0"/>
+        </w:rPr>
+        <w:t xml:space="preserve"> it uses.</w:t>
+      </w:r>
+    </w:p>
+    <w:p>
+      <w:pPr>
+        <w:pStyle w:val="Heading3"/>
+      </w:pPr>
+      <w:r>
+        <w:t>Discuss while showing the picture</w:t>
+      </w:r>
+    </w:p>
+    <w:p>
+      <w:pPr>
+        <w:spacing w:line="336" w:lineRule="auto" w:after="180"/>
+        <w:shd w:fill="F1F6F8"/>
+      </w:pPr>
+      <w:r>
+        <w:rPr>
+          <w:b w:val="0"/>
+        </w:rPr>
+        <w:t xml:space="preserve">Teacher prompt: Point to each numbered stage and explain which recorded </w:t>
+      </w:r>
+      <w:r>
+        <w:rPr>
+          <w:b/>
+        </w:rPr>
+        <w:t>input</w:t>
+      </w:r>
+      <w:r>
+        <w:rPr>
+          <w:b w:val="0"/>
+        </w:rPr>
+        <w:t xml:space="preserve"> it uses. Ask learners to describe one </w:t>
+      </w:r>
+      <w:r>
+        <w:rPr>
+          <w:b/>
+        </w:rPr>
+        <w:t>label</w:t>
+      </w:r>
+      <w:r>
+        <w:rPr>
+          <w:b w:val="0"/>
+        </w:rPr>
+        <w:t xml:space="preserve"> or arrow in ordinary words. Use the adjacent transcript if the image is difficult to see.</w:t>
+      </w:r>
+    </w:p>
+    <w:p>
+      <w:pPr>
+        <w:pStyle w:val="Heading3"/>
+      </w:pPr>
+      <w:r>
+        <w:t>03. Three ordered checks for a calendar card</w:t>
+      </w:r>
+    </w:p>
+    <w:p>
+      <w:r>
+        <w:drawing>
+          <wp:inline xmlns:a="http://schemas.openxmlformats.org/drawingml/2006/main" xmlns:pic="http://schemas.openxmlformats.org/drawingml/2006/picture">
+            <wp:extent cx="5486400" cy="3191256"/>
+            <wp:docPr id="4" name="Picture 4" descr="Three ordered checks for a calendar card. First check known values | Any known field fails its criterion | Revise even if another field is unknown. Then check missing information | No known failure but a field is blank or unreadable | Review because evidence is incomplete. Otherwise all checks have passed | Day is 1 through 30 and room is A or B | Ready under this record policy"/>
+            <wp:cNvGraphicFramePr>
+              <a:graphicFrameLocks noChangeAspect="1"/>
+            </wp:cNvGraphicFramePr>
+            <a:graphic>
+              <a:graphicData uri="http://schemas.openxmlformats.org/drawingml/2006/picture">
+                <pic:pic>
+                  <pic:nvPicPr>
+                    <pic:cNvPr id="0" name="academy-story-ai-1-7-03.png"/>
+                    <pic:cNvPicPr/>
+                  </pic:nvPicPr>
+                  <pic:blipFill>
+                    <a:blip r:embed="rId12"/>
+                    <a:stretch>
+                      <a:fillRect/>
+                    </a:stretch>
+                  </pic:blipFill>
+                  <pic:spPr>
+                    <a:xfrm>
+                      <a:off x="0" y="0"/>
+                      <a:ext cx="5486400" cy="3191256"/>
+                    </a:xfrm>
+                    <a:prstGeom prst="rect"/>
+                  </pic:spPr>
+                </pic:pic>
+              </a:graphicData>
+            </a:graphic>
+          </wp:inline>
+        </w:drawing>
+      </w:r>
+    </w:p>
+    <w:p>
+      <w:pPr>
+        <w:spacing w:line="336" w:lineRule="auto" w:after="180"/>
+      </w:pPr>
+      <w:r>
+        <w:rPr>
+          <w:b w:val="0"/>
+        </w:rPr>
+        <w:t>Three ordered checks for a calendar card. First check known values | Any known field fails its criterion | Revise even if another field is unknown.</w:t>
+      </w:r>
+    </w:p>
+    <w:p>
+      <w:pPr>
+        <w:spacing w:line="336" w:lineRule="auto" w:after="180"/>
+      </w:pPr>
+      <w:r>
+        <w:rPr>
+          <w:b w:val="0"/>
+        </w:rPr>
+        <w:t xml:space="preserve">Then check missing information | No known failure but a field is blank or unreadable | Review because </w:t>
+      </w:r>
+      <w:r>
+        <w:rPr>
+          <w:b/>
+        </w:rPr>
+        <w:t>evidence</w:t>
+      </w:r>
+      <w:r>
+        <w:rPr>
+          <w:b w:val="0"/>
+        </w:rPr>
+        <w:t xml:space="preserve"> is incomplete.</w:t>
+      </w:r>
+    </w:p>
+    <w:p>
+      <w:pPr>
+        <w:spacing w:line="336" w:lineRule="auto" w:after="180"/>
+      </w:pPr>
+      <w:r>
+        <w:rPr>
+          <w:b w:val="0"/>
+        </w:rPr>
+        <w:t>Otherwise all checks have passed | Day is 1 through 30 and room is A or B | Ready under this record policy</w:t>
+      </w:r>
+    </w:p>
+    <w:p>
+      <w:pPr>
+        <w:spacing w:line="336" w:lineRule="auto" w:after="180"/>
+        <w:shd w:fill="F5F1FB"/>
+      </w:pPr>
+      <w:r>
+        <w:rPr>
+          <w:b w:val="0"/>
+        </w:rPr>
+        <w:t xml:space="preserve">Read the </w:t>
+      </w:r>
+      <w:r>
+        <w:rPr>
+          <w:b/>
+        </w:rPr>
+        <w:t>label</w:t>
+      </w:r>
+      <w:r>
+        <w:rPr>
+          <w:b w:val="0"/>
+        </w:rPr>
+        <w:t>s and values. Explain the relationship the model shows.</w:t>
+      </w:r>
+    </w:p>
+    <w:p>
+      <w:pPr>
+        <w:pStyle w:val="Heading3"/>
+      </w:pPr>
+      <w:r>
+        <w:t>Discuss while showing the picture</w:t>
+      </w:r>
+    </w:p>
+    <w:p>
+      <w:pPr>
+        <w:spacing w:line="336" w:lineRule="auto" w:after="180"/>
+        <w:shd w:fill="F1F6F8"/>
+      </w:pPr>
+      <w:r>
+        <w:rPr>
+          <w:b w:val="0"/>
+        </w:rPr>
+        <w:t xml:space="preserve">Teacher prompt: Read the </w:t>
+      </w:r>
+      <w:r>
+        <w:rPr>
+          <w:b/>
+        </w:rPr>
+        <w:t>label</w:t>
+      </w:r>
+      <w:r>
+        <w:rPr>
+          <w:b w:val="0"/>
+        </w:rPr>
+        <w:t xml:space="preserve">s and values. Explain the relationship the model shows. Ask learners to describe one </w:t>
+      </w:r>
+      <w:r>
+        <w:rPr>
+          <w:b/>
+        </w:rPr>
+        <w:t>label</w:t>
+      </w:r>
+      <w:r>
+        <w:rPr>
+          <w:b w:val="0"/>
+        </w:rPr>
+        <w:t xml:space="preserve"> or arrow in ordinary words. Use the adjacent transcript if the image is difficult to see.</w:t>
+      </w:r>
+    </w:p>
+    <w:p>
+      <w:pPr>
+        <w:pStyle w:val="Heading3"/>
+      </w:pPr>
+      <w:r>
+        <w:t>04. Change one thing. Trace what follows.</w:t>
+      </w:r>
+    </w:p>
+    <w:p>
+      <w:r>
+        <w:drawing>
+          <wp:inline xmlns:a="http://schemas.openxmlformats.org/drawingml/2006/main" xmlns:pic="http://schemas.openxmlformats.org/drawingml/2006/picture">
+            <wp:extent cx="5486400" cy="3026664"/>
+            <wp:docPr id="5" name="Picture 5" descr="Original case: 2 is valid but colour is blank: review. Changed condition: Change B’s quantity from 5 to 4; leave colour blank. Expected result: B becomes review. Reason: The known failure is removed, but a required field is still missing."/>
+            <wp:cNvGraphicFramePr>
+              <a:graphicFrameLocks noChangeAspect="1"/>
+            </wp:cNvGraphicFramePr>
+            <a:graphic>
+              <a:graphicData uri="http://schemas.openxmlformats.org/drawingml/2006/picture">
+                <pic:pic>
+                  <pic:nvPicPr>
+                    <pic:cNvPr id="0" name="academy-story-ai-1-7-04.png"/>
+                    <pic:cNvPicPr/>
+                  </pic:nvPicPr>
+                  <pic:blipFill>
+                    <a:blip r:embed="rId13"/>
+                    <a:stretch>
+                      <a:fillRect/>
+                    </a:stretch>
+                  </pic:blipFill>
+                  <pic:spPr>
+                    <a:xfrm>
+                      <a:off x="0" y="0"/>
+                      <a:ext cx="5486400" cy="3026664"/>
+                    </a:xfrm>
+                    <a:prstGeom prst="rect"/>
+                  </pic:spPr>
+                </pic:pic>
+              </a:graphicData>
+            </a:graphic>
+          </wp:inline>
+        </w:drawing>
+      </w:r>
+    </w:p>
+    <w:p>
+      <w:pPr>
+        <w:spacing w:line="336" w:lineRule="auto" w:after="180"/>
+      </w:pPr>
+      <w:r>
+        <w:rPr>
+          <w:b w:val="0"/>
+        </w:rPr>
+        <w:t>Original case: 2 is valid but colour is blank: review. Changed condition: Change B’s quantity from 5 to 4; leave colour blank. Expected result: B becomes review.</w:t>
+      </w:r>
+    </w:p>
+    <w:p>
+      <w:pPr>
+        <w:spacing w:line="336" w:lineRule="auto" w:after="180"/>
+      </w:pPr>
+      <w:r>
+        <w:rPr>
+          <w:b w:val="0"/>
+        </w:rPr>
+        <w:t>Reason: The known failure is removed, but a required field is still missing.</w:t>
+      </w:r>
+    </w:p>
+    <w:p>
+      <w:pPr>
+        <w:spacing w:line="336" w:lineRule="auto" w:after="180"/>
+        <w:shd w:fill="F5F1FB"/>
+      </w:pPr>
+      <w:r>
+        <w:rPr>
+          <w:b w:val="0"/>
+        </w:rPr>
+        <w:t>Predict before checking the worked changed-case result. Name what changed and what the supplied facts allow you to conclude.</w:t>
+      </w:r>
+    </w:p>
+    <w:p>
+      <w:pPr>
+        <w:pStyle w:val="Heading3"/>
+      </w:pPr>
+      <w:r>
+        <w:t>Discuss while showing the picture</w:t>
+      </w:r>
+    </w:p>
+    <w:p>
+      <w:pPr>
+        <w:spacing w:line="336" w:lineRule="auto" w:after="180"/>
+        <w:shd w:fill="F1F6F8"/>
+      </w:pPr>
+      <w:r>
+        <w:rPr>
+          <w:b w:val="0"/>
+        </w:rPr>
+        <w:t xml:space="preserve">Teacher prompt: Predict before checking the worked changed-case result. Name what changed and what the supplied facts allow you to conclude. Ask learners to describe one </w:t>
+      </w:r>
+      <w:r>
+        <w:rPr>
+          <w:b/>
+        </w:rPr>
+        <w:t>label</w:t>
+      </w:r>
+      <w:r>
+        <w:rPr>
+          <w:b w:val="0"/>
+        </w:rPr>
+        <w:t xml:space="preserve"> or arrow in ordinary words.</w:t>
+      </w:r>
+    </w:p>
+    <w:p>
+      <w:pPr>
+        <w:spacing w:line="336" w:lineRule="auto" w:after="180"/>
+        <w:shd w:fill="F1F6F8"/>
+      </w:pPr>
+      <w:r>
+        <w:rPr>
+          <w:b w:val="0"/>
+        </w:rPr>
+        <w:t>Use the adjacent transcript if the image is difficult to see. Changed-case reasoning: The known failure is removed, but a required field is still missing.</w:t>
+      </w:r>
+    </w:p>
+    <w:p>
+      <w:pPr>
+        <w:pStyle w:val="Heading3"/>
+      </w:pPr>
+      <w:r>
+        <w:t>05. Connect the explanation to its limit</w:t>
+      </w:r>
+    </w:p>
+    <w:p>
+      <w:r>
+        <w:drawing>
+          <wp:inline xmlns:a="http://schemas.openxmlformats.org/drawingml/2006/main" xmlns:pic="http://schemas.openxmlformats.org/drawingml/2006/picture">
+            <wp:extent cx="5486400" cy="2834640"/>
+            <wp:docPr id="6" name="Picture 6" descr="Operational labels specify what a word means for this task. Two labellers using the same priority should agree on these cards. Review describes missing evidence, not a hidden assumption that the card is wrong. Revise is supported by a known failure. Limit: Agreement between labellers does not prove this policy is suitable for every school or that labels are objective truths."/>
+            <wp:cNvGraphicFramePr>
+              <a:graphicFrameLocks noChangeAspect="1"/>
+            </wp:cNvGraphicFramePr>
+            <a:graphic>
+              <a:graphicData uri="http://schemas.openxmlformats.org/drawingml/2006/picture">
+                <pic:pic>
+                  <pic:nvPicPr>
+                    <pic:cNvPr id="0" name="academy-story-ai-1-7-05.png"/>
+                    <pic:cNvPicPr/>
+                  </pic:nvPicPr>
+                  <pic:blipFill>
+                    <a:blip r:embed="rId14"/>
+                    <a:stretch>
+                      <a:fillRect/>
+                    </a:stretch>
+                  </pic:blipFill>
+                  <pic:spPr>
+                    <a:xfrm>
+                      <a:off x="0" y="0"/>
+                      <a:ext cx="5486400" cy="2834640"/>
+                    </a:xfrm>
+                    <a:prstGeom prst="rect"/>
+                  </pic:spPr>
+                </pic:pic>
+              </a:graphicData>
+            </a:graphic>
+          </wp:inline>
+        </w:drawing>
+      </w:r>
+    </w:p>
+    <w:p>
+      <w:pPr>
+        <w:spacing w:line="336" w:lineRule="auto" w:after="180"/>
+      </w:pPr>
+      <w:r>
+        <w:rPr>
+          <w:b w:val="0"/>
+        </w:rPr>
+        <w:t xml:space="preserve">Operational </w:t>
+      </w:r>
+      <w:r>
+        <w:rPr>
+          <w:b/>
+        </w:rPr>
+        <w:t>label</w:t>
+      </w:r>
+      <w:r>
+        <w:rPr>
+          <w:b w:val="0"/>
+        </w:rPr>
+        <w:t xml:space="preserve">s specify what a word means for this task. Two </w:t>
+      </w:r>
+      <w:r>
+        <w:rPr>
+          <w:b/>
+        </w:rPr>
+        <w:t>label</w:t>
+      </w:r>
+      <w:r>
+        <w:rPr>
+          <w:b w:val="0"/>
+        </w:rPr>
+        <w:t xml:space="preserve">lers using the same priority should agree on these cards. Review describes missing </w:t>
+      </w:r>
+      <w:r>
+        <w:rPr>
+          <w:b/>
+        </w:rPr>
+        <w:t>evidence</w:t>
+      </w:r>
+      <w:r>
+        <w:rPr>
+          <w:b w:val="0"/>
+        </w:rPr>
+        <w:t>, not a hidden assumption that the card is wrong.</w:t>
+      </w:r>
+    </w:p>
+    <w:p>
+      <w:pPr>
+        <w:spacing w:line="336" w:lineRule="auto" w:after="180"/>
+      </w:pPr>
+      <w:r>
+        <w:rPr>
+          <w:b w:val="0"/>
+        </w:rPr>
+        <w:t xml:space="preserve">Revise is supported by a known failure. Limit: Agreement between </w:t>
+      </w:r>
+      <w:r>
+        <w:rPr>
+          <w:b/>
+        </w:rPr>
+        <w:t>label</w:t>
+      </w:r>
+      <w:r>
+        <w:rPr>
+          <w:b w:val="0"/>
+        </w:rPr>
+        <w:t xml:space="preserve">lers does not prove this policy is suitable for every school or that </w:t>
+      </w:r>
+      <w:r>
+        <w:rPr>
+          <w:b/>
+        </w:rPr>
+        <w:t>label</w:t>
+      </w:r>
+      <w:r>
+        <w:rPr>
+          <w:b w:val="0"/>
+        </w:rPr>
+        <w:t>s are objective truths.</w:t>
+      </w:r>
+    </w:p>
+    <w:p>
+      <w:pPr>
+        <w:spacing w:line="336" w:lineRule="auto" w:after="180"/>
+        <w:shd w:fill="F5F1FB"/>
+      </w:pPr>
+      <w:r>
+        <w:rPr>
+          <w:b w:val="0"/>
+        </w:rPr>
+        <w:t>Explain the case, then point to a limit on the claim.</w:t>
+      </w:r>
+    </w:p>
+    <w:p>
+      <w:pPr>
+        <w:pStyle w:val="Heading3"/>
+      </w:pPr>
+      <w:r>
+        <w:t>Discuss while showing the picture</w:t>
+      </w:r>
+    </w:p>
+    <w:p>
+      <w:pPr>
+        <w:spacing w:line="336" w:lineRule="auto" w:after="180"/>
+        <w:shd w:fill="F1F6F8"/>
+      </w:pPr>
+      <w:r>
+        <w:rPr>
+          <w:b w:val="0"/>
+        </w:rPr>
+        <w:t xml:space="preserve">Teacher prompt: Explain the case, then point to a limit on the claim. Ask learners to describe one </w:t>
+      </w:r>
+      <w:r>
+        <w:rPr>
+          <w:b/>
+        </w:rPr>
+        <w:t>label</w:t>
+      </w:r>
+      <w:r>
+        <w:rPr>
+          <w:b w:val="0"/>
+        </w:rPr>
+        <w:t xml:space="preserve"> or arrow in ordinary words. Use the adjacent transcript if the image is difficult to see.</w:t>
+      </w:r>
+    </w:p>
+    <w:p>
+      <w:pPr>
+        <w:spacing w:line="336" w:lineRule="auto" w:after="180"/>
+        <w:shd w:fill="F1F6F8"/>
+      </w:pPr>
+      <w:r>
+        <w:rPr>
+          <w:b w:val="0"/>
+        </w:rPr>
+        <w:t xml:space="preserve">Keep the stated scope: Agreement between </w:t>
+      </w:r>
+      <w:r>
+        <w:rPr>
+          <w:b/>
+        </w:rPr>
+        <w:t>label</w:t>
+      </w:r>
+      <w:r>
+        <w:rPr>
+          <w:b w:val="0"/>
+        </w:rPr>
+        <w:t xml:space="preserve">lers does not prove this policy is suitable for every school or that </w:t>
+      </w:r>
+      <w:r>
+        <w:rPr>
+          <w:b/>
+        </w:rPr>
+        <w:t>label</w:t>
+      </w:r>
+      <w:r>
+        <w:rPr>
+          <w:b w:val="0"/>
+        </w:rPr>
+        <w:t>s are objective truths.</w:t>
+      </w:r>
+    </w:p>
+    <w:p>
+      <w:pPr>
+        <w:pStyle w:val="Heading3"/>
+      </w:pPr>
+      <w:r>
+        <w:t>06. Make the idea visible in your project</w:t>
+      </w:r>
+    </w:p>
+    <w:p>
+      <w:r>
+        <w:drawing>
+          <wp:inline xmlns:a="http://schemas.openxmlformats.org/drawingml/2006/main" xmlns:pic="http://schemas.openxmlformats.org/drawingml/2006/picture">
+            <wp:extent cx="5486400" cy="3380232"/>
+            <wp:docPr id="7" name="Picture 7" descr="Write a sorter label guide with examples of complete, invalid and unresolved inputs before comparing labels. Draw your input, deciding step, result and limit. Supported question: Explain why B originally was revise rather than review, then label its changed version."/>
+            <wp:cNvGraphicFramePr>
+              <a:graphicFrameLocks noChangeAspect="1"/>
+            </wp:cNvGraphicFramePr>
+            <a:graphic>
+              <a:graphicData uri="http://schemas.openxmlformats.org/drawingml/2006/picture">
+                <pic:pic>
+                  <pic:nvPicPr>
+                    <pic:cNvPr id="0" name="academy-story-ai-1-7-06.png"/>
+                    <pic:cNvPicPr/>
+                  </pic:nvPicPr>
+                  <pic:blipFill>
+                    <a:blip r:embed="rId15"/>
+                    <a:stretch>
+                      <a:fillRect/>
+                    </a:stretch>
+                  </pic:blipFill>
+                  <pic:spPr>
+                    <a:xfrm>
+                      <a:off x="0" y="0"/>
+                      <a:ext cx="5486400" cy="3380232"/>
+                    </a:xfrm>
+                    <a:prstGeom prst="rect"/>
+                  </pic:spPr>
+                </pic:pic>
+              </a:graphicData>
+            </a:graphic>
+          </wp:inline>
+        </w:drawing>
+      </w:r>
+    </w:p>
+    <w:p>
+      <w:pPr>
+        <w:spacing w:line="336" w:lineRule="auto" w:after="180"/>
+      </w:pPr>
+      <w:r>
+        <w:rPr>
+          <w:b w:val="0"/>
+        </w:rPr>
+        <w:t xml:space="preserve">Write a sorter </w:t>
+      </w:r>
+      <w:r>
+        <w:rPr>
+          <w:b/>
+        </w:rPr>
+        <w:t>label</w:t>
+      </w:r>
+      <w:r>
+        <w:rPr>
+          <w:b w:val="0"/>
+        </w:rPr>
+        <w:t xml:space="preserve"> guide with examples of complete, invalid and unresolved </w:t>
+      </w:r>
+      <w:r>
+        <w:rPr>
+          <w:b/>
+        </w:rPr>
+        <w:t>input</w:t>
+      </w:r>
+      <w:r>
+        <w:rPr>
+          <w:b w:val="0"/>
+        </w:rPr>
+        <w:t xml:space="preserve">s before comparing </w:t>
+      </w:r>
+      <w:r>
+        <w:rPr>
+          <w:b/>
+        </w:rPr>
+        <w:t>label</w:t>
+      </w:r>
+      <w:r>
+        <w:rPr>
+          <w:b w:val="0"/>
+        </w:rPr>
+        <w:t xml:space="preserve">s. Draw your </w:t>
+      </w:r>
+      <w:r>
+        <w:rPr>
+          <w:b/>
+        </w:rPr>
+        <w:t>input</w:t>
+      </w:r>
+      <w:r>
+        <w:rPr>
+          <w:b w:val="0"/>
+        </w:rPr>
+        <w:t>, deciding step, result and limit.</w:t>
+      </w:r>
+    </w:p>
+    <w:p>
+      <w:pPr>
+        <w:spacing w:line="336" w:lineRule="auto" w:after="180"/>
+      </w:pPr>
+      <w:r>
+        <w:rPr>
+          <w:b w:val="0"/>
+        </w:rPr>
+        <w:t xml:space="preserve">Supported question: Explain why B originally was revise rather than review, then </w:t>
+      </w:r>
+      <w:r>
+        <w:rPr>
+          <w:b/>
+        </w:rPr>
+        <w:t>label</w:t>
+      </w:r>
+      <w:r>
+        <w:rPr>
+          <w:b w:val="0"/>
+        </w:rPr>
+        <w:t xml:space="preserve"> its changed version.</w:t>
+      </w:r>
+    </w:p>
+    <w:p>
+      <w:pPr>
+        <w:spacing w:line="336" w:lineRule="auto" w:after="180"/>
+        <w:shd w:fill="F5F1FB"/>
+      </w:pPr>
+      <w:r>
+        <w:rPr>
+          <w:b w:val="0"/>
+        </w:rPr>
+        <w:t xml:space="preserve">Draw your project trace and justify the deciding step using </w:t>
+      </w:r>
+      <w:r>
+        <w:rPr>
+          <w:b/>
+        </w:rPr>
+        <w:t>evidence</w:t>
+      </w:r>
+      <w:r>
+        <w:rPr>
+          <w:b w:val="0"/>
+        </w:rPr>
+        <w:t>.</w:t>
+      </w:r>
+    </w:p>
+    <w:p>
+      <w:pPr>
+        <w:pStyle w:val="Heading3"/>
+      </w:pPr>
+      <w:r>
+        <w:t>Discuss while showing the picture</w:t>
+      </w:r>
+    </w:p>
+    <w:p>
+      <w:pPr>
+        <w:spacing w:line="336" w:lineRule="auto" w:after="180"/>
+        <w:shd w:fill="F1F6F8"/>
+      </w:pPr>
+      <w:r>
+        <w:rPr>
+          <w:b w:val="0"/>
+        </w:rPr>
+        <w:t xml:space="preserve">Teacher prompt: Draw your project trace and justify the deciding step using </w:t>
+      </w:r>
+      <w:r>
+        <w:rPr>
+          <w:b/>
+        </w:rPr>
+        <w:t>evidence</w:t>
+      </w:r>
+      <w:r>
+        <w:rPr>
+          <w:b w:val="0"/>
+        </w:rPr>
+        <w:t xml:space="preserve">. Ask learners to describe one </w:t>
+      </w:r>
+      <w:r>
+        <w:rPr>
+          <w:b/>
+        </w:rPr>
+        <w:t>label</w:t>
+      </w:r>
+      <w:r>
+        <w:rPr>
+          <w:b w:val="0"/>
+        </w:rPr>
+        <w:t xml:space="preserve"> or arrow in ordinary words. Use the adjacent transcript if the image is difficult to see.</w:t>
+      </w:r>
+    </w:p>
+    <w:p>
+      <w:pPr>
+        <w:spacing w:line="336" w:lineRule="auto" w:after="180"/>
+        <w:shd w:fill="F1F6F8"/>
+      </w:pPr>
+      <w:r>
+        <w:rPr>
+          <w:b w:val="0"/>
+        </w:rPr>
+        <w:t>Supported practice key: Quantity 5 violates the allowed range and failure has priority. With quantity 4 and missing colour, B is review.</w:t>
       </w:r>
     </w:p>
     <w:sectPr>

--- a/downloads/teacher/ai-1-week-07.docx
+++ b/downloads/teacher/ai-1-week-07.docx
@@ -149,7 +149,7 @@
           </w:tcPr>
           <w:p>
             <w:r>
-              <w:t>Sections 1–6; record the brief recall in the workbook.</w:t>
+              <w:t>Use Your mission, Notice the evidence, See how it works, Compare the cases, Words that unlock the idea and Follow a worked example; record the brief recall in the workbook.</w:t>
             </w:r>
           </w:p>
         </w:tc>
@@ -181,7 +181,7 @@
           </w:tcPr>
           <w:p>
             <w:r>
-              <w:t>Sections 7–10; use the matching workbook W2 and misconception check.</w:t>
+              <w:t>Use Find and repair a mistake, Practise together, Run the investigation and Build your understanding; use the matching workbook W2 and misconception check.</w:t>
             </w:r>
           </w:p>
         </w:tc>
@@ -213,7 +213,7 @@
           </w:tcPr>
           <w:p>
             <w:r>
-              <w:t>Sections 9 and 11–14. Give extra time to finish the full task set; use Section 15 when the week includes a coding lab.</w:t>
+              <w:t>Use Run the investigation, Connect your project, Show what you know, Study a complete case and Try a new case independently. Allow extra time for the full task set. Use a coding lab only when this week actually provides one; Your lesson route is the planning section.</w:t>
             </w:r>
           </w:p>
         </w:tc>
@@ -3007,7 +3007,7 @@
         <w:rPr>
           <w:b w:val="0"/>
         </w:rPr>
-        <w:t xml:space="preserve">Keep for an independent attempt: The rule is: fruit has seeds; other objects go in other. Sort an apple, a pencil and a sealed mystery box. Which item needs more </w:t>
+        <w:t xml:space="preserve">Keep for an independent attempt: For this toy sorter, label an object Seed-bearing when seeds are observed, Other when inspection establishes that it has no seeds, and Review when the needed contents cannot be observed. Sort an opened apple with visible seeds, a pencil and a sealed mystery box. Which item needs more </w:t>
       </w:r>
       <w:r>
         <w:rPr>
@@ -4519,7 +4519,7 @@
         <w:rPr>
           <w:b w:val="0"/>
         </w:rPr>
-        <w:t xml:space="preserve">The rule is: fruit has seeds; other objects go in other. Sort an apple, a pencil and a sealed mystery box. Which item needs more </w:t>
+        <w:t xml:space="preserve">For this toy sorter, label an object Seed-bearing when seeds are observed, Other when inspection establishes that it has no seeds, and Review when the needed contents cannot be observed. Sort an opened apple with visible seeds, a pencil and a sealed mystery box. Which item needs more </w:t>
       </w:r>
       <w:r>
         <w:rPr>
@@ -4559,31 +4559,19 @@
         <w:rPr>
           <w:b w:val="0"/>
         </w:rPr>
-        <w:t xml:space="preserve">Apple is fruit and pencil is other under the supplied rule. The sealed box needs </w:t>
+        <w:t xml:space="preserve">The opened apple is Seed-bearing because its seeds are visible; the inspected pencil is Other because it has no seeds. The sealed box is Review: its contents have not been observed. These are </w:t>
       </w:r>
       <w:r>
         <w:rPr>
           <w:b/>
         </w:rPr>
-        <w:t>more information</w:t>
-      </w:r>
-      <w:r>
-        <w:rPr>
-          <w:b w:val="0"/>
-        </w:rPr>
-        <w:t xml:space="preserve"> about its contents; the </w:t>
-      </w:r>
-      <w:r>
-        <w:rPr>
-          <w:b/>
-        </w:rPr>
         <w:t>label</w:t>
       </w:r>
       <w:r>
         <w:rPr>
           <w:b w:val="0"/>
         </w:rPr>
-        <w:t xml:space="preserve"> cannot be justified from the box alone.</w:t>
+        <w:t>s for the toy task, not a biological definition of fruit.</w:t>
       </w:r>
     </w:p>
     <w:p>
@@ -6674,7 +6662,7 @@
           </w:tcPr>
           <w:p>
             <w:r>
-              <w:t>Sections 1–6; record the brief recall in the workbook.</w:t>
+              <w:t>Use Your mission, Notice the evidence, See how it works, Compare the cases, Words that unlock the idea and Follow a worked example; record the brief recall in the workbook.</w:t>
             </w:r>
           </w:p>
         </w:tc>
@@ -6706,7 +6694,7 @@
           </w:tcPr>
           <w:p>
             <w:r>
-              <w:t>Sections 7–10; use the matching workbook W2 and misconception check.</w:t>
+              <w:t>Use Find and repair a mistake, Practise together, Run the investigation and Build your understanding; use the matching workbook W2 and misconception check.</w:t>
             </w:r>
           </w:p>
         </w:tc>
@@ -6738,7 +6726,7 @@
           </w:tcPr>
           <w:p>
             <w:r>
-              <w:t>Sections 9 and 11–14. Give extra time to finish the full task set; use Section 15 when the week includes a coding lab.</w:t>
+              <w:t>Use Run the investigation, Connect your project, Show what you know, Study a complete case and Try a new case independently. Allow extra time for the full task set. Use a coding lab only when this week actually provides one; Your lesson route is the planning section.</w:t>
             </w:r>
           </w:p>
         </w:tc>

--- a/downloads/teacher/ai-1-week-07.docx
+++ b/downloads/teacher/ai-1-week-07.docx
@@ -25,20 +25,38 @@
         <w:pStyle w:val="Heading1"/>
       </w:pPr>
       <w:r>
-        <w:t>01. Categories and Labels</w:t>
-      </w:r>
-    </w:p>
-    <w:p>
-      <w:r>
-        <w:t>Prepare Categories and Labels: check the target, prerequisites, resources and adaptable teaching schedule.</w:t>
-      </w:r>
-    </w:p>
-    <w:p>
-      <w:pPr>
-        <w:pStyle w:val="Heading3"/>
-      </w:pPr>
-      <w:r>
-        <w:t>Teach the learning cycle</w:t>
+        <w:t>Teach labels as reproducible, limited record checks.</w:t>
+      </w:r>
+    </w:p>
+    <w:p>
+      <w:r>
+        <w:t>Model priority and inclusive boundaries, inspect agreement and reserve the equipment forms for independent evidence.</w:t>
+      </w:r>
+    </w:p>
+    <w:p>
+      <w:r>
+        <w:t>Look for a deciding field, a valid next action and a defensible limit.</w:t>
+      </w:r>
+    </w:p>
+    <w:p>
+      <w:pPr>
+        <w:pStyle w:val="Heading1"/>
+      </w:pPr>
+      <w:r>
+        <w:t>01. Prepare this connected week</w:t>
+      </w:r>
+    </w:p>
+    <w:p>
+      <w:r>
+        <w:t>Use one main plan and keep practice separate from the independent first attempt.</w:t>
+      </w:r>
+    </w:p>
+    <w:p>
+      <w:pPr>
+        <w:pStyle w:val="Heading2"/>
+      </w:pPr>
+      <w:r>
+        <w:t>Learning goal and precision</w:t>
       </w:r>
     </w:p>
     <w:p>
@@ -74,6 +92,146 @@
           <w:b w:val="0"/>
         </w:rPr>
         <w:t xml:space="preserve"> and boundary rules</w:t>
+      </w:r>
+    </w:p>
+    <w:p>
+      <w:pPr>
+        <w:spacing w:line="336" w:lineRule="auto" w:after="180"/>
+      </w:pPr>
+      <w:r>
+        <w:rPr>
+          <w:b w:val="0"/>
+        </w:rPr>
+        <w:t xml:space="preserve">This lesson establishes </w:t>
+      </w:r>
+      <w:r>
+        <w:rPr>
+          <w:b/>
+        </w:rPr>
+        <w:t>label</w:t>
+      </w:r>
+      <w:r>
+        <w:rPr>
+          <w:b w:val="0"/>
+        </w:rPr>
+        <w:t>s as task-dependent records produced under a guide. Use fictional event and equipment forms rather than categories about classmates.</w:t>
+      </w:r>
+    </w:p>
+    <w:p>
+      <w:pPr>
+        <w:spacing w:line="336" w:lineRule="auto" w:after="180"/>
+      </w:pPr>
+      <w:r>
+        <w:rPr>
+          <w:b w:val="0"/>
+        </w:rPr>
+        <w:t xml:space="preserve">The three categories deliberately separate known failures from unknown information, with known failure taking priority. A ready </w:t>
+      </w:r>
+      <w:r>
+        <w:rPr>
+          <w:b/>
+        </w:rPr>
+        <w:t>label</w:t>
+      </w:r>
+      <w:r>
+        <w:rPr>
+          <w:b w:val="0"/>
+        </w:rPr>
+        <w:t xml:space="preserve"> checks a representation; it does not establish truth, quality, safety or permission.</w:t>
+      </w:r>
+    </w:p>
+    <w:p>
+      <w:pPr>
+        <w:spacing w:line="336" w:lineRule="auto" w:after="180"/>
+      </w:pPr>
+      <w:r>
+        <w:rPr>
+          <w:b w:val="0"/>
+        </w:rPr>
+        <w:t xml:space="preserve">Agreement is useful </w:t>
+      </w:r>
+      <w:r>
+        <w:rPr>
+          <w:b/>
+        </w:rPr>
+        <w:t>evidence</w:t>
+      </w:r>
+      <w:r>
+        <w:rPr>
+          <w:b w:val="0"/>
+        </w:rPr>
+        <w:t xml:space="preserve"> about consistency, but shared mistakes can produce high agreement.</w:t>
+      </w:r>
+    </w:p>
+    <w:p>
+      <w:pPr>
+        <w:spacing w:line="336" w:lineRule="auto" w:after="180"/>
+      </w:pPr>
+      <w:r>
+        <w:rPr>
+          <w:b w:val="0"/>
+        </w:rPr>
+        <w:t xml:space="preserve">By the end, I can apply a shared </w:t>
+      </w:r>
+      <w:r>
+        <w:rPr>
+          <w:b/>
+        </w:rPr>
+        <w:t>label</w:t>
+      </w:r>
+      <w:r>
+        <w:rPr>
+          <w:b w:val="0"/>
+        </w:rPr>
+        <w:t>ling policy consistently, including missing information.</w:t>
+      </w:r>
+    </w:p>
+    <w:p>
+      <w:pPr>
+        <w:pStyle w:val="Heading2"/>
+      </w:pPr>
+      <w:r>
+        <w:t>What to prepare</w:t>
+      </w:r>
+    </w:p>
+    <w:p>
+      <w:pPr>
+        <w:pStyle w:val="ListBullet"/>
+      </w:pPr>
+      <w:r>
+        <w:t>Use the supplied scenario, student illustrations and blank paper. For numeric work, offer counters or a calculator after learners show the setup. Fictional records are supplied; personal data and paid accounts are unnecessary.</w:t>
+      </w:r>
+    </w:p>
+    <w:p>
+      <w:pPr>
+        <w:pStyle w:val="ListBullet"/>
+      </w:pPr>
+      <w:r>
+        <w:t>Paper calendar cards with the four worked field combinations and the printed policy</w:t>
+      </w:r>
+    </w:p>
+    <w:p>
+      <w:pPr>
+        <w:pStyle w:val="ListBullet"/>
+      </w:pPr>
+      <w:r>
+        <w:t>A second set of cards labelled independently by partners before discussion</w:t>
+      </w:r>
+    </w:p>
+    <w:p>
+      <w:pPr>
+        <w:pStyle w:val="ListBullet"/>
+      </w:pPr>
+      <w:r>
+        <w:t>The equipment-request cases on a separate sheet for independent assessment; no accounts or personal data are required</w:t>
+      </w:r>
+    </w:p>
+    <w:p>
+      <w:pPr>
+        <w:pStyle w:val="Heading2"/>
+      </w:pPr>
+      <w:r>
+        <w:t>Main teaching plan</w:t>
       </w:r>
     </w:p>
     <w:tbl>
@@ -255,12 +413,241 @@
     </w:p>
     <w:p>
       <w:pPr>
+        <w:pStyle w:val="Heading2"/>
+      </w:pPr>
+      <w:r>
+        <w:t>Opening retrieval and readiness</w:t>
+      </w:r>
+    </w:p>
+    <w:p>
+      <w:pPr>
         <w:spacing w:line="336" w:lineRule="auto" w:after="180"/>
       </w:pPr>
       <w:r>
         <w:rPr>
           <w:b w:val="0"/>
         </w:rPr>
+        <w:t>Without opening the old lesson, explain one key idea from Sound Becomes a Signal. Give an example and a mistake that the idea helps you avoid.</w:t>
+      </w:r>
+    </w:p>
+    <w:p>
+      <w:pPr>
+        <w:spacing w:line="336" w:lineRule="auto" w:after="180"/>
+      </w:pPr>
+      <w:r>
+        <w:rPr>
+          <w:b w:val="0"/>
+        </w:rPr>
+        <w:t>Look for: Interpret an ordered sequence of sound-signal samples with a stated time interval</w:t>
+      </w:r>
+    </w:p>
+    <w:p>
+      <w:pPr>
+        <w:spacing w:line="336" w:lineRule="auto" w:after="180"/>
+      </w:pPr>
+      <w:r>
+        <w:rPr>
+          <w:b w:val="0"/>
+        </w:rPr>
+        <w:t>Reference example, not the only acceptable wording: Five samples, a 2 ms interval, and 8 ms from first to last. Consecutive pairs make gaps 0-2, 2-4, 4-6 and 6-8: four gaps between five samples.</w:t>
+      </w:r>
+    </w:p>
+    <w:p>
+      <w:pPr>
+        <w:spacing w:line="336" w:lineRule="auto" w:after="180"/>
+      </w:pPr>
+      <w:r>
+        <w:rPr>
+          <w:b w:val="0"/>
+        </w:rPr>
+        <w:t>Without opening the old lesson, explain one key idea from Rules or Learned Patterns?. Give an example and a mistake that the idea helps you avoid.</w:t>
+      </w:r>
+    </w:p>
+    <w:p>
+      <w:pPr>
+        <w:spacing w:line="336" w:lineRule="auto" w:after="180"/>
+      </w:pPr>
+      <w:r>
+        <w:rPr>
+          <w:b w:val="0"/>
+        </w:rPr>
+        <w:t>Look for: Execute a stated rule including its boundary</w:t>
+      </w:r>
+    </w:p>
+    <w:p>
+      <w:pPr>
+        <w:spacing w:line="336" w:lineRule="auto" w:after="180"/>
+      </w:pPr>
+      <w:r>
+        <w:rPr>
+          <w:b w:val="0"/>
+        </w:rPr>
+        <w:t xml:space="preserve">Reference example, not the only acceptable wording: At least 5 gives narrow, wide, wide. Greater than 5 gives narrow, narrow, wide. Only the equality case changes among these </w:t>
+      </w:r>
+      <w:r>
+        <w:rPr>
+          <w:b/>
+        </w:rPr>
+        <w:t>input</w:t>
+      </w:r>
+      <w:r>
+        <w:rPr>
+          <w:b w:val="0"/>
+        </w:rPr>
+        <w:t>s.</w:t>
+      </w:r>
+    </w:p>
+    <w:p>
+      <w:pPr>
+        <w:spacing w:line="336" w:lineRule="auto" w:after="180"/>
+      </w:pPr>
+      <w:r>
+        <w:rPr>
+          <w:b w:val="0"/>
+        </w:rPr>
+        <w:t>Without opening the old lesson, explain one key idea from AI or Not?. Give an example and a mistake that the idea helps you avoid.</w:t>
+      </w:r>
+    </w:p>
+    <w:p>
+      <w:pPr>
+        <w:spacing w:line="336" w:lineRule="auto" w:after="180"/>
+      </w:pPr>
+      <w:r>
+        <w:rPr>
+          <w:b w:val="0"/>
+        </w:rPr>
+        <w:t>Look for: Distinguish an observed result from an explanation of how it was produced</w:t>
+      </w:r>
+    </w:p>
+    <w:p>
+      <w:pPr>
+        <w:spacing w:line="336" w:lineRule="auto" w:after="180"/>
+      </w:pPr>
+      <w:r>
+        <w:rPr>
+          <w:b w:val="0"/>
+        </w:rPr>
+        <w:t xml:space="preserve">Reference example, not the only acceptable wording: </w:t>
+      </w:r>
+      <w:r>
+        <w:rPr>
+          <w:b/>
+        </w:rPr>
+        <w:t>Observation</w:t>
+      </w:r>
+      <w:r>
+        <w:rPr>
+          <w:b w:val="0"/>
+        </w:rPr>
+        <w:t xml:space="preserve">s include that the door opened when the visitor approached and that its </w:t>
+      </w:r>
+      <w:r>
+        <w:rPr>
+          <w:b/>
+        </w:rPr>
+        <w:t>label</w:t>
+      </w:r>
+      <w:r>
+        <w:rPr>
+          <w:b w:val="0"/>
+        </w:rPr>
+        <w:t xml:space="preserve"> says intelligent entrance.</w:t>
+      </w:r>
+    </w:p>
+    <w:p>
+      <w:pPr>
+        <w:spacing w:line="336" w:lineRule="auto" w:after="180"/>
+      </w:pPr>
+      <w:r>
+        <w:rPr>
+          <w:b w:val="0"/>
+        </w:rPr>
+        <w:t xml:space="preserve">A useful question asks whether a written sensor threshold, a model fitted on examples or a person controls opening. The </w:t>
+      </w:r>
+      <w:r>
+        <w:rPr>
+          <w:b/>
+        </w:rPr>
+        <w:t>label</w:t>
+      </w:r>
+      <w:r>
+        <w:rPr>
+          <w:b w:val="0"/>
+        </w:rPr>
+        <w:t xml:space="preserve"> is an observed marketing claim, not </w:t>
+      </w:r>
+      <w:r>
+        <w:rPr>
+          <w:b/>
+        </w:rPr>
+        <w:t>mechanism</w:t>
+      </w:r>
+      <w:r>
+        <w:rPr>
+          <w:b w:val="0"/>
+        </w:rPr>
+        <w:t xml:space="preserve"> </w:t>
+      </w:r>
+      <w:r>
+        <w:rPr>
+          <w:b/>
+        </w:rPr>
+        <w:t>evidence</w:t>
+      </w:r>
+      <w:r>
+        <w:rPr>
+          <w:b w:val="0"/>
+        </w:rPr>
+        <w:t>.</w:t>
+      </w:r>
+    </w:p>
+    <w:p>
+      <w:pPr>
+        <w:spacing w:line="336" w:lineRule="auto" w:after="180"/>
+      </w:pPr>
+      <w:r>
+        <w:rPr>
+          <w:b w:val="0"/>
+        </w:rPr>
+        <w:t xml:space="preserve">The missing word is information the representation does not establish. Filling it without </w:t>
+      </w:r>
+      <w:r>
+        <w:rPr>
+          <w:b/>
+        </w:rPr>
+        <w:t>evidence</w:t>
+      </w:r>
+      <w:r>
+        <w:rPr>
+          <w:b w:val="0"/>
+        </w:rPr>
+        <w:t xml:space="preserve"> adds an assumption; a later stage should preserve the uncertainty or request a check.</w:t>
+      </w:r>
+    </w:p>
+    <w:p>
+      <w:pPr>
+        <w:pStyle w:val="Heading2"/>
+      </w:pPr>
+      <w:r>
+        <w:t>Earlier wording, alternatives and picture transcripts · reference / check after trying</w:t>
+      </w:r>
+    </w:p>
+    <w:p>
+      <w:pPr>
+        <w:pStyle w:val="Heading3"/>
+      </w:pPr>
+      <w:r>
+        <w:t>Teach the learning cycle</w:t>
+      </w:r>
+    </w:p>
+    <w:p>
+      <w:pPr>
+        <w:spacing w:line="336" w:lineRule="auto" w:after="180"/>
+      </w:pPr>
+      <w:r>
+        <w:rPr>
+          <w:b w:val="0"/>
+        </w:rPr>
         <w:t>Case exposure check: this source example appears in ai-1/7, ai-2/8. Reuse a familiar case for recall or modelling; verify that the case used to assess transfer has not already received feedback.</w:t>
       </w:r>
     </w:p>
@@ -282,39 +669,6 @@
     </w:p>
     <w:p>
       <w:pPr>
-        <w:spacing w:line="336" w:lineRule="auto" w:after="180"/>
-      </w:pPr>
-      <w:r>
-        <w:rPr>
-          <w:b w:val="0"/>
-        </w:rPr>
-        <w:t>Without opening the old lesson, explain one key idea from Sound Becomes a Signal. Give an example and a mistake that the idea helps you avoid.</w:t>
-      </w:r>
-    </w:p>
-    <w:p>
-      <w:pPr>
-        <w:spacing w:line="336" w:lineRule="auto" w:after="180"/>
-      </w:pPr>
-      <w:r>
-        <w:rPr>
-          <w:b w:val="0"/>
-        </w:rPr>
-        <w:t>Look for: Interpret an ordered sequence of sound-signal samples with a stated time interval</w:t>
-      </w:r>
-    </w:p>
-    <w:p>
-      <w:pPr>
-        <w:spacing w:line="336" w:lineRule="auto" w:after="180"/>
-      </w:pPr>
-      <w:r>
-        <w:rPr>
-          <w:b w:val="0"/>
-        </w:rPr>
-        <w:t>Reference example, not the only acceptable wording: Five samples, a 2 ms interval, and 8 ms from first to last. Consecutive pairs make gaps 0-2, 2-4, 4-6 and 6-8: four gaps between five samples.</w:t>
-      </w:r>
-    </w:p>
-    <w:p>
-      <w:pPr>
         <w:pStyle w:val="Heading3"/>
       </w:pPr>
       <w:r>
@@ -323,159 +677,10 @@
     </w:p>
     <w:p>
       <w:pPr>
-        <w:spacing w:line="336" w:lineRule="auto" w:after="180"/>
-      </w:pPr>
-      <w:r>
-        <w:rPr>
-          <w:b w:val="0"/>
-        </w:rPr>
-        <w:t>Without opening the old lesson, explain one key idea from Rules or Learned Patterns?. Give an example and a mistake that the idea helps you avoid.</w:t>
-      </w:r>
-    </w:p>
-    <w:p>
-      <w:pPr>
-        <w:spacing w:line="336" w:lineRule="auto" w:after="180"/>
-      </w:pPr>
-      <w:r>
-        <w:rPr>
-          <w:b w:val="0"/>
-        </w:rPr>
-        <w:t>Look for: Execute a stated rule including its boundary</w:t>
-      </w:r>
-    </w:p>
-    <w:p>
-      <w:pPr>
-        <w:spacing w:line="336" w:lineRule="auto" w:after="180"/>
-      </w:pPr>
-      <w:r>
-        <w:rPr>
-          <w:b w:val="0"/>
-        </w:rPr>
-        <w:t xml:space="preserve">Reference example, not the only acceptable wording: At least 5 gives narrow, wide, wide. Greater than 5 gives narrow, narrow, wide. Only the equality case changes among these </w:t>
-      </w:r>
-      <w:r>
-        <w:rPr>
-          <w:b/>
-        </w:rPr>
-        <w:t>input</w:t>
-      </w:r>
-      <w:r>
-        <w:rPr>
-          <w:b w:val="0"/>
-        </w:rPr>
-        <w:t>s.</w:t>
-      </w:r>
-    </w:p>
-    <w:p>
-      <w:pPr>
         <w:pStyle w:val="Heading3"/>
       </w:pPr>
       <w:r>
         <w:t>AI or Not?</w:t>
-      </w:r>
-    </w:p>
-    <w:p>
-      <w:pPr>
-        <w:spacing w:line="336" w:lineRule="auto" w:after="180"/>
-      </w:pPr>
-      <w:r>
-        <w:rPr>
-          <w:b w:val="0"/>
-        </w:rPr>
-        <w:t>Without opening the old lesson, explain one key idea from AI or Not?. Give an example and a mistake that the idea helps you avoid.</w:t>
-      </w:r>
-    </w:p>
-    <w:p>
-      <w:pPr>
-        <w:spacing w:line="336" w:lineRule="auto" w:after="180"/>
-      </w:pPr>
-      <w:r>
-        <w:rPr>
-          <w:b w:val="0"/>
-        </w:rPr>
-        <w:t>Look for: Distinguish an observed result from an explanation of how it was produced</w:t>
-      </w:r>
-    </w:p>
-    <w:p>
-      <w:pPr>
-        <w:spacing w:line="336" w:lineRule="auto" w:after="180"/>
-      </w:pPr>
-      <w:r>
-        <w:rPr>
-          <w:b w:val="0"/>
-        </w:rPr>
-        <w:t xml:space="preserve">Reference example, not the only acceptable wording: </w:t>
-      </w:r>
-      <w:r>
-        <w:rPr>
-          <w:b/>
-        </w:rPr>
-        <w:t>Observation</w:t>
-      </w:r>
-      <w:r>
-        <w:rPr>
-          <w:b w:val="0"/>
-        </w:rPr>
-        <w:t xml:space="preserve">s include that the door opened when the visitor approached and that its </w:t>
-      </w:r>
-      <w:r>
-        <w:rPr>
-          <w:b/>
-        </w:rPr>
-        <w:t>label</w:t>
-      </w:r>
-      <w:r>
-        <w:rPr>
-          <w:b w:val="0"/>
-        </w:rPr>
-        <w:t xml:space="preserve"> says intelligent entrance.</w:t>
-      </w:r>
-    </w:p>
-    <w:p>
-      <w:pPr>
-        <w:spacing w:line="336" w:lineRule="auto" w:after="180"/>
-      </w:pPr>
-      <w:r>
-        <w:rPr>
-          <w:b w:val="0"/>
-        </w:rPr>
-        <w:t xml:space="preserve">A useful question asks whether a written sensor threshold, a model fitted on examples or a person controls opening. The </w:t>
-      </w:r>
-      <w:r>
-        <w:rPr>
-          <w:b/>
-        </w:rPr>
-        <w:t>label</w:t>
-      </w:r>
-      <w:r>
-        <w:rPr>
-          <w:b w:val="0"/>
-        </w:rPr>
-        <w:t xml:space="preserve"> is an observed marketing claim, not </w:t>
-      </w:r>
-      <w:r>
-        <w:rPr>
-          <w:b/>
-        </w:rPr>
-        <w:t>mechanism</w:t>
-      </w:r>
-      <w:r>
-        <w:rPr>
-          <w:b w:val="0"/>
-        </w:rPr>
-        <w:t xml:space="preserve"> </w:t>
-      </w:r>
-      <w:r>
-        <w:rPr>
-          <w:b/>
-        </w:rPr>
-        <w:t>evidence</w:t>
-      </w:r>
-      <w:r>
-        <w:rPr>
-          <w:b w:val="0"/>
-        </w:rPr>
-        <w:t>.</w:t>
       </w:r>
     </w:p>
     <w:p>
@@ -713,6 +918,11 @@
       </w:r>
     </w:p>
     <w:p>
+      <w:r>
+        <w:t>This compact option is not the full-week schedule. Use the main teaching cycle and allow extra sessions for the investigation, independent work and project.</w:t>
+      </w:r>
+    </w:p>
+    <w:p>
       <w:pPr>
         <w:spacing w:line="336" w:lineRule="auto" w:after="180"/>
       </w:pPr>
@@ -720,7 +930,7 @@
         <w:rPr>
           <w:b w:val="0"/>
         </w:rPr>
-        <w:t>Use the supplied scenario, student illustrations and blank paper. For numeric work, offer counters or a calculator after learners show the setup. Fictional records are supplied; personal data and paid accounts are unnecessary.</w:t>
+        <w:t>Allow 80 minutes: recall 8; explanation 12; worked demonstration 15; guided practice 20; independent assessment 15; project and reflection 10. Extend the lab into a second session when needed.</w:t>
       </w:r>
     </w:p>
     <w:p>
@@ -728,32 +938,55 @@
         <w:pStyle w:val="Heading3"/>
       </w:pPr>
       <w:r>
-        <w:t>Alternative compact allocation</w:t>
-      </w:r>
-    </w:p>
-    <w:p>
-      <w:r>
-        <w:t>This compact option is not the full-week schedule. Use the main teaching cycle and allow extra sessions for the investigation, independent work and project.</w:t>
+        <w:t>Preparation for the connected explanation</w:t>
+      </w:r>
+    </w:p>
+    <w:p>
+      <w:pPr>
+        <w:pStyle w:val="Heading3"/>
+      </w:pPr>
+      <w:r>
+        <w:t>Readiness answer</w:t>
+      </w:r>
+    </w:p>
+    <w:p>
+      <w:pPr>
+        <w:pStyle w:val="Heading3"/>
+      </w:pPr>
+      <w:r>
+        <w:t>End goal for the pictorial case</w:t>
       </w:r>
     </w:p>
     <w:p>
       <w:pPr>
         <w:spacing w:line="336" w:lineRule="auto" w:after="180"/>
-        <w:shd w:fill="F1F6F8"/>
-      </w:pPr>
-      <w:r>
-        <w:rPr>
-          <w:b w:val="0"/>
-        </w:rPr>
-        <w:t>Allow 80 minutes: recall 8; explanation 12; worked demonstration 15; guided practice 20; independent assessment 15; project and reflection 10. Extend the lab into a second session when needed.</w:t>
-      </w:r>
-    </w:p>
-    <w:p>
-      <w:pPr>
-        <w:pStyle w:val="Heading3"/>
-      </w:pPr>
-      <w:r>
-        <w:t>Preparation for the connected explanation</w:t>
+      </w:pPr>
+      <w:r>
+        <w:rPr>
+          <w:b w:val="0"/>
+        </w:rPr>
+        <w:t>This added worked case illustrates the week’s main idea. Retain all original and connected topics; schedule its practice within the teaching cycle.</w:t>
+      </w:r>
+    </w:p>
+    <w:p>
+      <w:pPr>
+        <w:pStyle w:val="Heading1"/>
+      </w:pPr>
+      <w:r>
+        <w:t>02. Teach labels as decisions under a stated guide</w:t>
+      </w:r>
+    </w:p>
+    <w:p>
+      <w:r>
+        <w:t>Model the ordered checks, cite the deciding field and keep permission separate from a record label.</w:t>
+      </w:r>
+    </w:p>
+    <w:p>
+      <w:pPr>
+        <w:pStyle w:val="Heading2"/>
+      </w:pPr>
+      <w:r>
+        <w:t>Begin with Mina and Theo’s ambiguity</w:t>
       </w:r>
     </w:p>
     <w:p>
@@ -764,19 +997,129 @@
         <w:rPr>
           <w:b w:val="0"/>
         </w:rPr>
-        <w:t xml:space="preserve">This lesson establishes </w:t>
+        <w:t>Two students are sorting fictional event cards for a classroom calendar. Their first instruction is Put the good cards together. Mina calls a colourful card good. Theo calls a plain card good because its room is easy to read.</w:t>
+      </w:r>
+    </w:p>
+    <w:p>
+      <w:pPr>
+        <w:spacing w:line="336" w:lineRule="auto" w:after="180"/>
+      </w:pPr>
+      <w:r>
+        <w:rPr>
+          <w:b w:val="0"/>
+        </w:rPr>
+        <w:t>They disagree even though both followed a reasonable interpretation of the word good.</w:t>
+      </w:r>
+    </w:p>
+    <w:p>
+      <w:pPr>
+        <w:spacing w:line="336" w:lineRule="auto" w:after="180"/>
+      </w:pPr>
+      <w:r>
+        <w:rPr>
+          <w:b w:val="0"/>
+        </w:rPr>
+        <w:t xml:space="preserve">A </w:t>
       </w:r>
       <w:r>
         <w:rPr>
           <w:b/>
         </w:rPr>
+        <w:t>category</w:t>
+      </w:r>
+      <w:r>
+        <w:rPr>
+          <w:b w:val="0"/>
+        </w:rPr>
+        <w:t xml:space="preserve"> is useful for a task when people can tell what </w:t>
+      </w:r>
+      <w:r>
+        <w:rPr>
+          <w:b/>
+        </w:rPr>
+        <w:t>evidence</w:t>
+      </w:r>
+      <w:r>
+        <w:rPr>
+          <w:b w:val="0"/>
+        </w:rPr>
+        <w:t xml:space="preserve"> makes an example belong to it. An </w:t>
+      </w:r>
+      <w:r>
+        <w:rPr>
+          <w:b/>
+        </w:rPr>
+        <w:t>operational definition</w:t>
+      </w:r>
+      <w:r>
+        <w:rPr>
+          <w:b w:val="0"/>
+        </w:rPr>
+        <w:t xml:space="preserve"> states the </w:t>
+      </w:r>
+      <w:r>
+        <w:rPr>
+          <w:b/>
+        </w:rPr>
+        <w:t>observation</w:t>
+      </w:r>
+      <w:r>
+        <w:rPr>
+          <w:b w:val="0"/>
+        </w:rPr>
+        <w:t>s or checks to perform.</w:t>
+      </w:r>
+    </w:p>
+    <w:p>
+      <w:pPr>
+        <w:spacing w:line="336" w:lineRule="auto" w:after="180"/>
+      </w:pPr>
+      <w:r>
+        <w:rPr>
+          <w:b w:val="0"/>
+        </w:rPr>
+        <w:t>For this paper exercise, we will check two printed fields: an event day and a room code. The task is to check the record against a classroom policy, not to judge the quality of the event or the person who wrote it.</w:t>
+      </w:r>
+    </w:p>
+    <w:p>
+      <w:pPr>
+        <w:spacing w:line="336" w:lineRule="auto" w:after="180"/>
+      </w:pPr>
+      <w:r>
+        <w:rPr>
+          <w:b/>
+        </w:rPr>
+        <w:t>Label</w:t>
+      </w:r>
+      <w:r>
+        <w:rPr>
+          <w:b w:val="0"/>
+        </w:rPr>
+        <w:t xml:space="preserve">s depend on the definition in use. A model fitted to </w:t>
+      </w:r>
+      <w:r>
+        <w:rPr>
+          <w:b/>
+        </w:rPr>
         <w:t>label</w:t>
       </w:r>
       <w:r>
         <w:rPr>
           <w:b w:val="0"/>
         </w:rPr>
-        <w:t>s as task-dependent records produced under a guide. Use fictional event and equipment forms rather than categories about classmates.</w:t>
+        <w:t xml:space="preserve">s can learn the distinctions those </w:t>
+      </w:r>
+      <w:r>
+        <w:rPr>
+          <w:b/>
+        </w:rPr>
+        <w:t>label</w:t>
+      </w:r>
+      <w:r>
+        <w:rPr>
+          <w:b w:val="0"/>
+        </w:rPr>
+        <w:t>s encode, including mistakes and inconsistencies.</w:t>
       </w:r>
     </w:p>
     <w:p>
@@ -787,7 +1130,7 @@
         <w:rPr>
           <w:b w:val="0"/>
         </w:rPr>
-        <w:t xml:space="preserve">The three categories deliberately separate known failures from unknown information, with known failure taking priority. A ready </w:t>
+        <w:t xml:space="preserve">Before asking a model to copy a </w:t>
       </w:r>
       <w:r>
         <w:rPr>
@@ -799,7 +1142,15 @@
         <w:rPr>
           <w:b w:val="0"/>
         </w:rPr>
-        <w:t xml:space="preserve"> checks a representation; it does not establish truth, quality, safety or permission.</w:t>
+        <w:t>, ask whether people have a clear, useful guide for assigning it.</w:t>
+      </w:r>
+    </w:p>
+    <w:p>
+      <w:pPr>
+        <w:pStyle w:val="Heading2"/>
+      </w:pPr>
+      <w:r>
+        <w:t>State the calendar policy and its priority</w:t>
       </w:r>
     </w:p>
     <w:p>
@@ -810,27 +1161,212 @@
         <w:rPr>
           <w:b w:val="0"/>
         </w:rPr>
-        <w:t xml:space="preserve">Agreement is useful </w:t>
+        <w:t>Our fictional calendar accepts a whole-number day from 1 through 30, including both endpoints, and exactly one room code, A or B. The month is already fixed for this exercise. A blank or unreadable field counts as unknown.</w:t>
+      </w:r>
+    </w:p>
+    <w:p>
+      <w:pPr>
+        <w:spacing w:line="336" w:lineRule="auto" w:after="180"/>
+      </w:pPr>
+      <w:r>
+        <w:rPr>
+          <w:b w:val="0"/>
+        </w:rPr>
+        <w:t>The categories are revise, review and ready. Use the checks in the order shown.</w:t>
+      </w:r>
+    </w:p>
+    <w:p>
+      <w:pPr>
+        <w:spacing w:line="336" w:lineRule="auto" w:after="180"/>
+      </w:pPr>
+      <w:r>
+        <w:rPr>
+          <w:b w:val="0"/>
+        </w:rPr>
+        <w:t>Known failure and unknown are different. Day 31 is known and outside the accepted range, so the card needs revision. An unreadable day might be valid or invalid; without another known failure, it needs review.</w:t>
+      </w:r>
+    </w:p>
+    <w:p>
+      <w:pPr>
+        <w:spacing w:line="336" w:lineRule="auto" w:after="180"/>
+      </w:pPr>
+      <w:r>
+        <w:rPr>
+          <w:b w:val="0"/>
+        </w:rPr>
+        <w:t>Never silently turn a blank into zero just to make a comparison possible.</w:t>
+      </w:r>
+    </w:p>
+    <w:p>
+      <w:pPr>
+        <w:pStyle w:val="Heading2"/>
+      </w:pPr>
+      <w:r>
+        <w:t>Work the craft-club cards</w:t>
+      </w:r>
+    </w:p>
+    <w:p>
+      <w:pPr>
+        <w:spacing w:line="336" w:lineRule="auto" w:after="180"/>
+      </w:pPr>
+      <w:r>
+        <w:rPr>
+          <w:b w:val="0"/>
+        </w:rPr>
+        <w:t xml:space="preserve">A fictional craft club </w:t>
       </w:r>
       <w:r>
         <w:rPr>
           <w:b/>
         </w:rPr>
+        <w:t>label</w:t>
+      </w:r>
+      <w:r>
+        <w:rPr>
+          <w:b w:val="0"/>
+        </w:rPr>
+        <w:t>s cardboard-order cards ready, review or revise.</w:t>
+      </w:r>
+    </w:p>
+    <w:p>
+      <w:pPr>
+        <w:spacing w:line="336" w:lineRule="auto" w:after="180"/>
+      </w:pPr>
+      <w:r>
+        <w:rPr>
+          <w:b w:val="0"/>
+        </w:rPr>
+        <w:t>Allowed quantity: whole number 1–4. Required colour: red or blue.</w:t>
+      </w:r>
+    </w:p>
+    <w:p>
+      <w:pPr>
+        <w:spacing w:line="336" w:lineRule="auto" w:after="180"/>
+      </w:pPr>
+      <w:r>
+        <w:rPr>
+          <w:b w:val="0"/>
+        </w:rPr>
+        <w:t>If any known field fails, revise; otherwise if a required field is blank, review; otherwise ready. Cards A=(4,red), B=(5,blank), C=(2,blank).</w:t>
+      </w:r>
+    </w:p>
+    <w:p>
+      <w:r>
+        <w:drawing>
+          <wp:inline xmlns:a="http://schemas.openxmlformats.org/drawingml/2006/main" xmlns:pic="http://schemas.openxmlformats.org/drawingml/2006/picture">
+            <wp:extent cx="5486400" cy="4005072"/>
+            <wp:docPr id="1" name="Picture 1" descr="Read policy: Check known invalid fields before checking missing ones. → Card A: 4 is allowed and red is allowed: ready. → Card B: 5 is outside 1–4: revise, even though colour is missing. → Card C: 2 is valid but colour is blank: review."/>
+            <wp:cNvGraphicFramePr>
+              <a:graphicFrameLocks noChangeAspect="1"/>
+            </wp:cNvGraphicFramePr>
+            <a:graphic>
+              <a:graphicData uri="http://schemas.openxmlformats.org/drawingml/2006/picture">
+                <pic:pic>
+                  <pic:nvPicPr>
+                    <pic:cNvPr id="0" name="academy-story-ai-1-7-02.png"/>
+                    <pic:cNvPicPr/>
+                  </pic:nvPicPr>
+                  <pic:blipFill>
+                    <a:blip r:embed="rId9"/>
+                    <a:stretch>
+                      <a:fillRect/>
+                    </a:stretch>
+                  </pic:blipFill>
+                  <pic:spPr>
+                    <a:xfrm>
+                      <a:off x="0" y="0"/>
+                      <a:ext cx="5486400" cy="4005072"/>
+                    </a:xfrm>
+                    <a:prstGeom prst="rect"/>
+                  </pic:spPr>
+                </pic:pic>
+              </a:graphicData>
+            </a:graphic>
+          </wp:inline>
+        </w:drawing>
+      </w:r>
+    </w:p>
+    <w:p>
+      <w:r>
+        <w:drawing>
+          <wp:inline xmlns:a="http://schemas.openxmlformats.org/drawingml/2006/main" xmlns:pic="http://schemas.openxmlformats.org/drawingml/2006/picture">
+            <wp:extent cx="5486400" cy="3191256"/>
+            <wp:docPr id="2" name="Picture 2" descr="Three ordered checks for a calendar card. First check known values | Any known field fails its criterion | Revise even if another field is unknown. Then check missing information | No known failure but a field is blank or unreadable | Review because evidence is incomplete. Otherwise all checks have passed | Day is 1 through 30 and room is A or B | Ready under this record policy"/>
+            <wp:cNvGraphicFramePr>
+              <a:graphicFrameLocks noChangeAspect="1"/>
+            </wp:cNvGraphicFramePr>
+            <a:graphic>
+              <a:graphicData uri="http://schemas.openxmlformats.org/drawingml/2006/picture">
+                <pic:pic>
+                  <pic:nvPicPr>
+                    <pic:cNvPr id="0" name="academy-story-ai-1-7-03.png"/>
+                    <pic:cNvPicPr/>
+                  </pic:nvPicPr>
+                  <pic:blipFill>
+                    <a:blip r:embed="rId10"/>
+                    <a:stretch>
+                      <a:fillRect/>
+                    </a:stretch>
+                  </pic:blipFill>
+                  <pic:spPr>
+                    <a:xfrm>
+                      <a:off x="0" y="0"/>
+                      <a:ext cx="5486400" cy="3191256"/>
+                    </a:xfrm>
+                    <a:prstGeom prst="rect"/>
+                  </pic:spPr>
+                </pic:pic>
+              </a:graphicData>
+            </a:graphic>
+          </wp:inline>
+        </w:drawing>
+      </w:r>
+    </w:p>
+    <w:p>
+      <w:pPr>
+        <w:spacing w:line="336" w:lineRule="auto" w:after="180"/>
+      </w:pPr>
+      <w:r>
+        <w:rPr>
+          <w:b w:val="0"/>
+        </w:rPr>
+        <w:t xml:space="preserve">Operational </w:t>
+      </w:r>
+      <w:r>
+        <w:rPr>
+          <w:b/>
+        </w:rPr>
+        <w:t>label</w:t>
+      </w:r>
+      <w:r>
+        <w:rPr>
+          <w:b w:val="0"/>
+        </w:rPr>
+        <w:t xml:space="preserve">s specify what a word means for this task. Two </w:t>
+      </w:r>
+      <w:r>
+        <w:rPr>
+          <w:b/>
+        </w:rPr>
+        <w:t>label</w:t>
+      </w:r>
+      <w:r>
+        <w:rPr>
+          <w:b w:val="0"/>
+        </w:rPr>
+        <w:t xml:space="preserve">lers using the same priority should agree on these cards. Review describes missing </w:t>
+      </w:r>
+      <w:r>
+        <w:rPr>
+          <w:b/>
+        </w:rPr>
         <w:t>evidence</w:t>
       </w:r>
       <w:r>
         <w:rPr>
           <w:b w:val="0"/>
         </w:rPr>
-        <w:t xml:space="preserve"> about consistency, but shared mistakes can produce high agreement.</w:t>
-      </w:r>
-    </w:p>
-    <w:p>
-      <w:pPr>
-        <w:pStyle w:val="Heading3"/>
-      </w:pPr>
-      <w:r>
-        <w:t>Readiness answer</w:t>
+        <w:t>, not a hidden assumption that the card is wrong.</w:t>
       </w:r>
     </w:p>
     <w:p>
@@ -841,41 +1377,70 @@
         <w:rPr>
           <w:b w:val="0"/>
         </w:rPr>
-        <w:t xml:space="preserve">The missing word is information the representation does not establish. Filling it without </w:t>
+        <w:t>Revise is supported by a known failure.</w:t>
+      </w:r>
+    </w:p>
+    <w:p>
+      <w:pPr>
+        <w:pStyle w:val="Heading2"/>
+      </w:pPr>
+      <w:r>
+        <w:t>Change only B’s quantity</w:t>
+      </w:r>
+    </w:p>
+    <w:p>
+      <w:pPr>
+        <w:pStyle w:val="ListNumber"/>
+      </w:pPr>
+      <w:r>
+        <w:t>Change: Change B’s quantity from 5 to 4; leave colour blank.</w:t>
+      </w:r>
+    </w:p>
+    <w:p>
+      <w:pPr>
+        <w:pStyle w:val="ListNumber"/>
+      </w:pPr>
+      <w:r>
+        <w:t>Prediction: B becomes review.</w:t>
+      </w:r>
+    </w:p>
+    <w:p>
+      <w:pPr>
+        <w:pStyle w:val="ListNumber"/>
+      </w:pPr>
+      <w:r>
+        <w:t>Reason: The known failure is removed, but a required field is still missing.</w:t>
+      </w:r>
+    </w:p>
+    <w:p>
+      <w:pPr>
+        <w:pStyle w:val="Heading2"/>
+      </w:pPr>
+      <w:r>
+        <w:t>Limit what agreement establishes</w:t>
+      </w:r>
+    </w:p>
+    <w:p>
+      <w:pPr>
+        <w:spacing w:line="336" w:lineRule="auto" w:after="180"/>
+      </w:pPr>
+      <w:r>
+        <w:rPr>
+          <w:b w:val="0"/>
+        </w:rPr>
+        <w:t xml:space="preserve">Agreement between </w:t>
       </w:r>
       <w:r>
         <w:rPr>
           <w:b/>
         </w:rPr>
-        <w:t>evidence</w:t>
-      </w:r>
-      <w:r>
-        <w:rPr>
-          <w:b w:val="0"/>
-        </w:rPr>
-        <w:t xml:space="preserve"> adds an assumption; a later stage should preserve the uncertainty or request a check.</w:t>
-      </w:r>
-    </w:p>
-    <w:p>
-      <w:pPr>
-        <w:spacing w:line="336" w:lineRule="auto" w:after="180"/>
-      </w:pPr>
-      <w:r>
-        <w:rPr>
-          <w:b w:val="0"/>
-        </w:rPr>
-        <w:t>Paper calendar cards with the four worked field combinations and the printed policy</w:t>
-      </w:r>
-    </w:p>
-    <w:p>
-      <w:pPr>
-        <w:spacing w:line="336" w:lineRule="auto" w:after="180"/>
-      </w:pPr>
-      <w:r>
-        <w:rPr>
-          <w:b w:val="0"/>
-        </w:rPr>
-        <w:t xml:space="preserve">A second set of cards </w:t>
+        <w:t>label</w:t>
+      </w:r>
+      <w:r>
+        <w:rPr>
+          <w:b w:val="0"/>
+        </w:rPr>
+        <w:t xml:space="preserve">lers does not prove this policy is suitable for every school or that </w:t>
       </w:r>
       <w:r>
         <w:rPr>
@@ -887,1142 +1452,15 @@
         <w:rPr>
           <w:b w:val="0"/>
         </w:rPr>
-        <w:t>led independently by partners before discussion</w:t>
-      </w:r>
-    </w:p>
-    <w:p>
-      <w:pPr>
-        <w:spacing w:line="336" w:lineRule="auto" w:after="180"/>
-      </w:pPr>
-      <w:r>
-        <w:rPr>
-          <w:b w:val="0"/>
-        </w:rPr>
-        <w:t>The equipment-request cases on a separate sheet for independent assessment; no accounts or personal data are required</w:t>
-      </w:r>
-    </w:p>
-    <w:p>
-      <w:pPr>
-        <w:pStyle w:val="Heading3"/>
-      </w:pPr>
-      <w:r>
-        <w:t>End goal for the pictorial case</w:t>
-      </w:r>
-    </w:p>
-    <w:p>
-      <w:pPr>
-        <w:spacing w:line="336" w:lineRule="auto" w:after="180"/>
-      </w:pPr>
-      <w:r>
-        <w:rPr>
-          <w:b w:val="0"/>
-        </w:rPr>
-        <w:t xml:space="preserve">By the end, I can apply a shared </w:t>
-      </w:r>
-      <w:r>
-        <w:rPr>
-          <w:b/>
-        </w:rPr>
-        <w:t>label</w:t>
-      </w:r>
-      <w:r>
-        <w:rPr>
-          <w:b w:val="0"/>
-        </w:rPr>
-        <w:t>ling policy consistently, including missing information.</w:t>
-      </w:r>
-    </w:p>
-    <w:p>
-      <w:pPr>
-        <w:spacing w:line="336" w:lineRule="auto" w:after="180"/>
-      </w:pPr>
-      <w:r>
-        <w:rPr>
-          <w:b w:val="0"/>
-        </w:rPr>
-        <w:t>This added worked case illustrates the week’s main idea. Retain all original and connected topics; schedule its practice within the teaching cycle.</w:t>
-      </w:r>
-    </w:p>
-    <w:p>
-      <w:pPr>
-        <w:pStyle w:val="Heading1"/>
-      </w:pPr>
-      <w:r>
-        <w:t>02. Explain the mechanism</w:t>
-      </w:r>
-    </w:p>
-    <w:p>
-      <w:r>
-        <w:t>Model Categories and Labels using the supplied case, labelled mechanism and reasoning. Make the scope of each conclusion explicit.</w:t>
-      </w:r>
-    </w:p>
-    <w:p>
-      <w:pPr>
-        <w:spacing w:line="336" w:lineRule="auto" w:after="180"/>
-      </w:pPr>
-      <w:r>
-        <w:rPr>
-          <w:b w:val="0"/>
-        </w:rPr>
-        <w:t>Follow the information instead of imagining magic inside the machine.</w:t>
-      </w:r>
-    </w:p>
-    <w:p>
-      <w:pPr>
-        <w:pStyle w:val="Heading3"/>
-      </w:pPr>
-      <w:r>
-        <w:t>1. Input — information entering</w:t>
-      </w:r>
-    </w:p>
-    <w:p>
-      <w:pPr>
-        <w:spacing w:line="336" w:lineRule="auto" w:after="180"/>
-        <w:shd w:fill="F4F9FC"/>
-      </w:pPr>
-      <w:r>
-        <w:rPr>
-          <w:b/>
-        </w:rPr>
-        <w:t>INPUT</w:t>
-      </w:r>
-      <w:r>
-        <w:rPr>
-          <w:b w:val="0"/>
-        </w:rPr>
-        <w:t xml:space="preserve"> objects and a purpose for sorting</w:t>
-      </w:r>
-    </w:p>
-    <w:p>
-      <w:pPr>
-        <w:pStyle w:val="Heading3"/>
-      </w:pPr>
-      <w:r>
-        <w:t>2. Process — the deciding step</w:t>
-      </w:r>
-    </w:p>
-    <w:p>
-      <w:pPr>
-        <w:spacing w:line="336" w:lineRule="auto" w:after="180"/>
-        <w:shd w:fill="F4F9FC"/>
-      </w:pPr>
-      <w:r>
-        <w:rPr>
-          <w:b/>
-        </w:rPr>
-        <w:t>PROCESS</w:t>
-      </w:r>
-      <w:r>
-        <w:rPr>
-          <w:b w:val="0"/>
-        </w:rPr>
-        <w:t xml:space="preserve"> people define </w:t>
-      </w:r>
-      <w:r>
-        <w:rPr>
-          <w:b/>
-        </w:rPr>
-        <w:t>label</w:t>
-      </w:r>
-      <w:r>
-        <w:rPr>
-          <w:b w:val="0"/>
-        </w:rPr>
-        <w:t>s and assign examples</w:t>
-      </w:r>
-    </w:p>
-    <w:p>
-      <w:pPr>
-        <w:pStyle w:val="Heading3"/>
-      </w:pPr>
-      <w:r>
-        <w:t>3. Output — the result</w:t>
-      </w:r>
-    </w:p>
-    <w:p>
-      <w:pPr>
-        <w:spacing w:line="336" w:lineRule="auto" w:after="180"/>
-        <w:shd w:fill="F4F9FC"/>
-      </w:pPr>
-      <w:r>
-        <w:rPr>
-          <w:b/>
-        </w:rPr>
-        <w:t>OUTPUT</w:t>
-      </w:r>
-      <w:r>
-        <w:rPr>
-          <w:b w:val="0"/>
-        </w:rPr>
-        <w:t xml:space="preserve"> </w:t>
-      </w:r>
-      <w:r>
-        <w:rPr>
-          <w:b/>
-        </w:rPr>
-        <w:t>category</w:t>
-      </w:r>
-      <w:r>
-        <w:rPr>
-          <w:b w:val="0"/>
-        </w:rPr>
-        <w:t xml:space="preserve"> names attached to items</w:t>
-      </w:r>
-    </w:p>
-    <w:p>
-      <w:pPr>
-        <w:pStyle w:val="Heading3"/>
-      </w:pPr>
-      <w:r>
-        <w:t>Key idea</w:t>
-      </w:r>
-    </w:p>
-    <w:p>
-      <w:pPr>
-        <w:spacing w:line="336" w:lineRule="auto" w:after="180"/>
-        <w:shd w:fill="EDF7F3"/>
-      </w:pPr>
-      <w:r>
-        <w:rPr>
-          <w:b w:val="0"/>
-        </w:rPr>
-        <w:t xml:space="preserve">CORE IDEA </w:t>
-      </w:r>
-      <w:r>
-        <w:rPr>
-          <w:b/>
-        </w:rPr>
-        <w:t>Label</w:t>
-      </w:r>
-      <w:r>
-        <w:rPr>
-          <w:b w:val="0"/>
-        </w:rPr>
-        <w:t xml:space="preserve">s are human choices that may </w:t>
-      </w:r>
-      <w:r>
-        <w:rPr>
-          <w:b/>
-        </w:rPr>
-        <w:t>overlap</w:t>
-      </w:r>
-      <w:r>
-        <w:rPr>
-          <w:b w:val="0"/>
-        </w:rPr>
-        <w:t xml:space="preserve"> or be unclear.</w:t>
-      </w:r>
-    </w:p>
-    <w:p>
-      <w:pPr>
-        <w:pStyle w:val="Heading3"/>
-      </w:pPr>
-      <w:r>
-        <w:t>How the mechanism works</w:t>
-      </w:r>
-    </w:p>
-    <w:p>
-      <w:pPr>
-        <w:spacing w:line="336" w:lineRule="auto" w:after="180"/>
-        <w:shd w:fill="F1F6F8"/>
-      </w:pPr>
-      <w:r>
-        <w:rPr>
-          <w:b w:val="0"/>
-        </w:rPr>
-        <w:t xml:space="preserve">UNDER THE HOOD A </w:t>
-      </w:r>
-      <w:r>
-        <w:rPr>
-          <w:b/>
-        </w:rPr>
-        <w:t>label</w:t>
-      </w:r>
-      <w:r>
-        <w:rPr>
-          <w:b w:val="0"/>
-        </w:rPr>
-        <w:t xml:space="preserve"> is an </w:t>
-      </w:r>
-      <w:r>
-        <w:rPr>
-          <w:b/>
-        </w:rPr>
-        <w:t>operational definition</w:t>
-      </w:r>
-      <w:r>
-        <w:rPr>
-          <w:b w:val="0"/>
-        </w:rPr>
-        <w:t xml:space="preserve"> chosen for a task. Categories may be mutually exclusive, multi-</w:t>
-      </w:r>
-      <w:r>
-        <w:rPr>
-          <w:b/>
-        </w:rPr>
-        <w:t>label</w:t>
-      </w:r>
-      <w:r>
-        <w:rPr>
-          <w:b w:val="0"/>
-        </w:rPr>
-        <w:t>, hierarchical, subjective, or context-dependent.</w:t>
-      </w:r>
-    </w:p>
-    <w:p>
-      <w:pPr>
-        <w:spacing w:line="336" w:lineRule="auto" w:after="180"/>
-        <w:shd w:fill="F1F6F8"/>
-      </w:pPr>
-      <w:r>
-        <w:rPr>
-          <w:b/>
-        </w:rPr>
-        <w:t>Ambiguity</w:t>
-      </w:r>
-      <w:r>
-        <w:rPr>
-          <w:b w:val="0"/>
-        </w:rPr>
-        <w:t xml:space="preserve"> in </w:t>
-      </w:r>
-      <w:r>
-        <w:rPr>
-          <w:b/>
-        </w:rPr>
-        <w:t>label</w:t>
-      </w:r>
-      <w:r>
-        <w:rPr>
-          <w:b w:val="0"/>
-        </w:rPr>
-        <w:t xml:space="preserve">s becomes </w:t>
-      </w:r>
-      <w:r>
-        <w:rPr>
-          <w:b/>
-        </w:rPr>
-        <w:t>ambiguity</w:t>
-      </w:r>
-      <w:r>
-        <w:rPr>
-          <w:b w:val="0"/>
-        </w:rPr>
-        <w:t xml:space="preserve"> in </w:t>
-      </w:r>
-      <w:r>
-        <w:rPr>
-          <w:b/>
-        </w:rPr>
-        <w:t>training</w:t>
-      </w:r>
-      <w:r>
-        <w:rPr>
-          <w:b w:val="0"/>
-        </w:rPr>
-        <w:t xml:space="preserve"> and evaluation.</w:t>
-      </w:r>
-    </w:p>
-    <w:p>
-      <w:pPr>
-        <w:spacing w:line="336" w:lineRule="auto" w:after="180"/>
-      </w:pPr>
-      <w:r>
-        <w:rPr>
-          <w:b w:val="0"/>
-        </w:rPr>
-        <w:t>Draw a fresh example with all three stages:</w:t>
-      </w:r>
-    </w:p>
-    <w:p>
-      <w:pPr>
-        <w:spacing w:line="336" w:lineRule="auto" w:after="180"/>
-      </w:pPr>
-      <w:r>
-        <w:rPr>
-          <w:b w:val="0"/>
-        </w:rPr>
-        <w:t xml:space="preserve">Every step connects a claim to observable </w:t>
-      </w:r>
-      <w:r>
-        <w:rPr>
-          <w:b/>
-        </w:rPr>
-        <w:t>evidence</w:t>
-      </w:r>
-      <w:r>
-        <w:rPr>
-          <w:b w:val="0"/>
-        </w:rPr>
-        <w:t>.</w:t>
-      </w:r>
-    </w:p>
-    <w:p>
-      <w:pPr>
-        <w:pStyle w:val="Heading3"/>
-      </w:pPr>
-      <w:r>
-        <w:t>The case to investigate</w:t>
-      </w:r>
-    </w:p>
-    <w:p>
-      <w:pPr>
-        <w:spacing w:line="336" w:lineRule="auto" w:after="180"/>
-        <w:shd w:fill="F1F6FC"/>
-      </w:pPr>
-      <w:r>
-        <w:rPr>
-          <w:b w:val="0"/>
-        </w:rPr>
-        <w:t>CASE A playground object can be both red and round, a toy and sports equipment, or safe in one situation and unsafe in another.</w:t>
-      </w:r>
-    </w:p>
-    <w:p>
-      <w:pPr>
-        <w:pStyle w:val="Heading3"/>
-      </w:pPr>
-      <w:r>
-        <w:t>Step 1</w:t>
-      </w:r>
-    </w:p>
-    <w:p>
-      <w:pPr>
-        <w:spacing w:line="336" w:lineRule="auto" w:after="180"/>
-        <w:shd w:fill="F4F9FC"/>
-      </w:pPr>
-      <w:r>
-        <w:rPr>
-          <w:b w:val="0"/>
-        </w:rPr>
-        <w:t>STEP 1 — OBSERVE objects and a purpose for sorting</w:t>
-      </w:r>
-    </w:p>
-    <w:p>
-      <w:pPr>
-        <w:pStyle w:val="Heading3"/>
-      </w:pPr>
-      <w:r>
-        <w:t>Step 2</w:t>
-      </w:r>
-    </w:p>
-    <w:p>
-      <w:pPr>
-        <w:spacing w:line="336" w:lineRule="auto" w:after="180"/>
-        <w:shd w:fill="F4F9FC"/>
-      </w:pPr>
-      <w:r>
-        <w:rPr>
-          <w:b w:val="0"/>
-        </w:rPr>
-        <w:t xml:space="preserve">STEP 2 — TRACE people define </w:t>
-      </w:r>
-      <w:r>
-        <w:rPr>
-          <w:b/>
-        </w:rPr>
-        <w:t>label</w:t>
-      </w:r>
-      <w:r>
-        <w:rPr>
-          <w:b w:val="0"/>
-        </w:rPr>
-        <w:t>s and assign examples</w:t>
-      </w:r>
-    </w:p>
-    <w:p>
-      <w:pPr>
-        <w:pStyle w:val="Heading3"/>
-      </w:pPr>
-      <w:r>
-        <w:t>Step 3</w:t>
-      </w:r>
-    </w:p>
-    <w:p>
-      <w:pPr>
-        <w:spacing w:line="336" w:lineRule="auto" w:after="180"/>
-        <w:shd w:fill="F4F9FC"/>
-      </w:pPr>
-      <w:r>
-        <w:rPr>
-          <w:b w:val="0"/>
-        </w:rPr>
-        <w:t xml:space="preserve">STEP 3 — CONCLUDE </w:t>
-      </w:r>
-      <w:r>
-        <w:rPr>
-          <w:b/>
-        </w:rPr>
-        <w:t>category</w:t>
-      </w:r>
-      <w:r>
-        <w:rPr>
-          <w:b w:val="0"/>
-        </w:rPr>
-        <w:t xml:space="preserve"> names attached to items</w:t>
-      </w:r>
-    </w:p>
-    <w:p>
-      <w:pPr>
-        <w:pStyle w:val="Heading3"/>
-      </w:pPr>
-      <w:r>
-        <w:t>Model answer</w:t>
-      </w:r>
-    </w:p>
-    <w:p>
-      <w:pPr>
-        <w:spacing w:line="336" w:lineRule="auto" w:after="180"/>
-        <w:shd w:fill="F1F6FC"/>
-      </w:pPr>
-      <w:r>
-        <w:rPr>
-          <w:b w:val="0"/>
-        </w:rPr>
-        <w:t xml:space="preserve">MODEL REASONING Strong </w:t>
-      </w:r>
-      <w:r>
-        <w:rPr>
-          <w:b/>
-        </w:rPr>
-        <w:t>label</w:t>
-      </w:r>
-      <w:r>
-        <w:rPr>
-          <w:b w:val="0"/>
-        </w:rPr>
-        <w:t xml:space="preserve">s include a purpose and a rule for membership. </w:t>
-      </w:r>
-      <w:r>
-        <w:rPr>
-          <w:b/>
-        </w:rPr>
-        <w:t>Overlap</w:t>
-      </w:r>
-      <w:r>
-        <w:rPr>
-          <w:b w:val="0"/>
-        </w:rPr>
-        <w:t xml:space="preserve">ping objects may need multiple </w:t>
-      </w:r>
-      <w:r>
-        <w:rPr>
-          <w:b/>
-        </w:rPr>
-        <w:t>label</w:t>
-      </w:r>
-      <w:r>
-        <w:rPr>
-          <w:b w:val="0"/>
-        </w:rPr>
-        <w:t>s or a priority rule.</w:t>
-      </w:r>
-    </w:p>
-    <w:p>
-      <w:pPr>
-        <w:spacing w:line="336" w:lineRule="auto" w:after="180"/>
-        <w:shd w:fill="F1F6FC"/>
-      </w:pPr>
-      <w:r>
-        <w:rPr>
-          <w:b w:val="0"/>
-        </w:rPr>
-        <w:t xml:space="preserve">A revised definition should reduce </w:t>
-      </w:r>
-      <w:r>
-        <w:rPr>
-          <w:b/>
-        </w:rPr>
-        <w:t>disagreement</w:t>
-      </w:r>
-      <w:r>
-        <w:rPr>
-          <w:b w:val="0"/>
-        </w:rPr>
-        <w:t xml:space="preserve"> without pretending every case is simple.</w:t>
-      </w:r>
-    </w:p>
-    <w:p>
-      <w:pPr>
-        <w:pStyle w:val="Heading3"/>
-      </w:pPr>
-      <w:r>
-        <w:t>A claim to avoid</w:t>
-      </w:r>
-    </w:p>
-    <w:p>
-      <w:pPr>
-        <w:spacing w:line="336" w:lineRule="auto" w:after="180"/>
-        <w:shd w:fill="FFF5E6"/>
-      </w:pPr>
-      <w:r>
-        <w:rPr>
-          <w:b w:val="0"/>
-        </w:rPr>
-        <w:t xml:space="preserve">DO NOT OVERCLAIM </w:t>
-      </w:r>
-      <w:r>
-        <w:rPr>
-          <w:b/>
-        </w:rPr>
-        <w:t>Label</w:t>
-      </w:r>
-      <w:r>
-        <w:rPr>
-          <w:b w:val="0"/>
-        </w:rPr>
-        <w:t>s do not exist naturally in the data; people define them for a purpose.</w:t>
-      </w:r>
-    </w:p>
-    <w:p>
-      <w:pPr>
-        <w:spacing w:line="336" w:lineRule="auto" w:after="180"/>
-        <w:shd w:fill="F5F1FB"/>
-      </w:pPr>
-      <w:r>
-        <w:rPr>
-          <w:b w:val="0"/>
-        </w:rPr>
-        <w:t xml:space="preserve">What new </w:t>
-      </w:r>
-      <w:r>
-        <w:rPr>
-          <w:b/>
-        </w:rPr>
-        <w:t>evidence</w:t>
-      </w:r>
-      <w:r>
-        <w:rPr>
-          <w:b w:val="0"/>
-        </w:rPr>
-        <w:t xml:space="preserve"> could change this answer?</w:t>
-      </w:r>
-    </w:p>
-    <w:p>
-      <w:pPr>
-        <w:pStyle w:val="Heading3"/>
-      </w:pPr>
-      <w:r>
-        <w:t>Concrete teaching case</w:t>
-      </w:r>
-    </w:p>
-    <w:p>
-      <w:pPr>
-        <w:pStyle w:val="Heading3"/>
-      </w:pPr>
-      <w:r>
-        <w:t>The teaching case</w:t>
-      </w:r>
-    </w:p>
-    <w:p>
-      <w:pPr>
-        <w:spacing w:line="336" w:lineRule="auto" w:after="180"/>
-        <w:shd w:fill="F1F6FC"/>
-      </w:pPr>
-      <w:r>
-        <w:rPr>
-          <w:b w:val="0"/>
-        </w:rPr>
-        <w:t>Six cards show two circles, two triangles and two squares. Sort by shape.</w:t>
-      </w:r>
-    </w:p>
-    <w:p>
-      <w:pPr>
-        <w:spacing w:line="336" w:lineRule="auto" w:after="180"/>
-        <w:shd w:fill="F5F1FB"/>
-      </w:pPr>
-      <w:r>
-        <w:rPr>
-          <w:b w:val="0"/>
-        </w:rPr>
-        <w:t xml:space="preserve">Why can red and blue circles share a </w:t>
-      </w:r>
-      <w:r>
-        <w:rPr>
-          <w:b/>
-        </w:rPr>
-        <w:t>label</w:t>
-      </w:r>
-      <w:r>
-        <w:rPr>
-          <w:b w:val="0"/>
-        </w:rPr>
-        <w:t>?</w:t>
-      </w:r>
-    </w:p>
-    <w:p>
-      <w:pPr>
-        <w:pStyle w:val="Heading3"/>
-      </w:pPr>
-      <w:r>
-        <w:t>Exact explanation to model</w:t>
-      </w:r>
-    </w:p>
-    <w:p>
-      <w:pPr>
-        <w:pStyle w:val="Heading3"/>
-      </w:pPr>
-      <w:r>
-        <w:t>Why the result follows</w:t>
-      </w:r>
-    </w:p>
-    <w:p>
-      <w:pPr>
-        <w:spacing w:line="336" w:lineRule="auto" w:after="180"/>
-        <w:shd w:fill="F1F6FC"/>
-      </w:pPr>
-      <w:r>
-        <w:rPr>
-          <w:b w:val="0"/>
-        </w:rPr>
-        <w:t xml:space="preserve">Both meet the circle definition. Colour does not change the agreed shape </w:t>
-      </w:r>
-      <w:r>
-        <w:rPr>
-          <w:b/>
-        </w:rPr>
-        <w:t>label</w:t>
-      </w:r>
-      <w:r>
-        <w:rPr>
-          <w:b w:val="0"/>
-        </w:rPr>
-        <w:t>. Apply one definition consistently.</w:t>
-      </w:r>
-    </w:p>
-    <w:p>
-      <w:pPr>
-        <w:pStyle w:val="Heading3"/>
-      </w:pPr>
-      <w:r>
-        <w:t>Explain the added worked example</w:t>
-      </w:r>
-    </w:p>
-    <w:p>
-      <w:pPr>
-        <w:pStyle w:val="Heading3"/>
-      </w:pPr>
-      <w:r>
-        <w:t>Explain the added worked example · 1</w:t>
-      </w:r>
-    </w:p>
-    <w:p>
-      <w:pPr>
-        <w:spacing w:line="336" w:lineRule="auto" w:after="180"/>
-      </w:pPr>
-      <w:r>
-        <w:rPr>
-          <w:b w:val="0"/>
-        </w:rPr>
-        <w:t>Two students are sorting fictional event cards for a classroom calendar. Their first instruction is Put the good cards together. Mina calls a colourful card good. Theo calls a plain card good because its room is easy to read.</w:t>
-      </w:r>
-    </w:p>
-    <w:p>
-      <w:pPr>
-        <w:spacing w:line="336" w:lineRule="auto" w:after="180"/>
-      </w:pPr>
-      <w:r>
-        <w:rPr>
-          <w:b w:val="0"/>
-        </w:rPr>
-        <w:t>They disagree even though both followed a reasonable interpretation of the word good.</w:t>
-      </w:r>
-    </w:p>
-    <w:p>
-      <w:pPr>
-        <w:pStyle w:val="Heading3"/>
-      </w:pPr>
-      <w:r>
-        <w:t>Explain the added worked example · 2</w:t>
-      </w:r>
-    </w:p>
-    <w:p>
-      <w:pPr>
-        <w:spacing w:line="336" w:lineRule="auto" w:after="180"/>
-      </w:pPr>
-      <w:r>
-        <w:rPr>
-          <w:b w:val="0"/>
-        </w:rPr>
-        <w:t xml:space="preserve">A </w:t>
-      </w:r>
-      <w:r>
-        <w:rPr>
-          <w:b/>
-        </w:rPr>
-        <w:t>category</w:t>
-      </w:r>
-      <w:r>
-        <w:rPr>
-          <w:b w:val="0"/>
-        </w:rPr>
-        <w:t xml:space="preserve"> is useful for a task when people can tell what </w:t>
-      </w:r>
-      <w:r>
-        <w:rPr>
-          <w:b/>
-        </w:rPr>
-        <w:t>evidence</w:t>
-      </w:r>
-      <w:r>
-        <w:rPr>
-          <w:b w:val="0"/>
-        </w:rPr>
-        <w:t xml:space="preserve"> makes an example belong to it. An </w:t>
-      </w:r>
-      <w:r>
-        <w:rPr>
-          <w:b/>
-        </w:rPr>
-        <w:t>operational definition</w:t>
-      </w:r>
-      <w:r>
-        <w:rPr>
-          <w:b w:val="0"/>
-        </w:rPr>
-        <w:t xml:space="preserve"> states the </w:t>
-      </w:r>
-      <w:r>
-        <w:rPr>
-          <w:b/>
-        </w:rPr>
-        <w:t>observation</w:t>
-      </w:r>
-      <w:r>
-        <w:rPr>
-          <w:b w:val="0"/>
-        </w:rPr>
-        <w:t>s or checks to perform.</w:t>
-      </w:r>
-    </w:p>
-    <w:p>
-      <w:pPr>
-        <w:spacing w:line="336" w:lineRule="auto" w:after="180"/>
-      </w:pPr>
-      <w:r>
-        <w:rPr>
-          <w:b w:val="0"/>
-        </w:rPr>
-        <w:t>For this paper exercise, we will check two printed fields: an event day and a room code. The task is to check the record against a classroom policy, not to judge the quality of the event or the person who wrote it.</w:t>
-      </w:r>
-    </w:p>
-    <w:p>
-      <w:pPr>
-        <w:spacing w:line="336" w:lineRule="auto" w:after="180"/>
-      </w:pPr>
-      <w:r>
-        <w:rPr>
-          <w:b/>
-        </w:rPr>
-        <w:t>Label</w:t>
-      </w:r>
-      <w:r>
-        <w:rPr>
-          <w:b w:val="0"/>
-        </w:rPr>
-        <w:t xml:space="preserve">s depend on the definition in use. A model fitted to </w:t>
-      </w:r>
-      <w:r>
-        <w:rPr>
-          <w:b/>
-        </w:rPr>
-        <w:t>label</w:t>
-      </w:r>
-      <w:r>
-        <w:rPr>
-          <w:b w:val="0"/>
-        </w:rPr>
-        <w:t xml:space="preserve">s can learn the distinctions those </w:t>
-      </w:r>
-      <w:r>
-        <w:rPr>
-          <w:b/>
-        </w:rPr>
-        <w:t>label</w:t>
-      </w:r>
-      <w:r>
-        <w:rPr>
-          <w:b w:val="0"/>
-        </w:rPr>
-        <w:t>s encode, including mistakes and inconsistencies.</w:t>
-      </w:r>
-    </w:p>
-    <w:p>
-      <w:pPr>
-        <w:spacing w:line="336" w:lineRule="auto" w:after="180"/>
-      </w:pPr>
-      <w:r>
-        <w:rPr>
-          <w:b w:val="0"/>
-        </w:rPr>
-        <w:t xml:space="preserve">Before asking a model to copy a </w:t>
-      </w:r>
-      <w:r>
-        <w:rPr>
-          <w:b/>
-        </w:rPr>
-        <w:t>label</w:t>
-      </w:r>
-      <w:r>
-        <w:rPr>
-          <w:b w:val="0"/>
-        </w:rPr>
-        <w:t>, ask whether people have a clear, useful guide for assigning it.</w:t>
-      </w:r>
-    </w:p>
-    <w:p>
-      <w:pPr>
-        <w:pStyle w:val="Heading3"/>
-      </w:pPr>
-      <w:r>
-        <w:t>Explain the added worked example · 3</w:t>
-      </w:r>
-    </w:p>
-    <w:p>
-      <w:pPr>
-        <w:spacing w:line="336" w:lineRule="auto" w:after="180"/>
-      </w:pPr>
-      <w:r>
-        <w:rPr>
-          <w:b w:val="0"/>
-        </w:rPr>
-        <w:t>Our fictional calendar accepts a whole-number day from 1 through 30, including both endpoints, and exactly one room code, A or B. The month is already fixed for this exercise. A blank or unreadable field counts as unknown.</w:t>
-      </w:r>
-    </w:p>
-    <w:p>
-      <w:pPr>
-        <w:spacing w:line="336" w:lineRule="auto" w:after="180"/>
-      </w:pPr>
-      <w:r>
-        <w:rPr>
-          <w:b w:val="0"/>
-        </w:rPr>
-        <w:t>The categories are revise, review and ready. Use the checks in the order shown.</w:t>
-      </w:r>
-    </w:p>
-    <w:p>
-      <w:pPr>
-        <w:pStyle w:val="Heading3"/>
-      </w:pPr>
-      <w:r>
-        <w:t>Explain the added worked example · 4</w:t>
-      </w:r>
-    </w:p>
-    <w:p>
-      <w:pPr>
-        <w:spacing w:line="336" w:lineRule="auto" w:after="180"/>
-      </w:pPr>
-      <w:r>
-        <w:rPr>
-          <w:b w:val="0"/>
-        </w:rPr>
-        <w:t>Known failure and unknown are different. Day 31 is known and outside the accepted range, so the card needs revision. An unreadable day might be valid or invalid; without another known failure, it needs review.</w:t>
-      </w:r>
-    </w:p>
-    <w:p>
-      <w:pPr>
-        <w:spacing w:line="336" w:lineRule="auto" w:after="180"/>
-      </w:pPr>
-      <w:r>
-        <w:rPr>
-          <w:b w:val="0"/>
-        </w:rPr>
-        <w:t>Never silently turn a blank into zero just to make a comparison possible.</w:t>
-      </w:r>
-    </w:p>
-    <w:p>
-      <w:pPr>
-        <w:pStyle w:val="Heading3"/>
-      </w:pPr>
-      <w:r>
-        <w:t>Key terms</w:t>
-      </w:r>
-    </w:p>
-    <w:tbl>
-      <w:tblPr>
-        <w:tblStyle w:val="LightShading-Accent1"/>
-        <w:tblW w:type="auto" w:w="0"/>
-        <w:tblLook w:firstColumn="1" w:firstRow="1" w:lastColumn="0" w:lastRow="0" w:noHBand="0" w:noVBand="1" w:val="04A0"/>
-      </w:tblPr>
-      <w:tblGrid>
-        <w:gridCol w:w="5112"/>
-        <w:gridCol w:w="5112"/>
-      </w:tblGrid>
-      <w:tr>
-        <w:trPr>
-          <w:tblHeader/>
-        </w:trPr>
-        <w:tc>
-          <w:tcPr>
-            <w:tcW w:type="dxa" w:w="5112"/>
-          </w:tcPr>
-          <w:p>
-            <w:r>
-              <w:t>Term</w:t>
-            </w:r>
-          </w:p>
-        </w:tc>
-        <w:tc>
-          <w:tcPr>
-            <w:tcW w:type="dxa" w:w="5112"/>
-          </w:tcPr>
-          <w:p>
-            <w:r>
-              <w:t>Meaning</w:t>
-            </w:r>
-          </w:p>
-        </w:tc>
-      </w:tr>
-      <w:tr>
-        <w:tc>
-          <w:tcPr>
-            <w:tcW w:type="dxa" w:w="5112"/>
-          </w:tcPr>
-          <w:p>
-            <w:r>
-              <w:t>Category</w:t>
-            </w:r>
-          </w:p>
-        </w:tc>
-        <w:tc>
-          <w:tcPr>
-            <w:tcW w:type="dxa" w:w="5112"/>
-          </w:tcPr>
-          <w:p>
-            <w:r>
-              <w:t>A group defined by stated membership criteria</w:t>
-            </w:r>
-          </w:p>
-        </w:tc>
-      </w:tr>
-      <w:tr>
-        <w:tc>
-          <w:tcPr>
-            <w:tcW w:type="dxa" w:w="5112"/>
-          </w:tcPr>
-          <w:p>
-            <w:r>
-              <w:t>Operational definition</w:t>
-            </w:r>
-          </w:p>
-        </w:tc>
-        <w:tc>
-          <w:tcPr>
-            <w:tcW w:type="dxa" w:w="5112"/>
-          </w:tcPr>
-          <w:p>
-            <w:r>
-              <w:t>A definition precise enough to tell someone what to observe or do when assigning a category</w:t>
-            </w:r>
-          </w:p>
-        </w:tc>
-      </w:tr>
-      <w:tr>
-        <w:tc>
-          <w:tcPr>
-            <w:tcW w:type="dxa" w:w="5112"/>
-          </w:tcPr>
-          <w:p>
-            <w:r>
-              <w:t>Label</w:t>
-            </w:r>
-          </w:p>
-        </w:tc>
-        <w:tc>
-          <w:tcPr>
-            <w:tcW w:type="dxa" w:w="5112"/>
-          </w:tcPr>
-          <w:p>
-            <w:r>
-              <w:t>The category recorded for an example under a particular guide</w:t>
-            </w:r>
-          </w:p>
-        </w:tc>
-      </w:tr>
-      <w:tr>
-        <w:tc>
-          <w:tcPr>
-            <w:tcW w:type="dxa" w:w="5112"/>
-          </w:tcPr>
-          <w:p>
-            <w:r>
-              <w:t>Annotator</w:t>
-            </w:r>
-          </w:p>
-        </w:tc>
-        <w:tc>
-          <w:tcPr>
-            <w:tcW w:type="dxa" w:w="5112"/>
-          </w:tcPr>
-          <w:p>
-            <w:r>
-              <w:t>A person who assigns labels to examples</w:t>
-            </w:r>
-          </w:p>
-        </w:tc>
-      </w:tr>
-      <w:tr>
-        <w:tc>
-          <w:tcPr>
-            <w:tcW w:type="dxa" w:w="5112"/>
-          </w:tcPr>
-          <w:p>
-            <w:r>
-              <w:t>Disagreement</w:t>
-            </w:r>
-          </w:p>
-        </w:tc>
-        <w:tc>
-          <w:tcPr>
-            <w:tcW w:type="dxa" w:w="5112"/>
-          </w:tcPr>
-          <w:p>
-            <w:r>
-              <w:t>A case where annotators assign different labels to the same example</w:t>
-            </w:r>
-          </w:p>
-        </w:tc>
-      </w:tr>
-    </w:tbl>
-    <w:p>
-      <w:pPr>
-        <w:pStyle w:val="Heading3"/>
-      </w:pPr>
-      <w:r>
-        <w:t>Model the reasoning aloud</w:t>
-      </w:r>
-    </w:p>
-    <w:p>
-      <w:pPr>
-        <w:spacing w:line="336" w:lineRule="auto" w:after="180"/>
-      </w:pPr>
-      <w:r>
-        <w:rPr>
-          <w:b w:val="0"/>
-        </w:rPr>
-        <w:t xml:space="preserve">Use the complete worked example below before asking learners to complete W2. Reveal a small part, invite a </w:t>
-      </w:r>
-      <w:r>
-        <w:rPr>
-          <w:b/>
-        </w:rPr>
-        <w:t>prediction</w:t>
-      </w:r>
-      <w:r>
-        <w:rPr>
-          <w:b w:val="0"/>
-        </w:rPr>
-        <w:t>, then explain the deciding step.</w:t>
-      </w:r>
-    </w:p>
-    <w:p>
-      <w:pPr>
-        <w:spacing w:line="336" w:lineRule="auto" w:after="180"/>
-      </w:pPr>
-      <w:r>
-        <w:rPr>
-          <w:b w:val="0"/>
-        </w:rPr>
-        <w:t>These teacher notes contain solutions; do not reveal the independent case answer during modelling.</w:t>
+        <w:t>s are objective truths.</w:t>
+      </w:r>
+    </w:p>
+    <w:p>
+      <w:pPr>
+        <w:pStyle w:val="Heading2"/>
+      </w:pPr>
+      <w:r>
+        <w:t>Extend the method back to calendar records</w:t>
       </w:r>
     </w:p>
     <w:tbl>
@@ -2244,6 +1682,833 @@
         <w:t>That explanation lets another person reproduce the check and challenge it if the recorded value or policy is different.</w:t>
       </w:r>
     </w:p>
+    <w:p>
+      <w:pPr>
+        <w:pStyle w:val="Heading2"/>
+      </w:pPr>
+      <w:r>
+        <w:t>Use the picture deliberately</w:t>
+      </w:r>
+    </w:p>
+    <w:p>
+      <w:pPr>
+        <w:spacing w:line="336" w:lineRule="auto" w:after="180"/>
+      </w:pPr>
+      <w:r>
+        <w:rPr>
+          <w:b w:val="0"/>
+        </w:rPr>
+        <w:t>Use the diagram and verbal explanation together. Ask learners to match a sentence to a specific visual step; do not assign learners fixed visual or auditory learning styles.</w:t>
+      </w:r>
+    </w:p>
+    <w:p>
+      <w:pPr>
+        <w:spacing w:line="336" w:lineRule="auto" w:after="180"/>
+      </w:pPr>
+      <w:r>
+        <w:rPr>
+          <w:b w:val="0"/>
+        </w:rPr>
+        <w:t xml:space="preserve">Cover the result. Ask learners to name the </w:t>
+      </w:r>
+      <w:r>
+        <w:rPr>
+          <w:b/>
+        </w:rPr>
+        <w:t>input</w:t>
+      </w:r>
+      <w:r>
+        <w:rPr>
+          <w:b w:val="0"/>
+        </w:rPr>
+        <w:t xml:space="preserve">s and predict the next step. Uncover one step, connect the icon to the actual procedure, and explain its </w:t>
+      </w:r>
+      <w:r>
+        <w:rPr>
+          <w:b/>
+        </w:rPr>
+        <w:t>evidence</w:t>
+      </w:r>
+      <w:r>
+        <w:rPr>
+          <w:b w:val="0"/>
+        </w:rPr>
+        <w:t>. Then change the supplied condition and compare.</w:t>
+      </w:r>
+    </w:p>
+    <w:p>
+      <w:pPr>
+        <w:spacing w:line="336" w:lineRule="auto" w:after="180"/>
+      </w:pPr>
+      <w:r>
+        <w:rPr>
+          <w:b w:val="0"/>
+        </w:rPr>
+        <w:t>The picture is a representation; it does not document execution of a real AI model.</w:t>
+      </w:r>
+    </w:p>
+    <w:p>
+      <w:pPr>
+        <w:pStyle w:val="Heading2"/>
+      </w:pPr>
+      <w:r>
+        <w:t>Earlier wording, alternatives and picture transcripts · reference / check after trying</w:t>
+      </w:r>
+    </w:p>
+    <w:p>
+      <w:pPr>
+        <w:spacing w:line="336" w:lineRule="auto" w:after="180"/>
+      </w:pPr>
+      <w:r>
+        <w:rPr>
+          <w:b w:val="0"/>
+        </w:rPr>
+        <w:t>Explain the mechanism</w:t>
+      </w:r>
+    </w:p>
+    <w:p>
+      <w:pPr>
+        <w:spacing w:line="336" w:lineRule="auto" w:after="180"/>
+      </w:pPr>
+      <w:r>
+        <w:rPr>
+          <w:b w:val="0"/>
+        </w:rPr>
+        <w:t>Follow the information instead of imagining magic inside the machine.</w:t>
+      </w:r>
+    </w:p>
+    <w:p>
+      <w:pPr>
+        <w:pStyle w:val="Heading3"/>
+      </w:pPr>
+      <w:r>
+        <w:t>1. Input — information entering</w:t>
+      </w:r>
+    </w:p>
+    <w:p>
+      <w:pPr>
+        <w:spacing w:line="336" w:lineRule="auto" w:after="180"/>
+        <w:shd w:fill="F4F9FC"/>
+      </w:pPr>
+      <w:r>
+        <w:rPr>
+          <w:b/>
+        </w:rPr>
+        <w:t>INPUT</w:t>
+      </w:r>
+      <w:r>
+        <w:rPr>
+          <w:b w:val="0"/>
+        </w:rPr>
+        <w:t xml:space="preserve"> objects and a purpose for sorting</w:t>
+      </w:r>
+    </w:p>
+    <w:p>
+      <w:pPr>
+        <w:pStyle w:val="Heading3"/>
+      </w:pPr>
+      <w:r>
+        <w:t>2. Process — the deciding step</w:t>
+      </w:r>
+    </w:p>
+    <w:p>
+      <w:pPr>
+        <w:spacing w:line="336" w:lineRule="auto" w:after="180"/>
+        <w:shd w:fill="F4F9FC"/>
+      </w:pPr>
+      <w:r>
+        <w:rPr>
+          <w:b/>
+        </w:rPr>
+        <w:t>PROCESS</w:t>
+      </w:r>
+      <w:r>
+        <w:rPr>
+          <w:b w:val="0"/>
+        </w:rPr>
+        <w:t xml:space="preserve"> people define </w:t>
+      </w:r>
+      <w:r>
+        <w:rPr>
+          <w:b/>
+        </w:rPr>
+        <w:t>label</w:t>
+      </w:r>
+      <w:r>
+        <w:rPr>
+          <w:b w:val="0"/>
+        </w:rPr>
+        <w:t>s and assign examples</w:t>
+      </w:r>
+    </w:p>
+    <w:p>
+      <w:pPr>
+        <w:pStyle w:val="Heading3"/>
+      </w:pPr>
+      <w:r>
+        <w:t>3. Output — the result</w:t>
+      </w:r>
+    </w:p>
+    <w:p>
+      <w:pPr>
+        <w:spacing w:line="336" w:lineRule="auto" w:after="180"/>
+        <w:shd w:fill="F4F9FC"/>
+      </w:pPr>
+      <w:r>
+        <w:rPr>
+          <w:b/>
+        </w:rPr>
+        <w:t>OUTPUT</w:t>
+      </w:r>
+      <w:r>
+        <w:rPr>
+          <w:b w:val="0"/>
+        </w:rPr>
+        <w:t xml:space="preserve"> </w:t>
+      </w:r>
+      <w:r>
+        <w:rPr>
+          <w:b/>
+        </w:rPr>
+        <w:t>category</w:t>
+      </w:r>
+      <w:r>
+        <w:rPr>
+          <w:b w:val="0"/>
+        </w:rPr>
+        <w:t xml:space="preserve"> names attached to items</w:t>
+      </w:r>
+    </w:p>
+    <w:p>
+      <w:pPr>
+        <w:spacing w:line="336" w:lineRule="auto" w:after="180"/>
+      </w:pPr>
+      <w:r>
+        <w:rPr>
+          <w:b w:val="0"/>
+        </w:rPr>
+        <w:t xml:space="preserve">CORE IDEA </w:t>
+      </w:r>
+      <w:r>
+        <w:rPr>
+          <w:b/>
+        </w:rPr>
+        <w:t>Label</w:t>
+      </w:r>
+      <w:r>
+        <w:rPr>
+          <w:b w:val="0"/>
+        </w:rPr>
+        <w:t xml:space="preserve">s are human choices that may </w:t>
+      </w:r>
+      <w:r>
+        <w:rPr>
+          <w:b/>
+        </w:rPr>
+        <w:t>overlap</w:t>
+      </w:r>
+      <w:r>
+        <w:rPr>
+          <w:b w:val="0"/>
+        </w:rPr>
+        <w:t xml:space="preserve"> or be unclear.</w:t>
+      </w:r>
+    </w:p>
+    <w:p>
+      <w:pPr>
+        <w:spacing w:line="336" w:lineRule="auto" w:after="180"/>
+      </w:pPr>
+      <w:r>
+        <w:rPr>
+          <w:b w:val="0"/>
+        </w:rPr>
+        <w:t xml:space="preserve">UNDER THE HOOD A </w:t>
+      </w:r>
+      <w:r>
+        <w:rPr>
+          <w:b/>
+        </w:rPr>
+        <w:t>label</w:t>
+      </w:r>
+      <w:r>
+        <w:rPr>
+          <w:b w:val="0"/>
+        </w:rPr>
+        <w:t xml:space="preserve"> is an </w:t>
+      </w:r>
+      <w:r>
+        <w:rPr>
+          <w:b/>
+        </w:rPr>
+        <w:t>operational definition</w:t>
+      </w:r>
+      <w:r>
+        <w:rPr>
+          <w:b w:val="0"/>
+        </w:rPr>
+        <w:t xml:space="preserve"> chosen for a task. Categories may be mutually exclusive, multi-</w:t>
+      </w:r>
+      <w:r>
+        <w:rPr>
+          <w:b/>
+        </w:rPr>
+        <w:t>label</w:t>
+      </w:r>
+      <w:r>
+        <w:rPr>
+          <w:b w:val="0"/>
+        </w:rPr>
+        <w:t>, hierarchical, subjective, or context-dependent.</w:t>
+      </w:r>
+    </w:p>
+    <w:p>
+      <w:pPr>
+        <w:spacing w:line="336" w:lineRule="auto" w:after="180"/>
+      </w:pPr>
+      <w:r>
+        <w:rPr>
+          <w:b/>
+        </w:rPr>
+        <w:t>Ambiguity</w:t>
+      </w:r>
+      <w:r>
+        <w:rPr>
+          <w:b w:val="0"/>
+        </w:rPr>
+        <w:t xml:space="preserve"> in </w:t>
+      </w:r>
+      <w:r>
+        <w:rPr>
+          <w:b/>
+        </w:rPr>
+        <w:t>label</w:t>
+      </w:r>
+      <w:r>
+        <w:rPr>
+          <w:b w:val="0"/>
+        </w:rPr>
+        <w:t xml:space="preserve">s becomes </w:t>
+      </w:r>
+      <w:r>
+        <w:rPr>
+          <w:b/>
+        </w:rPr>
+        <w:t>ambiguity</w:t>
+      </w:r>
+      <w:r>
+        <w:rPr>
+          <w:b w:val="0"/>
+        </w:rPr>
+        <w:t xml:space="preserve"> in </w:t>
+      </w:r>
+      <w:r>
+        <w:rPr>
+          <w:b/>
+        </w:rPr>
+        <w:t>training</w:t>
+      </w:r>
+      <w:r>
+        <w:rPr>
+          <w:b w:val="0"/>
+        </w:rPr>
+        <w:t xml:space="preserve"> and evaluation.</w:t>
+      </w:r>
+    </w:p>
+    <w:p>
+      <w:pPr>
+        <w:spacing w:line="336" w:lineRule="auto" w:after="180"/>
+      </w:pPr>
+      <w:r>
+        <w:rPr>
+          <w:b w:val="0"/>
+        </w:rPr>
+        <w:t>Draw a fresh example with all three stages:</w:t>
+      </w:r>
+    </w:p>
+    <w:p>
+      <w:pPr>
+        <w:spacing w:line="336" w:lineRule="auto" w:after="180"/>
+      </w:pPr>
+      <w:r>
+        <w:rPr>
+          <w:b w:val="0"/>
+        </w:rPr>
+        <w:t xml:space="preserve">Every step connects a claim to observable </w:t>
+      </w:r>
+      <w:r>
+        <w:rPr>
+          <w:b/>
+        </w:rPr>
+        <w:t>evidence</w:t>
+      </w:r>
+      <w:r>
+        <w:rPr>
+          <w:b w:val="0"/>
+        </w:rPr>
+        <w:t>.</w:t>
+      </w:r>
+    </w:p>
+    <w:p>
+      <w:pPr>
+        <w:spacing w:line="336" w:lineRule="auto" w:after="180"/>
+      </w:pPr>
+      <w:r>
+        <w:rPr>
+          <w:b w:val="0"/>
+        </w:rPr>
+        <w:t>CASE A playground object can be both red and round, a toy and sports equipment, or safe in one situation and unsafe in another.</w:t>
+      </w:r>
+    </w:p>
+    <w:p>
+      <w:pPr>
+        <w:spacing w:line="336" w:lineRule="auto" w:after="180"/>
+      </w:pPr>
+      <w:r>
+        <w:rPr>
+          <w:b w:val="0"/>
+        </w:rPr>
+        <w:t>STEP 1 — OBSERVE objects and a purpose for sorting</w:t>
+      </w:r>
+    </w:p>
+    <w:p>
+      <w:pPr>
+        <w:spacing w:line="336" w:lineRule="auto" w:after="180"/>
+      </w:pPr>
+      <w:r>
+        <w:rPr>
+          <w:b w:val="0"/>
+        </w:rPr>
+        <w:t xml:space="preserve">STEP 2 — TRACE people define </w:t>
+      </w:r>
+      <w:r>
+        <w:rPr>
+          <w:b/>
+        </w:rPr>
+        <w:t>label</w:t>
+      </w:r>
+      <w:r>
+        <w:rPr>
+          <w:b w:val="0"/>
+        </w:rPr>
+        <w:t>s and assign examples</w:t>
+      </w:r>
+    </w:p>
+    <w:p>
+      <w:pPr>
+        <w:spacing w:line="336" w:lineRule="auto" w:after="180"/>
+      </w:pPr>
+      <w:r>
+        <w:rPr>
+          <w:b w:val="0"/>
+        </w:rPr>
+        <w:t xml:space="preserve">STEP 3 — CONCLUDE </w:t>
+      </w:r>
+      <w:r>
+        <w:rPr>
+          <w:b/>
+        </w:rPr>
+        <w:t>category</w:t>
+      </w:r>
+      <w:r>
+        <w:rPr>
+          <w:b w:val="0"/>
+        </w:rPr>
+        <w:t xml:space="preserve"> names attached to items</w:t>
+      </w:r>
+    </w:p>
+    <w:p>
+      <w:pPr>
+        <w:spacing w:line="336" w:lineRule="auto" w:after="180"/>
+      </w:pPr>
+      <w:r>
+        <w:rPr>
+          <w:b w:val="0"/>
+        </w:rPr>
+        <w:t xml:space="preserve">MODEL REASONING Strong </w:t>
+      </w:r>
+      <w:r>
+        <w:rPr>
+          <w:b/>
+        </w:rPr>
+        <w:t>label</w:t>
+      </w:r>
+      <w:r>
+        <w:rPr>
+          <w:b w:val="0"/>
+        </w:rPr>
+        <w:t xml:space="preserve">s include a purpose and a rule for membership. </w:t>
+      </w:r>
+      <w:r>
+        <w:rPr>
+          <w:b/>
+        </w:rPr>
+        <w:t>Overlap</w:t>
+      </w:r>
+      <w:r>
+        <w:rPr>
+          <w:b w:val="0"/>
+        </w:rPr>
+        <w:t xml:space="preserve">ping objects may need multiple </w:t>
+      </w:r>
+      <w:r>
+        <w:rPr>
+          <w:b/>
+        </w:rPr>
+        <w:t>label</w:t>
+      </w:r>
+      <w:r>
+        <w:rPr>
+          <w:b w:val="0"/>
+        </w:rPr>
+        <w:t>s or a priority rule.</w:t>
+      </w:r>
+    </w:p>
+    <w:p>
+      <w:pPr>
+        <w:spacing w:line="336" w:lineRule="auto" w:after="180"/>
+      </w:pPr>
+      <w:r>
+        <w:rPr>
+          <w:b w:val="0"/>
+        </w:rPr>
+        <w:t xml:space="preserve">A revised definition should reduce </w:t>
+      </w:r>
+      <w:r>
+        <w:rPr>
+          <w:b/>
+        </w:rPr>
+        <w:t>disagreement</w:t>
+      </w:r>
+      <w:r>
+        <w:rPr>
+          <w:b w:val="0"/>
+        </w:rPr>
+        <w:t xml:space="preserve"> without pretending every case is simple.</w:t>
+      </w:r>
+    </w:p>
+    <w:p>
+      <w:pPr>
+        <w:spacing w:line="336" w:lineRule="auto" w:after="180"/>
+      </w:pPr>
+      <w:r>
+        <w:rPr>
+          <w:b w:val="0"/>
+        </w:rPr>
+        <w:t xml:space="preserve">DO NOT OVERCLAIM </w:t>
+      </w:r>
+      <w:r>
+        <w:rPr>
+          <w:b/>
+        </w:rPr>
+        <w:t>Label</w:t>
+      </w:r>
+      <w:r>
+        <w:rPr>
+          <w:b w:val="0"/>
+        </w:rPr>
+        <w:t>s do not exist naturally in the data; people define them for a purpose.</w:t>
+      </w:r>
+    </w:p>
+    <w:p>
+      <w:pPr>
+        <w:spacing w:line="336" w:lineRule="auto" w:after="180"/>
+      </w:pPr>
+      <w:r>
+        <w:rPr>
+          <w:b w:val="0"/>
+        </w:rPr>
+        <w:t xml:space="preserve">What new </w:t>
+      </w:r>
+      <w:r>
+        <w:rPr>
+          <w:b/>
+        </w:rPr>
+        <w:t>evidence</w:t>
+      </w:r>
+      <w:r>
+        <w:rPr>
+          <w:b w:val="0"/>
+        </w:rPr>
+        <w:t xml:space="preserve"> could change this answer?</w:t>
+      </w:r>
+    </w:p>
+    <w:p>
+      <w:pPr>
+        <w:pStyle w:val="Heading3"/>
+      </w:pPr>
+      <w:r>
+        <w:t>Concrete teaching case</w:t>
+      </w:r>
+    </w:p>
+    <w:p>
+      <w:pPr>
+        <w:spacing w:line="336" w:lineRule="auto" w:after="180"/>
+      </w:pPr>
+      <w:r>
+        <w:rPr>
+          <w:b w:val="0"/>
+        </w:rPr>
+        <w:t>Six cards show two circles, two triangles and two squares. Sort by shape.</w:t>
+      </w:r>
+    </w:p>
+    <w:p>
+      <w:pPr>
+        <w:spacing w:line="336" w:lineRule="auto" w:after="180"/>
+      </w:pPr>
+      <w:r>
+        <w:rPr>
+          <w:b w:val="0"/>
+        </w:rPr>
+        <w:t xml:space="preserve">Why can red and blue circles share a </w:t>
+      </w:r>
+      <w:r>
+        <w:rPr>
+          <w:b/>
+        </w:rPr>
+        <w:t>label</w:t>
+      </w:r>
+      <w:r>
+        <w:rPr>
+          <w:b w:val="0"/>
+        </w:rPr>
+        <w:t>?</w:t>
+      </w:r>
+    </w:p>
+    <w:p>
+      <w:pPr>
+        <w:pStyle w:val="Heading3"/>
+      </w:pPr>
+      <w:r>
+        <w:t>Exact explanation to model</w:t>
+      </w:r>
+    </w:p>
+    <w:p>
+      <w:pPr>
+        <w:spacing w:line="336" w:lineRule="auto" w:after="180"/>
+      </w:pPr>
+      <w:r>
+        <w:rPr>
+          <w:b w:val="0"/>
+        </w:rPr>
+        <w:t xml:space="preserve">Both meet the circle definition. Colour does not change the agreed shape </w:t>
+      </w:r>
+      <w:r>
+        <w:rPr>
+          <w:b/>
+        </w:rPr>
+        <w:t>label</w:t>
+      </w:r>
+      <w:r>
+        <w:rPr>
+          <w:b w:val="0"/>
+        </w:rPr>
+        <w:t>. Apply one definition consistently.</w:t>
+      </w:r>
+    </w:p>
+    <w:p>
+      <w:pPr>
+        <w:pStyle w:val="Heading3"/>
+      </w:pPr>
+      <w:r>
+        <w:t>Explain the added worked example</w:t>
+      </w:r>
+    </w:p>
+    <w:p>
+      <w:pPr>
+        <w:pStyle w:val="Heading3"/>
+      </w:pPr>
+      <w:r>
+        <w:t>Key terms</w:t>
+      </w:r>
+    </w:p>
+    <w:tbl>
+      <w:tblPr>
+        <w:tblStyle w:val="LightShading-Accent1"/>
+        <w:tblW w:type="auto" w:w="0"/>
+        <w:tblLook w:firstColumn="1" w:firstRow="1" w:lastColumn="0" w:lastRow="0" w:noHBand="0" w:noVBand="1" w:val="04A0"/>
+      </w:tblPr>
+      <w:tblGrid>
+        <w:gridCol w:w="5112"/>
+        <w:gridCol w:w="5112"/>
+      </w:tblGrid>
+      <w:tr>
+        <w:trPr>
+          <w:tblHeader/>
+        </w:trPr>
+        <w:tc>
+          <w:tcPr>
+            <w:tcW w:type="dxa" w:w="5112"/>
+          </w:tcPr>
+          <w:p>
+            <w:r>
+              <w:t>Term</w:t>
+            </w:r>
+          </w:p>
+        </w:tc>
+        <w:tc>
+          <w:tcPr>
+            <w:tcW w:type="dxa" w:w="5112"/>
+          </w:tcPr>
+          <w:p>
+            <w:r>
+              <w:t>Meaning</w:t>
+            </w:r>
+          </w:p>
+        </w:tc>
+      </w:tr>
+      <w:tr>
+        <w:tc>
+          <w:tcPr>
+            <w:tcW w:type="dxa" w:w="5112"/>
+          </w:tcPr>
+          <w:p>
+            <w:r>
+              <w:t>Category</w:t>
+            </w:r>
+          </w:p>
+        </w:tc>
+        <w:tc>
+          <w:tcPr>
+            <w:tcW w:type="dxa" w:w="5112"/>
+          </w:tcPr>
+          <w:p>
+            <w:r>
+              <w:t>A group defined by stated membership criteria</w:t>
+            </w:r>
+          </w:p>
+        </w:tc>
+      </w:tr>
+      <w:tr>
+        <w:tc>
+          <w:tcPr>
+            <w:tcW w:type="dxa" w:w="5112"/>
+          </w:tcPr>
+          <w:p>
+            <w:r>
+              <w:t>Operational definition</w:t>
+            </w:r>
+          </w:p>
+        </w:tc>
+        <w:tc>
+          <w:tcPr>
+            <w:tcW w:type="dxa" w:w="5112"/>
+          </w:tcPr>
+          <w:p>
+            <w:r>
+              <w:t>A definition precise enough to tell someone what to observe or do when assigning a category</w:t>
+            </w:r>
+          </w:p>
+        </w:tc>
+      </w:tr>
+      <w:tr>
+        <w:tc>
+          <w:tcPr>
+            <w:tcW w:type="dxa" w:w="5112"/>
+          </w:tcPr>
+          <w:p>
+            <w:r>
+              <w:t>Label</w:t>
+            </w:r>
+          </w:p>
+        </w:tc>
+        <w:tc>
+          <w:tcPr>
+            <w:tcW w:type="dxa" w:w="5112"/>
+          </w:tcPr>
+          <w:p>
+            <w:r>
+              <w:t>The category recorded for an example under a particular guide</w:t>
+            </w:r>
+          </w:p>
+        </w:tc>
+      </w:tr>
+      <w:tr>
+        <w:tc>
+          <w:tcPr>
+            <w:tcW w:type="dxa" w:w="5112"/>
+          </w:tcPr>
+          <w:p>
+            <w:r>
+              <w:t>Annotator</w:t>
+            </w:r>
+          </w:p>
+        </w:tc>
+        <w:tc>
+          <w:tcPr>
+            <w:tcW w:type="dxa" w:w="5112"/>
+          </w:tcPr>
+          <w:p>
+            <w:r>
+              <w:t>A person who assigns labels to examples</w:t>
+            </w:r>
+          </w:p>
+        </w:tc>
+      </w:tr>
+      <w:tr>
+        <w:tc>
+          <w:tcPr>
+            <w:tcW w:type="dxa" w:w="5112"/>
+          </w:tcPr>
+          <w:p>
+            <w:r>
+              <w:t>Disagreement</w:t>
+            </w:r>
+          </w:p>
+        </w:tc>
+        <w:tc>
+          <w:tcPr>
+            <w:tcW w:type="dxa" w:w="5112"/>
+          </w:tcPr>
+          <w:p>
+            <w:r>
+              <w:t>A case where annotators assign different labels to the same example</w:t>
+            </w:r>
+          </w:p>
+        </w:tc>
+      </w:tr>
+    </w:tbl>
+    <w:p>
+      <w:pPr>
+        <w:pStyle w:val="Heading3"/>
+      </w:pPr>
+      <w:r>
+        <w:t>Model the reasoning aloud</w:t>
+      </w:r>
+    </w:p>
+    <w:p>
+      <w:pPr>
+        <w:spacing w:line="336" w:lineRule="auto" w:after="180"/>
+      </w:pPr>
+      <w:r>
+        <w:rPr>
+          <w:b w:val="0"/>
+        </w:rPr>
+        <w:t xml:space="preserve">Use the complete worked example below before asking learners to complete W2. Reveal a small part, invite a </w:t>
+      </w:r>
+      <w:r>
+        <w:rPr>
+          <w:b/>
+        </w:rPr>
+        <w:t>prediction</w:t>
+      </w:r>
+      <w:r>
+        <w:rPr>
+          <w:b w:val="0"/>
+        </w:rPr>
+        <w:t>, then explain the deciding step.</w:t>
+      </w:r>
+    </w:p>
+    <w:p>
+      <w:pPr>
+        <w:spacing w:line="336" w:lineRule="auto" w:after="180"/>
+      </w:pPr>
+      <w:r>
+        <w:rPr>
+          <w:b w:val="0"/>
+        </w:rPr>
+        <w:t>These teacher notes contain solutions; do not reveal the independent case answer during modelling.</w:t>
+      </w:r>
+    </w:p>
     <w:tbl>
       <w:tblPr>
         <w:tblStyle w:val="LightShading-Accent1"/>
@@ -2348,17 +2613,6 @@
     </w:tbl>
     <w:p>
       <w:pPr>
-        <w:spacing w:line="336" w:lineRule="auto" w:after="180"/>
-      </w:pPr>
-      <w:r>
-        <w:rPr>
-          <w:b w:val="0"/>
-        </w:rPr>
-        <w:t>Use the diagram and verbal explanation together. Ask learners to match a sentence to a specific visual step; do not assign learners fixed visual or auditory learning styles.</w:t>
-      </w:r>
-    </w:p>
-    <w:p>
-      <w:pPr>
         <w:pStyle w:val="Heading3"/>
       </w:pPr>
       <w:r>
@@ -2367,73 +2621,10 @@
     </w:p>
     <w:p>
       <w:pPr>
-        <w:spacing w:line="336" w:lineRule="auto" w:after="180"/>
-      </w:pPr>
-      <w:r>
-        <w:rPr>
-          <w:b w:val="0"/>
-        </w:rPr>
-        <w:t xml:space="preserve">A fictional craft club </w:t>
-      </w:r>
-      <w:r>
-        <w:rPr>
-          <w:b/>
-        </w:rPr>
-        <w:t>label</w:t>
-      </w:r>
-      <w:r>
-        <w:rPr>
-          <w:b w:val="0"/>
-        </w:rPr>
-        <w:t>s cardboard-order cards ready, review or revise.</w:t>
-      </w:r>
-    </w:p>
-    <w:p>
-      <w:pPr>
         <w:pStyle w:val="Heading3"/>
       </w:pPr>
       <w:r>
         <w:t>The facts we will use</w:t>
-      </w:r>
-    </w:p>
-    <w:p>
-      <w:pPr>
-        <w:pStyle w:val="Heading3"/>
-      </w:pPr>
-      <w:r>
-        <w:t>Supplied facts</w:t>
-      </w:r>
-    </w:p>
-    <w:p>
-      <w:pPr>
-        <w:spacing w:line="336" w:lineRule="auto" w:after="180"/>
-        <w:shd w:fill="F1F6FC"/>
-      </w:pPr>
-      <w:r>
-        <w:rPr>
-          <w:b w:val="0"/>
-        </w:rPr>
-        <w:t>Allowed quantity: whole number 1–4. Required colour: red or blue.</w:t>
-      </w:r>
-    </w:p>
-    <w:p>
-      <w:pPr>
-        <w:pStyle w:val="Heading3"/>
-      </w:pPr>
-      <w:r>
-        <w:t>Supplied facts</w:t>
-      </w:r>
-    </w:p>
-    <w:p>
-      <w:pPr>
-        <w:spacing w:line="336" w:lineRule="auto" w:after="180"/>
-        <w:shd w:fill="F1F6FC"/>
-      </w:pPr>
-      <w:r>
-        <w:rPr>
-          <w:b w:val="0"/>
-        </w:rPr>
-        <w:t>If any known field fails, revise; otherwise if a required field is blank, review; otherwise ready. Cards A=(4,red), B=(5,blank), C=(2,blank).</w:t>
       </w:r>
     </w:p>
     <w:p>
@@ -2441,7 +2632,7 @@
         <w:drawing>
           <wp:inline xmlns:a="http://schemas.openxmlformats.org/drawingml/2006/main" xmlns:pic="http://schemas.openxmlformats.org/drawingml/2006/picture">
             <wp:extent cx="5381271" cy="5943599"/>
-            <wp:docPr id="1" name="Picture 1" descr="Categories and Labels. Read policy: Check known invalid fields before checking missing ones.. Card A: 4 is allowed and red is allowed: ready.. Card B: 5 is outside 1–4: revise, even though colour is missing.. Card C: 2 is valid but colour is blank: review."/>
+            <wp:docPr id="3" name="Picture 3" descr="Categories and Labels. Read policy: Check known invalid fields before checking missing ones.. Card A: 4 is allowed and red is allowed: ready.. Card B: 5 is outside 1–4: revise, even though colour is missing.. Card C: 2 is valid but colour is blank: review."/>
             <wp:cNvGraphicFramePr>
               <a:graphicFrameLocks noChangeAspect="1"/>
             </wp:cNvGraphicFramePr>
@@ -2453,7 +2644,7 @@
                     <pic:cNvPicPr/>
                   </pic:nvPicPr>
                   <pic:blipFill>
-                    <a:blip r:embed="rId9"/>
+                    <a:blip r:embed="rId11"/>
                     <a:stretch>
                       <a:fillRect/>
                     </a:stretch>
@@ -2622,31 +2813,120 @@
         <w:pStyle w:val="Heading3"/>
       </w:pPr>
       <w:r>
-        <w:t>Why the result follows</w:t>
+        <w:t>What this example does not establish</w:t>
+      </w:r>
+    </w:p>
+    <w:p>
+      <w:pPr>
+        <w:pStyle w:val="Heading3"/>
+      </w:pPr>
+      <w:r>
+        <w:t>Change one thing in the pictured case</w:t>
+      </w:r>
+    </w:p>
+    <w:p>
+      <w:pPr>
+        <w:pStyle w:val="Heading3"/>
+      </w:pPr>
+      <w:r>
+        <w:t>Ask while showing the picture</w:t>
+      </w:r>
+    </w:p>
+    <w:p>
+      <w:pPr>
+        <w:pStyle w:val="Heading1"/>
+      </w:pPr>
+      <w:r>
+        <w:t>03. Guide the reasoning, then remove help</w:t>
+      </w:r>
+    </w:p>
+    <w:p>
+      <w:r>
+        <w:t>Collect a response from each learner before discussing the worked key.</w:t>
+      </w:r>
+    </w:p>
+    <w:p>
+      <w:pPr>
+        <w:pStyle w:val="Heading2"/>
+      </w:pPr>
+      <w:r>
+        <w:t>Prompt before revealing</w:t>
       </w:r>
     </w:p>
     <w:p>
       <w:pPr>
         <w:spacing w:line="336" w:lineRule="auto" w:after="180"/>
-        <w:shd w:fill="F1F6FC"/>
-      </w:pPr>
-      <w:r>
-        <w:rPr>
-          <w:b w:val="0"/>
-        </w:rPr>
-        <w:t xml:space="preserve">Operational </w:t>
+      </w:pPr>
+      <w:r>
+        <w:rPr>
+          <w:b w:val="0"/>
+        </w:rPr>
+        <w:t xml:space="preserve">Completion task: A helper says </w:t>
       </w:r>
       <w:r>
         <w:rPr>
           <w:b/>
         </w:rPr>
+        <w:t>Label</w:t>
+      </w:r>
+      <w:r>
+        <w:rPr>
+          <w:b w:val="0"/>
+        </w:rPr>
+        <w:t xml:space="preserve"> a card ready if it looks nice. Explain why this can lead to inconsistent </w:t>
+      </w:r>
+      <w:r>
+        <w:rPr>
+          <w:b/>
+        </w:rPr>
         <w:t>label</w:t>
       </w:r>
       <w:r>
         <w:rPr>
           <w:b w:val="0"/>
         </w:rPr>
-        <w:t xml:space="preserve">s specify what a word means for this task. Two </w:t>
+        <w:t>s.</w:t>
+      </w:r>
+    </w:p>
+    <w:p>
+      <w:pPr>
+        <w:spacing w:line="336" w:lineRule="auto" w:after="180"/>
+      </w:pPr>
+      <w:r>
+        <w:rPr>
+          <w:b w:val="0"/>
+        </w:rPr>
+        <w:t>Replace it with an instruction that another person can apply using the calendar policy, including what to do about a blank field.</w:t>
+      </w:r>
+    </w:p>
+    <w:p>
+      <w:pPr>
+        <w:pStyle w:val="Heading2"/>
+      </w:pPr>
+      <w:r>
+        <w:t>Expected reasoning and fading help</w:t>
+      </w:r>
+    </w:p>
+    <w:p>
+      <w:pPr>
+        <w:spacing w:line="336" w:lineRule="auto" w:after="180"/>
+      </w:pPr>
+      <w:r>
+        <w:rPr>
+          <w:b w:val="0"/>
+        </w:rPr>
+        <w:t>Teacher check: Looks nice has no agreed observable criterion and can invite different preferences.</w:t>
+      </w:r>
+    </w:p>
+    <w:p>
+      <w:pPr>
+        <w:spacing w:line="336" w:lineRule="auto" w:after="180"/>
+      </w:pPr>
+      <w:r>
+        <w:rPr>
+          <w:b w:val="0"/>
+        </w:rPr>
+        <w:t xml:space="preserve">A usable replacement checks for a known day outside whole numbers 1 to 30 or a known room other than A/B and </w:t>
       </w:r>
       <w:r>
         <w:rPr>
@@ -2658,31 +2938,278 @@
         <w:rPr>
           <w:b w:val="0"/>
         </w:rPr>
-        <w:t xml:space="preserve">lers using the same priority should agree on these cards. Review describes missing </w:t>
+        <w:t xml:space="preserve">s revise; otherwise any blank or unreadable required field gives review; otherwise </w:t>
       </w:r>
       <w:r>
         <w:rPr>
           <w:b/>
         </w:rPr>
+        <w:t>label</w:t>
+      </w:r>
+      <w:r>
+        <w:rPr>
+          <w:b w:val="0"/>
+        </w:rPr>
+        <w:t xml:space="preserve"> ready.</w:t>
+      </w:r>
+    </w:p>
+    <w:p>
+      <w:pPr>
+        <w:spacing w:line="336" w:lineRule="auto" w:after="180"/>
+      </w:pPr>
+      <w:r>
+        <w:rPr>
+          <w:b w:val="0"/>
+        </w:rPr>
+        <w:t>Accept equivalent wording that preserves all criteria and priority.</w:t>
+      </w:r>
+    </w:p>
+    <w:p>
+      <w:pPr>
+        <w:spacing w:line="336" w:lineRule="auto" w:after="180"/>
+      </w:pPr>
+      <w:r>
+        <w:rPr>
+          <w:b w:val="0"/>
+        </w:rPr>
+        <w:t xml:space="preserve">Start by identifying the given </w:t>
+      </w:r>
+      <w:r>
+        <w:rPr>
+          <w:b/>
+        </w:rPr>
+        <w:t>input</w:t>
+      </w:r>
+      <w:r>
+        <w:rPr>
+          <w:b w:val="0"/>
+        </w:rPr>
+        <w:t>s together. Leave the intermediate steps blank. If needed, model one step, then withdraw that help on the next step. Move to a full trace only when the partial trace is understood.</w:t>
+      </w:r>
+    </w:p>
+    <w:p>
+      <w:pPr>
+        <w:spacing w:line="336" w:lineRule="auto" w:after="180"/>
+      </w:pPr>
+      <w:r>
+        <w:rPr>
+          <w:b w:val="0"/>
+        </w:rPr>
+        <w:t>For partners, alternate explainer and checker; collect a response from every learner before discussion.</w:t>
+      </w:r>
+    </w:p>
+    <w:p>
+      <w:pPr>
+        <w:pStyle w:val="Heading2"/>
+      </w:pPr>
+      <w:r>
+        <w:t>Check the misconception before discussion</w:t>
+      </w:r>
+    </w:p>
+    <w:p>
+      <w:pPr>
+        <w:spacing w:line="336" w:lineRule="auto" w:after="180"/>
+      </w:pPr>
+      <w:r>
+        <w:rPr>
+          <w:b w:val="0"/>
+        </w:rPr>
+        <w:t xml:space="preserve">Use the worked case for Categories and operational </w:t>
+      </w:r>
+      <w:r>
+        <w:rPr>
+          <w:b/>
+        </w:rPr>
+        <w:t>label</w:t>
+      </w:r>
+      <w:r>
+        <w:rPr>
+          <w:b w:val="0"/>
+        </w:rPr>
+        <w:t>s. Proposed explanation: “A blank is the same as a failing value”. Decide whether this explanation is supported.</w:t>
+      </w:r>
+    </w:p>
+    <w:p>
+      <w:pPr>
+        <w:spacing w:line="336" w:lineRule="auto" w:after="180"/>
+      </w:pPr>
+      <w:r>
+        <w:rPr>
+          <w:b w:val="0"/>
+        </w:rPr>
+        <w:t>Point to the step or supplied fact that decides; explain your repair if needed.</w:t>
+      </w:r>
+    </w:p>
+    <w:p>
+      <w:pPr>
+        <w:spacing w:line="336" w:lineRule="auto" w:after="180"/>
+      </w:pPr>
+      <w:r>
+        <w:rPr>
+          <w:b w:val="0"/>
+        </w:rPr>
+        <w:t>Expected correction: Contrast unreadable day with day 0. One is unknown; the other is known to violate the stated range.</w:t>
+      </w:r>
+    </w:p>
+    <w:p>
+      <w:pPr>
+        <w:spacing w:line="336" w:lineRule="auto" w:after="180"/>
+      </w:pPr>
+      <w:r>
+        <w:rPr>
+          <w:b w:val="0"/>
+        </w:rPr>
+        <w:t>Collect explanations, not only yes/no votes. If a misunderstanding is common, re-model the relevant step for the class.</w:t>
+      </w:r>
+    </w:p>
+    <w:p>
+      <w:pPr>
+        <w:spacing w:line="336" w:lineRule="auto" w:after="180"/>
+      </w:pPr>
+      <w:r>
+        <w:rPr>
+          <w:b w:val="0"/>
+        </w:rPr>
+        <w:t>If it affects a few learners, give a short targeted group explanation while others solve a more demanding variation.</w:t>
+      </w:r>
+    </w:p>
+    <w:p>
+      <w:pPr>
+        <w:pStyle w:val="Heading2"/>
+      </w:pPr>
+      <w:r>
+        <w:t>Use the pictorial check</w:t>
+      </w:r>
+    </w:p>
+    <w:p>
+      <w:pPr>
+        <w:spacing w:line="336" w:lineRule="auto" w:after="180"/>
+      </w:pPr>
+      <w:r>
+        <w:rPr>
+          <w:b w:val="0"/>
+        </w:rPr>
+        <w:t xml:space="preserve">Explain why B originally was revise rather than review, then </w:t>
+      </w:r>
+      <w:r>
+        <w:rPr>
+          <w:b/>
+        </w:rPr>
+        <w:t>label</w:t>
+      </w:r>
+      <w:r>
+        <w:rPr>
+          <w:b w:val="0"/>
+        </w:rPr>
+        <w:t xml:space="preserve"> its changed version.</w:t>
+      </w:r>
+    </w:p>
+    <w:p>
+      <w:pPr>
+        <w:spacing w:line="336" w:lineRule="auto" w:after="180"/>
+      </w:pPr>
+      <w:r>
+        <w:rPr>
+          <w:b w:val="0"/>
+        </w:rPr>
+        <w:t>Quantity 5 violates the allowed range and failure has priority. With quantity 4 and missing colour, B is review.</w:t>
+      </w:r>
+    </w:p>
+    <w:p>
+      <w:pPr>
+        <w:spacing w:line="336" w:lineRule="auto" w:after="180"/>
+      </w:pPr>
+      <w:r>
+        <w:rPr>
+          <w:b w:val="0"/>
+        </w:rPr>
+        <w:t>Changed-case reasoning: B becomes review. The known failure is removed, but a required field is still missing.</w:t>
+      </w:r>
+    </w:p>
+    <w:p>
+      <w:pPr>
+        <w:spacing w:line="336" w:lineRule="auto" w:after="180"/>
+      </w:pPr>
+      <w:r>
+        <w:rPr>
+          <w:b w:val="0"/>
+        </w:rPr>
+        <w:t xml:space="preserve">Collect each learner’s explanation before discussion. Use the first missing connection between </w:t>
+      </w:r>
+      <w:r>
+        <w:rPr>
+          <w:b/>
+        </w:rPr>
+        <w:t>input</w:t>
+      </w:r>
+      <w:r>
+        <w:rPr>
+          <w:b w:val="0"/>
+        </w:rPr>
+        <w:t xml:space="preserve">, deciding step and result to choose support. This question is worked-case practice, not fresh mastery </w:t>
+      </w:r>
+      <w:r>
+        <w:rPr>
+          <w:b/>
+        </w:rPr>
         <w:t>evidence</w:t>
       </w:r>
       <w:r>
         <w:rPr>
           <w:b w:val="0"/>
         </w:rPr>
-        <w:t>, not a hidden assumption that the card is wrong.</w:t>
+        <w:t>.</w:t>
+      </w:r>
+    </w:p>
+    <w:p>
+      <w:pPr>
+        <w:pStyle w:val="Heading2"/>
+      </w:pPr>
+      <w:r>
+        <w:t>Keep each learner explaining</w:t>
+      </w:r>
+    </w:p>
+    <w:p>
+      <w:pPr>
+        <w:pStyle w:val="ListBullet"/>
+      </w:pPr>
+      <w:r>
+        <w:t>Ask: Which facts are given, and which would we have to assume? Learners mark relevant details before discussing answers.</w:t>
+      </w:r>
+    </w:p>
+    <w:p>
+      <w:pPr>
+        <w:pStyle w:val="ListBullet"/>
+      </w:pPr>
+      <w:r>
+        <w:t>Say: Predict first. Show the rule, information path or calculation that would produce the result. A correct guess is not yet an explanation.</w:t>
+      </w:r>
+    </w:p>
+    <w:p>
+      <w:pPr>
+        <w:pStyle w:val="ListBullet"/>
+      </w:pPr>
+      <w:r>
+        <w:t>In pairs, one learner solves while the other checks evidence; exchange roles. Remove the worked answer before independent assessment.</w:t>
+      </w:r>
+    </w:p>
+    <w:p>
+      <w:pPr>
+        <w:pStyle w:val="Heading2"/>
+      </w:pPr>
+      <w:r>
+        <w:t>Earlier wording, alternatives and picture transcripts · reference / check after trying</w:t>
       </w:r>
     </w:p>
     <w:p>
       <w:pPr>
         <w:spacing w:line="336" w:lineRule="auto" w:after="180"/>
-        <w:shd w:fill="F1F6FC"/>
-      </w:pPr>
-      <w:r>
-        <w:rPr>
-          <w:b w:val="0"/>
-        </w:rPr>
-        <w:t>Revise is supported by a known failure.</w:t>
+      </w:pPr>
+      <w:r>
+        <w:rPr>
+          <w:b w:val="0"/>
+        </w:rPr>
+        <w:t>Demonstrate and guide practice</w:t>
       </w:r>
     </w:p>
     <w:p>
@@ -2690,7 +3217,87 @@
         <w:pStyle w:val="Heading3"/>
       </w:pPr>
       <w:r>
-        <w:t>What this example does not establish</w:t>
+        <w:t>Board sequence</w:t>
+      </w:r>
+    </w:p>
+    <w:p>
+      <w:pPr>
+        <w:spacing w:line="336" w:lineRule="auto" w:after="180"/>
+      </w:pPr>
+      <w:r>
+        <w:rPr>
+          <w:b w:val="0"/>
+        </w:rPr>
+        <w:t>Write the given facts: Six cards show two circles, two triangles and two squares. Sort by shape.</w:t>
+      </w:r>
+    </w:p>
+    <w:p>
+      <w:pPr>
+        <w:spacing w:line="336" w:lineRule="auto" w:after="180"/>
+      </w:pPr>
+      <w:r>
+        <w:rPr>
+          <w:b w:val="0"/>
+        </w:rPr>
+        <w:t xml:space="preserve">Write the question to explain: Why can red and blue circles share a </w:t>
+      </w:r>
+      <w:r>
+        <w:rPr>
+          <w:b/>
+        </w:rPr>
+        <w:t>label</w:t>
+      </w:r>
+      <w:r>
+        <w:rPr>
+          <w:b w:val="0"/>
+        </w:rPr>
+        <w:t>?</w:t>
+      </w:r>
+    </w:p>
+    <w:p>
+      <w:pPr>
+        <w:spacing w:line="336" w:lineRule="auto" w:after="180"/>
+      </w:pPr>
+      <w:r>
+        <w:rPr>
+          <w:b w:val="0"/>
+        </w:rPr>
+        <w:t xml:space="preserve">Reveal after </w:t>
+      </w:r>
+      <w:r>
+        <w:rPr>
+          <w:b/>
+        </w:rPr>
+        <w:t>prediction</w:t>
+      </w:r>
+      <w:r>
+        <w:rPr>
+          <w:b w:val="0"/>
+        </w:rPr>
+        <w:t xml:space="preserve">s: Both meet the circle definition. Colour does not change the agreed shape </w:t>
+      </w:r>
+      <w:r>
+        <w:rPr>
+          <w:b/>
+        </w:rPr>
+        <w:t>label</w:t>
+      </w:r>
+      <w:r>
+        <w:rPr>
+          <w:b w:val="0"/>
+        </w:rPr>
+        <w:t>. Apply one definition consistently.</w:t>
+      </w:r>
+    </w:p>
+    <w:p>
+      <w:pPr>
+        <w:spacing w:line="336" w:lineRule="auto" w:after="180"/>
+      </w:pPr>
+      <w:r>
+        <w:rPr>
+          <w:b w:val="0"/>
+        </w:rPr>
+        <w:t>Use the earlier changed question as optional later practice. Reserve Transfer the method to a new record for the first independent attempt before hints or feedback.</w:t>
       </w:r>
     </w:p>
     <w:p>
@@ -2698,410 +3305,18 @@
         <w:pStyle w:val="Heading3"/>
       </w:pPr>
       <w:r>
-        <w:t>Keep the stated limit</w:t>
+        <w:t>Classroom dialogue</w:t>
       </w:r>
     </w:p>
     <w:p>
       <w:pPr>
         <w:spacing w:line="336" w:lineRule="auto" w:after="180"/>
-        <w:shd w:fill="FFF5E6"/>
-      </w:pPr>
-      <w:r>
-        <w:rPr>
-          <w:b w:val="0"/>
-        </w:rPr>
-        <w:t xml:space="preserve">Agreement between </w:t>
-      </w:r>
-      <w:r>
-        <w:rPr>
-          <w:b/>
-        </w:rPr>
-        <w:t>label</w:t>
-      </w:r>
-      <w:r>
-        <w:rPr>
-          <w:b w:val="0"/>
-        </w:rPr>
-        <w:t xml:space="preserve">lers does not prove this policy is suitable for every school or that </w:t>
-      </w:r>
-      <w:r>
-        <w:rPr>
-          <w:b/>
-        </w:rPr>
-        <w:t>label</w:t>
-      </w:r>
-      <w:r>
-        <w:rPr>
-          <w:b w:val="0"/>
-        </w:rPr>
-        <w:t>s are objective truths.</w:t>
-      </w:r>
-    </w:p>
-    <w:p>
-      <w:pPr>
-        <w:pStyle w:val="Heading3"/>
-      </w:pPr>
-      <w:r>
-        <w:t>Change one thing in the pictured case</w:t>
-      </w:r>
-    </w:p>
-    <w:p>
-      <w:pPr>
-        <w:pStyle w:val="Heading3"/>
-      </w:pPr>
-      <w:r>
-        <w:t>Change one thing</w:t>
-      </w:r>
-    </w:p>
-    <w:p>
-      <w:pPr>
-        <w:spacing w:line="336" w:lineRule="auto" w:after="180"/>
-        <w:shd w:fill="F5F1FB"/>
-      </w:pPr>
-      <w:r>
-        <w:rPr>
-          <w:b w:val="0"/>
-        </w:rPr>
-        <w:t>Change: Change B’s quantity from 5 to 4; leave colour blank.</w:t>
-      </w:r>
-    </w:p>
-    <w:p>
-      <w:pPr>
-        <w:pStyle w:val="Heading3"/>
-      </w:pPr>
-      <w:r>
-        <w:t>Predicted result</w:t>
-      </w:r>
-    </w:p>
-    <w:p>
-      <w:pPr>
-        <w:spacing w:line="336" w:lineRule="auto" w:after="180"/>
-        <w:shd w:fill="F1F6FC"/>
-      </w:pPr>
-      <w:r>
-        <w:rPr>
-          <w:b/>
-        </w:rPr>
-        <w:t>Prediction</w:t>
-      </w:r>
-      <w:r>
-        <w:rPr>
-          <w:b w:val="0"/>
-        </w:rPr>
-        <w:t>: B becomes review.</w:t>
-      </w:r>
-    </w:p>
-    <w:p>
-      <w:pPr>
-        <w:pStyle w:val="Heading3"/>
-      </w:pPr>
-      <w:r>
-        <w:t>Why the result follows</w:t>
-      </w:r>
-    </w:p>
-    <w:p>
-      <w:pPr>
-        <w:spacing w:line="336" w:lineRule="auto" w:after="180"/>
-        <w:shd w:fill="F1F6FC"/>
-      </w:pPr>
-      <w:r>
-        <w:rPr>
-          <w:b w:val="0"/>
-        </w:rPr>
-        <w:t>Reason: The known failure is removed, but a required field is still missing.</w:t>
-      </w:r>
-    </w:p>
-    <w:p>
-      <w:pPr>
-        <w:pStyle w:val="Heading3"/>
-      </w:pPr>
-      <w:r>
-        <w:t>Ask while showing the picture</w:t>
-      </w:r>
-    </w:p>
-    <w:p>
-      <w:pPr>
-        <w:pStyle w:val="Heading3"/>
-      </w:pPr>
-      <w:r>
-        <w:t>Ask while showing the picture · 5</w:t>
-      </w:r>
-    </w:p>
-    <w:p>
-      <w:pPr>
-        <w:spacing w:line="336" w:lineRule="auto" w:after="180"/>
-      </w:pPr>
-      <w:r>
-        <w:rPr>
-          <w:b w:val="0"/>
-        </w:rPr>
-        <w:t xml:space="preserve">Cover the result. Ask learners to name the </w:t>
-      </w:r>
-      <w:r>
-        <w:rPr>
-          <w:b/>
-        </w:rPr>
-        <w:t>input</w:t>
-      </w:r>
-      <w:r>
-        <w:rPr>
-          <w:b w:val="0"/>
-        </w:rPr>
-        <w:t xml:space="preserve">s and predict the next step. Uncover one step, connect the icon to the actual procedure, and explain its </w:t>
-      </w:r>
-      <w:r>
-        <w:rPr>
-          <w:b/>
-        </w:rPr>
-        <w:t>evidence</w:t>
-      </w:r>
-      <w:r>
-        <w:rPr>
-          <w:b w:val="0"/>
-        </w:rPr>
-        <w:t>. Then change the supplied condition and compare.</w:t>
-      </w:r>
-    </w:p>
-    <w:p>
-      <w:pPr>
-        <w:spacing w:line="336" w:lineRule="auto" w:after="180"/>
-      </w:pPr>
-      <w:r>
-        <w:rPr>
-          <w:b w:val="0"/>
-        </w:rPr>
-        <w:t>The picture is a representation; it does not document execution of a real AI model.</w:t>
-      </w:r>
-    </w:p>
-    <w:p>
-      <w:pPr>
-        <w:pStyle w:val="Heading1"/>
-      </w:pPr>
-      <w:r>
-        <w:t>03. Demonstrate and guide practice</w:t>
-      </w:r>
-    </w:p>
-    <w:p>
-      <w:r>
-        <w:t>Demonstrate Categories and Labels, reduce support deliberately and check individual reasoning before discussing answers.</w:t>
-      </w:r>
-    </w:p>
-    <w:p>
-      <w:pPr>
-        <w:pStyle w:val="Heading3"/>
-      </w:pPr>
-      <w:r>
-        <w:t>Board sequence</w:t>
-      </w:r>
-    </w:p>
-    <w:p>
-      <w:pPr>
-        <w:pStyle w:val="Heading3"/>
-      </w:pPr>
-      <w:r>
-        <w:t>1. Put the facts on the board</w:t>
-      </w:r>
-    </w:p>
-    <w:p>
-      <w:pPr>
-        <w:spacing w:line="336" w:lineRule="auto" w:after="180"/>
-        <w:shd w:fill="F4F9FC"/>
-      </w:pPr>
-      <w:r>
-        <w:rPr>
-          <w:b w:val="0"/>
-        </w:rPr>
-        <w:t>Write the given facts: Six cards show two circles, two triangles and two squares. Sort by shape.</w:t>
-      </w:r>
-    </w:p>
-    <w:p>
-      <w:pPr>
-        <w:pStyle w:val="Heading3"/>
-      </w:pPr>
-      <w:r>
-        <w:t>2. State the decision to explain</w:t>
-      </w:r>
-    </w:p>
-    <w:p>
-      <w:pPr>
-        <w:spacing w:line="336" w:lineRule="auto" w:after="180"/>
-        <w:shd w:fill="F5F1FB"/>
-      </w:pPr>
-      <w:r>
-        <w:rPr>
-          <w:b w:val="0"/>
-        </w:rPr>
-        <w:t xml:space="preserve">Write the question to explain: Why can red and blue circles share a </w:t>
-      </w:r>
-      <w:r>
-        <w:rPr>
-          <w:b/>
-        </w:rPr>
-        <w:t>label</w:t>
-      </w:r>
-      <w:r>
-        <w:rPr>
-          <w:b w:val="0"/>
-        </w:rPr>
-        <w:t>?</w:t>
-      </w:r>
-    </w:p>
-    <w:p>
-      <w:pPr>
-        <w:pStyle w:val="Heading3"/>
-      </w:pPr>
-      <w:r>
-        <w:t>3. Reveal the worked reasoning</w:t>
-      </w:r>
-    </w:p>
-    <w:p>
-      <w:pPr>
-        <w:spacing w:line="336" w:lineRule="auto" w:after="180"/>
-        <w:shd w:fill="F1F6FC"/>
-      </w:pPr>
-      <w:r>
-        <w:rPr>
-          <w:b w:val="0"/>
-        </w:rPr>
-        <w:t xml:space="preserve">Reveal after </w:t>
-      </w:r>
-      <w:r>
-        <w:rPr>
-          <w:b/>
-        </w:rPr>
-        <w:t>prediction</w:t>
-      </w:r>
-      <w:r>
-        <w:rPr>
-          <w:b w:val="0"/>
-        </w:rPr>
-        <w:t xml:space="preserve">s: Both meet the circle definition. Colour does not change the agreed shape </w:t>
-      </w:r>
-      <w:r>
-        <w:rPr>
-          <w:b/>
-        </w:rPr>
-        <w:t>label</w:t>
-      </w:r>
-      <w:r>
-        <w:rPr>
-          <w:b w:val="0"/>
-        </w:rPr>
-        <w:t>. Apply one definition consistently.</w:t>
-      </w:r>
-    </w:p>
-    <w:p>
-      <w:pPr>
-        <w:pStyle w:val="Heading3"/>
-      </w:pPr>
-      <w:r>
-        <w:t>Hold back the independent task</w:t>
-      </w:r>
-    </w:p>
-    <w:p>
-      <w:pPr>
-        <w:spacing w:line="336" w:lineRule="auto" w:after="180"/>
-        <w:shd w:fill="F5F1FB"/>
-      </w:pPr>
-      <w:r>
-        <w:rPr>
-          <w:b w:val="0"/>
-        </w:rPr>
-        <w:t xml:space="preserve">Keep for an independent attempt: For this toy sorter, label an object Seed-bearing when seeds are observed, Other when inspection establishes that it has no seeds, and Review when the needed contents cannot be observed. Sort an opened apple with visible seeds, a pencil and a sealed mystery box. Which item needs more </w:t>
-      </w:r>
-      <w:r>
-        <w:rPr>
-          <w:b/>
-        </w:rPr>
-        <w:t>evidence</w:t>
-      </w:r>
-      <w:r>
-        <w:rPr>
-          <w:b w:val="0"/>
-        </w:rPr>
-        <w:t>, and why?</w:t>
-      </w:r>
-    </w:p>
-    <w:p>
-      <w:pPr>
-        <w:pStyle w:val="Heading3"/>
-      </w:pPr>
-      <w:r>
-        <w:t>Classroom dialogue</w:t>
-      </w:r>
-    </w:p>
-    <w:p>
-      <w:pPr>
-        <w:pStyle w:val="Heading3"/>
-      </w:pPr>
-      <w:r>
-        <w:t>Ask the class</w:t>
-      </w:r>
-    </w:p>
-    <w:p>
-      <w:pPr>
-        <w:spacing w:line="336" w:lineRule="auto" w:after="180"/>
-        <w:shd w:fill="F5F1FB"/>
-      </w:pPr>
-      <w:r>
-        <w:rPr>
-          <w:b w:val="0"/>
-        </w:rPr>
-        <w:t>Ask: Which facts are given, and which would we have to assume? Learners mark relevant details before discussing answers.</w:t>
-      </w:r>
-    </w:p>
-    <w:p>
-      <w:pPr>
-        <w:pStyle w:val="Heading3"/>
-      </w:pPr>
-      <w:r>
-        <w:t>Language to model</w:t>
-      </w:r>
-    </w:p>
-    <w:p>
-      <w:pPr>
-        <w:spacing w:line="336" w:lineRule="auto" w:after="180"/>
-        <w:shd w:fill="F1F6F8"/>
-      </w:pPr>
-      <w:r>
-        <w:rPr>
-          <w:b w:val="0"/>
-        </w:rPr>
-        <w:t>Say: Predict first. Show the rule, information path or calculation that would produce the result. A correct guess is not yet an explanation.</w:t>
-      </w:r>
-    </w:p>
-    <w:p>
-      <w:pPr>
-        <w:spacing w:line="336" w:lineRule="auto" w:after="180"/>
       </w:pPr>
       <w:r>
         <w:rPr>
           <w:b w:val="0"/>
         </w:rPr>
         <w:t>Reveal reasoning one step at a time. Explain why a tempting alternative fails. Write units and denominators for arithmetic, trace conditions for decisions, and identify supporting sources for claims.</w:t>
-      </w:r>
-    </w:p>
-    <w:p>
-      <w:pPr>
-        <w:spacing w:line="336" w:lineRule="auto" w:after="180"/>
-      </w:pPr>
-      <w:r>
-        <w:rPr>
-          <w:b w:val="0"/>
-        </w:rPr>
-        <w:t xml:space="preserve">In pairs, one learner solves while the other checks </w:t>
-      </w:r>
-      <w:r>
-        <w:rPr>
-          <w:b/>
-        </w:rPr>
-        <w:t>evidence</w:t>
-      </w:r>
-      <w:r>
-        <w:rPr>
-          <w:b w:val="0"/>
-        </w:rPr>
-        <w:t>; exchange roles. Remove the worked answer before independent assessment.</w:t>
       </w:r>
     </w:p>
     <w:p>
@@ -3402,559 +3617,103 @@
         <w:pStyle w:val="Heading3"/>
       </w:pPr>
       <w:r>
-        <w:t>Completion practice</w:t>
+        <w:t>Individual reasoning check</w:t>
+      </w:r>
+    </w:p>
+    <w:p>
+      <w:pPr>
+        <w:pStyle w:val="Heading3"/>
+      </w:pPr>
+      <w:r>
+        <w:t>Pictorial practice question</w:t>
+      </w:r>
+    </w:p>
+    <w:p>
+      <w:pPr>
+        <w:pStyle w:val="Heading3"/>
+      </w:pPr>
+      <w:r>
+        <w:t>Reasoned teacher answer</w:t>
+      </w:r>
+    </w:p>
+    <w:p>
+      <w:pPr>
+        <w:pStyle w:val="Heading1"/>
+      </w:pPr>
+      <w:r>
+        <w:t>04. Run the supplied investigation</w:t>
+      </w:r>
+    </w:p>
+    <w:p>
+      <w:r>
+        <w:t>Keep expected results, observed paper traces and remaining limits distinguishable.</w:t>
+      </w:r>
+    </w:p>
+    <w:p>
+      <w:pPr>
+        <w:pStyle w:val="Heading2"/>
+      </w:pPr>
+      <w:r>
+        <w:t>Supplied materials and answer guidance</w:t>
       </w:r>
     </w:p>
     <w:p>
       <w:pPr>
         <w:spacing w:line="336" w:lineRule="auto" w:after="180"/>
-        <w:shd w:fill="F5F1FB"/>
-      </w:pPr>
-      <w:r>
-        <w:rPr>
-          <w:b w:val="0"/>
-        </w:rPr>
-        <w:t xml:space="preserve">Completion task: A helper says </w:t>
-      </w:r>
-      <w:r>
-        <w:rPr>
-          <w:b/>
-        </w:rPr>
-        <w:t>Label</w:t>
-      </w:r>
-      <w:r>
-        <w:rPr>
-          <w:b w:val="0"/>
-        </w:rPr>
-        <w:t xml:space="preserve"> a card ready if it looks nice. Explain why this can lead to inconsistent </w:t>
-      </w:r>
-      <w:r>
-        <w:rPr>
-          <w:b/>
-        </w:rPr>
-        <w:t>label</w:t>
-      </w:r>
-      <w:r>
-        <w:rPr>
-          <w:b w:val="0"/>
-        </w:rPr>
-        <w:t>s.</w:t>
-      </w:r>
-    </w:p>
-    <w:p>
-      <w:pPr>
-        <w:spacing w:line="336" w:lineRule="auto" w:after="180"/>
-        <w:shd w:fill="F5F1FB"/>
-      </w:pPr>
-      <w:r>
-        <w:rPr>
-          <w:b w:val="0"/>
-        </w:rPr>
-        <w:t>Replace it with an instruction that another person can apply using the calendar policy, including what to do about a blank field.</w:t>
-      </w:r>
-    </w:p>
-    <w:p>
-      <w:pPr>
-        <w:pStyle w:val="Heading3"/>
-      </w:pPr>
-      <w:r>
-        <w:t>Reasoning to listen for</w:t>
-      </w:r>
-    </w:p>
-    <w:p>
-      <w:pPr>
-        <w:spacing w:line="336" w:lineRule="auto" w:after="180"/>
-        <w:shd w:fill="F1F6FC"/>
-      </w:pPr>
-      <w:r>
-        <w:rPr>
-          <w:b w:val="0"/>
-        </w:rPr>
-        <w:t>Teacher check: Looks nice has no agreed observable criterion and can invite different preferences.</w:t>
-      </w:r>
-    </w:p>
-    <w:p>
-      <w:pPr>
-        <w:spacing w:line="336" w:lineRule="auto" w:after="180"/>
-        <w:shd w:fill="F1F6FC"/>
-      </w:pPr>
-      <w:r>
-        <w:rPr>
-          <w:b w:val="0"/>
-        </w:rPr>
-        <w:t xml:space="preserve">A usable replacement checks for a known day outside whole numbers 1 to 30 or a known room other than A/B and </w:t>
-      </w:r>
-      <w:r>
-        <w:rPr>
-          <w:b/>
-        </w:rPr>
-        <w:t>label</w:t>
-      </w:r>
-      <w:r>
-        <w:rPr>
-          <w:b w:val="0"/>
-        </w:rPr>
-        <w:t xml:space="preserve">s revise; otherwise any blank or unreadable required field gives review; otherwise </w:t>
-      </w:r>
-      <w:r>
-        <w:rPr>
-          <w:b/>
-        </w:rPr>
-        <w:t>label</w:t>
-      </w:r>
-      <w:r>
-        <w:rPr>
-          <w:b w:val="0"/>
-        </w:rPr>
-        <w:t xml:space="preserve"> ready.</w:t>
-      </w:r>
-    </w:p>
-    <w:p>
-      <w:pPr>
-        <w:spacing w:line="336" w:lineRule="auto" w:after="180"/>
-        <w:shd w:fill="F1F6FC"/>
-      </w:pPr>
-      <w:r>
-        <w:rPr>
-          <w:b w:val="0"/>
-        </w:rPr>
-        <w:t>Accept equivalent wording that preserves all criteria and priority.</w:t>
-      </w:r>
-    </w:p>
-    <w:p>
-      <w:pPr>
-        <w:spacing w:line="336" w:lineRule="auto" w:after="180"/>
-      </w:pPr>
-      <w:r>
-        <w:rPr>
-          <w:b w:val="0"/>
-        </w:rPr>
-        <w:t xml:space="preserve">Start by identifying the given </w:t>
-      </w:r>
-      <w:r>
-        <w:rPr>
-          <w:b/>
-        </w:rPr>
-        <w:t>input</w:t>
-      </w:r>
-      <w:r>
-        <w:rPr>
-          <w:b w:val="0"/>
-        </w:rPr>
-        <w:t>s together. Leave the intermediate steps blank. If needed, model one step, then withdraw that help on the next step. Move to a full trace only when the partial trace is understood.</w:t>
-      </w:r>
-    </w:p>
-    <w:p>
-      <w:pPr>
-        <w:spacing w:line="336" w:lineRule="auto" w:after="180"/>
-      </w:pPr>
-      <w:r>
-        <w:rPr>
-          <w:b w:val="0"/>
-        </w:rPr>
-        <w:t>For partners, alternate explainer and checker; collect a response from every learner before discussion.</w:t>
-      </w:r>
-    </w:p>
-    <w:p>
-      <w:pPr>
-        <w:pStyle w:val="Heading3"/>
-      </w:pPr>
-      <w:r>
-        <w:t>Individual reasoning check</w:t>
-      </w:r>
-    </w:p>
-    <w:p>
-      <w:pPr>
-        <w:spacing w:line="336" w:lineRule="auto" w:after="180"/>
-      </w:pPr>
-      <w:r>
-        <w:rPr>
-          <w:b w:val="0"/>
-        </w:rPr>
-        <w:t xml:space="preserve">Use the worked case for Categories and operational </w:t>
-      </w:r>
-      <w:r>
-        <w:rPr>
-          <w:b/>
-        </w:rPr>
-        <w:t>label</w:t>
-      </w:r>
-      <w:r>
-        <w:rPr>
-          <w:b w:val="0"/>
-        </w:rPr>
-        <w:t>s. Proposed explanation: “A blank is the same as a failing value”. Decide whether this explanation is supported.</w:t>
-      </w:r>
-    </w:p>
-    <w:p>
-      <w:pPr>
-        <w:spacing w:line="336" w:lineRule="auto" w:after="180"/>
-      </w:pPr>
-      <w:r>
-        <w:rPr>
-          <w:b w:val="0"/>
-        </w:rPr>
-        <w:t>Point to the step or supplied fact that decides; explain your repair if needed.</w:t>
-      </w:r>
-    </w:p>
-    <w:p>
-      <w:pPr>
-        <w:pStyle w:val="Heading3"/>
-      </w:pPr>
-      <w:r>
-        <w:t>Expected repair</w:t>
-      </w:r>
-    </w:p>
-    <w:p>
-      <w:pPr>
-        <w:spacing w:line="336" w:lineRule="auto" w:after="180"/>
-        <w:shd w:fill="F1F6FC"/>
-      </w:pPr>
-      <w:r>
-        <w:rPr>
-          <w:b w:val="0"/>
-        </w:rPr>
-        <w:t>Expected correction: Contrast unreadable day with day 0. One is unknown; the other is known to violate the stated range.</w:t>
-      </w:r>
-    </w:p>
-    <w:p>
-      <w:pPr>
-        <w:spacing w:line="336" w:lineRule="auto" w:after="180"/>
-      </w:pPr>
-      <w:r>
-        <w:rPr>
-          <w:b w:val="0"/>
-        </w:rPr>
-        <w:t>Collect explanations, not only yes/no votes. If a misunderstanding is common, re-model the relevant step for the class.</w:t>
-      </w:r>
-    </w:p>
-    <w:p>
-      <w:pPr>
-        <w:spacing w:line="336" w:lineRule="auto" w:after="180"/>
-      </w:pPr>
-      <w:r>
-        <w:rPr>
-          <w:b w:val="0"/>
-        </w:rPr>
-        <w:t>If it affects a few learners, give a short targeted group explanation while others solve a more demanding variation.</w:t>
-      </w:r>
-    </w:p>
-    <w:p>
-      <w:pPr>
-        <w:pStyle w:val="Heading3"/>
-      </w:pPr>
-      <w:r>
-        <w:t>Pictorial practice question</w:t>
-      </w:r>
-    </w:p>
-    <w:p>
-      <w:pPr>
-        <w:spacing w:line="336" w:lineRule="auto" w:after="180"/>
-      </w:pPr>
-      <w:r>
-        <w:rPr>
-          <w:b w:val="0"/>
-        </w:rPr>
-        <w:t xml:space="preserve">Explain why B originally was revise rather than review, then </w:t>
-      </w:r>
-      <w:r>
-        <w:rPr>
-          <w:b/>
-        </w:rPr>
-        <w:t>label</w:t>
-      </w:r>
-      <w:r>
-        <w:rPr>
-          <w:b w:val="0"/>
-        </w:rPr>
-        <w:t xml:space="preserve"> its changed version.</w:t>
-      </w:r>
-    </w:p>
-    <w:p>
-      <w:pPr>
-        <w:pStyle w:val="Heading3"/>
-      </w:pPr>
-      <w:r>
-        <w:t>Reasoned teacher answer</w:t>
-      </w:r>
-    </w:p>
-    <w:p>
-      <w:pPr>
-        <w:spacing w:line="336" w:lineRule="auto" w:after="180"/>
-      </w:pPr>
-      <w:r>
-        <w:rPr>
-          <w:b w:val="0"/>
-        </w:rPr>
-        <w:t>Quantity 5 violates the allowed range and failure has priority. With quantity 4 and missing colour, B is review.</w:t>
-      </w:r>
-    </w:p>
-    <w:p>
-      <w:pPr>
-        <w:spacing w:line="336" w:lineRule="auto" w:after="180"/>
-      </w:pPr>
-      <w:r>
-        <w:rPr>
-          <w:b w:val="0"/>
-        </w:rPr>
-        <w:t>Changed-case reasoning: B becomes review. The known failure is removed, but a required field is still missing.</w:t>
-      </w:r>
-    </w:p>
-    <w:p>
-      <w:pPr>
-        <w:spacing w:line="336" w:lineRule="auto" w:after="180"/>
-      </w:pPr>
-      <w:r>
-        <w:rPr>
-          <w:b w:val="0"/>
-        </w:rPr>
-        <w:t xml:space="preserve">Collect each learner’s explanation before discussion. Use the first missing connection between </w:t>
-      </w:r>
-      <w:r>
-        <w:rPr>
-          <w:b/>
-        </w:rPr>
-        <w:t>input</w:t>
-      </w:r>
-      <w:r>
-        <w:rPr>
-          <w:b w:val="0"/>
-        </w:rPr>
-        <w:t xml:space="preserve">, deciding step and result to choose support. This question is worked-case practice, not fresh mastery </w:t>
-      </w:r>
-      <w:r>
-        <w:rPr>
-          <w:b/>
-        </w:rPr>
-        <w:t>evidence</w:t>
-      </w:r>
-      <w:r>
-        <w:rPr>
-          <w:b w:val="0"/>
-        </w:rPr>
-        <w:t>.</w:t>
-      </w:r>
-    </w:p>
-    <w:p>
-      <w:pPr>
-        <w:pStyle w:val="Heading1"/>
-      </w:pPr>
-      <w:r>
-        <w:t>04. Run the weekly evidence lab</w:t>
-      </w:r>
-    </w:p>
-    <w:p>
-      <w:r>
-        <w:t>Run the Categories and Labels investigation and use the first unsupported step to choose a teaching response.</w:t>
-      </w:r>
-    </w:p>
-    <w:p>
-      <w:pPr>
-        <w:spacing w:line="336" w:lineRule="auto" w:after="180"/>
-      </w:pPr>
-      <w:r>
-        <w:rPr>
-          <w:b w:val="0"/>
-        </w:rPr>
-        <w:t xml:space="preserve">Predict first, test honestly, and explain what the </w:t>
-      </w:r>
-      <w:r>
-        <w:rPr>
-          <w:b/>
-        </w:rPr>
-        <w:t>evidence</w:t>
-      </w:r>
-      <w:r>
-        <w:rPr>
-          <w:b w:val="0"/>
-        </w:rPr>
-        <w:t xml:space="preserve"> means.</w:t>
-      </w:r>
-    </w:p>
-    <w:p>
-      <w:pPr>
-        <w:pStyle w:val="Heading3"/>
-      </w:pPr>
-      <w:r>
-        <w:t>1. Predict</w:t>
-      </w:r>
-    </w:p>
-    <w:p>
-      <w:pPr>
-        <w:spacing w:line="336" w:lineRule="auto" w:after="180"/>
-        <w:shd w:fill="F4F9FC"/>
-      </w:pPr>
-      <w:r>
-        <w:rPr>
-          <w:b w:val="0"/>
-        </w:rPr>
-        <w:t xml:space="preserve">State your </w:t>
-      </w:r>
-      <w:r>
-        <w:rPr>
-          <w:b/>
-        </w:rPr>
-        <w:t>prediction</w:t>
-      </w:r>
-      <w:r>
-        <w:rPr>
-          <w:b w:val="0"/>
-        </w:rPr>
-        <w:t xml:space="preserve"> before the result is known.</w:t>
-      </w:r>
-    </w:p>
-    <w:p>
-      <w:pPr>
-        <w:pStyle w:val="Heading3"/>
-      </w:pPr>
-      <w:r>
-        <w:t>2. Investigate</w:t>
-      </w:r>
-    </w:p>
-    <w:p>
-      <w:pPr>
-        <w:spacing w:line="336" w:lineRule="auto" w:after="180"/>
-        <w:shd w:fill="F4F9FC"/>
-      </w:pPr>
-      <w:r>
-        <w:rPr>
-          <w:b w:val="0"/>
-        </w:rPr>
-        <w:t xml:space="preserve">Complete the task: Design </w:t>
-      </w:r>
-      <w:r>
-        <w:rPr>
-          <w:b/>
-        </w:rPr>
-        <w:t>label</w:t>
-      </w:r>
-      <w:r>
-        <w:rPr>
-          <w:b w:val="0"/>
-        </w:rPr>
-        <w:t>s for playground objects; challenge ambiguous cards.</w:t>
-      </w:r>
-    </w:p>
-    <w:p>
-      <w:pPr>
-        <w:pStyle w:val="Heading3"/>
-      </w:pPr>
-      <w:r>
-        <w:t>3. Compare cases</w:t>
-      </w:r>
-    </w:p>
-    <w:p>
-      <w:pPr>
-        <w:spacing w:line="336" w:lineRule="auto" w:after="180"/>
-        <w:shd w:fill="F4F9FC"/>
-      </w:pPr>
-      <w:r>
-        <w:rPr>
-          <w:b w:val="0"/>
-        </w:rPr>
+      </w:pPr>
+      <w:r>
+        <w:rPr>
+          <w:b w:val="0"/>
+        </w:rPr>
+        <w:t>Use the four fictional inventory cards and stated multi-label policy. A is SPHERE only; B is OPEN only; C is both SPHERE and OPEN; D is REVIEW because its shape is unreadable. This policy checks recorded fields, and a different useful policy needs its own version. Have partners label independently before discussion. Reserve Transfer the method to a new record for the individual first attempt.</w:t>
+      </w:r>
+    </w:p>
+    <w:p>
+      <w:pPr>
+        <w:pStyle w:val="Heading2"/>
+      </w:pPr>
+      <w:r>
+        <w:t>Run and record</w:t>
+      </w:r>
+    </w:p>
+    <w:p>
+      <w:pPr>
+        <w:pStyle w:val="ListNumber"/>
+      </w:pPr>
+      <w:r>
+        <w:t>Complete the task: Design labels for playground objects; challenge ambiguous cards.</w:t>
+      </w:r>
+    </w:p>
+    <w:p>
+      <w:pPr>
+        <w:pStyle w:val="ListNumber"/>
+      </w:pPr>
+      <w:r>
         <w:t>Keep a normal case and an edge case clearly separated.</w:t>
       </w:r>
     </w:p>
     <w:p>
       <w:pPr>
-        <w:pStyle w:val="Heading3"/>
-      </w:pPr>
-      <w:r>
-        <w:t>4. Record honestly</w:t>
-      </w:r>
-    </w:p>
-    <w:p>
-      <w:pPr>
-        <w:spacing w:line="336" w:lineRule="auto" w:after="180"/>
-        <w:shd w:fill="F4F9FC"/>
-      </w:pPr>
-      <w:r>
-        <w:rPr>
-          <w:b w:val="0"/>
-        </w:rPr>
-        <w:t xml:space="preserve">Record what happened—even when it does not match your </w:t>
-      </w:r>
-      <w:r>
-        <w:rPr>
-          <w:b/>
-        </w:rPr>
-        <w:t>prediction</w:t>
-      </w:r>
-      <w:r>
-        <w:rPr>
-          <w:b w:val="0"/>
-        </w:rPr>
-        <w:t>.</w:t>
-      </w:r>
-    </w:p>
-    <w:p>
-      <w:pPr>
-        <w:pStyle w:val="Heading3"/>
-      </w:pPr>
-      <w:r>
-        <w:t>5. Explain and plan the next test</w:t>
-      </w:r>
-    </w:p>
-    <w:p>
-      <w:pPr>
-        <w:spacing w:line="336" w:lineRule="auto" w:after="180"/>
-        <w:shd w:fill="F4F9FC"/>
-      </w:pPr>
-      <w:r>
-        <w:rPr>
-          <w:b w:val="0"/>
-        </w:rPr>
+        <w:pStyle w:val="ListNumber"/>
+      </w:pPr>
+      <w:r>
+        <w:t>Record what happened—even when it does not match your prediction.</w:t>
+      </w:r>
+    </w:p>
+    <w:p>
+      <w:pPr>
+        <w:pStyle w:val="ListNumber"/>
+      </w:pPr>
+      <w:r>
         <w:t>Explain the result, one limitation, and the next useful test.</w:t>
       </w:r>
     </w:p>
     <w:p>
       <w:pPr>
-        <w:pStyle w:val="Heading3"/>
-      </w:pPr>
-      <w:r>
-        <w:t>Use a fresh case after support</w:t>
-      </w:r>
-    </w:p>
-    <w:p>
-      <w:pPr>
-        <w:spacing w:line="336" w:lineRule="auto" w:after="180"/>
-        <w:shd w:fill="FFF5E6"/>
-      </w:pPr>
-      <w:r>
-        <w:rPr>
-          <w:b w:val="0"/>
-        </w:rPr>
-        <w:t>INDEPENDENCE After support is removed, repeat the proof with a fresh case.</w:t>
-      </w:r>
-    </w:p>
-    <w:p>
-      <w:pPr>
-        <w:pStyle w:val="Heading3"/>
-      </w:pPr>
-      <w:r>
-        <w:t>Make the lab runnable</w:t>
-      </w:r>
-    </w:p>
-    <w:p>
-      <w:pPr>
-        <w:spacing w:line="336" w:lineRule="auto" w:after="180"/>
-      </w:pPr>
-      <w:r>
-        <w:rPr>
-          <w:b w:val="0"/>
-        </w:rPr>
-        <w:t>Use the concrete case as the shared normal case and the independent question as a second case. Each pair creates a boundary or missing-information case and predicts its result before testing.</w:t>
-      </w:r>
-    </w:p>
-    <w:p>
-      <w:pPr>
-        <w:spacing w:line="336" w:lineRule="auto" w:after="180"/>
-      </w:pPr>
-      <w:r>
-        <w:rPr>
-          <w:b w:val="0"/>
-        </w:rPr>
-        <w:t>Keep the expected result separate from an observed mistake.</w:t>
+        <w:pStyle w:val="Heading2"/>
+      </w:pPr>
+      <w:r>
+        <w:t>Keep an inspectable record</w:t>
       </w:r>
     </w:p>
     <w:tbl>
@@ -4105,30 +3864,43 @@
     </w:tbl>
     <w:p>
       <w:pPr>
-        <w:pStyle w:val="Heading3"/>
-      </w:pPr>
-      <w:r>
-        <w:t>Diagnose and reteach</w:t>
-      </w:r>
-    </w:p>
-    <w:p>
-      <w:pPr>
-        <w:pStyle w:val="Heading3"/>
-      </w:pPr>
-      <w:r>
-        <w:t>Find the unsupported claim</w:t>
+        <w:pStyle w:val="Heading2"/>
+      </w:pPr>
+      <w:r>
+        <w:t>Diagnose the first misunderstanding</w:t>
       </w:r>
     </w:p>
     <w:p>
       <w:pPr>
         <w:spacing w:line="336" w:lineRule="auto" w:after="180"/>
-        <w:shd w:fill="F5F1FB"/>
-      </w:pPr>
-      <w:r>
-        <w:rPr>
-          <w:b w:val="0"/>
-        </w:rPr>
-        <w:t xml:space="preserve">CLAIM TO REPAIR Every object must receive a confident </w:t>
+      </w:pPr>
+      <w:r>
+        <w:rPr>
+          <w:b w:val="0"/>
+        </w:rPr>
+        <w:t>A blank is the same as a failing value: Contrast unreadable day with day 0. One is unknown; the other is known to violate the stated range.</w:t>
+      </w:r>
+    </w:p>
+    <w:p>
+      <w:pPr>
+        <w:spacing w:line="336" w:lineRule="auto" w:after="180"/>
+      </w:pPr>
+      <w:r>
+        <w:rPr>
+          <w:b w:val="0"/>
+        </w:rPr>
+        <w:t>Review must win whenever any field is missing: Trace the guide in order for day 31 with a blank room. The known failure already selects revise under this policy.</w:t>
+      </w:r>
+    </w:p>
+    <w:p>
+      <w:pPr>
+        <w:spacing w:line="336" w:lineRule="auto" w:after="180"/>
+      </w:pPr>
+      <w:r>
+        <w:rPr>
+          <w:b w:val="0"/>
+        </w:rPr>
+        <w:t xml:space="preserve">Agreement proves the </w:t>
       </w:r>
       <w:r>
         <w:rPr>
@@ -4140,129 +3912,39 @@
         <w:rPr>
           <w:b w:val="0"/>
         </w:rPr>
-        <w:t>.</w:t>
-      </w:r>
-    </w:p>
-    <w:p>
-      <w:pPr>
-        <w:spacing w:line="336" w:lineRule="auto" w:after="180"/>
-      </w:pPr>
-      <w:r>
-        <w:rPr>
-          <w:b w:val="0"/>
-        </w:rPr>
-        <w:t>For guessing, return to given facts and request a trace. For vocabulary without application, use one example and one non-example. For arithmetic errors, check the setup before the calculation.</w:t>
-      </w:r>
-    </w:p>
-    <w:p>
-      <w:pPr>
-        <w:spacing w:line="336" w:lineRule="auto" w:after="180"/>
-      </w:pPr>
-      <w:r>
-        <w:rPr>
-          <w:b w:val="0"/>
-        </w:rPr>
-        <w:t>Finish with a different uncoached case before recording mastery.</w:t>
-      </w:r>
-    </w:p>
-    <w:p>
-      <w:pPr>
-        <w:pStyle w:val="Heading3"/>
-      </w:pPr>
-      <w:r>
-        <w:t>Address these additional misconceptions</w:t>
-      </w:r>
-    </w:p>
-    <w:p>
-      <w:pPr>
-        <w:spacing w:line="336" w:lineRule="auto" w:after="180"/>
-      </w:pPr>
-      <w:r>
-        <w:rPr>
-          <w:b w:val="0"/>
-        </w:rPr>
-        <w:t>A blank is the same as a failing value: Contrast unreadable day with day 0. One is unknown; the other is known to violate the stated range.</w:t>
-      </w:r>
-    </w:p>
-    <w:p>
-      <w:pPr>
-        <w:spacing w:line="336" w:lineRule="auto" w:after="180"/>
-      </w:pPr>
-      <w:r>
-        <w:rPr>
-          <w:b w:val="0"/>
-        </w:rPr>
-        <w:t>Review must win whenever any field is missing: Trace the guide in order for day 31 with a blank room. The known failure already selects revise under this policy.</w:t>
-      </w:r>
-    </w:p>
-    <w:p>
-      <w:pPr>
-        <w:spacing w:line="336" w:lineRule="auto" w:after="180"/>
-      </w:pPr>
-      <w:r>
-        <w:rPr>
-          <w:b w:val="0"/>
-        </w:rPr>
-        <w:t xml:space="preserve">Agreement proves the </w:t>
+        <w:t xml:space="preserve">s are true: Give two </w:t>
       </w:r>
       <w:r>
         <w:rPr>
           <w:b/>
         </w:rPr>
+        <w:t>annotator</w:t>
+      </w:r>
+      <w:r>
+        <w:rPr>
+          <w:b w:val="0"/>
+        </w:rPr>
+        <w:t xml:space="preserve">s the same mistaken exclusive-boundary interpretation. Their agreement can coexist with incorrect </w:t>
+      </w:r>
+      <w:r>
+        <w:rPr>
+          <w:b/>
+        </w:rPr>
         <w:t>label</w:t>
       </w:r>
       <w:r>
         <w:rPr>
           <w:b w:val="0"/>
         </w:rPr>
-        <w:t xml:space="preserve">s are true: Give two </w:t>
-      </w:r>
-      <w:r>
-        <w:rPr>
-          <w:b/>
-        </w:rPr>
-        <w:t>annotator</w:t>
-      </w:r>
-      <w:r>
-        <w:rPr>
-          <w:b w:val="0"/>
-        </w:rPr>
-        <w:t xml:space="preserve">s the same mistaken exclusive-boundary interpretation. Their agreement can coexist with incorrect </w:t>
-      </w:r>
-      <w:r>
-        <w:rPr>
-          <w:b/>
-        </w:rPr>
-        <w:t>label</w:t>
-      </w:r>
-      <w:r>
-        <w:rPr>
-          <w:b w:val="0"/>
-        </w:rPr>
         <w:t>s.</w:t>
       </w:r>
     </w:p>
     <w:p>
       <w:pPr>
-        <w:spacing w:line="336" w:lineRule="auto" w:after="180"/>
-      </w:pPr>
-      <w:r>
-        <w:rPr>
-          <w:b w:val="0"/>
-        </w:rPr>
-        <w:t xml:space="preserve">A </w:t>
-      </w:r>
-      <w:r>
-        <w:rPr>
-          <w:b/>
-        </w:rPr>
-        <w:t>category</w:t>
-      </w:r>
-      <w:r>
-        <w:rPr>
-          <w:b w:val="0"/>
-        </w:rPr>
-        <w:t xml:space="preserve"> describes the whole person or event: Return to the task scope. Ready checks two printed fields under one policy, not the worth of a person or the reality of an event.</w:t>
+        <w:pStyle w:val="Heading2"/>
+      </w:pPr>
+      <w:r>
+        <w:t>Choose support from the response</w:t>
       </w:r>
     </w:p>
     <w:p>
@@ -4421,12 +4103,191 @@
     </w:tbl>
     <w:p>
       <w:pPr>
+        <w:pStyle w:val="Heading2"/>
+      </w:pPr>
+      <w:r>
+        <w:t>Earlier wording, alternatives and picture transcripts · reference / check after trying</w:t>
+      </w:r>
+    </w:p>
+    <w:p>
+      <w:pPr>
         <w:spacing w:line="336" w:lineRule="auto" w:after="180"/>
       </w:pPr>
       <w:r>
         <w:rPr>
           <w:b w:val="0"/>
         </w:rPr>
+        <w:t>Run the weekly evidence lab</w:t>
+      </w:r>
+    </w:p>
+    <w:p>
+      <w:pPr>
+        <w:spacing w:line="336" w:lineRule="auto" w:after="180"/>
+      </w:pPr>
+      <w:r>
+        <w:rPr>
+          <w:b w:val="0"/>
+        </w:rPr>
+        <w:t xml:space="preserve">Predict first, test honestly, and explain what the </w:t>
+      </w:r>
+      <w:r>
+        <w:rPr>
+          <w:b/>
+        </w:rPr>
+        <w:t>evidence</w:t>
+      </w:r>
+      <w:r>
+        <w:rPr>
+          <w:b w:val="0"/>
+        </w:rPr>
+        <w:t xml:space="preserve"> means.</w:t>
+      </w:r>
+    </w:p>
+    <w:p>
+      <w:pPr>
+        <w:spacing w:line="336" w:lineRule="auto" w:after="180"/>
+      </w:pPr>
+      <w:r>
+        <w:rPr>
+          <w:b w:val="0"/>
+        </w:rPr>
+        <w:t xml:space="preserve">State your </w:t>
+      </w:r>
+      <w:r>
+        <w:rPr>
+          <w:b/>
+        </w:rPr>
+        <w:t>prediction</w:t>
+      </w:r>
+      <w:r>
+        <w:rPr>
+          <w:b w:val="0"/>
+        </w:rPr>
+        <w:t xml:space="preserve"> before the result is known.</w:t>
+      </w:r>
+    </w:p>
+    <w:p>
+      <w:pPr>
+        <w:spacing w:line="336" w:lineRule="auto" w:after="180"/>
+      </w:pPr>
+      <w:r>
+        <w:rPr>
+          <w:b w:val="0"/>
+        </w:rPr>
+        <w:t>INDEPENDENCE After support is removed, repeat the proof with a fresh case.</w:t>
+      </w:r>
+    </w:p>
+    <w:p>
+      <w:pPr>
+        <w:pStyle w:val="Heading3"/>
+      </w:pPr>
+      <w:r>
+        <w:t>Make the lab runnable</w:t>
+      </w:r>
+    </w:p>
+    <w:p>
+      <w:pPr>
+        <w:spacing w:line="336" w:lineRule="auto" w:after="180"/>
+      </w:pPr>
+      <w:r>
+        <w:rPr>
+          <w:b w:val="0"/>
+        </w:rPr>
+        <w:t>Use the supplied investigation for shared practice. Keep predictions and observed paper-trace results separate. Reserve Transfer the method to a new record for the individual first attempt before feedback; do not use the reserved case as a paired lab task.</w:t>
+      </w:r>
+    </w:p>
+    <w:p>
+      <w:pPr>
+        <w:pStyle w:val="Heading3"/>
+      </w:pPr>
+      <w:r>
+        <w:t>Diagnose and reteach</w:t>
+      </w:r>
+    </w:p>
+    <w:p>
+      <w:pPr>
+        <w:spacing w:line="336" w:lineRule="auto" w:after="180"/>
+      </w:pPr>
+      <w:r>
+        <w:rPr>
+          <w:b w:val="0"/>
+        </w:rPr>
+        <w:t xml:space="preserve">CLAIM TO REPAIR Every object must receive a confident </w:t>
+      </w:r>
+      <w:r>
+        <w:rPr>
+          <w:b/>
+        </w:rPr>
+        <w:t>label</w:t>
+      </w:r>
+      <w:r>
+        <w:rPr>
+          <w:b w:val="0"/>
+        </w:rPr>
+        <w:t>.</w:t>
+      </w:r>
+    </w:p>
+    <w:p>
+      <w:pPr>
+        <w:spacing w:line="336" w:lineRule="auto" w:after="180"/>
+      </w:pPr>
+      <w:r>
+        <w:rPr>
+          <w:b w:val="0"/>
+        </w:rPr>
+        <w:t>For guessing, return to given facts and request a trace. For vocabulary without application, use one example and one non-example. For arithmetic errors, check the setup before the calculation.</w:t>
+      </w:r>
+    </w:p>
+    <w:p>
+      <w:pPr>
+        <w:spacing w:line="336" w:lineRule="auto" w:after="180"/>
+      </w:pPr>
+      <w:r>
+        <w:rPr>
+          <w:b w:val="0"/>
+        </w:rPr>
+        <w:t>Finish with a different uncoached case before recording mastery.</w:t>
+      </w:r>
+    </w:p>
+    <w:p>
+      <w:pPr>
+        <w:pStyle w:val="Heading3"/>
+      </w:pPr>
+      <w:r>
+        <w:t>Address these additional misconceptions</w:t>
+      </w:r>
+    </w:p>
+    <w:p>
+      <w:pPr>
+        <w:spacing w:line="336" w:lineRule="auto" w:after="180"/>
+      </w:pPr>
+      <w:r>
+        <w:rPr>
+          <w:b w:val="0"/>
+        </w:rPr>
+        <w:t xml:space="preserve">A </w:t>
+      </w:r>
+      <w:r>
+        <w:rPr>
+          <w:b/>
+        </w:rPr>
+        <w:t>category</w:t>
+      </w:r>
+      <w:r>
+        <w:rPr>
+          <w:b w:val="0"/>
+        </w:rPr>
+        <w:t xml:space="preserve"> describes the whole person or event: Return to the task scope. Ready checks two printed fields under one policy, not the worth of a person or the reality of an event.</w:t>
+      </w:r>
+    </w:p>
+    <w:p>
+      <w:pPr>
+        <w:spacing w:line="336" w:lineRule="auto" w:after="180"/>
+      </w:pPr>
+      <w:r>
+        <w:rPr>
+          <w:b w:val="0"/>
+        </w:rPr>
         <w:t>Offer an oral explanation, drawing, enlarged visual or fewer examples when that removes a reading/writing barrier. Keep the same reasoning goal.</w:t>
       </w:r>
     </w:p>
@@ -4446,12 +4307,736 @@
         <w:pStyle w:val="Heading1"/>
       </w:pPr>
       <w:r>
-        <w:t>05. Assess and explain the answers</w:t>
-      </w:r>
-    </w:p>
-    <w:p>
-      <w:r>
-        <w:t>Use the Categories and Labels questions, teacher keys and criteria after the relevant attempts. Previously discussed cases are practice; protect the separately selected independent task.</w:t>
+        <w:t>05. Assess the selected new case</w:t>
+      </w:r>
+    </w:p>
+    <w:p>
+      <w:r>
+        <w:t>Keep this key until after the first attempt; accept valid alternatives with defensible reasoning.</w:t>
+      </w:r>
+    </w:p>
+    <w:p>
+      <w:pPr>
+        <w:pStyle w:val="Heading2"/>
+      </w:pPr>
+      <w:r>
+        <w:t>Selected independent question and key</w:t>
+      </w:r>
+    </w:p>
+    <w:p>
+      <w:pPr>
+        <w:spacing w:line="336" w:lineRule="auto" w:after="180"/>
+      </w:pPr>
+      <w:r>
+        <w:rPr>
+          <w:b w:val="0"/>
+        </w:rPr>
+        <w:t>Selected case: A fictional equipment-request form accepts a whole-number borrowing duration of 1 through 7 days inclusive and one item code X or Y.</w:t>
+      </w:r>
+    </w:p>
+    <w:p>
+      <w:pPr>
+        <w:spacing w:line="336" w:lineRule="auto" w:after="180"/>
+      </w:pPr>
+      <w:r>
+        <w:rPr>
+          <w:b/>
+        </w:rPr>
+        <w:t>Label</w:t>
+      </w:r>
+      <w:r>
+        <w:rPr>
+          <w:b w:val="0"/>
+        </w:rPr>
+        <w:t xml:space="preserve"> revise if any known field fails; otherwise </w:t>
+      </w:r>
+      <w:r>
+        <w:rPr>
+          <w:b/>
+        </w:rPr>
+        <w:t>label</w:t>
+      </w:r>
+      <w:r>
+        <w:rPr>
+          <w:b w:val="0"/>
+        </w:rPr>
+        <w:t xml:space="preserve"> review if a field is blank or unreadable; otherwise </w:t>
+      </w:r>
+      <w:r>
+        <w:rPr>
+          <w:b/>
+        </w:rPr>
+        <w:t>label</w:t>
+      </w:r>
+      <w:r>
+        <w:rPr>
+          <w:b w:val="0"/>
+        </w:rPr>
+        <w:t xml:space="preserve"> ready. Classify these forms and justify each: 7 days X; 8 days Y; unreadable duration X; 8 days blank code.</w:t>
+      </w:r>
+    </w:p>
+    <w:p>
+      <w:pPr>
+        <w:spacing w:line="336" w:lineRule="auto" w:after="180"/>
+      </w:pPr>
+      <w:r>
+        <w:rPr>
+          <w:b w:val="0"/>
+        </w:rPr>
+        <w:t>Explain whether ready alone grants permission to borrow.</w:t>
+      </w:r>
+    </w:p>
+    <w:p>
+      <w:pPr>
+        <w:spacing w:line="336" w:lineRule="auto" w:after="180"/>
+      </w:pPr>
+      <w:r>
+        <w:rPr>
+          <w:b w:val="0"/>
+        </w:rPr>
+        <w:t>7 days X is ready: both pass, including the endpoint. 8 days Y is revise: duration exceeds 7.</w:t>
+      </w:r>
+    </w:p>
+    <w:p>
+      <w:pPr>
+        <w:spacing w:line="336" w:lineRule="auto" w:after="180"/>
+      </w:pPr>
+      <w:r>
+        <w:rPr>
+          <w:b w:val="0"/>
+        </w:rPr>
+        <w:t>Unreadable duration X is review: no known failure but duration is unknown. 8 days blank code is revise: the known duration failure has priority.</w:t>
+      </w:r>
+    </w:p>
+    <w:p>
+      <w:pPr>
+        <w:spacing w:line="336" w:lineRule="auto" w:after="180"/>
+      </w:pPr>
+      <w:r>
+        <w:rPr>
+          <w:b w:val="0"/>
+        </w:rPr>
+        <w:t xml:space="preserve">Ready only means the printed fields satisfy this policy; borrowing still requires the actual availability and authorisation </w:t>
+      </w:r>
+      <w:r>
+        <w:rPr>
+          <w:b/>
+        </w:rPr>
+        <w:t>process</w:t>
+      </w:r>
+      <w:r>
+        <w:rPr>
+          <w:b w:val="0"/>
+        </w:rPr>
+        <w:t>.</w:t>
+      </w:r>
+    </w:p>
+    <w:p>
+      <w:pPr>
+        <w:pStyle w:val="Heading2"/>
+      </w:pPr>
+      <w:r>
+        <w:t>Judge explanation, trace and limits</w:t>
+      </w:r>
+    </w:p>
+    <w:tbl>
+      <w:tblPr>
+        <w:tblStyle w:val="LightShading-Accent1"/>
+        <w:tblW w:type="auto" w:w="0"/>
+        <w:tblLook w:firstColumn="1" w:firstRow="1" w:lastColumn="0" w:lastRow="0" w:noHBand="0" w:noVBand="1" w:val="04A0"/>
+      </w:tblPr>
+      <w:tblGrid>
+        <w:gridCol w:w="5112"/>
+        <w:gridCol w:w="5112"/>
+      </w:tblGrid>
+      <w:tr>
+        <w:trPr>
+          <w:tblHeader/>
+        </w:trPr>
+        <w:tc>
+          <w:tcPr>
+            <w:tcW w:type="dxa" w:w="5112"/>
+          </w:tcPr>
+          <w:p>
+            <w:r>
+              <w:t>Dimension</w:t>
+            </w:r>
+          </w:p>
+        </w:tc>
+        <w:tc>
+          <w:tcPr>
+            <w:tcW w:type="dxa" w:w="5112"/>
+          </w:tcPr>
+          <w:p>
+            <w:r>
+              <w:t>Evidence required</w:t>
+            </w:r>
+          </w:p>
+        </w:tc>
+      </w:tr>
+      <w:tr>
+        <w:tc>
+          <w:tcPr>
+            <w:tcW w:type="dxa" w:w="5112"/>
+          </w:tcPr>
+          <w:p>
+            <w:r>
+              <w:t>Explanation</w:t>
+            </w:r>
+          </w:p>
+        </w:tc>
+        <w:tc>
+          <w:tcPr>
+            <w:tcW w:type="dxa" w:w="5112"/>
+          </w:tcPr>
+          <w:p>
+            <w:r>
+              <w:t>Names the applicable idea or procedure and ties it to the supplied facts.</w:t>
+            </w:r>
+          </w:p>
+        </w:tc>
+      </w:tr>
+      <w:tr>
+        <w:tc>
+          <w:tcPr>
+            <w:tcW w:type="dxa" w:w="5112"/>
+          </w:tcPr>
+          <w:p>
+            <w:r>
+              <w:t>Trace and result</w:t>
+            </w:r>
+          </w:p>
+        </w:tc>
+        <w:tc>
+          <w:tcPr>
+            <w:tcW w:type="dxa" w:w="5112"/>
+          </w:tcPr>
+          <w:p>
+            <w:r>
+              <w:t>Preserves the given inputs and shows the relevant intermediate steps; distinguishes a prediction from an observed execution.</w:t>
+            </w:r>
+          </w:p>
+        </w:tc>
+      </w:tr>
+      <w:tr>
+        <w:tc>
+          <w:tcPr>
+            <w:tcW w:type="dxa" w:w="5112"/>
+          </w:tcPr>
+          <w:p>
+            <w:r>
+              <w:t>Limits</w:t>
+            </w:r>
+          </w:p>
+        </w:tc>
+        <w:tc>
+          <w:tcPr>
+            <w:tcW w:type="dxa" w:w="5112"/>
+          </w:tcPr>
+          <w:p>
+            <w:r>
+              <w:t>States the assumptions, missing evidence or conditions under which the result would change.</w:t>
+            </w:r>
+          </w:p>
+        </w:tc>
+      </w:tr>
+    </w:tbl>
+    <w:p>
+      <w:pPr>
+        <w:spacing w:line="336" w:lineRule="auto" w:after="180"/>
+      </w:pPr>
+      <w:r>
+        <w:rPr>
+          <w:b w:val="0"/>
+        </w:rPr>
+        <w:t>Record each dimension as not yet, with support, or independent. Accept a valid alternative procedure with a defensible trace.</w:t>
+      </w:r>
+    </w:p>
+    <w:p>
+      <w:pPr>
+        <w:spacing w:line="336" w:lineRule="auto" w:after="180"/>
+      </w:pPr>
+      <w:r>
+        <w:rPr>
+          <w:b w:val="0"/>
+        </w:rPr>
+        <w:t xml:space="preserve">Do not penalise an honestly recorded model failure if the learner correctly explains its </w:t>
+      </w:r>
+      <w:r>
+        <w:rPr>
+          <w:b/>
+        </w:rPr>
+        <w:t>evidence</w:t>
+      </w:r>
+      <w:r>
+        <w:rPr>
+          <w:b w:val="0"/>
+        </w:rPr>
+        <w:t xml:space="preserve"> and limits.</w:t>
+      </w:r>
+    </w:p>
+    <w:p>
+      <w:pPr>
+        <w:pStyle w:val="Heading2"/>
+      </w:pPr>
+      <w:r>
+        <w:t>Give one usable repair action</w:t>
+      </w:r>
+    </w:p>
+    <w:p>
+      <w:pPr>
+        <w:spacing w:line="336" w:lineRule="auto" w:after="180"/>
+      </w:pPr>
+      <w:r>
+        <w:rPr>
+          <w:b w:val="0"/>
+        </w:rPr>
+        <w:t>Name the earliest unsupported step and give one action to repair it. Have the learner make that repair now and explain why. Then assess the relevant skill on a fresh, fully specified case.</w:t>
+      </w:r>
+    </w:p>
+    <w:p>
+      <w:pPr>
+        <w:spacing w:line="336" w:lineRule="auto" w:after="180"/>
+      </w:pPr>
+      <w:r>
+        <w:rPr>
+          <w:b w:val="0"/>
+        </w:rPr>
+        <w:t>Confirm it was not previously practised with feedback; solve and check the new case before assigning it. A follow-up design prompt is a starting brief, not automatically an equivalent test.</w:t>
+      </w:r>
+    </w:p>
+    <w:p>
+      <w:pPr>
+        <w:pStyle w:val="Heading2"/>
+      </w:pPr>
+      <w:r>
+        <w:t>W1 Apply the calendar guide</w:t>
+      </w:r>
+    </w:p>
+    <w:p>
+      <w:pPr>
+        <w:spacing w:line="336" w:lineRule="auto" w:after="180"/>
+      </w:pPr>
+      <w:r>
+        <w:rPr>
+          <w:b w:val="0"/>
+        </w:rPr>
+        <w:t>The calendar policy accepts whole-number days 1 through 30 inclusive and a room code A or B. Check known failures first, then unknown fields, then readiness.</w:t>
+      </w:r>
+    </w:p>
+    <w:p>
+      <w:pPr>
+        <w:spacing w:line="336" w:lineRule="auto" w:after="180"/>
+      </w:pPr>
+      <w:r>
+        <w:rPr>
+          <w:b/>
+        </w:rPr>
+        <w:t>Label</w:t>
+      </w:r>
+      <w:r>
+        <w:rPr>
+          <w:b w:val="0"/>
+        </w:rPr>
+        <w:t xml:space="preserve"> these cards and give </w:t>
+      </w:r>
+      <w:r>
+        <w:rPr>
+          <w:b/>
+        </w:rPr>
+        <w:t>evidence</w:t>
+      </w:r>
+      <w:r>
+        <w:rPr>
+          <w:b w:val="0"/>
+        </w:rPr>
+        <w:t>: day 30 room B; day 31 room A; day 14 room unreadable; day 31 room unreadable.</w:t>
+      </w:r>
+    </w:p>
+    <w:p>
+      <w:pPr>
+        <w:spacing w:line="336" w:lineRule="auto" w:after="180"/>
+      </w:pPr>
+      <w:r>
+        <w:rPr>
+          <w:b w:val="0"/>
+        </w:rPr>
+        <w:t>In order: ready because both known fields pass; revise because 31 exceeds 30; review because the known day passes but the room is unknown; revise because the known day failure has priority over the unknown room.</w:t>
+      </w:r>
+    </w:p>
+    <w:p>
+      <w:pPr>
+        <w:spacing w:line="336" w:lineRule="auto" w:after="180"/>
+      </w:pPr>
+      <w:r>
+        <w:rPr>
+          <w:b w:val="0"/>
+        </w:rPr>
+        <w:t>Equality at 30 is accepted.</w:t>
+      </w:r>
+    </w:p>
+    <w:p>
+      <w:pPr>
+        <w:pStyle w:val="Heading2"/>
+      </w:pPr>
+      <w:r>
+        <w:t>W2 Replace a vague instruction</w:t>
+      </w:r>
+    </w:p>
+    <w:p>
+      <w:pPr>
+        <w:spacing w:line="336" w:lineRule="auto" w:after="180"/>
+      </w:pPr>
+      <w:r>
+        <w:rPr>
+          <w:b w:val="0"/>
+        </w:rPr>
+        <w:t xml:space="preserve">A helper says </w:t>
+      </w:r>
+      <w:r>
+        <w:rPr>
+          <w:b/>
+        </w:rPr>
+        <w:t>Label</w:t>
+      </w:r>
+      <w:r>
+        <w:rPr>
+          <w:b w:val="0"/>
+        </w:rPr>
+        <w:t xml:space="preserve"> a card ready if it looks nice. Explain why this can lead to inconsistent </w:t>
+      </w:r>
+      <w:r>
+        <w:rPr>
+          <w:b/>
+        </w:rPr>
+        <w:t>label</w:t>
+      </w:r>
+      <w:r>
+        <w:rPr>
+          <w:b w:val="0"/>
+        </w:rPr>
+        <w:t>s.</w:t>
+      </w:r>
+    </w:p>
+    <w:p>
+      <w:pPr>
+        <w:spacing w:line="336" w:lineRule="auto" w:after="180"/>
+      </w:pPr>
+      <w:r>
+        <w:rPr>
+          <w:b w:val="0"/>
+        </w:rPr>
+        <w:t>Replace it with an instruction that another person can apply using the calendar policy, including what to do about a blank field.</w:t>
+      </w:r>
+    </w:p>
+    <w:p>
+      <w:pPr>
+        <w:spacing w:line="336" w:lineRule="auto" w:after="180"/>
+      </w:pPr>
+      <w:r>
+        <w:rPr>
+          <w:b w:val="0"/>
+        </w:rPr>
+        <w:t>Looks nice has no agreed observable criterion and can invite different preferences.</w:t>
+      </w:r>
+    </w:p>
+    <w:p>
+      <w:pPr>
+        <w:spacing w:line="336" w:lineRule="auto" w:after="180"/>
+      </w:pPr>
+      <w:r>
+        <w:rPr>
+          <w:b w:val="0"/>
+        </w:rPr>
+        <w:t xml:space="preserve">A usable replacement checks for a known day outside whole numbers 1 to 30 or a known room other than A/B and </w:t>
+      </w:r>
+      <w:r>
+        <w:rPr>
+          <w:b/>
+        </w:rPr>
+        <w:t>label</w:t>
+      </w:r>
+      <w:r>
+        <w:rPr>
+          <w:b w:val="0"/>
+        </w:rPr>
+        <w:t xml:space="preserve">s revise; otherwise any blank or unreadable required field gives review; otherwise </w:t>
+      </w:r>
+      <w:r>
+        <w:rPr>
+          <w:b/>
+        </w:rPr>
+        <w:t>label</w:t>
+      </w:r>
+      <w:r>
+        <w:rPr>
+          <w:b w:val="0"/>
+        </w:rPr>
+        <w:t xml:space="preserve"> ready.</w:t>
+      </w:r>
+    </w:p>
+    <w:p>
+      <w:pPr>
+        <w:spacing w:line="336" w:lineRule="auto" w:after="180"/>
+      </w:pPr>
+      <w:r>
+        <w:rPr>
+          <w:b w:val="0"/>
+        </w:rPr>
+        <w:t>Accept equivalent wording that preserves all criteria and priority.</w:t>
+      </w:r>
+    </w:p>
+    <w:p>
+      <w:pPr>
+        <w:pStyle w:val="Heading2"/>
+      </w:pPr>
+      <w:r>
+        <w:t>W3 Count and investigate disagreement</w:t>
+      </w:r>
+    </w:p>
+    <w:p>
+      <w:pPr>
+        <w:spacing w:line="336" w:lineRule="auto" w:after="180"/>
+      </w:pPr>
+      <w:r>
+        <w:rPr>
+          <w:b w:val="0"/>
+        </w:rPr>
+        <w:t xml:space="preserve">For the same four cards, Mina records ready, revise, review, ready. Theo records ready, review, review, revise. How many positions agree? Identify the </w:t>
+      </w:r>
+      <w:r>
+        <w:rPr>
+          <w:b/>
+        </w:rPr>
+        <w:t>disagreement</w:t>
+      </w:r>
+      <w:r>
+        <w:rPr>
+          <w:b w:val="0"/>
+        </w:rPr>
+        <w:t>s.</w:t>
+      </w:r>
+    </w:p>
+    <w:p>
+      <w:pPr>
+        <w:spacing w:line="336" w:lineRule="auto" w:after="180"/>
+      </w:pPr>
+      <w:r>
+        <w:rPr>
+          <w:b w:val="0"/>
+        </w:rPr>
+        <w:t xml:space="preserve">Can you decide which </w:t>
+      </w:r>
+      <w:r>
+        <w:rPr>
+          <w:b/>
+        </w:rPr>
+        <w:t>annotator</w:t>
+      </w:r>
+      <w:r>
+        <w:rPr>
+          <w:b w:val="0"/>
+        </w:rPr>
+        <w:t xml:space="preserve"> is correct from these </w:t>
+      </w:r>
+      <w:r>
+        <w:rPr>
+          <w:b/>
+        </w:rPr>
+        <w:t>label</w:t>
+      </w:r>
+      <w:r>
+        <w:rPr>
+          <w:b w:val="0"/>
+        </w:rPr>
+        <w:t xml:space="preserve"> lists alone? Explain what else you need.</w:t>
+      </w:r>
+    </w:p>
+    <w:p>
+      <w:pPr>
+        <w:spacing w:line="336" w:lineRule="auto" w:after="180"/>
+      </w:pPr>
+      <w:r>
+        <w:rPr>
+          <w:b w:val="0"/>
+        </w:rPr>
+        <w:t>Positions 1 and 3 agree, so there are two agreements out of four. Positions 2 and 4 disagree.</w:t>
+      </w:r>
+    </w:p>
+    <w:p>
+      <w:pPr>
+        <w:spacing w:line="336" w:lineRule="auto" w:after="180"/>
+      </w:pPr>
+      <w:r>
+        <w:rPr>
+          <w:b w:val="0"/>
+        </w:rPr>
+        <w:t xml:space="preserve">The lists alone do not show which </w:t>
+      </w:r>
+      <w:r>
+        <w:rPr>
+          <w:b/>
+        </w:rPr>
+        <w:t>label</w:t>
+      </w:r>
+      <w:r>
+        <w:rPr>
+          <w:b w:val="0"/>
+        </w:rPr>
+        <w:t>s are correct; inspect the corresponding card fields and the guide version, then compare each explanation with the criteria.</w:t>
+      </w:r>
+    </w:p>
+    <w:p>
+      <w:pPr>
+        <w:spacing w:line="336" w:lineRule="auto" w:after="180"/>
+      </w:pPr>
+      <w:r>
+        <w:rPr>
+          <w:b w:val="0"/>
+        </w:rPr>
+        <w:t>Agreement at positions 1 and 3 does not itself prove correctness.</w:t>
+      </w:r>
+    </w:p>
+    <w:p>
+      <w:pPr>
+        <w:pStyle w:val="Heading2"/>
+      </w:pPr>
+      <w:r>
+        <w:t>W5 Keep a policy change visible</w:t>
+      </w:r>
+    </w:p>
+    <w:p>
+      <w:pPr>
+        <w:spacing w:line="336" w:lineRule="auto" w:after="180"/>
+      </w:pPr>
+      <w:r>
+        <w:rPr>
+          <w:b w:val="0"/>
+        </w:rPr>
+        <w:t xml:space="preserve">Version 1 accepts calendar days 1 through 30. Version 2 accepts days 1 through 31. A card says day 31 room A. State its </w:t>
+      </w:r>
+      <w:r>
+        <w:rPr>
+          <w:b/>
+        </w:rPr>
+        <w:t>label</w:t>
+      </w:r>
+      <w:r>
+        <w:rPr>
+          <w:b w:val="0"/>
+        </w:rPr>
+        <w:t xml:space="preserve"> under each version.</w:t>
+      </w:r>
+    </w:p>
+    <w:p>
+      <w:pPr>
+        <w:spacing w:line="336" w:lineRule="auto" w:after="180"/>
+      </w:pPr>
+      <w:r>
+        <w:rPr>
+          <w:b w:val="0"/>
+        </w:rPr>
+        <w:t xml:space="preserve">Explain why mixing the two </w:t>
+      </w:r>
+      <w:r>
+        <w:rPr>
+          <w:b/>
+        </w:rPr>
+        <w:t>label</w:t>
+      </w:r>
+      <w:r>
+        <w:rPr>
+          <w:b w:val="0"/>
+        </w:rPr>
+        <w:t xml:space="preserve">s without recording the version could create a misleading </w:t>
+      </w:r>
+      <w:r>
+        <w:rPr>
+          <w:b/>
+        </w:rPr>
+        <w:t>training</w:t>
+      </w:r>
+      <w:r>
+        <w:rPr>
+          <w:b w:val="0"/>
+        </w:rPr>
+        <w:t xml:space="preserve"> dataset.</w:t>
+      </w:r>
+    </w:p>
+    <w:p>
+      <w:pPr>
+        <w:spacing w:line="336" w:lineRule="auto" w:after="180"/>
+      </w:pPr>
+      <w:r>
+        <w:rPr>
+          <w:b w:val="0"/>
+        </w:rPr>
+        <w:t>Under Version 1 the card is revise; under Version 2 it is ready. Both can be correct relative to their different policies.</w:t>
+      </w:r>
+    </w:p>
+    <w:p>
+      <w:pPr>
+        <w:spacing w:line="336" w:lineRule="auto" w:after="180"/>
+      </w:pPr>
+      <w:r>
+        <w:rPr>
+          <w:b w:val="0"/>
+        </w:rPr>
+        <w:t>If the version is omitted, identical printed fields appear to have conflicting targets without explanation.</w:t>
+      </w:r>
+    </w:p>
+    <w:p>
+      <w:pPr>
+        <w:spacing w:line="336" w:lineRule="auto" w:after="180"/>
+      </w:pPr>
+      <w:r>
+        <w:rPr>
+          <w:b w:val="0"/>
+        </w:rPr>
+        <w:t xml:space="preserve">Record which policy produced each </w:t>
+      </w:r>
+      <w:r>
+        <w:rPr>
+          <w:b/>
+        </w:rPr>
+        <w:t>label</w:t>
+      </w:r>
+      <w:r>
+        <w:rPr>
+          <w:b w:val="0"/>
+        </w:rPr>
+        <w:t xml:space="preserve"> and review or re</w:t>
+      </w:r>
+      <w:r>
+        <w:rPr>
+          <w:b/>
+        </w:rPr>
+        <w:t>label</w:t>
+      </w:r>
+      <w:r>
+        <w:rPr>
+          <w:b w:val="0"/>
+        </w:rPr>
+        <w:t xml:space="preserve"> consistently for the intended task; do not erase the history.</w:t>
+      </w:r>
+    </w:p>
+    <w:p>
+      <w:pPr>
+        <w:pStyle w:val="Heading2"/>
+      </w:pPr>
+      <w:r>
+        <w:t>Earlier wording, alternatives and picture transcripts · reference / check after trying</w:t>
+      </w:r>
+    </w:p>
+    <w:p>
+      <w:pPr>
+        <w:spacing w:line="336" w:lineRule="auto" w:after="180"/>
+      </w:pPr>
+      <w:r>
+        <w:rPr>
+          <w:b w:val="0"/>
+        </w:rPr>
+        <w:t>Assess and explain the answers</w:t>
       </w:r>
     </w:p>
     <w:p>
@@ -4464,34 +5049,56 @@
     </w:p>
     <w:p>
       <w:pPr>
+        <w:spacing w:line="336" w:lineRule="auto" w:after="180"/>
+      </w:pPr>
+      <w:r>
+        <w:rPr>
+          <w:b w:val="0"/>
+        </w:rPr>
+        <w:t xml:space="preserve">Both meet the circle definition. Colour does not change the agreed shape </w:t>
+      </w:r>
+      <w:r>
+        <w:rPr>
+          <w:b/>
+        </w:rPr>
+        <w:t>label</w:t>
+      </w:r>
+      <w:r>
+        <w:rPr>
+          <w:b w:val="0"/>
+        </w:rPr>
+        <w:t>. Apply one definition consistently.</w:t>
+      </w:r>
+    </w:p>
+    <w:p>
+      <w:pPr>
         <w:pStyle w:val="Heading3"/>
       </w:pPr>
       <w:r>
-        <w:t>Teacher key · Worked case answer</w:t>
+        <w:t>Additional transfer practice question</w:t>
       </w:r>
     </w:p>
     <w:p>
       <w:pPr>
         <w:spacing w:line="336" w:lineRule="auto" w:after="180"/>
-        <w:shd w:fill="F1F6FC"/>
-      </w:pPr>
-      <w:r>
-        <w:rPr>
-          <w:b w:val="0"/>
-        </w:rPr>
-        <w:t xml:space="preserve">Both meet the circle definition. Colour does not change the agreed shape </w:t>
+      </w:pPr>
+      <w:r>
+        <w:rPr>
+          <w:b w:val="0"/>
+        </w:rPr>
+        <w:t xml:space="preserve">For this toy sorter, label an object Seed-bearing when seeds are observed, Other when inspection establishes that it has no seeds, and Review when the needed contents cannot be observed. Sort an opened apple with visible seeds, a pencil and a sealed mystery box. Which item needs more </w:t>
       </w:r>
       <w:r>
         <w:rPr>
           <w:b/>
         </w:rPr>
-        <w:t>label</w:t>
-      </w:r>
-      <w:r>
-        <w:rPr>
-          <w:b w:val="0"/>
-        </w:rPr>
-        <w:t>. Apply one definition consistently.</w:t>
+        <w:t>evidence</w:t>
+      </w:r>
+      <w:r>
+        <w:rPr>
+          <w:b w:val="0"/>
+        </w:rPr>
+        <w:t>, and why?</w:t>
       </w:r>
     </w:p>
     <w:p>
@@ -4499,61 +5106,12 @@
         <w:pStyle w:val="Heading3"/>
       </w:pPr>
       <w:r>
-        <w:t>Independent question</w:t>
-      </w:r>
-    </w:p>
-    <w:p>
-      <w:pPr>
-        <w:pStyle w:val="Heading3"/>
-      </w:pPr>
-      <w:r>
-        <w:t>Independent question · withhold the key</w:t>
+        <w:t>Reasoned practice answer</w:t>
       </w:r>
     </w:p>
     <w:p>
       <w:pPr>
         <w:spacing w:line="336" w:lineRule="auto" w:after="180"/>
-        <w:shd w:fill="F5F1FB"/>
-      </w:pPr>
-      <w:r>
-        <w:rPr>
-          <w:b w:val="0"/>
-        </w:rPr>
-        <w:t xml:space="preserve">For this toy sorter, label an object Seed-bearing when seeds are observed, Other when inspection establishes that it has no seeds, and Review when the needed contents cannot be observed. Sort an opened apple with visible seeds, a pencil and a sealed mystery box. Which item needs more </w:t>
-      </w:r>
-      <w:r>
-        <w:rPr>
-          <w:b/>
-        </w:rPr>
-        <w:t>evidence</w:t>
-      </w:r>
-      <w:r>
-        <w:rPr>
-          <w:b w:val="0"/>
-        </w:rPr>
-        <w:t>, and why?</w:t>
-      </w:r>
-    </w:p>
-    <w:p>
-      <w:pPr>
-        <w:pStyle w:val="Heading3"/>
-      </w:pPr>
-      <w:r>
-        <w:t>Expected independent answer</w:t>
-      </w:r>
-    </w:p>
-    <w:p>
-      <w:pPr>
-        <w:pStyle w:val="Heading3"/>
-      </w:pPr>
-      <w:r>
-        <w:t>Teacher key · Expected independent answer</w:t>
-      </w:r>
-    </w:p>
-    <w:p>
-      <w:pPr>
-        <w:spacing w:line="336" w:lineRule="auto" w:after="180"/>
-        <w:shd w:fill="F1F6FC"/>
       </w:pPr>
       <w:r>
         <w:rPr>
@@ -4883,46 +5441,184 @@
     </w:p>
     <w:p>
       <w:pPr>
+        <w:spacing w:line="336" w:lineRule="auto" w:after="180"/>
+      </w:pPr>
+      <w:r>
+        <w:rPr>
+          <w:b w:val="0"/>
+        </w:rPr>
+        <w:t>One defensible rule is 'designed by its maker for repeated use', which excludes the disposable bottle. Another is 'used more than once', which includes it.</w:t>
+      </w:r>
+    </w:p>
+    <w:p>
+      <w:pPr>
+        <w:spacing w:line="336" w:lineRule="auto" w:after="180"/>
+      </w:pPr>
+      <w:r>
+        <w:rPr>
+          <w:b w:val="0"/>
+        </w:rPr>
+        <w:t xml:space="preserve">State which task the </w:t>
+      </w:r>
+      <w:r>
+        <w:rPr>
+          <w:b/>
+        </w:rPr>
+        <w:t>label</w:t>
+      </w:r>
+      <w:r>
+        <w:rPr>
+          <w:b w:val="0"/>
+        </w:rPr>
+        <w:t>s serve, use one rule consistently and record unresolved cases; neither team should silently change definitions.</w:t>
+      </w:r>
+    </w:p>
+    <w:p>
+      <w:pPr>
         <w:pStyle w:val="Heading3"/>
       </w:pPr>
       <w:r>
-        <w:t>Teacher key · Original transfer answer</w:t>
+        <w:t>Explanations for the additional workbook examples</w:t>
+      </w:r>
+    </w:p>
+    <w:p>
+      <w:pPr>
+        <w:pStyle w:val="Heading3"/>
+      </w:pPr>
+      <w:r>
+        <w:t>W1 Apply the calendar guide</w:t>
+      </w:r>
+    </w:p>
+    <w:p>
+      <w:pPr>
+        <w:pStyle w:val="Heading3"/>
+      </w:pPr>
+      <w:r>
+        <w:t>W2 Replace a vague instruction</w:t>
+      </w:r>
+    </w:p>
+    <w:p>
+      <w:pPr>
+        <w:pStyle w:val="Heading3"/>
+      </w:pPr>
+      <w:r>
+        <w:t>W3 Count and investigate disagreement</w:t>
+      </w:r>
+    </w:p>
+    <w:p>
+      <w:pPr>
+        <w:pStyle w:val="Heading3"/>
+      </w:pPr>
+      <w:r>
+        <w:t>W4 Transfer the method to a new record</w:t>
       </w:r>
     </w:p>
     <w:p>
       <w:pPr>
         <w:spacing w:line="336" w:lineRule="auto" w:after="180"/>
-        <w:shd w:fill="F1F6FC"/>
-      </w:pPr>
-      <w:r>
-        <w:rPr>
-          <w:b w:val="0"/>
-        </w:rPr>
-        <w:t>One defensible rule is 'designed by its maker for repeated use', which excludes the disposable bottle. Another is 'used more than once', which includes it.</w:t>
+      </w:pPr>
+      <w:r>
+        <w:rPr>
+          <w:b w:val="0"/>
+        </w:rPr>
+        <w:t>A fictional equipment-request form accepts a whole-number borrowing duration of 1 through 7 days inclusive and one item code X or Y.</w:t>
       </w:r>
     </w:p>
     <w:p>
       <w:pPr>
         <w:spacing w:line="336" w:lineRule="auto" w:after="180"/>
-        <w:shd w:fill="F1F6FC"/>
-      </w:pPr>
-      <w:r>
-        <w:rPr>
-          <w:b w:val="0"/>
-        </w:rPr>
-        <w:t xml:space="preserve">State which task the </w:t>
-      </w:r>
+      </w:pPr>
       <w:r>
         <w:rPr>
           <w:b/>
         </w:rPr>
+        <w:t>Label</w:t>
+      </w:r>
+      <w:r>
+        <w:rPr>
+          <w:b w:val="0"/>
+        </w:rPr>
+        <w:t xml:space="preserve"> revise if any known field fails; otherwise </w:t>
+      </w:r>
+      <w:r>
+        <w:rPr>
+          <w:b/>
+        </w:rPr>
         <w:t>label</w:t>
       </w:r>
       <w:r>
         <w:rPr>
           <w:b w:val="0"/>
         </w:rPr>
-        <w:t>s serve, use one rule consistently and record unresolved cases; neither team should silently change definitions.</w:t>
+        <w:t xml:space="preserve"> review if a field is blank or unreadable; otherwise </w:t>
+      </w:r>
+      <w:r>
+        <w:rPr>
+          <w:b/>
+        </w:rPr>
+        <w:t>label</w:t>
+      </w:r>
+      <w:r>
+        <w:rPr>
+          <w:b w:val="0"/>
+        </w:rPr>
+        <w:t xml:space="preserve"> ready. Classify these forms and justify each: 7 days X; 8 days Y; unreadable duration X; 8 days blank code.</w:t>
+      </w:r>
+    </w:p>
+    <w:p>
+      <w:pPr>
+        <w:spacing w:line="336" w:lineRule="auto" w:after="180"/>
+      </w:pPr>
+      <w:r>
+        <w:rPr>
+          <w:b w:val="0"/>
+        </w:rPr>
+        <w:t>Explain whether ready alone grants permission to borrow.</w:t>
+      </w:r>
+    </w:p>
+    <w:p>
+      <w:pPr>
+        <w:spacing w:line="336" w:lineRule="auto" w:after="180"/>
+      </w:pPr>
+      <w:r>
+        <w:rPr>
+          <w:b w:val="0"/>
+        </w:rPr>
+        <w:t>7 days X is ready: both pass, including the endpoint. 8 days Y is revise: duration exceeds 7.</w:t>
+      </w:r>
+    </w:p>
+    <w:p>
+      <w:pPr>
+        <w:spacing w:line="336" w:lineRule="auto" w:after="180"/>
+      </w:pPr>
+      <w:r>
+        <w:rPr>
+          <w:b w:val="0"/>
+        </w:rPr>
+        <w:t>Unreadable duration X is review: no known failure but duration is unknown. 8 days blank code is revise: the known duration failure has priority.</w:t>
+      </w:r>
+    </w:p>
+    <w:p>
+      <w:pPr>
+        <w:spacing w:line="336" w:lineRule="auto" w:after="180"/>
+      </w:pPr>
+      <w:r>
+        <w:rPr>
+          <w:b w:val="0"/>
+        </w:rPr>
+        <w:t xml:space="preserve">Ready only means the printed fields satisfy this policy; borrowing still requires the actual availability and authorisation </w:t>
+      </w:r>
+      <w:r>
+        <w:rPr>
+          <w:b/>
+        </w:rPr>
+        <w:t>process</w:t>
+      </w:r>
+      <w:r>
+        <w:rPr>
+          <w:b w:val="0"/>
+        </w:rPr>
+        <w:t>.</w:t>
       </w:r>
     </w:p>
     <w:p>
@@ -4930,7 +5626,7 @@
         <w:pStyle w:val="Heading3"/>
       </w:pPr>
       <w:r>
-        <w:t>Explanations for the additional workbook examples</w:t>
+        <w:t>W5 Keep a policy change visible</w:t>
       </w:r>
     </w:p>
     <w:p>
@@ -4938,7 +5634,7 @@
         <w:pStyle w:val="Heading3"/>
       </w:pPr>
       <w:r>
-        <w:t>W1 Apply the calendar guide</w:t>
+        <w:t>Assess independent transfer</w:t>
       </w:r>
     </w:p>
     <w:p>
@@ -4946,37 +5642,82 @@
         <w:pStyle w:val="Heading3"/>
       </w:pPr>
       <w:r>
-        <w:t>Workbook question · W1</w:t>
+        <w:t>Selected case answer</w:t>
+      </w:r>
+    </w:p>
+    <w:p>
+      <w:pPr>
+        <w:pStyle w:val="Heading3"/>
+      </w:pPr>
+      <w:r>
+        <w:t>Feedback that the learner uses</w:t>
+      </w:r>
+    </w:p>
+    <w:p>
+      <w:pPr>
+        <w:pStyle w:val="Heading1"/>
+      </w:pPr>
+      <w:r>
+        <w:t>06. Connect, adapt and return</w:t>
+      </w:r>
+    </w:p>
+    <w:p>
+      <w:r>
+        <w:t>Retain the project evidence and revisit the reasoning on a changed case.</w:t>
+      </w:r>
+    </w:p>
+    <w:p>
+      <w:pPr>
+        <w:pStyle w:val="Heading2"/>
+      </w:pPr>
+      <w:r>
+        <w:t>Project evidence to keep</w:t>
       </w:r>
     </w:p>
     <w:p>
       <w:pPr>
         <w:spacing w:line="336" w:lineRule="auto" w:after="180"/>
-        <w:shd w:fill="F5F1FB"/>
-      </w:pPr>
-      <w:r>
-        <w:rPr>
-          <w:b w:val="0"/>
-        </w:rPr>
-        <w:t>The calendar policy accepts whole-number days 1 through 30 inclusive and a room code A or B. Check known failures first, then unknown fields, then readiness.</w:t>
+      </w:pPr>
+      <w:r>
+        <w:rPr>
+          <w:b w:val="0"/>
+        </w:rPr>
+        <w:t xml:space="preserve">Define the Classroom Sorter's bin </w:t>
+      </w:r>
+      <w:r>
+        <w:rPr>
+          <w:b/>
+        </w:rPr>
+        <w:t>label</w:t>
+      </w:r>
+      <w:r>
+        <w:rPr>
+          <w:b w:val="0"/>
+        </w:rPr>
+        <w:t>s and write how to handle objects that reasonably fit more than one bin.</w:t>
       </w:r>
     </w:p>
     <w:p>
       <w:pPr>
         <w:spacing w:line="336" w:lineRule="auto" w:after="180"/>
-        <w:shd w:fill="F5F1FB"/>
-      </w:pPr>
+      </w:pPr>
+      <w:r>
+        <w:rPr>
+          <w:b w:val="0"/>
+        </w:rPr>
+        <w:t xml:space="preserve">Keep the decision, </w:t>
+      </w:r>
       <w:r>
         <w:rPr>
           <w:b/>
         </w:rPr>
-        <w:t>Label</w:t>
-      </w:r>
-      <w:r>
-        <w:rPr>
-          <w:b w:val="0"/>
-        </w:rPr>
-        <w:t xml:space="preserve"> these cards and give </w:t>
+        <w:t>input</w:t>
+      </w:r>
+      <w:r>
+        <w:rPr>
+          <w:b w:val="0"/>
+        </w:rPr>
+        <w:t xml:space="preserve">, result, explanation and remaining limitation in the project </w:t>
       </w:r>
       <w:r>
         <w:rPr>
@@ -4988,79 +5729,143 @@
         <w:rPr>
           <w:b w:val="0"/>
         </w:rPr>
-        <w:t>: day 30 room B; day 31 room A; day 14 room unreadable; day 31 room unreadable.</w:t>
-      </w:r>
-    </w:p>
-    <w:p>
-      <w:pPr>
-        <w:pStyle w:val="Heading3"/>
-      </w:pPr>
-      <w:r>
-        <w:t>Teacher reasoning · W1</w:t>
+        <w:t xml:space="preserve"> record. Retrieve this record next week rather than restarting the project.</w:t>
       </w:r>
     </w:p>
     <w:p>
       <w:pPr>
         <w:spacing w:line="336" w:lineRule="auto" w:after="180"/>
-        <w:shd w:fill="F1F6FC"/>
-      </w:pPr>
-      <w:r>
-        <w:rPr>
-          <w:b w:val="0"/>
-        </w:rPr>
-        <w:t>In order: ready because both known fields pass; revise because 31 exceeds 30; review because the known day passes but the room is unknown; revise because the known day failure has priority over the unknown room.</w:t>
+      </w:pPr>
+      <w:r>
+        <w:rPr>
+          <w:b w:val="0"/>
+        </w:rPr>
+        <w:t xml:space="preserve">Write a sorter </w:t>
+      </w:r>
+      <w:r>
+        <w:rPr>
+          <w:b/>
+        </w:rPr>
+        <w:t>label</w:t>
+      </w:r>
+      <w:r>
+        <w:rPr>
+          <w:b w:val="0"/>
+        </w:rPr>
+        <w:t xml:space="preserve"> guide with examples of complete, invalid and unresolved </w:t>
+      </w:r>
+      <w:r>
+        <w:rPr>
+          <w:b/>
+        </w:rPr>
+        <w:t>input</w:t>
+      </w:r>
+      <w:r>
+        <w:rPr>
+          <w:b w:val="0"/>
+        </w:rPr>
+        <w:t xml:space="preserve">s before comparing </w:t>
+      </w:r>
+      <w:r>
+        <w:rPr>
+          <w:b/>
+        </w:rPr>
+        <w:t>label</w:t>
+      </w:r>
+      <w:r>
+        <w:rPr>
+          <w:b w:val="0"/>
+        </w:rPr>
+        <w:t>s.</w:t>
+      </w:r>
+    </w:p>
+    <w:p>
+      <w:pPr>
+        <w:pStyle w:val="Heading2"/>
+      </w:pPr>
+      <w:r>
+        <w:t>Support while preserving the reasoning goal</w:t>
       </w:r>
     </w:p>
     <w:p>
       <w:pPr>
         <w:spacing w:line="336" w:lineRule="auto" w:after="180"/>
-        <w:shd w:fill="F1F6FC"/>
-      </w:pPr>
-      <w:r>
-        <w:rPr>
-          <w:b w:val="0"/>
-        </w:rPr>
-        <w:t>Equality at 30 is accepted.</w:t>
-      </w:r>
-    </w:p>
-    <w:p>
-      <w:pPr>
-        <w:pStyle w:val="Heading3"/>
-      </w:pPr>
-      <w:r>
-        <w:t>W2 Replace a vague instruction</w:t>
-      </w:r>
-    </w:p>
-    <w:p>
-      <w:pPr>
-        <w:pStyle w:val="Heading3"/>
-      </w:pPr>
-      <w:r>
-        <w:t>Workbook question · W2</w:t>
+      </w:pPr>
+      <w:r>
+        <w:rPr>
+          <w:b w:val="0"/>
+        </w:rPr>
+        <w:t xml:space="preserve">Use physical cards, spoken explanations and a three-stage drawing. Read aloud without giving the answer. Stretch: compare two </w:t>
+      </w:r>
+      <w:r>
+        <w:rPr>
+          <w:b/>
+        </w:rPr>
+        <w:t>mechanism</w:t>
+      </w:r>
+      <w:r>
+        <w:rPr>
+          <w:b w:val="0"/>
+        </w:rPr>
+        <w:t xml:space="preserve">s with the same visible </w:t>
+      </w:r>
+      <w:r>
+        <w:rPr>
+          <w:b/>
+        </w:rPr>
+        <w:t>output</w:t>
+      </w:r>
+      <w:r>
+        <w:rPr>
+          <w:b w:val="0"/>
+        </w:rPr>
+        <w:t xml:space="preserve"> and explain what </w:t>
+      </w:r>
+      <w:r>
+        <w:rPr>
+          <w:b/>
+        </w:rPr>
+        <w:t>evidence</w:t>
+      </w:r>
+      <w:r>
+        <w:rPr>
+          <w:b w:val="0"/>
+        </w:rPr>
+        <w:t xml:space="preserve"> distinguishes them.</w:t>
       </w:r>
     </w:p>
     <w:p>
       <w:pPr>
         <w:spacing w:line="336" w:lineRule="auto" w:after="180"/>
-        <w:shd w:fill="F5F1FB"/>
-      </w:pPr>
-      <w:r>
-        <w:rPr>
-          <w:b w:val="0"/>
-        </w:rPr>
-        <w:t xml:space="preserve">A helper says </w:t>
+      </w:pPr>
+      <w:r>
+        <w:rPr>
+          <w:b w:val="0"/>
+        </w:rPr>
+        <w:t>Provide a three-step checklist and highlight known versus unreadable fields using words as well as colour. Let learners explain orally while pointing to the criterion.</w:t>
+      </w:r>
+    </w:p>
+    <w:p>
+      <w:pPr>
+        <w:spacing w:line="336" w:lineRule="auto" w:after="180"/>
+      </w:pPr>
+      <w:r>
+        <w:rPr>
+          <w:b w:val="0"/>
+        </w:rPr>
+        <w:t xml:space="preserve">Extension: ask how a different priority policy would </w:t>
       </w:r>
       <w:r>
         <w:rPr>
           <w:b/>
         </w:rPr>
-        <w:t>Label</w:t>
-      </w:r>
-      <w:r>
-        <w:rPr>
-          <w:b w:val="0"/>
-        </w:rPr>
-        <w:t xml:space="preserve"> a card ready if it looks nice. Explain why this can lead to inconsistent </w:t>
+        <w:t>label</w:t>
+      </w:r>
+      <w:r>
+        <w:rPr>
+          <w:b w:val="0"/>
+        </w:rPr>
+        <w:t xml:space="preserve"> mixed cases, and why that change must be documented rather than silently merged into the old </w:t>
       </w:r>
       <w:r>
         <w:rPr>
@@ -5078,45 +5883,47 @@
     <w:p>
       <w:pPr>
         <w:spacing w:line="336" w:lineRule="auto" w:after="180"/>
-        <w:shd w:fill="F5F1FB"/>
-      </w:pPr>
-      <w:r>
-        <w:rPr>
-          <w:b w:val="0"/>
-        </w:rPr>
-        <w:t>Replace it with an instruction that another person can apply using the calendar policy, including what to do about a blank field.</w:t>
-      </w:r>
-    </w:p>
-    <w:p>
-      <w:pPr>
-        <w:pStyle w:val="Heading3"/>
-      </w:pPr>
-      <w:r>
-        <w:t>Teacher reasoning · W2</w:t>
+      </w:pPr>
+      <w:r>
+        <w:rPr>
+          <w:b w:val="0"/>
+        </w:rPr>
+        <w:t xml:space="preserve">W4 is secure when all four </w:t>
+      </w:r>
+      <w:r>
+        <w:rPr>
+          <w:b/>
+        </w:rPr>
+        <w:t>label</w:t>
+      </w:r>
+      <w:r>
+        <w:rPr>
+          <w:b w:val="0"/>
+        </w:rPr>
+        <w:t xml:space="preserve">s follow the new range and codes, the reasons cite the relevant </w:t>
+      </w:r>
+      <w:r>
+        <w:rPr>
+          <w:b/>
+        </w:rPr>
+        <w:t>evidence</w:t>
+      </w:r>
+      <w:r>
+        <w:rPr>
+          <w:b w:val="0"/>
+        </w:rPr>
+        <w:t>, the mixed failure/unknown case respects priority, and ready is not treated as authorisation.</w:t>
       </w:r>
     </w:p>
     <w:p>
       <w:pPr>
         <w:spacing w:line="336" w:lineRule="auto" w:after="180"/>
-        <w:shd w:fill="F1F6FC"/>
-      </w:pPr>
-      <w:r>
-        <w:rPr>
-          <w:b w:val="0"/>
-        </w:rPr>
-        <w:t>Looks nice has no agreed observable criterion and can invite different preferences.</w:t>
-      </w:r>
-    </w:p>
-    <w:p>
-      <w:pPr>
-        <w:spacing w:line="336" w:lineRule="auto" w:after="180"/>
-        <w:shd w:fill="F1F6FC"/>
-      </w:pPr>
-      <w:r>
-        <w:rPr>
-          <w:b w:val="0"/>
-        </w:rPr>
-        <w:t xml:space="preserve">A usable replacement checks for a known day outside whole numbers 1 to 30 or a known room other than A/B and </w:t>
+      </w:pPr>
+      <w:r>
+        <w:rPr>
+          <w:b w:val="0"/>
+        </w:rPr>
+        <w:t xml:space="preserve">If only the </w:t>
       </w:r>
       <w:r>
         <w:rPr>
@@ -5128,1106 +5935,15 @@
         <w:rPr>
           <w:b w:val="0"/>
         </w:rPr>
-        <w:t xml:space="preserve">s revise; otherwise any blank or unreadable required field gives review; otherwise </w:t>
-      </w:r>
-      <w:r>
-        <w:rPr>
-          <w:b/>
-        </w:rPr>
-        <w:t>label</w:t>
-      </w:r>
-      <w:r>
-        <w:rPr>
-          <w:b w:val="0"/>
-        </w:rPr>
-        <w:t xml:space="preserve"> ready.</w:t>
-      </w:r>
-    </w:p>
-    <w:p>
-      <w:pPr>
-        <w:spacing w:line="336" w:lineRule="auto" w:after="180"/>
-        <w:shd w:fill="F1F6FC"/>
-      </w:pPr>
-      <w:r>
-        <w:rPr>
-          <w:b w:val="0"/>
-        </w:rPr>
-        <w:t>Accept equivalent wording that preserves all criteria and priority.</w:t>
-      </w:r>
-    </w:p>
-    <w:p>
-      <w:pPr>
-        <w:pStyle w:val="Heading3"/>
-      </w:pPr>
-      <w:r>
-        <w:t>W3 Count and investigate disagreement</w:t>
-      </w:r>
-    </w:p>
-    <w:p>
-      <w:pPr>
-        <w:pStyle w:val="Heading3"/>
-      </w:pPr>
-      <w:r>
-        <w:t>Workbook question · W3</w:t>
-      </w:r>
-    </w:p>
-    <w:p>
-      <w:pPr>
-        <w:spacing w:line="336" w:lineRule="auto" w:after="180"/>
-        <w:shd w:fill="F5F1FB"/>
-      </w:pPr>
-      <w:r>
-        <w:rPr>
-          <w:b w:val="0"/>
-        </w:rPr>
-        <w:t xml:space="preserve">For the same four cards, Mina records ready, revise, review, ready. Theo records ready, review, review, revise. How many positions agree? Identify the </w:t>
-      </w:r>
-      <w:r>
-        <w:rPr>
-          <w:b/>
-        </w:rPr>
-        <w:t>disagreement</w:t>
-      </w:r>
-      <w:r>
-        <w:rPr>
-          <w:b w:val="0"/>
-        </w:rPr>
-        <w:t>s.</w:t>
-      </w:r>
-    </w:p>
-    <w:p>
-      <w:pPr>
-        <w:spacing w:line="336" w:lineRule="auto" w:after="180"/>
-        <w:shd w:fill="F5F1FB"/>
-      </w:pPr>
-      <w:r>
-        <w:rPr>
-          <w:b w:val="0"/>
-        </w:rPr>
-        <w:t xml:space="preserve">Can you decide which </w:t>
-      </w:r>
-      <w:r>
-        <w:rPr>
-          <w:b/>
-        </w:rPr>
-        <w:t>annotator</w:t>
-      </w:r>
-      <w:r>
-        <w:rPr>
-          <w:b w:val="0"/>
-        </w:rPr>
-        <w:t xml:space="preserve"> is correct from these </w:t>
-      </w:r>
-      <w:r>
-        <w:rPr>
-          <w:b/>
-        </w:rPr>
-        <w:t>label</w:t>
-      </w:r>
-      <w:r>
-        <w:rPr>
-          <w:b w:val="0"/>
-        </w:rPr>
-        <w:t xml:space="preserve"> lists alone? Explain what else you need.</w:t>
-      </w:r>
-    </w:p>
-    <w:p>
-      <w:pPr>
-        <w:pStyle w:val="Heading3"/>
-      </w:pPr>
-      <w:r>
-        <w:t>Teacher reasoning · W3</w:t>
-      </w:r>
-    </w:p>
-    <w:p>
-      <w:pPr>
-        <w:spacing w:line="336" w:lineRule="auto" w:after="180"/>
-        <w:shd w:fill="F1F6FC"/>
-      </w:pPr>
-      <w:r>
-        <w:rPr>
-          <w:b w:val="0"/>
-        </w:rPr>
-        <w:t>Positions 1 and 3 agree, so there are two agreements out of four. Positions 2 and 4 disagree.</w:t>
-      </w:r>
-    </w:p>
-    <w:p>
-      <w:pPr>
-        <w:spacing w:line="336" w:lineRule="auto" w:after="180"/>
-        <w:shd w:fill="F1F6FC"/>
-      </w:pPr>
-      <w:r>
-        <w:rPr>
-          <w:b w:val="0"/>
-        </w:rPr>
-        <w:t xml:space="preserve">The lists alone do not show which </w:t>
-      </w:r>
-      <w:r>
-        <w:rPr>
-          <w:b/>
-        </w:rPr>
-        <w:t>label</w:t>
-      </w:r>
-      <w:r>
-        <w:rPr>
-          <w:b w:val="0"/>
-        </w:rPr>
-        <w:t>s are correct; inspect the corresponding card fields and the guide version, then compare each explanation with the criteria.</w:t>
-      </w:r>
-    </w:p>
-    <w:p>
-      <w:pPr>
-        <w:spacing w:line="336" w:lineRule="auto" w:after="180"/>
-        <w:shd w:fill="F1F6FC"/>
-      </w:pPr>
-      <w:r>
-        <w:rPr>
-          <w:b w:val="0"/>
-        </w:rPr>
-        <w:t>Agreement at positions 1 and 3 does not itself prove correctness.</w:t>
-      </w:r>
-    </w:p>
-    <w:p>
-      <w:pPr>
-        <w:pStyle w:val="Heading3"/>
-      </w:pPr>
-      <w:r>
-        <w:t>W4 Transfer the method to a new record</w:t>
-      </w:r>
-    </w:p>
-    <w:p>
-      <w:pPr>
-        <w:pStyle w:val="Heading3"/>
-      </w:pPr>
-      <w:r>
-        <w:t>Workbook question · W4</w:t>
-      </w:r>
-    </w:p>
-    <w:p>
-      <w:pPr>
-        <w:spacing w:line="336" w:lineRule="auto" w:after="180"/>
-        <w:shd w:fill="F5F1FB"/>
-      </w:pPr>
-      <w:r>
-        <w:rPr>
-          <w:b w:val="0"/>
-        </w:rPr>
-        <w:t>A fictional equipment-request form accepts a whole-number borrowing duration of 1 through 7 days inclusive and one item code X or Y.</w:t>
-      </w:r>
-    </w:p>
-    <w:p>
-      <w:pPr>
-        <w:spacing w:line="336" w:lineRule="auto" w:after="180"/>
-        <w:shd w:fill="F5F1FB"/>
-      </w:pPr>
-      <w:r>
-        <w:rPr>
-          <w:b/>
-        </w:rPr>
-        <w:t>Label</w:t>
-      </w:r>
-      <w:r>
-        <w:rPr>
-          <w:b w:val="0"/>
-        </w:rPr>
-        <w:t xml:space="preserve"> revise if any known field fails; otherwise </w:t>
-      </w:r>
-      <w:r>
-        <w:rPr>
-          <w:b/>
-        </w:rPr>
-        <w:t>label</w:t>
-      </w:r>
-      <w:r>
-        <w:rPr>
-          <w:b w:val="0"/>
-        </w:rPr>
-        <w:t xml:space="preserve"> review if a field is blank or unreadable; otherwise </w:t>
-      </w:r>
-      <w:r>
-        <w:rPr>
-          <w:b/>
-        </w:rPr>
-        <w:t>label</w:t>
-      </w:r>
-      <w:r>
-        <w:rPr>
-          <w:b w:val="0"/>
-        </w:rPr>
-        <w:t xml:space="preserve"> ready. Classify these forms and justify each: 7 days X; 8 days Y; unreadable duration X; 8 days blank code.</w:t>
-      </w:r>
-    </w:p>
-    <w:p>
-      <w:pPr>
-        <w:spacing w:line="336" w:lineRule="auto" w:after="180"/>
-        <w:shd w:fill="F5F1FB"/>
-      </w:pPr>
-      <w:r>
-        <w:rPr>
-          <w:b w:val="0"/>
-        </w:rPr>
-        <w:t>Explain whether ready alone grants permission to borrow.</w:t>
-      </w:r>
-    </w:p>
-    <w:p>
-      <w:pPr>
-        <w:pStyle w:val="Heading3"/>
-      </w:pPr>
-      <w:r>
-        <w:t>Teacher reasoning · W4</w:t>
-      </w:r>
-    </w:p>
-    <w:p>
-      <w:pPr>
-        <w:spacing w:line="336" w:lineRule="auto" w:after="180"/>
-        <w:shd w:fill="F1F6FC"/>
-      </w:pPr>
-      <w:r>
-        <w:rPr>
-          <w:b w:val="0"/>
-        </w:rPr>
-        <w:t>7 days X is ready: both pass, including the endpoint. 8 days Y is revise: duration exceeds 7.</w:t>
-      </w:r>
-    </w:p>
-    <w:p>
-      <w:pPr>
-        <w:spacing w:line="336" w:lineRule="auto" w:after="180"/>
-        <w:shd w:fill="F1F6FC"/>
-      </w:pPr>
-      <w:r>
-        <w:rPr>
-          <w:b w:val="0"/>
-        </w:rPr>
-        <w:t>Unreadable duration X is review: no known failure but duration is unknown. 8 days blank code is revise: the known duration failure has priority.</w:t>
-      </w:r>
-    </w:p>
-    <w:p>
-      <w:pPr>
-        <w:spacing w:line="336" w:lineRule="auto" w:after="180"/>
-        <w:shd w:fill="F1F6FC"/>
-      </w:pPr>
-      <w:r>
-        <w:rPr>
-          <w:b w:val="0"/>
-        </w:rPr>
-        <w:t xml:space="preserve">Ready only means the printed fields satisfy this policy; borrowing still requires the actual availability and authorisation </w:t>
-      </w:r>
-      <w:r>
-        <w:rPr>
-          <w:b/>
-        </w:rPr>
-        <w:t>process</w:t>
-      </w:r>
-      <w:r>
-        <w:rPr>
-          <w:b w:val="0"/>
-        </w:rPr>
-        <w:t>.</w:t>
-      </w:r>
-    </w:p>
-    <w:p>
-      <w:pPr>
-        <w:pStyle w:val="Heading3"/>
-      </w:pPr>
-      <w:r>
-        <w:t>W5 Keep a policy change visible</w:t>
-      </w:r>
-    </w:p>
-    <w:p>
-      <w:pPr>
-        <w:pStyle w:val="Heading3"/>
-      </w:pPr>
-      <w:r>
-        <w:t>Workbook question · W5</w:t>
-      </w:r>
-    </w:p>
-    <w:p>
-      <w:pPr>
-        <w:spacing w:line="336" w:lineRule="auto" w:after="180"/>
-        <w:shd w:fill="F5F1FB"/>
-      </w:pPr>
-      <w:r>
-        <w:rPr>
-          <w:b w:val="0"/>
-        </w:rPr>
-        <w:t xml:space="preserve">Version 1 accepts calendar days 1 through 30. Version 2 accepts days 1 through 31. A card says day 31 room A. State its </w:t>
-      </w:r>
-      <w:r>
-        <w:rPr>
-          <w:b/>
-        </w:rPr>
-        <w:t>label</w:t>
-      </w:r>
-      <w:r>
-        <w:rPr>
-          <w:b w:val="0"/>
-        </w:rPr>
-        <w:t xml:space="preserve"> under each version.</w:t>
-      </w:r>
-    </w:p>
-    <w:p>
-      <w:pPr>
-        <w:spacing w:line="336" w:lineRule="auto" w:after="180"/>
-        <w:shd w:fill="F5F1FB"/>
-      </w:pPr>
-      <w:r>
-        <w:rPr>
-          <w:b w:val="0"/>
-        </w:rPr>
-        <w:t xml:space="preserve">Explain why mixing the two </w:t>
-      </w:r>
-      <w:r>
-        <w:rPr>
-          <w:b/>
-        </w:rPr>
-        <w:t>label</w:t>
-      </w:r>
-      <w:r>
-        <w:rPr>
-          <w:b w:val="0"/>
-        </w:rPr>
-        <w:t xml:space="preserve">s without recording the version could create a misleading </w:t>
-      </w:r>
-      <w:r>
-        <w:rPr>
-          <w:b/>
-        </w:rPr>
-        <w:t>training</w:t>
-      </w:r>
-      <w:r>
-        <w:rPr>
-          <w:b w:val="0"/>
-        </w:rPr>
-        <w:t xml:space="preserve"> dataset.</w:t>
-      </w:r>
-    </w:p>
-    <w:p>
-      <w:pPr>
-        <w:pStyle w:val="Heading3"/>
-      </w:pPr>
-      <w:r>
-        <w:t>Teacher reasoning · W5</w:t>
-      </w:r>
-    </w:p>
-    <w:p>
-      <w:pPr>
-        <w:spacing w:line="336" w:lineRule="auto" w:after="180"/>
-        <w:shd w:fill="F1F6FC"/>
-      </w:pPr>
-      <w:r>
-        <w:rPr>
-          <w:b w:val="0"/>
-        </w:rPr>
-        <w:t>Under Version 1 the card is revise; under Version 2 it is ready. Both can be correct relative to their different policies.</w:t>
-      </w:r>
-    </w:p>
-    <w:p>
-      <w:pPr>
-        <w:spacing w:line="336" w:lineRule="auto" w:after="180"/>
-        <w:shd w:fill="F1F6FC"/>
-      </w:pPr>
-      <w:r>
-        <w:rPr>
-          <w:b w:val="0"/>
-        </w:rPr>
-        <w:t>If the version is omitted, identical printed fields appear to have conflicting targets without explanation.</w:t>
-      </w:r>
-    </w:p>
-    <w:p>
-      <w:pPr>
-        <w:spacing w:line="336" w:lineRule="auto" w:after="180"/>
-        <w:shd w:fill="F1F6FC"/>
-      </w:pPr>
-      <w:r>
-        <w:rPr>
-          <w:b w:val="0"/>
-        </w:rPr>
-        <w:t xml:space="preserve">Record which policy produced each </w:t>
-      </w:r>
-      <w:r>
-        <w:rPr>
-          <w:b/>
-        </w:rPr>
-        <w:t>label</w:t>
-      </w:r>
-      <w:r>
-        <w:rPr>
-          <w:b w:val="0"/>
-        </w:rPr>
-        <w:t xml:space="preserve"> and review or re</w:t>
-      </w:r>
-      <w:r>
-        <w:rPr>
-          <w:b/>
-        </w:rPr>
-        <w:t>label</w:t>
-      </w:r>
-      <w:r>
-        <w:rPr>
-          <w:b w:val="0"/>
-        </w:rPr>
-        <w:t xml:space="preserve"> consistently for the intended task; do not erase the history.</w:t>
-      </w:r>
-    </w:p>
-    <w:p>
-      <w:pPr>
-        <w:pStyle w:val="Heading3"/>
-      </w:pPr>
-      <w:r>
-        <w:t>Assess independent transfer</w:t>
-      </w:r>
-    </w:p>
-    <w:p>
-      <w:pPr>
-        <w:pStyle w:val="Heading3"/>
-      </w:pPr>
-      <w:r>
-        <w:t>Independent question · withhold the key</w:t>
-      </w:r>
-    </w:p>
-    <w:p>
-      <w:pPr>
-        <w:spacing w:line="336" w:lineRule="auto" w:after="180"/>
-        <w:shd w:fill="F5F1FB"/>
-      </w:pPr>
-      <w:r>
-        <w:rPr>
-          <w:b w:val="0"/>
-        </w:rPr>
-        <w:t>Selected case: A fictional equipment-request form accepts a whole-number borrowing duration of 1 through 7 days inclusive and one item code X or Y.</w:t>
-      </w:r>
-    </w:p>
-    <w:p>
-      <w:pPr>
-        <w:spacing w:line="336" w:lineRule="auto" w:after="180"/>
-        <w:shd w:fill="F5F1FB"/>
-      </w:pPr>
-      <w:r>
-        <w:rPr>
-          <w:b/>
-        </w:rPr>
-        <w:t>Label</w:t>
-      </w:r>
-      <w:r>
-        <w:rPr>
-          <w:b w:val="0"/>
-        </w:rPr>
-        <w:t xml:space="preserve"> revise if any known field fails; otherwise </w:t>
-      </w:r>
-      <w:r>
-        <w:rPr>
-          <w:b/>
-        </w:rPr>
-        <w:t>label</w:t>
-      </w:r>
-      <w:r>
-        <w:rPr>
-          <w:b w:val="0"/>
-        </w:rPr>
-        <w:t xml:space="preserve"> review if a field is blank or unreadable; otherwise </w:t>
-      </w:r>
-      <w:r>
-        <w:rPr>
-          <w:b/>
-        </w:rPr>
-        <w:t>label</w:t>
-      </w:r>
-      <w:r>
-        <w:rPr>
-          <w:b w:val="0"/>
-        </w:rPr>
-        <w:t xml:space="preserve"> ready. Classify these forms and justify each: 7 days X; 8 days Y; unreadable duration X; 8 days blank code.</w:t>
-      </w:r>
-    </w:p>
-    <w:p>
-      <w:pPr>
-        <w:spacing w:line="336" w:lineRule="auto" w:after="180"/>
-        <w:shd w:fill="F5F1FB"/>
-      </w:pPr>
-      <w:r>
-        <w:rPr>
-          <w:b w:val="0"/>
-        </w:rPr>
-        <w:t>Explain whether ready alone grants permission to borrow.</w:t>
-      </w:r>
-    </w:p>
-    <w:p>
-      <w:pPr>
-        <w:pStyle w:val="Heading3"/>
-      </w:pPr>
-      <w:r>
-        <w:t>Selected case answer</w:t>
-      </w:r>
-    </w:p>
-    <w:p>
-      <w:pPr>
-        <w:pStyle w:val="Heading3"/>
-      </w:pPr>
-      <w:r>
-        <w:t>Teacher key · Selected case answer</w:t>
-      </w:r>
-    </w:p>
-    <w:p>
-      <w:pPr>
-        <w:spacing w:line="336" w:lineRule="auto" w:after="180"/>
-        <w:shd w:fill="F1F6FC"/>
-      </w:pPr>
-      <w:r>
-        <w:rPr>
-          <w:b w:val="0"/>
-        </w:rPr>
-        <w:t>7 days X is ready: both pass, including the endpoint. 8 days Y is revise: duration exceeds 7.</w:t>
-      </w:r>
-    </w:p>
-    <w:p>
-      <w:pPr>
-        <w:spacing w:line="336" w:lineRule="auto" w:after="180"/>
-        <w:shd w:fill="F1F6FC"/>
-      </w:pPr>
-      <w:r>
-        <w:rPr>
-          <w:b w:val="0"/>
-        </w:rPr>
-        <w:t>Unreadable duration X is review: no known failure but duration is unknown. 8 days blank code is revise: the known duration failure has priority.</w:t>
-      </w:r>
-    </w:p>
-    <w:p>
-      <w:pPr>
-        <w:spacing w:line="336" w:lineRule="auto" w:after="180"/>
-        <w:shd w:fill="F1F6FC"/>
-      </w:pPr>
-      <w:r>
-        <w:rPr>
-          <w:b w:val="0"/>
-        </w:rPr>
-        <w:t xml:space="preserve">Ready only means the printed fields satisfy this policy; borrowing still requires the actual availability and authorisation </w:t>
-      </w:r>
-      <w:r>
-        <w:rPr>
-          <w:b/>
-        </w:rPr>
-        <w:t>process</w:t>
-      </w:r>
-      <w:r>
-        <w:rPr>
-          <w:b w:val="0"/>
-        </w:rPr>
-        <w:t>.</w:t>
-      </w:r>
-    </w:p>
-    <w:tbl>
-      <w:tblPr>
-        <w:tblStyle w:val="LightShading-Accent1"/>
-        <w:tblW w:type="auto" w:w="0"/>
-        <w:tblLook w:firstColumn="1" w:firstRow="1" w:lastColumn="0" w:lastRow="0" w:noHBand="0" w:noVBand="1" w:val="04A0"/>
-      </w:tblPr>
-      <w:tblGrid>
-        <w:gridCol w:w="5112"/>
-        <w:gridCol w:w="5112"/>
-      </w:tblGrid>
-      <w:tr>
-        <w:trPr>
-          <w:tblHeader/>
-        </w:trPr>
-        <w:tc>
-          <w:tcPr>
-            <w:tcW w:type="dxa" w:w="5112"/>
-          </w:tcPr>
-          <w:p>
-            <w:r>
-              <w:t>Dimension</w:t>
-            </w:r>
-          </w:p>
-        </w:tc>
-        <w:tc>
-          <w:tcPr>
-            <w:tcW w:type="dxa" w:w="5112"/>
-          </w:tcPr>
-          <w:p>
-            <w:r>
-              <w:t>Evidence required</w:t>
-            </w:r>
-          </w:p>
-        </w:tc>
-      </w:tr>
-      <w:tr>
-        <w:tc>
-          <w:tcPr>
-            <w:tcW w:type="dxa" w:w="5112"/>
-          </w:tcPr>
-          <w:p>
-            <w:r>
-              <w:t>Explanation</w:t>
-            </w:r>
-          </w:p>
-        </w:tc>
-        <w:tc>
-          <w:tcPr>
-            <w:tcW w:type="dxa" w:w="5112"/>
-          </w:tcPr>
-          <w:p>
-            <w:r>
-              <w:t>Names the applicable idea or procedure and ties it to the supplied facts.</w:t>
-            </w:r>
-          </w:p>
-        </w:tc>
-      </w:tr>
-      <w:tr>
-        <w:tc>
-          <w:tcPr>
-            <w:tcW w:type="dxa" w:w="5112"/>
-          </w:tcPr>
-          <w:p>
-            <w:r>
-              <w:t>Trace and result</w:t>
-            </w:r>
-          </w:p>
-        </w:tc>
-        <w:tc>
-          <w:tcPr>
-            <w:tcW w:type="dxa" w:w="5112"/>
-          </w:tcPr>
-          <w:p>
-            <w:r>
-              <w:t>Preserves the given inputs and shows the relevant intermediate steps; distinguishes a prediction from an observed execution.</w:t>
-            </w:r>
-          </w:p>
-        </w:tc>
-      </w:tr>
-      <w:tr>
-        <w:tc>
-          <w:tcPr>
-            <w:tcW w:type="dxa" w:w="5112"/>
-          </w:tcPr>
-          <w:p>
-            <w:r>
-              <w:t>Limits</w:t>
-            </w:r>
-          </w:p>
-        </w:tc>
-        <w:tc>
-          <w:tcPr>
-            <w:tcW w:type="dxa" w:w="5112"/>
-          </w:tcPr>
-          <w:p>
-            <w:r>
-              <w:t>States the assumptions, missing evidence or conditions under which the result would change.</w:t>
-            </w:r>
-          </w:p>
-        </w:tc>
-      </w:tr>
-    </w:tbl>
-    <w:p>
-      <w:pPr>
-        <w:pStyle w:val="Heading3"/>
-      </w:pPr>
-      <w:r>
-        <w:t>Teacher key · Selected case answer</w:t>
-      </w:r>
-    </w:p>
-    <w:p>
-      <w:pPr>
-        <w:spacing w:line="336" w:lineRule="auto" w:after="180"/>
-        <w:shd w:fill="F1F6FC"/>
-      </w:pPr>
-      <w:r>
-        <w:rPr>
-          <w:b w:val="0"/>
-        </w:rPr>
-        <w:t>Record each dimension as not yet, with support, or independent. Accept a valid alternative procedure with a defensible trace.</w:t>
-      </w:r>
-    </w:p>
-    <w:p>
-      <w:pPr>
-        <w:spacing w:line="336" w:lineRule="auto" w:after="180"/>
-        <w:shd w:fill="F1F6FC"/>
-      </w:pPr>
-      <w:r>
-        <w:rPr>
-          <w:b w:val="0"/>
-        </w:rPr>
-        <w:t xml:space="preserve">Do not penalise an honestly recorded model failure if the learner correctly explains its </w:t>
-      </w:r>
-      <w:r>
-        <w:rPr>
-          <w:b/>
-        </w:rPr>
-        <w:t>evidence</w:t>
-      </w:r>
-      <w:r>
-        <w:rPr>
-          <w:b w:val="0"/>
-        </w:rPr>
-        <w:t xml:space="preserve"> and limits.</w:t>
-      </w:r>
-    </w:p>
-    <w:p>
-      <w:pPr>
-        <w:pStyle w:val="Heading3"/>
-      </w:pPr>
-      <w:r>
-        <w:t>Feedback that the learner uses</w:t>
-      </w:r>
-    </w:p>
-    <w:p>
-      <w:pPr>
-        <w:spacing w:line="336" w:lineRule="auto" w:after="180"/>
-      </w:pPr>
-      <w:r>
-        <w:rPr>
-          <w:b w:val="0"/>
-        </w:rPr>
-        <w:t>Name the earliest unsupported step and give one action to repair it. Have the learner make that repair now and explain why. Then assess the relevant skill on a fresh, fully specified case.</w:t>
-      </w:r>
-    </w:p>
-    <w:p>
-      <w:pPr>
-        <w:spacing w:line="336" w:lineRule="auto" w:after="180"/>
-      </w:pPr>
-      <w:r>
-        <w:rPr>
-          <w:b w:val="0"/>
-        </w:rPr>
-        <w:t>Confirm it was not previously practised with feedback; solve and check the new case before assigning it. A follow-up design prompt is a starting brief, not automatically an equivalent test.</w:t>
-      </w:r>
-    </w:p>
-    <w:p>
-      <w:pPr>
-        <w:pStyle w:val="Heading1"/>
-      </w:pPr>
-      <w:r>
-        <w:t>06. Connect and extend learning</w:t>
-      </w:r>
-    </w:p>
-    <w:p>
-      <w:r>
-        <w:t>Connect Categories and Labels to Helpful Classroom Sorter, adapt support and plan a later changed-case check.</w:t>
-      </w:r>
-    </w:p>
-    <w:p>
-      <w:pPr>
-        <w:pStyle w:val="Heading3"/>
-      </w:pPr>
-      <w:r>
-        <w:t>Helpful Classroom Sorter</w:t>
-      </w:r>
-    </w:p>
-    <w:p>
-      <w:pPr>
-        <w:spacing w:line="336" w:lineRule="auto" w:after="180"/>
-      </w:pPr>
-      <w:r>
-        <w:rPr>
-          <w:b w:val="0"/>
-        </w:rPr>
-        <w:t xml:space="preserve">Define the Classroom Sorter's bin </w:t>
-      </w:r>
-      <w:r>
-        <w:rPr>
-          <w:b/>
-        </w:rPr>
-        <w:t>label</w:t>
-      </w:r>
-      <w:r>
-        <w:rPr>
-          <w:b w:val="0"/>
-        </w:rPr>
-        <w:t>s and write how to handle objects that reasonably fit more than one bin.</w:t>
-      </w:r>
-    </w:p>
-    <w:p>
-      <w:pPr>
-        <w:spacing w:line="336" w:lineRule="auto" w:after="180"/>
-      </w:pPr>
-      <w:r>
-        <w:rPr>
-          <w:b w:val="0"/>
-        </w:rPr>
-        <w:t xml:space="preserve">Keep the decision, </w:t>
-      </w:r>
-      <w:r>
-        <w:rPr>
-          <w:b/>
-        </w:rPr>
-        <w:t>input</w:t>
-      </w:r>
-      <w:r>
-        <w:rPr>
-          <w:b w:val="0"/>
-        </w:rPr>
-        <w:t xml:space="preserve">, result, explanation and remaining limitation in the project </w:t>
-      </w:r>
-      <w:r>
-        <w:rPr>
-          <w:b/>
-        </w:rPr>
-        <w:t>evidence</w:t>
-      </w:r>
-      <w:r>
-        <w:rPr>
-          <w:b w:val="0"/>
-        </w:rPr>
-        <w:t xml:space="preserve"> record. Retrieve this record next week rather than restarting the project.</w:t>
-      </w:r>
-    </w:p>
-    <w:p>
-      <w:pPr>
-        <w:pStyle w:val="Heading3"/>
-      </w:pPr>
-      <w:r>
-        <w:t>Support and stretch</w:t>
-      </w:r>
-    </w:p>
-    <w:p>
-      <w:pPr>
-        <w:spacing w:line="336" w:lineRule="auto" w:after="180"/>
-      </w:pPr>
-      <w:r>
-        <w:rPr>
-          <w:b w:val="0"/>
-        </w:rPr>
-        <w:t xml:space="preserve">Use physical cards, spoken explanations and a three-stage drawing. Read aloud without giving the answer. Stretch: compare two </w:t>
-      </w:r>
-      <w:r>
-        <w:rPr>
-          <w:b/>
-        </w:rPr>
-        <w:t>mechanism</w:t>
-      </w:r>
-      <w:r>
-        <w:rPr>
-          <w:b w:val="0"/>
-        </w:rPr>
-        <w:t xml:space="preserve">s with the same visible </w:t>
-      </w:r>
-      <w:r>
-        <w:rPr>
-          <w:b/>
-        </w:rPr>
-        <w:t>output</w:t>
-      </w:r>
-      <w:r>
-        <w:rPr>
-          <w:b w:val="0"/>
-        </w:rPr>
-        <w:t xml:space="preserve"> and explain what </w:t>
-      </w:r>
-      <w:r>
-        <w:rPr>
-          <w:b/>
-        </w:rPr>
-        <w:t>evidence</w:t>
-      </w:r>
-      <w:r>
-        <w:rPr>
-          <w:b w:val="0"/>
-        </w:rPr>
-        <w:t xml:space="preserve"> distinguishes them.</w:t>
-      </w:r>
-    </w:p>
-    <w:p>
-      <w:pPr>
-        <w:pStyle w:val="Heading3"/>
-      </w:pPr>
-      <w:r>
-        <w:t>Exit reflection</w:t>
-      </w:r>
-    </w:p>
-    <w:p>
-      <w:pPr>
-        <w:spacing w:line="336" w:lineRule="auto" w:after="180"/>
-      </w:pPr>
-      <w:r>
-        <w:rPr>
-          <w:b w:val="0"/>
-        </w:rPr>
-        <w:t xml:space="preserve">Ask for one decision the learner can now justify and one situation requiring more </w:t>
-      </w:r>
-      <w:r>
-        <w:rPr>
-          <w:b/>
-        </w:rPr>
-        <w:t>evidence</w:t>
-      </w:r>
-      <w:r>
-        <w:rPr>
-          <w:b w:val="0"/>
-        </w:rPr>
-        <w:t xml:space="preserve"> or human review. Confidence ratings are separate from correct independent performance.</w:t>
-      </w:r>
-    </w:p>
-    <w:p>
-      <w:pPr>
-        <w:pStyle w:val="Heading3"/>
-      </w:pPr>
-      <w:r>
-        <w:t>Bridge to the next week</w:t>
-      </w:r>
-    </w:p>
-    <w:p>
-      <w:pPr>
-        <w:spacing w:line="336" w:lineRule="auto" w:after="180"/>
-      </w:pPr>
-      <w:r>
-        <w:rPr>
-          <w:b w:val="0"/>
-        </w:rPr>
-        <w:t xml:space="preserve">Next: Week 8: Features: Useful Clues. Retrieve today’s </w:t>
-      </w:r>
-      <w:r>
-        <w:rPr>
-          <w:b/>
-        </w:rPr>
-        <w:t>evidence</w:t>
-      </w:r>
-      <w:r>
-        <w:rPr>
-          <w:b w:val="0"/>
-        </w:rPr>
-        <w:t xml:space="preserve"> and identify what carries forward and what is new.</w:t>
-      </w:r>
-    </w:p>
-    <w:p>
-      <w:pPr>
-        <w:pStyle w:val="Heading3"/>
-      </w:pPr>
-      <w:r>
-        <w:t>Support and fresh reassessment</w:t>
-      </w:r>
-    </w:p>
-    <w:p>
-      <w:pPr>
-        <w:spacing w:line="336" w:lineRule="auto" w:after="180"/>
-      </w:pPr>
-      <w:r>
-        <w:rPr>
-          <w:b w:val="0"/>
-        </w:rPr>
-        <w:t>Provide a three-step checklist and highlight known versus unreadable fields using words as well as colour. Let learners explain orally while pointing to the criterion.</w:t>
-      </w:r>
-    </w:p>
-    <w:p>
-      <w:pPr>
-        <w:spacing w:line="336" w:lineRule="auto" w:after="180"/>
-      </w:pPr>
-      <w:r>
-        <w:rPr>
-          <w:b w:val="0"/>
-        </w:rPr>
-        <w:t xml:space="preserve">Extension: ask how a different priority policy would </w:t>
-      </w:r>
-      <w:r>
-        <w:rPr>
-          <w:b/>
-        </w:rPr>
-        <w:t>label</w:t>
-      </w:r>
-      <w:r>
-        <w:rPr>
-          <w:b w:val="0"/>
-        </w:rPr>
-        <w:t xml:space="preserve"> mixed cases, and why that change must be documented rather than silently merged into the old </w:t>
-      </w:r>
-      <w:r>
-        <w:rPr>
-          <w:b/>
-        </w:rPr>
-        <w:t>label</w:t>
-      </w:r>
-      <w:r>
-        <w:rPr>
-          <w:b w:val="0"/>
-        </w:rPr>
-        <w:t>s.</w:t>
-      </w:r>
-    </w:p>
-    <w:p>
-      <w:pPr>
-        <w:spacing w:line="336" w:lineRule="auto" w:after="180"/>
-      </w:pPr>
-      <w:r>
-        <w:rPr>
-          <w:b w:val="0"/>
-        </w:rPr>
-        <w:t xml:space="preserve">W4 is secure when all four </w:t>
-      </w:r>
-      <w:r>
-        <w:rPr>
-          <w:b/>
-        </w:rPr>
-        <w:t>label</w:t>
-      </w:r>
-      <w:r>
-        <w:rPr>
-          <w:b w:val="0"/>
-        </w:rPr>
-        <w:t xml:space="preserve">s follow the new range and codes, the reasons cite the relevant </w:t>
-      </w:r>
-      <w:r>
-        <w:rPr>
-          <w:b/>
-        </w:rPr>
-        <w:t>evidence</w:t>
-      </w:r>
-      <w:r>
-        <w:rPr>
-          <w:b w:val="0"/>
-        </w:rPr>
-        <w:t>, the mixed failure/unknown case respects priority, and ready is not treated as authorisation.</w:t>
-      </w:r>
-    </w:p>
-    <w:p>
-      <w:pPr>
-        <w:spacing w:line="336" w:lineRule="auto" w:after="180"/>
-      </w:pPr>
-      <w:r>
-        <w:rPr>
-          <w:b w:val="0"/>
-        </w:rPr>
-        <w:t xml:space="preserve">If only the </w:t>
-      </w:r>
-      <w:r>
-        <w:rPr>
-          <w:b/>
-        </w:rPr>
-        <w:t>label</w:t>
-      </w:r>
-      <w:r>
-        <w:rPr>
-          <w:b w:val="0"/>
-        </w:rPr>
         <w:t>s are correct, ask for the reasoning before recording mastery. After support, use new forms with a different maximum and codes for an uncoached retry.</w:t>
       </w:r>
     </w:p>
     <w:p>
       <w:pPr>
-        <w:spacing w:line="336" w:lineRule="auto" w:after="180"/>
-      </w:pPr>
-      <w:r>
-        <w:rPr>
-          <w:b w:val="0"/>
-        </w:rPr>
-        <w:t xml:space="preserve">Week 8 examines features: which recorded properties retain the distinctions a task needs, and which attractive-looking </w:t>
-      </w:r>
-      <w:r>
-        <w:rPr>
-          <w:b/>
-        </w:rPr>
-        <w:t>input</w:t>
-      </w:r>
-      <w:r>
-        <w:rPr>
-          <w:b w:val="0"/>
-        </w:rPr>
-        <w:t>s add little useful information.</w:t>
-      </w:r>
-    </w:p>
-    <w:p>
-      <w:pPr>
-        <w:pStyle w:val="Heading3"/>
-      </w:pPr>
-      <w:r>
-        <w:t>Plan the delayed return</w:t>
+        <w:pStyle w:val="Heading2"/>
+      </w:pPr>
+      <w:r>
+        <w:t>Plan the delayed check</w:t>
       </w:r>
     </w:p>
     <w:p>
@@ -6444,84 +6160,188 @@
     </w:p>
     <w:p>
       <w:pPr>
+        <w:pStyle w:val="Heading2"/>
+      </w:pPr>
+      <w:r>
+        <w:t>Bridge to next week</w:t>
+      </w:r>
+    </w:p>
+    <w:p>
+      <w:pPr>
+        <w:spacing w:line="336" w:lineRule="auto" w:after="180"/>
+      </w:pPr>
+      <w:r>
+        <w:rPr>
+          <w:b w:val="0"/>
+        </w:rPr>
+        <w:t xml:space="preserve">Ask for one decision the learner can now justify and one situation requiring more </w:t>
+      </w:r>
+      <w:r>
+        <w:rPr>
+          <w:b/>
+        </w:rPr>
+        <w:t>evidence</w:t>
+      </w:r>
+      <w:r>
+        <w:rPr>
+          <w:b w:val="0"/>
+        </w:rPr>
+        <w:t xml:space="preserve"> or human review. Confidence ratings are separate from correct independent performance.</w:t>
+      </w:r>
+    </w:p>
+    <w:p>
+      <w:pPr>
+        <w:spacing w:line="336" w:lineRule="auto" w:after="180"/>
+      </w:pPr>
+      <w:r>
+        <w:rPr>
+          <w:b w:val="0"/>
+        </w:rPr>
+        <w:t xml:space="preserve">Next: Week 8: Features: Useful Clues. Retrieve today’s </w:t>
+      </w:r>
+      <w:r>
+        <w:rPr>
+          <w:b/>
+        </w:rPr>
+        <w:t>evidence</w:t>
+      </w:r>
+      <w:r>
+        <w:rPr>
+          <w:b w:val="0"/>
+        </w:rPr>
+        <w:t xml:space="preserve"> and identify what carries forward and what is new.</w:t>
+      </w:r>
+    </w:p>
+    <w:p>
+      <w:pPr>
+        <w:spacing w:line="336" w:lineRule="auto" w:after="180"/>
+      </w:pPr>
+      <w:r>
+        <w:rPr>
+          <w:b w:val="0"/>
+        </w:rPr>
+        <w:t xml:space="preserve">Week 8 examines features: which recorded properties retain the distinctions a task needs, and which attractive-looking </w:t>
+      </w:r>
+      <w:r>
+        <w:rPr>
+          <w:b/>
+        </w:rPr>
+        <w:t>input</w:t>
+      </w:r>
+      <w:r>
+        <w:rPr>
+          <w:b w:val="0"/>
+        </w:rPr>
+        <w:t>s add little useful information.</w:t>
+      </w:r>
+    </w:p>
+    <w:p>
+      <w:pPr>
+        <w:pStyle w:val="Heading2"/>
+      </w:pPr>
+      <w:r>
+        <w:t>Earlier wording, alternatives and picture transcripts · reference / check after trying</w:t>
+      </w:r>
+    </w:p>
+    <w:p>
+      <w:pPr>
+        <w:spacing w:line="336" w:lineRule="auto" w:after="180"/>
+      </w:pPr>
+      <w:r>
+        <w:rPr>
+          <w:b w:val="0"/>
+        </w:rPr>
+        <w:t>Connect and extend learning</w:t>
+      </w:r>
+    </w:p>
+    <w:p>
+      <w:pPr>
         <w:pStyle w:val="Heading3"/>
       </w:pPr>
       <w:r>
+        <w:t>Helpful Classroom Sorter</w:t>
+      </w:r>
+    </w:p>
+    <w:p>
+      <w:pPr>
+        <w:pStyle w:val="Heading3"/>
+      </w:pPr>
+      <w:r>
+        <w:t>Support and stretch</w:t>
+      </w:r>
+    </w:p>
+    <w:p>
+      <w:pPr>
+        <w:pStyle w:val="Heading3"/>
+      </w:pPr>
+      <w:r>
+        <w:t>Exit reflection</w:t>
+      </w:r>
+    </w:p>
+    <w:p>
+      <w:pPr>
+        <w:pStyle w:val="Heading3"/>
+      </w:pPr>
+      <w:r>
+        <w:t>Bridge to the next week</w:t>
+      </w:r>
+    </w:p>
+    <w:p>
+      <w:pPr>
+        <w:pStyle w:val="Heading3"/>
+      </w:pPr>
+      <w:r>
+        <w:t>Support and fresh reassessment</w:t>
+      </w:r>
+    </w:p>
+    <w:p>
+      <w:pPr>
+        <w:pStyle w:val="Heading3"/>
+      </w:pPr>
+      <w:r>
+        <w:t>Plan the delayed return</w:t>
+      </w:r>
+    </w:p>
+    <w:p>
+      <w:pPr>
+        <w:pStyle w:val="Heading3"/>
+      </w:pPr>
+      <w:r>
         <w:t>Project evidence from this case</w:t>
       </w:r>
     </w:p>
     <w:p>
       <w:pPr>
+        <w:pStyle w:val="Heading1"/>
+      </w:pPr>
+      <w:r>
+        <w:t>Reference bank and extra practice</w:t>
+      </w:r>
+    </w:p>
+    <w:p>
+      <w:pPr>
+        <w:pStyle w:val="Heading1"/>
+      </w:pPr>
+      <w:r>
+        <w:t>07. Reference: alternative planning checklist</w:t>
+      </w:r>
+    </w:p>
+    <w:p>
+      <w:r>
+        <w:t>Use as a reminder alongside the main route rather than teaching the cycle twice.</w:t>
+      </w:r>
+    </w:p>
+    <w:p>
+      <w:pPr>
+        <w:pStyle w:val="Heading2"/>
+      </w:pPr>
+      <w:r>
+        <w:t>Preparation and schedule</w:t>
+      </w:r>
+    </w:p>
+    <w:p>
+      <w:pPr>
         <w:spacing w:line="336" w:lineRule="auto" w:after="180"/>
-      </w:pPr>
-      <w:r>
-        <w:rPr>
-          <w:b w:val="0"/>
-        </w:rPr>
-        <w:t xml:space="preserve">Write a sorter </w:t>
-      </w:r>
-      <w:r>
-        <w:rPr>
-          <w:b/>
-        </w:rPr>
-        <w:t>label</w:t>
-      </w:r>
-      <w:r>
-        <w:rPr>
-          <w:b w:val="0"/>
-        </w:rPr>
-        <w:t xml:space="preserve"> guide with examples of complete, invalid and unresolved </w:t>
-      </w:r>
-      <w:r>
-        <w:rPr>
-          <w:b/>
-        </w:rPr>
-        <w:t>input</w:t>
-      </w:r>
-      <w:r>
-        <w:rPr>
-          <w:b w:val="0"/>
-        </w:rPr>
-        <w:t xml:space="preserve">s before comparing </w:t>
-      </w:r>
-      <w:r>
-        <w:rPr>
-          <w:b/>
-        </w:rPr>
-        <w:t>label</w:t>
-      </w:r>
-      <w:r>
-        <w:rPr>
-          <w:b w:val="0"/>
-        </w:rPr>
-        <w:t>s.</w:t>
-      </w:r>
-    </w:p>
-    <w:p>
-      <w:pPr>
-        <w:pStyle w:val="Heading1"/>
-      </w:pPr>
-      <w:r>
-        <w:t>07. Prepare, teach and assess</w:t>
-      </w:r>
-    </w:p>
-    <w:p>
-      <w:r>
-        <w:t>Use this preparation summary alongside the detailed Categories and Labels lesson; it is a checklist rather than a replacement for the full sequence.</w:t>
-      </w:r>
-    </w:p>
-    <w:p>
-      <w:pPr>
-        <w:pStyle w:val="Heading3"/>
-      </w:pPr>
-      <w:r>
-        <w:t>Teaching target</w:t>
-      </w:r>
-    </w:p>
-    <w:p>
-      <w:pPr>
-        <w:spacing w:line="336" w:lineRule="auto" w:after="180"/>
-        <w:shd w:fill="EDF7F3"/>
       </w:pPr>
       <w:r>
         <w:rPr>
@@ -6734,6 +6554,14 @@
     </w:tbl>
     <w:p>
       <w:pPr>
+        <w:pStyle w:val="Heading2"/>
+      </w:pPr>
+      <w:r>
+        <w:t>Practice and assessment reminders</w:t>
+      </w:r>
+    </w:p>
+    <w:p>
+      <w:pPr>
         <w:spacing w:line="336" w:lineRule="auto" w:after="180"/>
       </w:pPr>
       <w:r>
@@ -6780,16 +6608,7 @@
     </w:p>
     <w:p>
       <w:pPr>
-        <w:pStyle w:val="Heading3"/>
-      </w:pPr>
-      <w:r>
-        <w:t>Supported practice answer</w:t>
-      </w:r>
-    </w:p>
-    <w:p>
-      <w:pPr>
         <w:spacing w:line="336" w:lineRule="auto" w:after="180"/>
-        <w:shd w:fill="F1F6FC"/>
       </w:pPr>
       <w:r>
         <w:rPr>
@@ -6801,7 +6620,6 @@
     <w:p>
       <w:pPr>
         <w:spacing w:line="336" w:lineRule="auto" w:after="180"/>
-        <w:shd w:fill="F1F6FC"/>
       </w:pPr>
       <w:r>
         <w:rPr>
@@ -6837,7 +6655,6 @@
     <w:p>
       <w:pPr>
         <w:spacing w:line="336" w:lineRule="auto" w:after="180"/>
-        <w:shd w:fill="F1F6FC"/>
       </w:pPr>
       <w:r>
         <w:rPr>
@@ -6882,16 +6699,7 @@
     </w:p>
     <w:p>
       <w:pPr>
-        <w:pStyle w:val="Heading3"/>
-      </w:pPr>
-      <w:r>
-        <w:t>Repair the misconception</w:t>
-      </w:r>
-    </w:p>
-    <w:p>
-      <w:pPr>
         <w:spacing w:line="336" w:lineRule="auto" w:after="180"/>
-        <w:shd w:fill="FFF5E6"/>
       </w:pPr>
       <w:r>
         <w:rPr>
@@ -6902,16 +6710,7 @@
     </w:p>
     <w:p>
       <w:pPr>
-        <w:pStyle w:val="Heading3"/>
-      </w:pPr>
-      <w:r>
-        <w:t>Support without giving away the answer</w:t>
-      </w:r>
-    </w:p>
-    <w:p>
-      <w:pPr>
         <w:spacing w:line="336" w:lineRule="auto" w:after="180"/>
-        <w:shd w:fill="F1F6F8"/>
       </w:pPr>
       <w:r>
         <w:rPr>
@@ -6946,16 +6745,7 @@
     </w:p>
     <w:p>
       <w:pPr>
-        <w:pStyle w:val="Heading3"/>
-      </w:pPr>
-      <w:r>
-        <w:t>Extend the reasoning</w:t>
-      </w:r>
-    </w:p>
-    <w:p>
-      <w:pPr>
         <w:spacing w:line="336" w:lineRule="auto" w:after="180"/>
-        <w:shd w:fill="F5F1FB"/>
       </w:pPr>
       <w:r>
         <w:rPr>
@@ -6979,7 +6769,6 @@
     <w:p>
       <w:pPr>
         <w:spacing w:line="336" w:lineRule="auto" w:after="180"/>
-        <w:shd w:fill="F5F1FB"/>
       </w:pPr>
       <w:r>
         <w:rPr>
@@ -6990,16 +6779,7 @@
     </w:p>
     <w:p>
       <w:pPr>
-        <w:pStyle w:val="Heading3"/>
-      </w:pPr>
-      <w:r>
-        <w:t>Protect the independent attempt</w:t>
-      </w:r>
-    </w:p>
-    <w:p>
-      <w:pPr>
         <w:spacing w:line="336" w:lineRule="auto" w:after="180"/>
-        <w:shd w:fill="FFF5E6"/>
       </w:pPr>
       <w:r>
         <w:rPr>
@@ -7194,16 +6974,7 @@
     </w:tbl>
     <w:p>
       <w:pPr>
-        <w:pStyle w:val="Heading3"/>
-      </w:pPr>
-      <w:r>
-        <w:t>Project checkpoint</w:t>
-      </w:r>
-    </w:p>
-    <w:p>
-      <w:pPr>
         <w:spacing w:line="336" w:lineRule="auto" w:after="180"/>
-        <w:shd w:fill="EDF7F3"/>
       </w:pPr>
       <w:r>
         <w:rPr>
@@ -7264,12 +7035,20 @@
         <w:pStyle w:val="Heading1"/>
       </w:pPr>
       <w:r>
-        <w:t>08. Use feedback, labs and repair paths</w:t>
-      </w:r>
-    </w:p>
-    <w:p>
-      <w:r>
-        <w:t>Use feedback, earlier review and portfolios purposefully. Apply the coding routine only when this lesson has an executable lab.</w:t>
+        <w:t>08. Reference: feedback and records</w:t>
+      </w:r>
+    </w:p>
+    <w:p>
+      <w:r>
+        <w:t>Use digital tools where they help retain an explanation and its evidence.</w:t>
+      </w:r>
+    </w:p>
+    <w:p>
+      <w:pPr>
+        <w:pStyle w:val="Heading2"/>
+      </w:pPr>
+      <w:r>
+        <w:t>Keep practice and independent evidence separate</w:t>
       </w:r>
     </w:p>
     <w:p>
@@ -7308,10 +7087,52 @@
     </w:p>
     <w:p>
       <w:pPr>
-        <w:pStyle w:val="Heading3"/>
-      </w:pPr>
-      <w:r>
-        <w:t>For later coding lessons</w:t>
+        <w:pStyle w:val="Heading2"/>
+      </w:pPr>
+      <w:r>
+        <w:t>Repair and portfolio records</w:t>
+      </w:r>
+    </w:p>
+    <w:p>
+      <w:pPr>
+        <w:spacing w:line="336" w:lineRule="auto" w:after="180"/>
+      </w:pPr>
+      <w:r>
+        <w:rPr>
+          <w:b w:val="0"/>
+        </w:rPr>
+        <w:t>Use the earlier worked-explanation links to address a specific missing building block, then return to the current question. Adapt this suggestion after observing the learner; it is not an automatic diagnosis.</w:t>
+      </w:r>
+    </w:p>
+    <w:p>
+      <w:pPr>
+        <w:spacing w:line="336" w:lineRule="auto" w:after="180"/>
+      </w:pPr>
+      <w:r>
+        <w:rPr>
+          <w:b w:val="0"/>
+        </w:rPr>
+        <w:t xml:space="preserve">Collect the completed-work portfolio as </w:t>
+      </w:r>
+      <w:r>
+        <w:rPr>
+          <w:b/>
+        </w:rPr>
+        <w:t>evidence</w:t>
+      </w:r>
+      <w:r>
+        <w:rPr>
+          <w:b w:val="0"/>
+        </w:rPr>
+        <w:t>. Record support separately from correctness, and assess explanation, trace/test and limitations. Progress ticks and quiz selections alone do not establish mastery.</w:t>
+      </w:r>
+    </w:p>
+    <w:p>
+      <w:pPr>
+        <w:pStyle w:val="Heading2"/>
+      </w:pPr>
+      <w:r>
+        <w:t>Earlier wording, alternatives and picture transcripts · reference / check after trying</w:t>
       </w:r>
     </w:p>
     <w:p>
@@ -7322,7 +7143,6 @@
     <w:p>
       <w:pPr>
         <w:spacing w:line="336" w:lineRule="auto" w:after="180"/>
-        <w:shd w:fill="F1F6F8"/>
       </w:pPr>
       <w:r>
         <w:rPr>
@@ -7345,77 +7165,20 @@
     </w:p>
     <w:p>
       <w:pPr>
-        <w:spacing w:line="336" w:lineRule="auto" w:after="180"/>
-      </w:pPr>
-      <w:r>
-        <w:rPr>
-          <w:b w:val="0"/>
-        </w:rPr>
-        <w:t>Use the earlier worked-explanation links to address a specific missing building block, then return to the current question. Adapt this suggestion after observing the learner; it is not an automatic diagnosis.</w:t>
-      </w:r>
-    </w:p>
-    <w:p>
-      <w:pPr>
-        <w:spacing w:line="336" w:lineRule="auto" w:after="180"/>
-      </w:pPr>
-      <w:r>
-        <w:rPr>
-          <w:b w:val="0"/>
-        </w:rPr>
-        <w:t xml:space="preserve">Collect the completed-work portfolio as </w:t>
-      </w:r>
-      <w:r>
-        <w:rPr>
-          <w:b/>
-        </w:rPr>
-        <w:t>evidence</w:t>
-      </w:r>
-      <w:r>
-        <w:rPr>
-          <w:b w:val="0"/>
-        </w:rPr>
-        <w:t>. Record support separately from correctness, and assess explanation, trace/test and limitations. Progress ticks and quiz selections alone do not establish mastery.</w:t>
-      </w:r>
-    </w:p>
-    <w:p>
-      <w:pPr>
         <w:pStyle w:val="Heading1"/>
       </w:pPr>
       <w:r>
-        <w:t>09. Visual concept journey</w:t>
-      </w:r>
-    </w:p>
-    <w:p>
-      <w:r>
-        <w:t>Show one Categories and Labels graphic at a time, request a prediction and discuss its trace before the independent assessment.</w:t>
-      </w:r>
-    </w:p>
-    <w:p>
-      <w:pPr>
-        <w:spacing w:line="336" w:lineRule="auto" w:after="180"/>
-      </w:pPr>
-      <w:r>
-        <w:rPr>
-          <w:b w:val="0"/>
-        </w:rPr>
-        <w:t xml:space="preserve">Use one picture at a time. Hide a worked result before asking for a </w:t>
-      </w:r>
-      <w:r>
-        <w:rPr>
-          <w:b/>
-        </w:rPr>
-        <w:t>prediction</w:t>
-      </w:r>
-      <w:r>
-        <w:rPr>
-          <w:b w:val="0"/>
-        </w:rPr>
-        <w:t>, then reveal it for feedback. These are supported teaching cases; retain the separate independent assessment for a fresh first attempt.</w:t>
-      </w:r>
-    </w:p>
-    <w:p>
-      <w:pPr>
-        <w:pStyle w:val="Heading3"/>
+        <w:t>09. Reference: teach with the six pictures</w:t>
+      </w:r>
+    </w:p>
+    <w:p>
+      <w:r>
+        <w:t>Choose the picture for the teaching move and connect it to the explanation.</w:t>
+      </w:r>
+    </w:p>
+    <w:p>
+      <w:pPr>
+        <w:pStyle w:val="Heading2"/>
       </w:pPr>
       <w:r>
         <w:t>01. Categories and Labels: the case</w:t>
@@ -7426,7 +7189,7 @@
         <w:drawing>
           <wp:inline xmlns:a="http://schemas.openxmlformats.org/drawingml/2006/main" xmlns:pic="http://schemas.openxmlformats.org/drawingml/2006/picture">
             <wp:extent cx="5486400" cy="2990088"/>
-            <wp:docPr id="2" name="Picture 2" descr="A fictional craft club labels cardboard-order cards ready, review or revise. Supplied facts: Allowed quantity: whole number 1–4. Required colour: red or blue. If any known field fails, revise; otherwise if a required field is blank, review; otherwise ready. Cards A=(4,red), B=(5,blank), C=(2,blank)."/>
+            <wp:docPr id="4" name="Picture 4" descr="A fictional craft club labels cardboard-order cards ready, review or revise. Supplied facts: Allowed quantity: whole number 1–4. Required colour: red or blue. If any known field fails, revise; otherwise if a required field is blank, review; otherwise ready. Cards A=(4,red), B=(5,blank), C=(2,blank)."/>
             <wp:cNvGraphicFramePr>
               <a:graphicFrameLocks noChangeAspect="1"/>
             </wp:cNvGraphicFramePr>
@@ -7438,7 +7201,7 @@
                     <pic:cNvPicPr/>
                   </pic:nvPicPr>
                   <pic:blipFill>
-                    <a:blip r:embed="rId10"/>
+                    <a:blip r:embed="rId12"/>
                     <a:stretch>
                       <a:fillRect/>
                     </a:stretch>
@@ -7494,7 +7257,6 @@
     <w:p>
       <w:pPr>
         <w:spacing w:line="336" w:lineRule="auto" w:after="180"/>
-        <w:shd w:fill="F5F1FB"/>
       </w:pPr>
       <w:r>
         <w:rPr>
@@ -7505,16 +7267,7 @@
     </w:p>
     <w:p>
       <w:pPr>
-        <w:pStyle w:val="Heading3"/>
-      </w:pPr>
-      <w:r>
-        <w:t>Discuss while showing the picture</w:t>
-      </w:r>
-    </w:p>
-    <w:p>
-      <w:pPr>
         <w:spacing w:line="336" w:lineRule="auto" w:after="180"/>
-        <w:shd w:fill="F1F6F8"/>
       </w:pPr>
       <w:r>
         <w:rPr>
@@ -7537,7 +7290,7 @@
     </w:p>
     <w:p>
       <w:pPr>
-        <w:pStyle w:val="Heading3"/>
+        <w:pStyle w:val="Heading2"/>
       </w:pPr>
       <w:r>
         <w:t>02. Follow the deciding steps</w:t>
@@ -7548,7 +7301,7 @@
         <w:drawing>
           <wp:inline xmlns:a="http://schemas.openxmlformats.org/drawingml/2006/main" xmlns:pic="http://schemas.openxmlformats.org/drawingml/2006/picture">
             <wp:extent cx="5486400" cy="4005072"/>
-            <wp:docPr id="3" name="Picture 3" descr="Read policy: Check known invalid fields before checking missing ones. → Card A: 4 is allowed and red is allowed: ready. → Card B: 5 is outside 1–4: revise, even though colour is missing. → Card C: 2 is valid but colour is blank: review."/>
+            <wp:docPr id="5" name="Picture 5" descr="Read policy: Check known invalid fields before checking missing ones. → Card A: 4 is allowed and red is allowed: ready. → Card B: 5 is outside 1–4: revise, even though colour is missing. → Card C: 2 is valid but colour is blank: review."/>
             <wp:cNvGraphicFramePr>
               <a:graphicFrameLocks noChangeAspect="1"/>
             </wp:cNvGraphicFramePr>
@@ -7560,7 +7313,7 @@
                     <pic:cNvPicPr/>
                   </pic:nvPicPr>
                   <pic:blipFill>
-                    <a:blip r:embed="rId11"/>
+                    <a:blip r:embed="rId9"/>
                     <a:stretch>
                       <a:fillRect/>
                     </a:stretch>
@@ -7593,7 +7346,6 @@
     <w:p>
       <w:pPr>
         <w:spacing w:line="336" w:lineRule="auto" w:after="180"/>
-        <w:shd w:fill="F5F1FB"/>
       </w:pPr>
       <w:r>
         <w:rPr>
@@ -7616,16 +7368,7 @@
     </w:p>
     <w:p>
       <w:pPr>
-        <w:pStyle w:val="Heading3"/>
-      </w:pPr>
-      <w:r>
-        <w:t>Discuss while showing the picture</w:t>
-      </w:r>
-    </w:p>
-    <w:p>
-      <w:pPr>
         <w:spacing w:line="336" w:lineRule="auto" w:after="180"/>
-        <w:shd w:fill="F1F6F8"/>
       </w:pPr>
       <w:r>
         <w:rPr>
@@ -7660,7 +7403,7 @@
     </w:p>
     <w:p>
       <w:pPr>
-        <w:pStyle w:val="Heading3"/>
+        <w:pStyle w:val="Heading2"/>
       </w:pPr>
       <w:r>
         <w:t>03. Three ordered checks for a calendar card</w:t>
@@ -7671,7 +7414,7 @@
         <w:drawing>
           <wp:inline xmlns:a="http://schemas.openxmlformats.org/drawingml/2006/main" xmlns:pic="http://schemas.openxmlformats.org/drawingml/2006/picture">
             <wp:extent cx="5486400" cy="3191256"/>
-            <wp:docPr id="4" name="Picture 4" descr="Three ordered checks for a calendar card. First check known values | Any known field fails its criterion | Revise even if another field is unknown. Then check missing information | No known failure but a field is blank or unreadable | Review because evidence is incomplete. Otherwise all checks have passed | Day is 1 through 30 and room is A or B | Ready under this record policy"/>
+            <wp:docPr id="6" name="Picture 6" descr="Three ordered checks for a calendar card. First check known values | Any known field fails its criterion | Revise even if another field is unknown. Then check missing information | No known failure but a field is blank or unreadable | Review because evidence is incomplete. Otherwise all checks have passed | Day is 1 through 30 and room is A or B | Ready under this record policy"/>
             <wp:cNvGraphicFramePr>
               <a:graphicFrameLocks noChangeAspect="1"/>
             </wp:cNvGraphicFramePr>
@@ -7683,7 +7426,7 @@
                     <pic:cNvPicPr/>
                   </pic:nvPicPr>
                   <pic:blipFill>
-                    <a:blip r:embed="rId12"/>
+                    <a:blip r:embed="rId10"/>
                     <a:stretch>
                       <a:fillRect/>
                     </a:stretch>
@@ -7750,7 +7493,6 @@
     <w:p>
       <w:pPr>
         <w:spacing w:line="336" w:lineRule="auto" w:after="180"/>
-        <w:shd w:fill="F5F1FB"/>
       </w:pPr>
       <w:r>
         <w:rPr>
@@ -7773,16 +7515,7 @@
     </w:p>
     <w:p>
       <w:pPr>
-        <w:pStyle w:val="Heading3"/>
-      </w:pPr>
-      <w:r>
-        <w:t>Discuss while showing the picture</w:t>
-      </w:r>
-    </w:p>
-    <w:p>
-      <w:pPr>
         <w:spacing w:line="336" w:lineRule="auto" w:after="180"/>
-        <w:shd w:fill="F1F6F8"/>
       </w:pPr>
       <w:r>
         <w:rPr>
@@ -7817,7 +7550,7 @@
     </w:p>
     <w:p>
       <w:pPr>
-        <w:pStyle w:val="Heading3"/>
+        <w:pStyle w:val="Heading2"/>
       </w:pPr>
       <w:r>
         <w:t>04. Change one thing. Trace what follows.</w:t>
@@ -7828,7 +7561,7 @@
         <w:drawing>
           <wp:inline xmlns:a="http://schemas.openxmlformats.org/drawingml/2006/main" xmlns:pic="http://schemas.openxmlformats.org/drawingml/2006/picture">
             <wp:extent cx="5486400" cy="3026664"/>
-            <wp:docPr id="5" name="Picture 5" descr="Original case: 2 is valid but colour is blank: review. Changed condition: Change B’s quantity from 5 to 4; leave colour blank. Expected result: B becomes review. Reason: The known failure is removed, but a required field is still missing."/>
+            <wp:docPr id="7" name="Picture 7" descr="Original case: 2 is valid but colour is blank: review. Changed condition: Change B’s quantity from 5 to 4; leave colour blank. Expected result: B becomes review. Reason: The known failure is removed, but a required field is still missing."/>
             <wp:cNvGraphicFramePr>
               <a:graphicFrameLocks noChangeAspect="1"/>
             </wp:cNvGraphicFramePr>
@@ -7884,7 +7617,6 @@
     <w:p>
       <w:pPr>
         <w:spacing w:line="336" w:lineRule="auto" w:after="180"/>
-        <w:shd w:fill="F5F1FB"/>
       </w:pPr>
       <w:r>
         <w:rPr>
@@ -7895,16 +7627,7 @@
     </w:p>
     <w:p>
       <w:pPr>
-        <w:pStyle w:val="Heading3"/>
-      </w:pPr>
-      <w:r>
-        <w:t>Discuss while showing the picture</w:t>
-      </w:r>
-    </w:p>
-    <w:p>
-      <w:pPr>
         <w:spacing w:line="336" w:lineRule="auto" w:after="180"/>
-        <w:shd w:fill="F1F6F8"/>
       </w:pPr>
       <w:r>
         <w:rPr>
@@ -7928,7 +7651,6 @@
     <w:p>
       <w:pPr>
         <w:spacing w:line="336" w:lineRule="auto" w:after="180"/>
-        <w:shd w:fill="F1F6F8"/>
       </w:pPr>
       <w:r>
         <w:rPr>
@@ -7939,7 +7661,7 @@
     </w:p>
     <w:p>
       <w:pPr>
-        <w:pStyle w:val="Heading3"/>
+        <w:pStyle w:val="Heading2"/>
       </w:pPr>
       <w:r>
         <w:t>05. Connect the explanation to its limit</w:t>
@@ -7950,7 +7672,7 @@
         <w:drawing>
           <wp:inline xmlns:a="http://schemas.openxmlformats.org/drawingml/2006/main" xmlns:pic="http://schemas.openxmlformats.org/drawingml/2006/picture">
             <wp:extent cx="5486400" cy="2834640"/>
-            <wp:docPr id="6" name="Picture 6" descr="Operational labels specify what a word means for this task. Two labellers using the same priority should agree on these cards. Review describes missing evidence, not a hidden assumption that the card is wrong. Revise is supported by a known failure. Limit: Agreement between labellers does not prove this policy is suitable for every school or that labels are objective truths."/>
+            <wp:docPr id="8" name="Picture 8" descr="Operational labels specify what a word means for this task. Two labellers using the same priority should agree on these cards. Review describes missing evidence, not a hidden assumption that the card is wrong. Revise is supported by a known failure. Limit: Agreement between labellers does not prove this policy is suitable for every school or that labels are objective truths."/>
             <wp:cNvGraphicFramePr>
               <a:graphicFrameLocks noChangeAspect="1"/>
             </wp:cNvGraphicFramePr>
@@ -8066,7 +7788,6 @@
     <w:p>
       <w:pPr>
         <w:spacing w:line="336" w:lineRule="auto" w:after="180"/>
-        <w:shd w:fill="F5F1FB"/>
       </w:pPr>
       <w:r>
         <w:rPr>
@@ -8077,16 +7798,7 @@
     </w:p>
     <w:p>
       <w:pPr>
-        <w:pStyle w:val="Heading3"/>
-      </w:pPr>
-      <w:r>
-        <w:t>Discuss while showing the picture</w:t>
-      </w:r>
-    </w:p>
-    <w:p>
-      <w:pPr>
         <w:spacing w:line="336" w:lineRule="auto" w:after="180"/>
-        <w:shd w:fill="F1F6F8"/>
       </w:pPr>
       <w:r>
         <w:rPr>
@@ -8110,7 +7822,6 @@
     <w:p>
       <w:pPr>
         <w:spacing w:line="336" w:lineRule="auto" w:after="180"/>
-        <w:shd w:fill="F1F6F8"/>
       </w:pPr>
       <w:r>
         <w:rPr>
@@ -8145,7 +7856,7 @@
     </w:p>
     <w:p>
       <w:pPr>
-        <w:pStyle w:val="Heading3"/>
+        <w:pStyle w:val="Heading2"/>
       </w:pPr>
       <w:r>
         <w:t>06. Make the idea visible in your project</w:t>
@@ -8156,7 +7867,7 @@
         <w:drawing>
           <wp:inline xmlns:a="http://schemas.openxmlformats.org/drawingml/2006/main" xmlns:pic="http://schemas.openxmlformats.org/drawingml/2006/picture">
             <wp:extent cx="5486400" cy="3380232"/>
-            <wp:docPr id="7" name="Picture 7" descr="Write a sorter label guide with examples of complete, invalid and unresolved inputs before comparing labels. Draw your input, deciding step, result and limit. Supported question: Explain why B originally was revise rather than review, then label its changed version."/>
+            <wp:docPr id="9" name="Picture 9" descr="Write a sorter label guide with examples of complete, invalid and unresolved inputs before comparing labels. Draw your input, deciding step, result and limit. Supported question: Explain why B originally was revise rather than review, then label its changed version."/>
             <wp:cNvGraphicFramePr>
               <a:graphicFrameLocks noChangeAspect="1"/>
             </wp:cNvGraphicFramePr>
@@ -8272,7 +7983,6 @@
     <w:p>
       <w:pPr>
         <w:spacing w:line="336" w:lineRule="auto" w:after="180"/>
-        <w:shd w:fill="F5F1FB"/>
       </w:pPr>
       <w:r>
         <w:rPr>
@@ -8295,58 +8005,127 @@
     </w:p>
     <w:p>
       <w:pPr>
+        <w:spacing w:line="336" w:lineRule="auto" w:after="180"/>
+      </w:pPr>
+      <w:r>
+        <w:rPr>
+          <w:b w:val="0"/>
+        </w:rPr>
+        <w:t xml:space="preserve">Teacher prompt: Draw your project trace and justify the deciding step using </w:t>
+      </w:r>
+      <w:r>
+        <w:rPr>
+          <w:b/>
+        </w:rPr>
+        <w:t>evidence</w:t>
+      </w:r>
+      <w:r>
+        <w:rPr>
+          <w:b w:val="0"/>
+        </w:rPr>
+        <w:t xml:space="preserve">. Ask learners to describe one </w:t>
+      </w:r>
+      <w:r>
+        <w:rPr>
+          <w:b/>
+        </w:rPr>
+        <w:t>label</w:t>
+      </w:r>
+      <w:r>
+        <w:rPr>
+          <w:b w:val="0"/>
+        </w:rPr>
+        <w:t xml:space="preserve"> or arrow in ordinary words. Use the adjacent transcript if the image is difficult to see.</w:t>
+      </w:r>
+    </w:p>
+    <w:p>
+      <w:pPr>
+        <w:spacing w:line="336" w:lineRule="auto" w:after="180"/>
+      </w:pPr>
+      <w:r>
+        <w:rPr>
+          <w:b w:val="0"/>
+        </w:rPr>
+        <w:t>Supported practice key: Quantity 5 violates the allowed range and failure has priority. With quantity 4 and missing colour, B is review.</w:t>
+      </w:r>
+    </w:p>
+    <w:p>
+      <w:pPr>
+        <w:pStyle w:val="Heading2"/>
+      </w:pPr>
+      <w:r>
+        <w:t>Earlier wording, alternatives and picture transcripts · reference / check after trying</w:t>
+      </w:r>
+    </w:p>
+    <w:p>
+      <w:pPr>
+        <w:spacing w:line="336" w:lineRule="auto" w:after="180"/>
+      </w:pPr>
+      <w:r>
+        <w:rPr>
+          <w:b w:val="0"/>
+        </w:rPr>
+        <w:t xml:space="preserve">Use one picture at a time. Hide a worked result before asking for a </w:t>
+      </w:r>
+      <w:r>
+        <w:rPr>
+          <w:b/>
+        </w:rPr>
+        <w:t>prediction</w:t>
+      </w:r>
+      <w:r>
+        <w:rPr>
+          <w:b w:val="0"/>
+        </w:rPr>
+        <w:t>, then reveal it for feedback. These are supported teaching cases; retain the separate independent assessment for a fresh first attempt.</w:t>
+      </w:r>
+    </w:p>
+    <w:p>
+      <w:pPr>
         <w:pStyle w:val="Heading3"/>
       </w:pPr>
       <w:r>
-        <w:t>Discuss while showing the picture</w:t>
-      </w:r>
-    </w:p>
-    <w:p>
-      <w:pPr>
-        <w:spacing w:line="336" w:lineRule="auto" w:after="180"/>
-        <w:shd w:fill="F1F6F8"/>
-      </w:pPr>
-      <w:r>
-        <w:rPr>
-          <w:b w:val="0"/>
-        </w:rPr>
-        <w:t xml:space="preserve">Teacher prompt: Draw your project trace and justify the deciding step using </w:t>
-      </w:r>
-      <w:r>
-        <w:rPr>
-          <w:b/>
-        </w:rPr>
-        <w:t>evidence</w:t>
-      </w:r>
-      <w:r>
-        <w:rPr>
-          <w:b w:val="0"/>
-        </w:rPr>
-        <w:t xml:space="preserve">. Ask learners to describe one </w:t>
-      </w:r>
-      <w:r>
-        <w:rPr>
-          <w:b/>
-        </w:rPr>
-        <w:t>label</w:t>
-      </w:r>
-      <w:r>
-        <w:rPr>
-          <w:b w:val="0"/>
-        </w:rPr>
-        <w:t xml:space="preserve"> or arrow in ordinary words. Use the adjacent transcript if the image is difficult to see.</w:t>
-      </w:r>
-    </w:p>
-    <w:p>
-      <w:pPr>
-        <w:spacing w:line="336" w:lineRule="auto" w:after="180"/>
-        <w:shd w:fill="F1F6F8"/>
-      </w:pPr>
-      <w:r>
-        <w:rPr>
-          <w:b w:val="0"/>
-        </w:rPr>
-        <w:t>Supported practice key: Quantity 5 violates the allowed range and failure has priority. With quantity 4 and missing colour, B is review.</w:t>
+        <w:t>01. Categories and Labels: the case</w:t>
+      </w:r>
+    </w:p>
+    <w:p>
+      <w:pPr>
+        <w:pStyle w:val="Heading3"/>
+      </w:pPr>
+      <w:r>
+        <w:t>02. Follow the deciding steps</w:t>
+      </w:r>
+    </w:p>
+    <w:p>
+      <w:pPr>
+        <w:pStyle w:val="Heading3"/>
+      </w:pPr>
+      <w:r>
+        <w:t>03. Three ordered checks for a calendar card</w:t>
+      </w:r>
+    </w:p>
+    <w:p>
+      <w:pPr>
+        <w:pStyle w:val="Heading3"/>
+      </w:pPr>
+      <w:r>
+        <w:t>04. Change one thing. Trace what follows.</w:t>
+      </w:r>
+    </w:p>
+    <w:p>
+      <w:pPr>
+        <w:pStyle w:val="Heading3"/>
+      </w:pPr>
+      <w:r>
+        <w:t>05. Connect the explanation to its limit</w:t>
+      </w:r>
+    </w:p>
+    <w:p>
+      <w:pPr>
+        <w:pStyle w:val="Heading3"/>
+      </w:pPr>
+      <w:r>
+        <w:t>06. Make the idea visible in your project</w:t>
       </w:r>
     </w:p>
     <w:sectPr>
